--- a/CV_Johnson_Mugarra_Standard.docx
+++ b/CV_Johnson_Mugarra_Standard.docx
@@ -35,16 +35,7 @@
           <w:sz w:val="22"/>
           <w:szCs w:val="22"/>
         </w:rPr>
-        <w:t>Researcher</w:t>
-      </w:r>
-      <w:r>
-        <w:rPr>
-          <w:rFonts w:ascii="Times New Roman" w:hAnsi="Times New Roman" w:cs="Times New Roman"/>
-          <w:color w:val="0070C0"/>
-          <w:sz w:val="22"/>
-          <w:szCs w:val="22"/>
-        </w:rPr>
-        <w:t xml:space="preserve">, </w:t>
+        <w:t xml:space="preserve">Researcher, </w:t>
       </w:r>
       <w:r>
         <w:rPr>
@@ -300,25 +291,7 @@
           <w:bCs/>
           <w:color w:val="1A1712"/>
         </w:rPr>
-        <w:t>Visualization</w:t>
-      </w:r>
-      <w:r>
-        <w:rPr>
-          <w:rFonts w:ascii="Times New Roman" w:hAnsi="Times New Roman" w:cs="Times New Roman"/>
-          <w:b/>
-          <w:bCs/>
-          <w:color w:val="1A1712"/>
-        </w:rPr>
-        <w:t xml:space="preserve"> &amp; </w:t>
-      </w:r>
-      <w:r>
-        <w:rPr>
-          <w:rFonts w:ascii="Times New Roman" w:hAnsi="Times New Roman" w:cs="Times New Roman"/>
-          <w:b/>
-          <w:bCs/>
-          <w:color w:val="1A1712"/>
-        </w:rPr>
-        <w:t>BI Power</w:t>
+        <w:t>Visualization &amp; BI Power</w:t>
       </w:r>
       <w:r>
         <w:rPr>
@@ -455,7 +428,16 @@
           <w:iCs/>
           <w:color w:val="0070C0"/>
         </w:rPr>
-        <w:t>Enimiro (vanilla &amp; coffee agribusiness) · Remote</w:t>
+        <w:t>Enimiro</w:t>
+      </w:r>
+      <w:r>
+        <w:rPr>
+          <w:rFonts w:ascii="Times New Roman" w:hAnsi="Times New Roman" w:cs="Times New Roman"/>
+          <w:i/>
+          <w:iCs/>
+          <w:color w:val="0070C0"/>
+        </w:rPr>
+        <w:tab/>
       </w:r>
     </w:p>
     <w:p>
@@ -1301,25 +1283,7 @@
         <w:rPr>
           <w:rFonts w:ascii="Times New Roman" w:hAnsi="Times New Roman" w:cs="Times New Roman"/>
         </w:rPr>
-        <w:t>Analyzed</w:t>
-      </w:r>
-      <w:r>
-        <w:rPr>
-          <w:rFonts w:ascii="Times New Roman" w:hAnsi="Times New Roman" w:cs="Times New Roman"/>
-        </w:rPr>
-        <w:t xml:space="preserve"> social-media data for </w:t>
-      </w:r>
-      <w:r>
-        <w:rPr>
-          <w:rFonts w:ascii="Times New Roman" w:hAnsi="Times New Roman" w:cs="Times New Roman"/>
-        </w:rPr>
-        <w:t>sentiment and</w:t>
-      </w:r>
-      <w:r>
-        <w:rPr>
-          <w:rFonts w:ascii="Times New Roman" w:hAnsi="Times New Roman" w:cs="Times New Roman"/>
-        </w:rPr>
-        <w:t xml:space="preserve"> modelled the network of users and interactions to study how information flows.</w:t>
+        <w:t>Analyzed social-media data for sentiment and modelled the network of users and interactions to study how information flows.</w:t>
       </w:r>
     </w:p>
     <w:p>

--- a/CV_Johnson_Mugarra_Standard.docx
+++ b/CV_Johnson_Mugarra_Standard.docx
@@ -8,16 +8,16 @@
         <w:jc w:val="center"/>
         <w:rPr>
           <w:rFonts w:ascii="Times New Roman" w:hAnsi="Times New Roman" w:cs="Times New Roman"/>
-          <w:sz w:val="48"/>
-          <w:szCs w:val="48"/>
+          <w:sz w:val="21"/>
+          <w:szCs w:val="21"/>
         </w:rPr>
       </w:pPr>
       <w:r>
         <w:rPr>
           <w:rFonts w:ascii="Times New Roman" w:hAnsi="Times New Roman" w:cs="Times New Roman"/>
           <w:b/>
-          <w:sz w:val="48"/>
-          <w:szCs w:val="48"/>
+          <w:sz w:val="21"/>
+          <w:szCs w:val="21"/>
         </w:rPr>
         <w:t>JOHNSON MUGARRA</w:t>
       </w:r>
@@ -28,94 +28,111 @@
         <w:jc w:val="center"/>
         <w:rPr>
           <w:rFonts w:ascii="Times New Roman" w:hAnsi="Times New Roman" w:cs="Times New Roman"/>
+          <w:sz w:val="21"/>
+          <w:szCs w:val="21"/>
         </w:rPr>
       </w:pPr>
       <w:r>
         <w:rPr>
           <w:rFonts w:ascii="Times New Roman" w:hAnsi="Times New Roman" w:cs="Times New Roman"/>
+          <w:sz w:val="21"/>
+          <w:szCs w:val="21"/>
         </w:rPr>
         <w:t>Research and Data Consultant, Technical Lead Consultant, Research Associate</w:t>
       </w:r>
     </w:p>
     <w:p>
       <w:pPr>
-        <w:spacing w:line="240" w:lineRule="auto"/>
+        <w:spacing w:after="0" w:line="240" w:lineRule="auto"/>
         <w:jc w:val="center"/>
         <w:rPr>
           <w:rFonts w:ascii="Times New Roman" w:hAnsi="Times New Roman" w:cs="Times New Roman"/>
+          <w:sz w:val="21"/>
+          <w:szCs w:val="21"/>
         </w:rPr>
       </w:pPr>
       <w:r>
         <w:rPr>
           <w:rFonts w:ascii="Times New Roman" w:hAnsi="Times New Roman" w:cs="Times New Roman"/>
+          <w:sz w:val="21"/>
+          <w:szCs w:val="21"/>
         </w:rPr>
         <w:t>Kampala, Uganda, +256 777 108 405, johnsonmugarra@yahoo.com, johnsonmugarra.com</w:t>
       </w:r>
     </w:p>
     <w:p>
       <w:pPr>
-        <w:spacing w:before="200" w:after="60" w:line="240" w:lineRule="auto"/>
-        <w:rPr>
-          <w:rFonts w:ascii="Times New Roman" w:hAnsi="Times New Roman" w:cs="Times New Roman"/>
+        <w:spacing w:after="0" w:line="240" w:lineRule="auto"/>
+        <w:jc w:val="center"/>
+        <w:rPr>
+          <w:rFonts w:ascii="Times New Roman" w:hAnsi="Times New Roman" w:cs="Times New Roman"/>
+          <w:sz w:val="21"/>
+          <w:szCs w:val="21"/>
+        </w:rPr>
+      </w:pPr>
+    </w:p>
+    <w:p>
+      <w:pPr>
+        <w:spacing w:after="0" w:line="240" w:lineRule="auto"/>
+        <w:rPr>
+          <w:rFonts w:ascii="Times New Roman" w:hAnsi="Times New Roman" w:cs="Times New Roman"/>
+          <w:sz w:val="21"/>
+          <w:szCs w:val="21"/>
         </w:rPr>
       </w:pPr>
       <w:r>
         <w:rPr>
           <w:rFonts w:ascii="Times New Roman" w:hAnsi="Times New Roman" w:cs="Times New Roman"/>
           <w:b/>
+          <w:sz w:val="21"/>
+          <w:szCs w:val="21"/>
         </w:rPr>
         <w:t>PROFESSIONAL SUMMARY</w:t>
       </w:r>
     </w:p>
     <w:p>
       <w:pPr>
-        <w:spacing w:line="240" w:lineRule="auto"/>
-        <w:rPr>
-          <w:rFonts w:ascii="Times New Roman" w:hAnsi="Times New Roman" w:cs="Times New Roman"/>
+        <w:spacing w:after="0" w:line="240" w:lineRule="auto"/>
+        <w:rPr>
+          <w:rFonts w:ascii="Times New Roman" w:hAnsi="Times New Roman" w:cs="Times New Roman"/>
+          <w:sz w:val="21"/>
+          <w:szCs w:val="21"/>
         </w:rPr>
       </w:pPr>
       <w:r>
         <w:rPr>
           <w:rFonts w:ascii="Times New Roman" w:hAnsi="Times New Roman" w:cs="Times New Roman"/>
-        </w:rPr>
-        <w:t>Research and data consultant with experience across proposal development</w:t>
-      </w:r>
-      <w:r>
-        <w:rPr>
-          <w:rFonts w:ascii="Times New Roman" w:hAnsi="Times New Roman" w:cs="Times New Roman"/>
-        </w:rPr>
-        <w:t xml:space="preserve"> (grants and consultancies)</w:t>
-      </w:r>
-      <w:r>
-        <w:rPr>
-          <w:rFonts w:ascii="Times New Roman" w:hAnsi="Times New Roman" w:cs="Times New Roman"/>
-        </w:rPr>
-        <w:t xml:space="preserve">, applied research, and field data systems. At the Center for Research and Communication, coordinated proposals and provided technical leadership for evaluations covering design, sampling, tools, data quality, analysis, and reporting. </w:t>
-      </w:r>
-      <w:r>
-        <w:rPr>
-          <w:rFonts w:ascii="Times New Roman" w:hAnsi="Times New Roman" w:cs="Times New Roman"/>
-        </w:rPr>
-        <w:t>While at Enimiro, b</w:t>
-      </w:r>
-      <w:r>
-        <w:rPr>
-          <w:rFonts w:ascii="Times New Roman" w:hAnsi="Times New Roman" w:cs="Times New Roman"/>
-        </w:rPr>
-        <w:t>uilt and maintained SurveyCTO to PostgreSQL data pipelines, dashboards, and farmer data systems. Conducted vanilla value-chain research on harvest timing with Makerere University, MAAIF, and partners. Earlier work includes process evaluation support at Innovations for Poverty Action, qualitative field research for USAID SITES, and research assignments at Bronkar. M.Sc. Data Science (MAHE, 2024) and B.Sc. Agriculture (Makerere, 2021).</w:t>
+          <w:sz w:val="21"/>
+          <w:szCs w:val="21"/>
+        </w:rPr>
+        <w:t xml:space="preserve">Research and data consultant with experience across proposal development, applied research, and field data systems. At the Center for Research and Communication, coordinated proposals and provided technical leadership for evaluations covering design, sampling, tools, data quality, analysis, and reporting. At Enimiro, built and maintained SurveyCTO to PostgreSQL data pipelines, dashboards, and farmer data systems. Conducted vanilla value-chain research on harvest timing with Makerere University, MAAIF, and partners. Earlier work includes process evaluation support at Innovations for Poverty Action, qualitative field research for USAID SITES, and research assignments at Bronkar. </w:t>
       </w:r>
     </w:p>
     <w:p>
       <w:pPr>
-        <w:spacing w:before="200" w:after="60" w:line="240" w:lineRule="auto"/>
-        <w:rPr>
-          <w:rFonts w:ascii="Times New Roman" w:hAnsi="Times New Roman" w:cs="Times New Roman"/>
+        <w:spacing w:after="0" w:line="240" w:lineRule="auto"/>
+        <w:rPr>
+          <w:rFonts w:ascii="Times New Roman" w:hAnsi="Times New Roman" w:cs="Times New Roman"/>
+          <w:sz w:val="21"/>
+          <w:szCs w:val="21"/>
+        </w:rPr>
+      </w:pPr>
+    </w:p>
+    <w:p>
+      <w:pPr>
+        <w:spacing w:after="0" w:line="240" w:lineRule="auto"/>
+        <w:rPr>
+          <w:rFonts w:ascii="Times New Roman" w:hAnsi="Times New Roman" w:cs="Times New Roman"/>
+          <w:sz w:val="21"/>
+          <w:szCs w:val="21"/>
         </w:rPr>
       </w:pPr>
       <w:r>
         <w:rPr>
           <w:rFonts w:ascii="Times New Roman" w:hAnsi="Times New Roman" w:cs="Times New Roman"/>
           <w:b/>
+          <w:sz w:val="21"/>
+          <w:szCs w:val="21"/>
         </w:rPr>
         <w:t>CORE SKILLS</w:t>
       </w:r>
@@ -127,14 +144,18 @@
           <w:ilvl w:val="0"/>
           <w:numId w:val="10"/>
         </w:numPr>
-        <w:spacing w:after="20" w:line="240" w:lineRule="auto"/>
-        <w:rPr>
-          <w:rFonts w:ascii="Times New Roman" w:hAnsi="Times New Roman" w:cs="Times New Roman"/>
+        <w:spacing w:after="0" w:line="240" w:lineRule="auto"/>
+        <w:rPr>
+          <w:rFonts w:ascii="Times New Roman" w:hAnsi="Times New Roman" w:cs="Times New Roman"/>
+          <w:sz w:val="21"/>
+          <w:szCs w:val="21"/>
         </w:rPr>
       </w:pPr>
       <w:r>
         <w:rPr>
           <w:rFonts w:ascii="Times New Roman" w:hAnsi="Times New Roman" w:cs="Times New Roman"/>
+          <w:sz w:val="21"/>
+          <w:szCs w:val="21"/>
         </w:rPr>
         <w:t>Statistical software: Stata, R, Python, SQL, SAS, SPSS, Excel</w:t>
       </w:r>
@@ -146,14 +167,18 @@
           <w:ilvl w:val="0"/>
           <w:numId w:val="10"/>
         </w:numPr>
-        <w:spacing w:after="20" w:line="240" w:lineRule="auto"/>
-        <w:rPr>
-          <w:rFonts w:ascii="Times New Roman" w:hAnsi="Times New Roman" w:cs="Times New Roman"/>
+        <w:spacing w:after="0" w:line="240" w:lineRule="auto"/>
+        <w:rPr>
+          <w:rFonts w:ascii="Times New Roman" w:hAnsi="Times New Roman" w:cs="Times New Roman"/>
+          <w:sz w:val="21"/>
+          <w:szCs w:val="21"/>
         </w:rPr>
       </w:pPr>
       <w:r>
         <w:rPr>
           <w:rFonts w:ascii="Times New Roman" w:hAnsi="Times New Roman" w:cs="Times New Roman"/>
+          <w:sz w:val="21"/>
+          <w:szCs w:val="21"/>
         </w:rPr>
         <w:t>Research and evaluation: survey design, piloting and translation, computer-assisted interviewing, key informant interviews, focus group discussions, transcription</w:t>
       </w:r>
@@ -165,14 +190,18 @@
           <w:ilvl w:val="0"/>
           <w:numId w:val="10"/>
         </w:numPr>
-        <w:spacing w:after="20" w:line="240" w:lineRule="auto"/>
-        <w:rPr>
-          <w:rFonts w:ascii="Times New Roman" w:hAnsi="Times New Roman" w:cs="Times New Roman"/>
+        <w:spacing w:after="0" w:line="240" w:lineRule="auto"/>
+        <w:rPr>
+          <w:rFonts w:ascii="Times New Roman" w:hAnsi="Times New Roman" w:cs="Times New Roman"/>
+          <w:sz w:val="21"/>
+          <w:szCs w:val="21"/>
         </w:rPr>
       </w:pPr>
       <w:r>
         <w:rPr>
           <w:rFonts w:ascii="Times New Roman" w:hAnsi="Times New Roman" w:cs="Times New Roman"/>
+          <w:sz w:val="21"/>
+          <w:szCs w:val="21"/>
         </w:rPr>
         <w:t>Data collection and quality: questionnaires, tablet-based collection, enumerator training and supervision, validation, back-up and documentation</w:t>
       </w:r>
@@ -184,14 +213,18 @@
           <w:ilvl w:val="0"/>
           <w:numId w:val="10"/>
         </w:numPr>
-        <w:spacing w:after="20" w:line="240" w:lineRule="auto"/>
-        <w:rPr>
-          <w:rFonts w:ascii="Times New Roman" w:hAnsi="Times New Roman" w:cs="Times New Roman"/>
+        <w:spacing w:after="0" w:line="240" w:lineRule="auto"/>
+        <w:rPr>
+          <w:rFonts w:ascii="Times New Roman" w:hAnsi="Times New Roman" w:cs="Times New Roman"/>
+          <w:sz w:val="21"/>
+          <w:szCs w:val="21"/>
         </w:rPr>
       </w:pPr>
       <w:r>
         <w:rPr>
           <w:rFonts w:ascii="Times New Roman" w:hAnsi="Times New Roman" w:cs="Times New Roman"/>
+          <w:sz w:val="21"/>
+          <w:szCs w:val="21"/>
         </w:rPr>
         <w:t>Visualization and reporting: Power BI, Tableau, dashboards, donor-ready reports</w:t>
       </w:r>
@@ -203,14 +236,18 @@
           <w:ilvl w:val="0"/>
           <w:numId w:val="10"/>
         </w:numPr>
-        <w:spacing w:after="20" w:line="240" w:lineRule="auto"/>
-        <w:rPr>
-          <w:rFonts w:ascii="Times New Roman" w:hAnsi="Times New Roman" w:cs="Times New Roman"/>
+        <w:spacing w:after="0" w:line="240" w:lineRule="auto"/>
+        <w:rPr>
+          <w:rFonts w:ascii="Times New Roman" w:hAnsi="Times New Roman" w:cs="Times New Roman"/>
+          <w:sz w:val="21"/>
+          <w:szCs w:val="21"/>
         </w:rPr>
       </w:pPr>
       <w:r>
         <w:rPr>
           <w:rFonts w:ascii="Times New Roman" w:hAnsi="Times New Roman" w:cs="Times New Roman"/>
+          <w:sz w:val="21"/>
+          <w:szCs w:val="21"/>
         </w:rPr>
         <w:t>Data systems: SurveyCTO API, PostgreSQL, Google Sheets, ETL pipelines, GeoPandas</w:t>
       </w:r>
@@ -222,59 +259,133 @@
           <w:ilvl w:val="0"/>
           <w:numId w:val="10"/>
         </w:numPr>
-        <w:spacing w:after="20" w:line="240" w:lineRule="auto"/>
-        <w:rPr>
-          <w:rFonts w:ascii="Times New Roman" w:hAnsi="Times New Roman" w:cs="Times New Roman"/>
+        <w:spacing w:after="0" w:line="240" w:lineRule="auto"/>
+        <w:rPr>
+          <w:rFonts w:ascii="Times New Roman" w:hAnsi="Times New Roman" w:cs="Times New Roman"/>
+          <w:sz w:val="21"/>
+          <w:szCs w:val="21"/>
         </w:rPr>
       </w:pPr>
       <w:r>
         <w:rPr>
           <w:rFonts w:ascii="Times New Roman" w:hAnsi="Times New Roman" w:cs="Times New Roman"/>
-        </w:rPr>
-        <w:t>Proposal development: strategy, technical writing, methodologies and work plans, budgeting support, quality assurance</w:t>
+          <w:sz w:val="21"/>
+          <w:szCs w:val="21"/>
+        </w:rPr>
+        <w:t xml:space="preserve">Proposal </w:t>
+      </w:r>
+      <w:r>
+        <w:rPr>
+          <w:rFonts w:ascii="Times New Roman" w:hAnsi="Times New Roman" w:cs="Times New Roman"/>
+          <w:sz w:val="21"/>
+          <w:szCs w:val="21"/>
+        </w:rPr>
+        <w:t>development</w:t>
+      </w:r>
+      <w:r>
+        <w:rPr>
+          <w:rFonts w:ascii="Times New Roman" w:hAnsi="Times New Roman" w:cs="Times New Roman"/>
+          <w:sz w:val="21"/>
+          <w:szCs w:val="21"/>
+        </w:rPr>
+        <w:t xml:space="preserve">: </w:t>
+      </w:r>
+      <w:r>
+        <w:rPr>
+          <w:rFonts w:ascii="Times New Roman" w:hAnsi="Times New Roman" w:cs="Times New Roman"/>
+          <w:sz w:val="21"/>
+          <w:szCs w:val="21"/>
+        </w:rPr>
+        <w:t xml:space="preserve">concept note, </w:t>
+      </w:r>
+      <w:r>
+        <w:rPr>
+          <w:rFonts w:ascii="Times New Roman" w:hAnsi="Times New Roman" w:cs="Times New Roman"/>
+          <w:sz w:val="21"/>
+          <w:szCs w:val="21"/>
+        </w:rPr>
+        <w:t xml:space="preserve">strategy, </w:t>
+      </w:r>
+      <w:r>
+        <w:rPr>
+          <w:rFonts w:ascii="Times New Roman" w:hAnsi="Times New Roman" w:cs="Times New Roman"/>
+          <w:sz w:val="21"/>
+          <w:szCs w:val="21"/>
+        </w:rPr>
+        <w:t xml:space="preserve">design, </w:t>
+      </w:r>
+      <w:r>
+        <w:rPr>
+          <w:rFonts w:ascii="Times New Roman" w:hAnsi="Times New Roman" w:cs="Times New Roman"/>
+          <w:sz w:val="21"/>
+          <w:szCs w:val="21"/>
+        </w:rPr>
+        <w:t>methodologies and work plans, budgeting, quality assurance</w:t>
       </w:r>
     </w:p>
     <w:p>
       <w:pPr>
-        <w:spacing w:before="200" w:after="60" w:line="240" w:lineRule="auto"/>
-        <w:rPr>
-          <w:rFonts w:ascii="Times New Roman" w:hAnsi="Times New Roman" w:cs="Times New Roman"/>
+        <w:spacing w:after="0" w:line="240" w:lineRule="auto"/>
+        <w:rPr>
+          <w:rFonts w:ascii="Times New Roman" w:hAnsi="Times New Roman" w:cs="Times New Roman"/>
+          <w:sz w:val="21"/>
+          <w:szCs w:val="21"/>
+        </w:rPr>
+      </w:pPr>
+    </w:p>
+    <w:p>
+      <w:pPr>
+        <w:spacing w:after="0" w:line="240" w:lineRule="auto"/>
+        <w:rPr>
+          <w:rFonts w:ascii="Times New Roman" w:hAnsi="Times New Roman" w:cs="Times New Roman"/>
+          <w:sz w:val="21"/>
+          <w:szCs w:val="21"/>
         </w:rPr>
       </w:pPr>
       <w:r>
         <w:rPr>
           <w:rFonts w:ascii="Times New Roman" w:hAnsi="Times New Roman" w:cs="Times New Roman"/>
           <w:b/>
+          <w:sz w:val="21"/>
+          <w:szCs w:val="21"/>
         </w:rPr>
         <w:t>WORK EXPERIENCE</w:t>
       </w:r>
     </w:p>
     <w:p>
       <w:pPr>
-        <w:spacing w:before="140" w:after="0" w:line="240" w:lineRule="auto"/>
-        <w:rPr>
-          <w:rFonts w:ascii="Times New Roman" w:hAnsi="Times New Roman" w:cs="Times New Roman"/>
+        <w:spacing w:after="0" w:line="240" w:lineRule="auto"/>
+        <w:rPr>
+          <w:rFonts w:ascii="Times New Roman" w:hAnsi="Times New Roman" w:cs="Times New Roman"/>
+          <w:sz w:val="21"/>
+          <w:szCs w:val="21"/>
         </w:rPr>
       </w:pPr>
       <w:r>
         <w:rPr>
           <w:rFonts w:ascii="Times New Roman" w:hAnsi="Times New Roman" w:cs="Times New Roman"/>
           <w:b/>
+          <w:sz w:val="21"/>
+          <w:szCs w:val="21"/>
         </w:rPr>
         <w:t>Research and Data Consultant, July 2026 - January 2027</w:t>
       </w:r>
     </w:p>
     <w:p>
       <w:pPr>
-        <w:spacing w:line="240" w:lineRule="auto"/>
-        <w:rPr>
-          <w:rFonts w:ascii="Times New Roman" w:hAnsi="Times New Roman" w:cs="Times New Roman"/>
+        <w:spacing w:after="0" w:line="240" w:lineRule="auto"/>
+        <w:rPr>
+          <w:rFonts w:ascii="Times New Roman" w:hAnsi="Times New Roman" w:cs="Times New Roman"/>
+          <w:sz w:val="21"/>
+          <w:szCs w:val="21"/>
         </w:rPr>
       </w:pPr>
       <w:r>
         <w:rPr>
           <w:rFonts w:ascii="Times New Roman" w:hAnsi="Times New Roman" w:cs="Times New Roman"/>
           <w:i/>
+          <w:sz w:val="21"/>
+          <w:szCs w:val="21"/>
         </w:rPr>
         <w:t>Enimiro Products Uganda Ltd, Kayunga, Uganda</w:t>
       </w:r>
@@ -286,14 +397,18 @@
           <w:ilvl w:val="0"/>
           <w:numId w:val="10"/>
         </w:numPr>
-        <w:spacing w:after="20" w:line="240" w:lineRule="auto"/>
-        <w:rPr>
-          <w:rFonts w:ascii="Times New Roman" w:hAnsi="Times New Roman" w:cs="Times New Roman"/>
+        <w:spacing w:after="0" w:line="240" w:lineRule="auto"/>
+        <w:rPr>
+          <w:rFonts w:ascii="Times New Roman" w:hAnsi="Times New Roman" w:cs="Times New Roman"/>
+          <w:sz w:val="21"/>
+          <w:szCs w:val="21"/>
         </w:rPr>
       </w:pPr>
       <w:r>
         <w:rPr>
           <w:rFonts w:ascii="Times New Roman" w:hAnsi="Times New Roman" w:cs="Times New Roman"/>
+          <w:sz w:val="21"/>
+          <w:szCs w:val="21"/>
         </w:rPr>
         <w:t>Coordinated with the data team to collect, clean, and organize operational data on farmer activities, crop production, sales, and sustainability programs.</w:t>
       </w:r>
@@ -305,14 +420,18 @@
           <w:ilvl w:val="0"/>
           <w:numId w:val="10"/>
         </w:numPr>
-        <w:spacing w:after="20" w:line="240" w:lineRule="auto"/>
-        <w:rPr>
-          <w:rFonts w:ascii="Times New Roman" w:hAnsi="Times New Roman" w:cs="Times New Roman"/>
+        <w:spacing w:after="0" w:line="240" w:lineRule="auto"/>
+        <w:rPr>
+          <w:rFonts w:ascii="Times New Roman" w:hAnsi="Times New Roman" w:cs="Times New Roman"/>
+          <w:sz w:val="21"/>
+          <w:szCs w:val="21"/>
         </w:rPr>
       </w:pPr>
       <w:r>
         <w:rPr>
           <w:rFonts w:ascii="Times New Roman" w:hAnsi="Times New Roman" w:cs="Times New Roman"/>
+          <w:sz w:val="21"/>
+          <w:szCs w:val="21"/>
         </w:rPr>
         <w:t>Maintained a Python pipeline moving SurveyCTO submissions into PostgreSQL raw, clean, and analysis tables, with photo handling and scheduled exports to Google Sheets for dashboards.</w:t>
       </w:r>
@@ -324,14 +443,18 @@
           <w:ilvl w:val="0"/>
           <w:numId w:val="10"/>
         </w:numPr>
-        <w:spacing w:after="20" w:line="240" w:lineRule="auto"/>
-        <w:rPr>
-          <w:rFonts w:ascii="Times New Roman" w:hAnsi="Times New Roman" w:cs="Times New Roman"/>
+        <w:spacing w:after="0" w:line="240" w:lineRule="auto"/>
+        <w:rPr>
+          <w:rFonts w:ascii="Times New Roman" w:hAnsi="Times New Roman" w:cs="Times New Roman"/>
+          <w:sz w:val="21"/>
+          <w:szCs w:val="21"/>
         </w:rPr>
       </w:pPr>
       <w:r>
         <w:rPr>
           <w:rFonts w:ascii="Times New Roman" w:hAnsi="Times New Roman" w:cs="Times New Roman"/>
+          <w:sz w:val="21"/>
+          <w:szCs w:val="21"/>
         </w:rPr>
         <w:t>Matched GPS records to district boundaries and maintained the farmer master with merge and change logs for auditability.</w:t>
       </w:r>
@@ -343,14 +466,18 @@
           <w:ilvl w:val="0"/>
           <w:numId w:val="10"/>
         </w:numPr>
-        <w:spacing w:after="20" w:line="240" w:lineRule="auto"/>
-        <w:rPr>
-          <w:rFonts w:ascii="Times New Roman" w:hAnsi="Times New Roman" w:cs="Times New Roman"/>
+        <w:spacing w:after="0" w:line="240" w:lineRule="auto"/>
+        <w:rPr>
+          <w:rFonts w:ascii="Times New Roman" w:hAnsi="Times New Roman" w:cs="Times New Roman"/>
+          <w:sz w:val="21"/>
+          <w:szCs w:val="21"/>
         </w:rPr>
       </w:pPr>
       <w:r>
         <w:rPr>
           <w:rFonts w:ascii="Times New Roman" w:hAnsi="Times New Roman" w:cs="Times New Roman"/>
+          <w:sz w:val="21"/>
+          <w:szCs w:val="21"/>
         </w:rPr>
         <w:t>Built and maintained dashboards and reports tracking performance indicators for management and the board.</w:t>
       </w:r>
@@ -362,26 +489,34 @@
           <w:ilvl w:val="0"/>
           <w:numId w:val="10"/>
         </w:numPr>
-        <w:spacing w:after="20" w:line="240" w:lineRule="auto"/>
-        <w:rPr>
-          <w:rFonts w:ascii="Times New Roman" w:hAnsi="Times New Roman" w:cs="Times New Roman"/>
+        <w:spacing w:after="0" w:line="240" w:lineRule="auto"/>
+        <w:rPr>
+          <w:rFonts w:ascii="Times New Roman" w:hAnsi="Times New Roman" w:cs="Times New Roman"/>
+          <w:sz w:val="21"/>
+          <w:szCs w:val="21"/>
         </w:rPr>
       </w:pPr>
       <w:r>
         <w:rPr>
           <w:rFonts w:ascii="Times New Roman" w:hAnsi="Times New Roman" w:cs="Times New Roman"/>
+          <w:sz w:val="21"/>
+          <w:szCs w:val="21"/>
         </w:rPr>
         <w:t xml:space="preserve">Ran statistical and trend checks to highlight risks and </w:t>
       </w:r>
       <w:r>
         <w:rPr>
           <w:rFonts w:ascii="Times New Roman" w:hAnsi="Times New Roman" w:cs="Times New Roman"/>
+          <w:sz w:val="21"/>
+          <w:szCs w:val="21"/>
         </w:rPr>
         <w:t>opportunities and</w:t>
       </w:r>
       <w:r>
         <w:rPr>
           <w:rFonts w:ascii="Times New Roman" w:hAnsi="Times New Roman" w:cs="Times New Roman"/>
+          <w:sz w:val="21"/>
+          <w:szCs w:val="21"/>
         </w:rPr>
         <w:t xml:space="preserve"> translated findings into training manuals and field guidance.</w:t>
       </w:r>
@@ -393,44 +528,67 @@
           <w:ilvl w:val="0"/>
           <w:numId w:val="10"/>
         </w:numPr>
-        <w:spacing w:after="20" w:line="240" w:lineRule="auto"/>
-        <w:rPr>
-          <w:rFonts w:ascii="Times New Roman" w:hAnsi="Times New Roman" w:cs="Times New Roman"/>
+        <w:spacing w:after="0" w:line="240" w:lineRule="auto"/>
+        <w:rPr>
+          <w:rFonts w:ascii="Times New Roman" w:hAnsi="Times New Roman" w:cs="Times New Roman"/>
+          <w:sz w:val="21"/>
+          <w:szCs w:val="21"/>
         </w:rPr>
       </w:pPr>
       <w:r>
         <w:rPr>
           <w:rFonts w:ascii="Times New Roman" w:hAnsi="Times New Roman" w:cs="Times New Roman"/>
+          <w:sz w:val="21"/>
+          <w:szCs w:val="21"/>
         </w:rPr>
         <w:t>Supported crop productivity and supply-chain research, updated survey tools and monitoring forms, trained staff on data use, and documented methods for donor and certification reporting.</w:t>
       </w:r>
     </w:p>
     <w:p>
       <w:pPr>
-        <w:spacing w:before="140" w:after="0" w:line="240" w:lineRule="auto"/>
-        <w:rPr>
-          <w:rFonts w:ascii="Times New Roman" w:hAnsi="Times New Roman" w:cs="Times New Roman"/>
+        <w:spacing w:after="0" w:line="240" w:lineRule="auto"/>
+        <w:rPr>
+          <w:rFonts w:ascii="Times New Roman" w:hAnsi="Times New Roman" w:cs="Times New Roman"/>
+          <w:b/>
+          <w:sz w:val="21"/>
+          <w:szCs w:val="21"/>
+        </w:rPr>
+      </w:pPr>
+    </w:p>
+    <w:p>
+      <w:pPr>
+        <w:spacing w:after="0" w:line="240" w:lineRule="auto"/>
+        <w:rPr>
+          <w:rFonts w:ascii="Times New Roman" w:hAnsi="Times New Roman" w:cs="Times New Roman"/>
+          <w:sz w:val="21"/>
+          <w:szCs w:val="21"/>
         </w:rPr>
       </w:pPr>
       <w:r>
         <w:rPr>
           <w:rFonts w:ascii="Times New Roman" w:hAnsi="Times New Roman" w:cs="Times New Roman"/>
           <w:b/>
+          <w:sz w:val="21"/>
+          <w:szCs w:val="21"/>
         </w:rPr>
         <w:t>Technical Lead Consultant, January 2025 - June 2026</w:t>
       </w:r>
     </w:p>
     <w:p>
       <w:pPr>
-        <w:spacing w:line="240" w:lineRule="auto"/>
-        <w:rPr>
-          <w:rFonts w:ascii="Times New Roman" w:hAnsi="Times New Roman" w:cs="Times New Roman"/>
+        <w:spacing w:after="0" w:line="240" w:lineRule="auto"/>
+        <w:rPr>
+          <w:rFonts w:ascii="Times New Roman" w:hAnsi="Times New Roman" w:cs="Times New Roman"/>
+          <w:sz w:val="21"/>
+          <w:szCs w:val="21"/>
         </w:rPr>
       </w:pPr>
       <w:r>
         <w:rPr>
           <w:rFonts w:ascii="Times New Roman" w:hAnsi="Times New Roman" w:cs="Times New Roman"/>
           <w:i/>
+          <w:sz w:val="21"/>
+          <w:szCs w:val="21"/>
         </w:rPr>
         <w:t>Center for Research and Communication (CRC), Remote</w:t>
       </w:r>
@@ -442,14 +600,18 @@
           <w:ilvl w:val="0"/>
           <w:numId w:val="10"/>
         </w:numPr>
-        <w:spacing w:after="20" w:line="240" w:lineRule="auto"/>
-        <w:rPr>
-          <w:rFonts w:ascii="Times New Roman" w:hAnsi="Times New Roman" w:cs="Times New Roman"/>
+        <w:spacing w:after="0" w:line="240" w:lineRule="auto"/>
+        <w:rPr>
+          <w:rFonts w:ascii="Times New Roman" w:hAnsi="Times New Roman" w:cs="Times New Roman"/>
+          <w:sz w:val="21"/>
+          <w:szCs w:val="21"/>
         </w:rPr>
       </w:pPr>
       <w:r>
         <w:rPr>
           <w:rFonts w:ascii="Times New Roman" w:hAnsi="Times New Roman" w:cs="Times New Roman"/>
+          <w:sz w:val="21"/>
+          <w:szCs w:val="21"/>
         </w:rPr>
         <w:t>Reviewed client requirements and evaluation criteria to shape proposal strategy and coordinated inputs across team members and specialists to meet deadlines.</w:t>
       </w:r>
@@ -461,14 +623,18 @@
           <w:ilvl w:val="0"/>
           <w:numId w:val="10"/>
         </w:numPr>
-        <w:spacing w:after="20" w:line="240" w:lineRule="auto"/>
-        <w:rPr>
-          <w:rFonts w:ascii="Times New Roman" w:hAnsi="Times New Roman" w:cs="Times New Roman"/>
+        <w:spacing w:after="0" w:line="240" w:lineRule="auto"/>
+        <w:rPr>
+          <w:rFonts w:ascii="Times New Roman" w:hAnsi="Times New Roman" w:cs="Times New Roman"/>
+          <w:sz w:val="21"/>
+          <w:szCs w:val="21"/>
         </w:rPr>
       </w:pPr>
       <w:r>
         <w:rPr>
           <w:rFonts w:ascii="Times New Roman" w:hAnsi="Times New Roman" w:cs="Times New Roman"/>
+          <w:sz w:val="21"/>
+          <w:szCs w:val="21"/>
         </w:rPr>
         <w:t>Wrote and edited technical sections, including methodologies and work plans, and worked with finance to align technical approaches with compliant budgets.</w:t>
       </w:r>
@@ -480,14 +646,18 @@
           <w:ilvl w:val="0"/>
           <w:numId w:val="10"/>
         </w:numPr>
-        <w:spacing w:after="20" w:line="240" w:lineRule="auto"/>
-        <w:rPr>
-          <w:rFonts w:ascii="Times New Roman" w:hAnsi="Times New Roman" w:cs="Times New Roman"/>
+        <w:spacing w:after="0" w:line="240" w:lineRule="auto"/>
+        <w:rPr>
+          <w:rFonts w:ascii="Times New Roman" w:hAnsi="Times New Roman" w:cs="Times New Roman"/>
+          <w:sz w:val="21"/>
+          <w:szCs w:val="21"/>
         </w:rPr>
       </w:pPr>
       <w:r>
         <w:rPr>
           <w:rFonts w:ascii="Times New Roman" w:hAnsi="Times New Roman" w:cs="Times New Roman"/>
+          <w:sz w:val="21"/>
+          <w:szCs w:val="21"/>
         </w:rPr>
         <w:t>Provided technical leadership for the IRC MERP endline evaluation, covering evaluation design and tools, data analysis and synthesis, and integration of qualitative and quantitative findings against the results framework.</w:t>
       </w:r>
@@ -499,14 +669,18 @@
           <w:ilvl w:val="0"/>
           <w:numId w:val="10"/>
         </w:numPr>
-        <w:spacing w:after="20" w:line="240" w:lineRule="auto"/>
-        <w:rPr>
-          <w:rFonts w:ascii="Times New Roman" w:hAnsi="Times New Roman" w:cs="Times New Roman"/>
+        <w:spacing w:after="0" w:line="240" w:lineRule="auto"/>
+        <w:rPr>
+          <w:rFonts w:ascii="Times New Roman" w:hAnsi="Times New Roman" w:cs="Times New Roman"/>
+          <w:sz w:val="21"/>
+          <w:szCs w:val="21"/>
         </w:rPr>
       </w:pPr>
       <w:r>
         <w:rPr>
           <w:rFonts w:ascii="Times New Roman" w:hAnsi="Times New Roman" w:cs="Times New Roman"/>
+          <w:sz w:val="21"/>
+          <w:szCs w:val="21"/>
         </w:rPr>
         <w:t>Led quantitative inputs for IRC baseline and perception studies, including sampling strategy, instrument testing, data-quality checks, and statistical analysis with visual summaries.</w:t>
       </w:r>
@@ -518,45 +692,67 @@
           <w:ilvl w:val="0"/>
           <w:numId w:val="10"/>
         </w:numPr>
-        <w:spacing w:after="20" w:line="240" w:lineRule="auto"/>
-        <w:rPr>
-          <w:rFonts w:ascii="Times New Roman" w:hAnsi="Times New Roman" w:cs="Times New Roman"/>
+        <w:spacing w:after="0" w:line="240" w:lineRule="auto"/>
+        <w:rPr>
+          <w:rFonts w:ascii="Times New Roman" w:hAnsi="Times New Roman" w:cs="Times New Roman"/>
+          <w:sz w:val="21"/>
+          <w:szCs w:val="21"/>
         </w:rPr>
       </w:pPr>
       <w:r>
         <w:rPr>
           <w:rFonts w:ascii="Times New Roman" w:hAnsi="Times New Roman" w:cs="Times New Roman"/>
+          <w:sz w:val="21"/>
+          <w:szCs w:val="21"/>
         </w:rPr>
         <w:t>Served as data and M&amp;E lead for UNICEF behavior-change and community awareness studies, covering tools, trackers, datasets, reach analysis, and report drafting.</w:t>
       </w:r>
     </w:p>
     <w:p>
       <w:pPr>
-        <w:spacing w:before="140" w:after="0" w:line="240" w:lineRule="auto"/>
-        <w:rPr>
-          <w:rFonts w:ascii="Times New Roman" w:hAnsi="Times New Roman" w:cs="Times New Roman"/>
+        <w:spacing w:after="0" w:line="240" w:lineRule="auto"/>
+        <w:rPr>
+          <w:rFonts w:ascii="Times New Roman" w:hAnsi="Times New Roman" w:cs="Times New Roman"/>
+          <w:b/>
+          <w:sz w:val="21"/>
+          <w:szCs w:val="21"/>
+        </w:rPr>
+      </w:pPr>
+    </w:p>
+    <w:p>
+      <w:pPr>
+        <w:spacing w:after="0" w:line="240" w:lineRule="auto"/>
+        <w:rPr>
+          <w:rFonts w:ascii="Times New Roman" w:hAnsi="Times New Roman" w:cs="Times New Roman"/>
+          <w:sz w:val="21"/>
+          <w:szCs w:val="21"/>
         </w:rPr>
       </w:pPr>
       <w:r>
         <w:rPr>
           <w:rFonts w:ascii="Times New Roman" w:hAnsi="Times New Roman" w:cs="Times New Roman"/>
           <w:b/>
-        </w:rPr>
-        <w:lastRenderedPageBreak/>
+          <w:sz w:val="21"/>
+          <w:szCs w:val="21"/>
+        </w:rPr>
         <w:t>Researcher / Data Scientist, Vanilla Value-Chain Research, January 2024 - June 2025</w:t>
       </w:r>
     </w:p>
     <w:p>
       <w:pPr>
-        <w:spacing w:line="240" w:lineRule="auto"/>
-        <w:rPr>
-          <w:rFonts w:ascii="Times New Roman" w:hAnsi="Times New Roman" w:cs="Times New Roman"/>
+        <w:spacing w:after="0" w:line="240" w:lineRule="auto"/>
+        <w:rPr>
+          <w:rFonts w:ascii="Times New Roman" w:hAnsi="Times New Roman" w:cs="Times New Roman"/>
+          <w:sz w:val="21"/>
+          <w:szCs w:val="21"/>
         </w:rPr>
       </w:pPr>
       <w:r>
         <w:rPr>
           <w:rFonts w:ascii="Times New Roman" w:hAnsi="Times New Roman" w:cs="Times New Roman"/>
           <w:i/>
+          <w:sz w:val="21"/>
+          <w:szCs w:val="21"/>
         </w:rPr>
         <w:t>Makerere University with MAAIF, Catholic Relief Services, and private sector partners, Uganda</w:t>
       </w:r>
@@ -568,14 +764,18 @@
           <w:ilvl w:val="0"/>
           <w:numId w:val="10"/>
         </w:numPr>
-        <w:spacing w:after="20" w:line="240" w:lineRule="auto"/>
-        <w:rPr>
-          <w:rFonts w:ascii="Times New Roman" w:hAnsi="Times New Roman" w:cs="Times New Roman"/>
+        <w:spacing w:after="0" w:line="240" w:lineRule="auto"/>
+        <w:rPr>
+          <w:rFonts w:ascii="Times New Roman" w:hAnsi="Times New Roman" w:cs="Times New Roman"/>
+          <w:sz w:val="21"/>
+          <w:szCs w:val="21"/>
         </w:rPr>
       </w:pPr>
       <w:r>
         <w:rPr>
           <w:rFonts w:ascii="Times New Roman" w:hAnsi="Times New Roman" w:cs="Times New Roman"/>
+          <w:sz w:val="21"/>
+          <w:szCs w:val="21"/>
         </w:rPr>
         <w:t>Researched vanilla maturity and harvest timing to inform national harvest-declaration considerations, combining field and crop work with statistical modelling.</w:t>
       </w:r>
@@ -587,14 +787,18 @@
           <w:ilvl w:val="0"/>
           <w:numId w:val="10"/>
         </w:numPr>
-        <w:spacing w:after="20" w:line="240" w:lineRule="auto"/>
-        <w:rPr>
-          <w:rFonts w:ascii="Times New Roman" w:hAnsi="Times New Roman" w:cs="Times New Roman"/>
+        <w:spacing w:after="0" w:line="240" w:lineRule="auto"/>
+        <w:rPr>
+          <w:rFonts w:ascii="Times New Roman" w:hAnsi="Times New Roman" w:cs="Times New Roman"/>
+          <w:sz w:val="21"/>
+          <w:szCs w:val="21"/>
         </w:rPr>
       </w:pPr>
       <w:r>
         <w:rPr>
           <w:rFonts w:ascii="Times New Roman" w:hAnsi="Times New Roman" w:cs="Times New Roman"/>
+          <w:sz w:val="21"/>
+          <w:szCs w:val="21"/>
         </w:rPr>
         <w:t>Integrated field, satellite climate, and survey data and built time-series models to compare maturity-assessment methods and their timing, quality, and price implications.</w:t>
       </w:r>
@@ -606,15 +810,20 @@
           <w:ilvl w:val="0"/>
           <w:numId w:val="10"/>
         </w:numPr>
-        <w:spacing w:after="20" w:line="240" w:lineRule="auto"/>
-        <w:rPr>
-          <w:rFonts w:ascii="Times New Roman" w:hAnsi="Times New Roman" w:cs="Times New Roman"/>
+        <w:spacing w:after="0" w:line="240" w:lineRule="auto"/>
+        <w:rPr>
+          <w:rFonts w:ascii="Times New Roman" w:hAnsi="Times New Roman" w:cs="Times New Roman"/>
+          <w:sz w:val="21"/>
+          <w:szCs w:val="21"/>
         </w:rPr>
       </w:pPr>
       <w:r>
         <w:rPr>
           <w:rFonts w:ascii="Times New Roman" w:hAnsi="Times New Roman" w:cs="Times New Roman"/>
-        </w:rPr>
+          <w:sz w:val="21"/>
+          <w:szCs w:val="21"/>
+        </w:rPr>
+        <w:lastRenderedPageBreak/>
         <w:t>Applied thermal-time analysis based on accumulated growing degree days to link heat units to crop development through maturity.</w:t>
       </w:r>
     </w:p>
@@ -625,14 +834,18 @@
           <w:ilvl w:val="0"/>
           <w:numId w:val="10"/>
         </w:numPr>
-        <w:spacing w:after="20" w:line="240" w:lineRule="auto"/>
-        <w:rPr>
-          <w:rFonts w:ascii="Times New Roman" w:hAnsi="Times New Roman" w:cs="Times New Roman"/>
+        <w:spacing w:after="0" w:line="240" w:lineRule="auto"/>
+        <w:rPr>
+          <w:rFonts w:ascii="Times New Roman" w:hAnsi="Times New Roman" w:cs="Times New Roman"/>
+          <w:sz w:val="21"/>
+          <w:szCs w:val="21"/>
         </w:rPr>
       </w:pPr>
       <w:r>
         <w:rPr>
           <w:rFonts w:ascii="Times New Roman" w:hAnsi="Times New Roman" w:cs="Times New Roman"/>
+          <w:sz w:val="21"/>
+          <w:szCs w:val="21"/>
         </w:rPr>
         <w:t>Conducted farmer and stakeholder interviews, field measurements of development stages, and seasonal maturity assessments across vanilla-growing districts.</w:t>
       </w:r>
@@ -644,44 +857,67 @@
           <w:ilvl w:val="0"/>
           <w:numId w:val="10"/>
         </w:numPr>
-        <w:spacing w:after="20" w:line="240" w:lineRule="auto"/>
-        <w:rPr>
-          <w:rFonts w:ascii="Times New Roman" w:hAnsi="Times New Roman" w:cs="Times New Roman"/>
+        <w:spacing w:after="0" w:line="240" w:lineRule="auto"/>
+        <w:rPr>
+          <w:rFonts w:ascii="Times New Roman" w:hAnsi="Times New Roman" w:cs="Times New Roman"/>
+          <w:sz w:val="21"/>
+          <w:szCs w:val="21"/>
         </w:rPr>
       </w:pPr>
       <w:r>
         <w:rPr>
           <w:rFonts w:ascii="Times New Roman" w:hAnsi="Times New Roman" w:cs="Times New Roman"/>
+          <w:sz w:val="21"/>
+          <w:szCs w:val="21"/>
         </w:rPr>
         <w:t>Helped establish the Kabanyolo demonstration plot and prepared models, scenario notes, and technical inputs for supervisors and stakeholders. Work concluded with program funding closure.</w:t>
       </w:r>
     </w:p>
     <w:p>
       <w:pPr>
-        <w:spacing w:before="140" w:after="0" w:line="240" w:lineRule="auto"/>
-        <w:rPr>
-          <w:rFonts w:ascii="Times New Roman" w:hAnsi="Times New Roman" w:cs="Times New Roman"/>
+        <w:spacing w:after="0" w:line="240" w:lineRule="auto"/>
+        <w:rPr>
+          <w:rFonts w:ascii="Times New Roman" w:hAnsi="Times New Roman" w:cs="Times New Roman"/>
+          <w:b/>
+          <w:sz w:val="21"/>
+          <w:szCs w:val="21"/>
+        </w:rPr>
+      </w:pPr>
+    </w:p>
+    <w:p>
+      <w:pPr>
+        <w:spacing w:after="0" w:line="240" w:lineRule="auto"/>
+        <w:rPr>
+          <w:rFonts w:ascii="Times New Roman" w:hAnsi="Times New Roman" w:cs="Times New Roman"/>
+          <w:sz w:val="21"/>
+          <w:szCs w:val="21"/>
         </w:rPr>
       </w:pPr>
       <w:r>
         <w:rPr>
           <w:rFonts w:ascii="Times New Roman" w:hAnsi="Times New Roman" w:cs="Times New Roman"/>
           <w:b/>
+          <w:sz w:val="21"/>
+          <w:szCs w:val="21"/>
         </w:rPr>
         <w:t>Research Associate, February 2023 - November 2023</w:t>
       </w:r>
     </w:p>
     <w:p>
       <w:pPr>
-        <w:spacing w:line="240" w:lineRule="auto"/>
-        <w:rPr>
-          <w:rFonts w:ascii="Times New Roman" w:hAnsi="Times New Roman" w:cs="Times New Roman"/>
+        <w:spacing w:after="0" w:line="240" w:lineRule="auto"/>
+        <w:rPr>
+          <w:rFonts w:ascii="Times New Roman" w:hAnsi="Times New Roman" w:cs="Times New Roman"/>
+          <w:sz w:val="21"/>
+          <w:szCs w:val="21"/>
         </w:rPr>
       </w:pPr>
       <w:r>
         <w:rPr>
           <w:rFonts w:ascii="Times New Roman" w:hAnsi="Times New Roman" w:cs="Times New Roman"/>
           <w:i/>
+          <w:sz w:val="21"/>
+          <w:szCs w:val="21"/>
         </w:rPr>
         <w:t>Innovations for Poverty Action (IPA), Kampala, Uganda</w:t>
       </w:r>
@@ -693,14 +929,18 @@
           <w:ilvl w:val="0"/>
           <w:numId w:val="10"/>
         </w:numPr>
-        <w:spacing w:after="20" w:line="240" w:lineRule="auto"/>
-        <w:rPr>
-          <w:rFonts w:ascii="Times New Roman" w:hAnsi="Times New Roman" w:cs="Times New Roman"/>
+        <w:spacing w:after="0" w:line="240" w:lineRule="auto"/>
+        <w:rPr>
+          <w:rFonts w:ascii="Times New Roman" w:hAnsi="Times New Roman" w:cs="Times New Roman"/>
+          <w:sz w:val="21"/>
+          <w:szCs w:val="21"/>
         </w:rPr>
       </w:pPr>
       <w:r>
         <w:rPr>
           <w:rFonts w:ascii="Times New Roman" w:hAnsi="Times New Roman" w:cs="Times New Roman"/>
+          <w:sz w:val="21"/>
+          <w:szCs w:val="21"/>
         </w:rPr>
         <w:t>Supported development and implementation of process evaluation plans with program managers.</w:t>
       </w:r>
@@ -712,14 +952,18 @@
           <w:ilvl w:val="0"/>
           <w:numId w:val="10"/>
         </w:numPr>
-        <w:spacing w:after="20" w:line="240" w:lineRule="auto"/>
-        <w:rPr>
-          <w:rFonts w:ascii="Times New Roman" w:hAnsi="Times New Roman" w:cs="Times New Roman"/>
+        <w:spacing w:after="0" w:line="240" w:lineRule="auto"/>
+        <w:rPr>
+          <w:rFonts w:ascii="Times New Roman" w:hAnsi="Times New Roman" w:cs="Times New Roman"/>
+          <w:sz w:val="21"/>
+          <w:szCs w:val="21"/>
         </w:rPr>
       </w:pPr>
       <w:r>
         <w:rPr>
           <w:rFonts w:ascii="Times New Roman" w:hAnsi="Times New Roman" w:cs="Times New Roman"/>
+          <w:sz w:val="21"/>
+          <w:szCs w:val="21"/>
         </w:rPr>
         <w:t>Designed survey instruments and supported piloting, translation, and computer-assisted interviewing.</w:t>
       </w:r>
@@ -731,14 +975,18 @@
           <w:ilvl w:val="0"/>
           <w:numId w:val="10"/>
         </w:numPr>
-        <w:spacing w:after="20" w:line="240" w:lineRule="auto"/>
-        <w:rPr>
-          <w:rFonts w:ascii="Times New Roman" w:hAnsi="Times New Roman" w:cs="Times New Roman"/>
+        <w:spacing w:after="0" w:line="240" w:lineRule="auto"/>
+        <w:rPr>
+          <w:rFonts w:ascii="Times New Roman" w:hAnsi="Times New Roman" w:cs="Times New Roman"/>
+          <w:sz w:val="21"/>
+          <w:szCs w:val="21"/>
         </w:rPr>
       </w:pPr>
       <w:r>
         <w:rPr>
           <w:rFonts w:ascii="Times New Roman" w:hAnsi="Times New Roman" w:cs="Times New Roman"/>
+          <w:sz w:val="21"/>
+          <w:szCs w:val="21"/>
         </w:rPr>
         <w:t>Coordinated evaluation logistics including timelines, field staffing, and procurement, and managed data entry, cleaning, and analysis.</w:t>
       </w:r>
@@ -750,14 +998,18 @@
           <w:ilvl w:val="0"/>
           <w:numId w:val="10"/>
         </w:numPr>
-        <w:spacing w:after="20" w:line="240" w:lineRule="auto"/>
-        <w:rPr>
-          <w:rFonts w:ascii="Times New Roman" w:hAnsi="Times New Roman" w:cs="Times New Roman"/>
+        <w:spacing w:after="0" w:line="240" w:lineRule="auto"/>
+        <w:rPr>
+          <w:rFonts w:ascii="Times New Roman" w:hAnsi="Times New Roman" w:cs="Times New Roman"/>
+          <w:sz w:val="21"/>
+          <w:szCs w:val="21"/>
         </w:rPr>
       </w:pPr>
       <w:r>
         <w:rPr>
           <w:rFonts w:ascii="Times New Roman" w:hAnsi="Times New Roman" w:cs="Times New Roman"/>
+          <w:sz w:val="21"/>
+          <w:szCs w:val="21"/>
         </w:rPr>
         <w:t>Applied data-quality protocols including enumerator audits and monitoring of data collection.</w:t>
       </w:r>
@@ -769,46 +1021,69 @@
           <w:ilvl w:val="0"/>
           <w:numId w:val="10"/>
         </w:numPr>
-        <w:spacing w:after="20" w:line="240" w:lineRule="auto"/>
-        <w:rPr>
-          <w:rFonts w:ascii="Times New Roman" w:hAnsi="Times New Roman" w:cs="Times New Roman"/>
+        <w:spacing w:after="0" w:line="240" w:lineRule="auto"/>
+        <w:rPr>
+          <w:rFonts w:ascii="Times New Roman" w:hAnsi="Times New Roman" w:cs="Times New Roman"/>
+          <w:sz w:val="21"/>
+          <w:szCs w:val="21"/>
         </w:rPr>
       </w:pPr>
       <w:r>
         <w:rPr>
           <w:rFonts w:ascii="Times New Roman" w:hAnsi="Times New Roman" w:cs="Times New Roman"/>
+          <w:sz w:val="21"/>
+          <w:szCs w:val="21"/>
         </w:rPr>
         <w:t>Maintained partner relationships, contributed to stakeholder meetings and reports, and supported research approvals and compliance.</w:t>
       </w:r>
     </w:p>
     <w:p>
       <w:pPr>
-        <w:spacing w:before="140" w:after="0" w:line="240" w:lineRule="auto"/>
-        <w:rPr>
-          <w:rFonts w:ascii="Times New Roman" w:hAnsi="Times New Roman" w:cs="Times New Roman"/>
+        <w:spacing w:after="0" w:line="240" w:lineRule="auto"/>
+        <w:rPr>
+          <w:rFonts w:ascii="Times New Roman" w:hAnsi="Times New Roman" w:cs="Times New Roman"/>
+          <w:b/>
+          <w:sz w:val="21"/>
+          <w:szCs w:val="21"/>
+        </w:rPr>
+      </w:pPr>
+    </w:p>
+    <w:p>
+      <w:pPr>
+        <w:spacing w:after="0" w:line="240" w:lineRule="auto"/>
+        <w:rPr>
+          <w:rFonts w:ascii="Times New Roman" w:hAnsi="Times New Roman" w:cs="Times New Roman"/>
+          <w:sz w:val="21"/>
+          <w:szCs w:val="21"/>
         </w:rPr>
       </w:pPr>
       <w:r>
         <w:rPr>
           <w:rFonts w:ascii="Times New Roman" w:hAnsi="Times New Roman" w:cs="Times New Roman"/>
           <w:b/>
-        </w:rPr>
-        <w:t>Qualitative Research Associate / Data Collection Associate, July 2023 - March 2024</w:t>
+          <w:sz w:val="21"/>
+          <w:szCs w:val="21"/>
+        </w:rPr>
+        <w:t>Qualitative Research Associate, July 2023 - March 2024</w:t>
       </w:r>
     </w:p>
     <w:p>
       <w:pPr>
-        <w:spacing w:line="240" w:lineRule="auto"/>
-        <w:rPr>
-          <w:rFonts w:ascii="Times New Roman" w:hAnsi="Times New Roman" w:cs="Times New Roman"/>
+        <w:spacing w:after="0" w:line="240" w:lineRule="auto"/>
+        <w:rPr>
+          <w:rFonts w:ascii="Times New Roman" w:hAnsi="Times New Roman" w:cs="Times New Roman"/>
+          <w:sz w:val="21"/>
+          <w:szCs w:val="21"/>
         </w:rPr>
       </w:pPr>
       <w:r>
         <w:rPr>
           <w:rFonts w:ascii="Times New Roman" w:hAnsi="Times New Roman" w:cs="Times New Roman"/>
           <w:i/>
-        </w:rPr>
-        <w:t>Social &amp; Scientific Systems for USAID Strategic Information Technical Support (SITES), Uganda</w:t>
+          <w:sz w:val="21"/>
+          <w:szCs w:val="21"/>
+        </w:rPr>
+        <w:t>Social and Scientific Systems for USAID Strategic Information Technical Support (SITES), Uganda</w:t>
       </w:r>
     </w:p>
     <w:p>
@@ -818,14 +1093,18 @@
           <w:ilvl w:val="0"/>
           <w:numId w:val="10"/>
         </w:numPr>
-        <w:spacing w:after="20" w:line="240" w:lineRule="auto"/>
-        <w:rPr>
-          <w:rFonts w:ascii="Times New Roman" w:hAnsi="Times New Roman" w:cs="Times New Roman"/>
+        <w:spacing w:after="0" w:line="240" w:lineRule="auto"/>
+        <w:rPr>
+          <w:rFonts w:ascii="Times New Roman" w:hAnsi="Times New Roman" w:cs="Times New Roman"/>
+          <w:sz w:val="21"/>
+          <w:szCs w:val="21"/>
         </w:rPr>
       </w:pPr>
       <w:r>
         <w:rPr>
           <w:rFonts w:ascii="Times New Roman" w:hAnsi="Times New Roman" w:cs="Times New Roman"/>
+          <w:sz w:val="21"/>
+          <w:szCs w:val="21"/>
         </w:rPr>
         <w:t>Completed training on field methods and tools and managed questionnaires and tablets for fieldwork, with deployments concentrated in Eastern and Northern Uganda.</w:t>
       </w:r>
@@ -837,16 +1116,20 @@
           <w:ilvl w:val="0"/>
           <w:numId w:val="10"/>
         </w:numPr>
-        <w:spacing w:after="20" w:line="240" w:lineRule="auto"/>
-        <w:rPr>
-          <w:rFonts w:ascii="Times New Roman" w:hAnsi="Times New Roman" w:cs="Times New Roman"/>
+        <w:spacing w:after="0" w:line="240" w:lineRule="auto"/>
+        <w:rPr>
+          <w:rFonts w:ascii="Times New Roman" w:hAnsi="Times New Roman" w:cs="Times New Roman"/>
+          <w:sz w:val="21"/>
+          <w:szCs w:val="21"/>
         </w:rPr>
       </w:pPr>
       <w:r>
         <w:rPr>
           <w:rFonts w:ascii="Times New Roman" w:hAnsi="Times New Roman" w:cs="Times New Roman"/>
-        </w:rPr>
-        <w:t>Conducted key informant interviews and focus group discussions and completed quality interviews to standard.</w:t>
+          <w:sz w:val="21"/>
+          <w:szCs w:val="21"/>
+        </w:rPr>
+        <w:t>Assessed facility readiness for transition to Health Information Exchange and paperless viral load requests, including review of UgandaEMR versions in HIV clinics against ART registers, ART cards, and viral load registers for demographics, identifiers, ART start dates, and latest results.</w:t>
       </w:r>
     </w:p>
     <w:p>
@@ -856,16 +1139,20 @@
           <w:ilvl w:val="0"/>
           <w:numId w:val="10"/>
         </w:numPr>
-        <w:spacing w:after="20" w:line="240" w:lineRule="auto"/>
-        <w:rPr>
-          <w:rFonts w:ascii="Times New Roman" w:hAnsi="Times New Roman" w:cs="Times New Roman"/>
+        <w:spacing w:after="0" w:line="240" w:lineRule="auto"/>
+        <w:rPr>
+          <w:rFonts w:ascii="Times New Roman" w:hAnsi="Times New Roman" w:cs="Times New Roman"/>
+          <w:sz w:val="21"/>
+          <w:szCs w:val="21"/>
         </w:rPr>
       </w:pPr>
       <w:r>
         <w:rPr>
           <w:rFonts w:ascii="Times New Roman" w:hAnsi="Times New Roman" w:cs="Times New Roman"/>
-        </w:rPr>
-        <w:t>Supported validation, transcribed interviews, and assisted with management and analysis of qualitative data.</w:t>
+          <w:sz w:val="21"/>
+          <w:szCs w:val="21"/>
+        </w:rPr>
+        <w:t>Conducted key informant interviews and focus group discussions with data clerks, data officers, clinicians, counselors, and laboratory staff, and checked data quality across HMIS tools and the EMR.</w:t>
       </w:r>
     </w:p>
     <w:p>
@@ -875,46 +1162,36 @@
           <w:ilvl w:val="0"/>
           <w:numId w:val="10"/>
         </w:numPr>
-        <w:spacing w:after="20" w:line="240" w:lineRule="auto"/>
-        <w:rPr>
-          <w:rFonts w:ascii="Times New Roman" w:hAnsi="Times New Roman" w:cs="Times New Roman"/>
+        <w:spacing w:after="0" w:line="240" w:lineRule="auto"/>
+        <w:rPr>
+          <w:rFonts w:ascii="Times New Roman" w:hAnsi="Times New Roman" w:cs="Times New Roman"/>
+          <w:sz w:val="21"/>
+          <w:szCs w:val="21"/>
         </w:rPr>
       </w:pPr>
       <w:r>
         <w:rPr>
           <w:rFonts w:ascii="Times New Roman" w:hAnsi="Times New Roman" w:cs="Times New Roman"/>
-        </w:rPr>
-        <w:t>Compiled progress and activity reports and handled safe back-up, storage, and transmission of collected data.</w:t>
+          <w:sz w:val="21"/>
+          <w:szCs w:val="21"/>
+        </w:rPr>
+        <w:t>Documented practical constraints affecting EMR use such as DHIS2 user knowledge, internet stability, power supply, computer performance, and notification</w:t>
       </w:r>
-    </w:p>
-    <w:p>
-      <w:pPr>
-        <w:spacing w:before="140" w:after="0" w:line="240" w:lineRule="auto"/>
-        <w:rPr>
-          <w:rFonts w:ascii="Times New Roman" w:hAnsi="Times New Roman" w:cs="Times New Roman"/>
-        </w:rPr>
-      </w:pPr>
       <w:r>
         <w:rPr>
           <w:rFonts w:ascii="Times New Roman" w:hAnsi="Times New Roman" w:cs="Times New Roman"/>
-          <w:b/>
-        </w:rPr>
-        <w:t>Research Associate, September 2021 - January 2023</w:t>
+          <w:sz w:val="21"/>
+          <w:szCs w:val="21"/>
+        </w:rPr>
+        <w:t>s</w:t>
       </w:r>
-    </w:p>
-    <w:p>
-      <w:pPr>
-        <w:spacing w:line="240" w:lineRule="auto"/>
-        <w:rPr>
-          <w:rFonts w:ascii="Times New Roman" w:hAnsi="Times New Roman" w:cs="Times New Roman"/>
-        </w:rPr>
-      </w:pPr>
       <w:r>
         <w:rPr>
           <w:rFonts w:ascii="Times New Roman" w:hAnsi="Times New Roman" w:cs="Times New Roman"/>
-          <w:i/>
-        </w:rPr>
-        <w:t>Bronkar (U) Limited, Kampala, Uganda</w:t>
+          <w:sz w:val="21"/>
+          <w:szCs w:val="21"/>
+        </w:rPr>
+        <w:t>, and shared facility-level feedback at the close of each visit.</w:t>
       </w:r>
     </w:p>
     <w:p>
@@ -924,16 +1201,69 @@
           <w:ilvl w:val="0"/>
           <w:numId w:val="10"/>
         </w:numPr>
-        <w:spacing w:after="20" w:line="240" w:lineRule="auto"/>
-        <w:rPr>
-          <w:rFonts w:ascii="Times New Roman" w:hAnsi="Times New Roman" w:cs="Times New Roman"/>
+        <w:spacing w:after="0" w:line="240" w:lineRule="auto"/>
+        <w:rPr>
+          <w:rFonts w:ascii="Times New Roman" w:hAnsi="Times New Roman" w:cs="Times New Roman"/>
+          <w:sz w:val="21"/>
+          <w:szCs w:val="21"/>
         </w:rPr>
       </w:pPr>
       <w:r>
         <w:rPr>
           <w:rFonts w:ascii="Times New Roman" w:hAnsi="Times New Roman" w:cs="Times New Roman"/>
-        </w:rPr>
-        <w:t>Developed assignment workplans with the supervisor and tracked deliverables across research assignments.</w:t>
+          <w:sz w:val="21"/>
+          <w:szCs w:val="21"/>
+        </w:rPr>
+        <w:t>Compiled progress and activity reports with safe back-up, storage, and transmission of collected data. Completed a 12-day assessment from 18 to 29 September 2023 within a seven-region exercise covering Kigezi, Ankole, Lango, Acholi, Busoga, Bugisu, and Karamoja.</w:t>
+      </w:r>
+    </w:p>
+    <w:p>
+      <w:pPr>
+        <w:spacing w:after="0" w:line="240" w:lineRule="auto"/>
+        <w:rPr>
+          <w:rFonts w:ascii="Times New Roman" w:hAnsi="Times New Roman" w:cs="Times New Roman"/>
+          <w:b/>
+          <w:sz w:val="21"/>
+          <w:szCs w:val="21"/>
+        </w:rPr>
+      </w:pPr>
+    </w:p>
+    <w:p>
+      <w:pPr>
+        <w:spacing w:after="0" w:line="240" w:lineRule="auto"/>
+        <w:rPr>
+          <w:rFonts w:ascii="Times New Roman" w:hAnsi="Times New Roman" w:cs="Times New Roman"/>
+          <w:sz w:val="21"/>
+          <w:szCs w:val="21"/>
+        </w:rPr>
+      </w:pPr>
+      <w:r>
+        <w:rPr>
+          <w:rFonts w:ascii="Times New Roman" w:hAnsi="Times New Roman" w:cs="Times New Roman"/>
+          <w:b/>
+          <w:sz w:val="21"/>
+          <w:szCs w:val="21"/>
+        </w:rPr>
+        <w:t>Research Associate, September 2021 - January 2023</w:t>
+      </w:r>
+    </w:p>
+    <w:p>
+      <w:pPr>
+        <w:spacing w:after="0" w:line="240" w:lineRule="auto"/>
+        <w:rPr>
+          <w:rFonts w:ascii="Times New Roman" w:hAnsi="Times New Roman" w:cs="Times New Roman"/>
+          <w:sz w:val="21"/>
+          <w:szCs w:val="21"/>
+        </w:rPr>
+      </w:pPr>
+      <w:r>
+        <w:rPr>
+          <w:rFonts w:ascii="Times New Roman" w:hAnsi="Times New Roman" w:cs="Times New Roman"/>
+          <w:i/>
+          <w:sz w:val="21"/>
+          <w:szCs w:val="21"/>
+        </w:rPr>
+        <w:t>Bronkar (U) Limited, Kampala, Uganda</w:t>
       </w:r>
     </w:p>
     <w:p>
@@ -943,40 +1273,20 @@
           <w:ilvl w:val="0"/>
           <w:numId w:val="10"/>
         </w:numPr>
-        <w:spacing w:after="20" w:line="240" w:lineRule="auto"/>
-        <w:rPr>
-          <w:rFonts w:ascii="Times New Roman" w:hAnsi="Times New Roman" w:cs="Times New Roman"/>
+        <w:spacing w:after="0" w:line="240" w:lineRule="auto"/>
+        <w:rPr>
+          <w:rFonts w:ascii="Times New Roman" w:hAnsi="Times New Roman" w:cs="Times New Roman"/>
+          <w:sz w:val="21"/>
+          <w:szCs w:val="21"/>
         </w:rPr>
       </w:pPr>
       <w:r>
         <w:rPr>
           <w:rFonts w:ascii="Times New Roman" w:hAnsi="Times New Roman" w:cs="Times New Roman"/>
-        </w:rPr>
-        <w:t>Designed</w:t>
-      </w:r>
-      <w:r>
-        <w:rPr>
-          <w:rFonts w:ascii="Times New Roman" w:hAnsi="Times New Roman" w:cs="Times New Roman"/>
-        </w:rPr>
-        <w:t xml:space="preserve"> and refined</w:t>
-      </w:r>
-      <w:r>
-        <w:rPr>
-          <w:rFonts w:ascii="Times New Roman" w:hAnsi="Times New Roman" w:cs="Times New Roman"/>
-        </w:rPr>
-        <w:t xml:space="preserve"> methodologies and survey tools for qualitative and quantitative collection </w:t>
-      </w:r>
-      <w:r>
-        <w:rPr>
-          <w:rFonts w:ascii="Times New Roman" w:hAnsi="Times New Roman" w:cs="Times New Roman"/>
-        </w:rPr>
-        <w:t>for</w:t>
-      </w:r>
-      <w:r>
-        <w:rPr>
-          <w:rFonts w:ascii="Times New Roman" w:hAnsi="Times New Roman" w:cs="Times New Roman"/>
-        </w:rPr>
-        <w:t xml:space="preserve"> field use.</w:t>
+          <w:sz w:val="21"/>
+          <w:szCs w:val="21"/>
+        </w:rPr>
+        <w:t>Developed assignment workplans with the supervisor and tracked deliverables across research assignments.</w:t>
       </w:r>
     </w:p>
     <w:p>
@@ -986,16 +1296,52 @@
           <w:ilvl w:val="0"/>
           <w:numId w:val="10"/>
         </w:numPr>
-        <w:spacing w:after="20" w:line="240" w:lineRule="auto"/>
-        <w:rPr>
-          <w:rFonts w:ascii="Times New Roman" w:hAnsi="Times New Roman" w:cs="Times New Roman"/>
+        <w:spacing w:after="0" w:line="240" w:lineRule="auto"/>
+        <w:rPr>
+          <w:rFonts w:ascii="Times New Roman" w:hAnsi="Times New Roman" w:cs="Times New Roman"/>
+          <w:sz w:val="21"/>
+          <w:szCs w:val="21"/>
         </w:rPr>
       </w:pPr>
       <w:r>
         <w:rPr>
           <w:rFonts w:ascii="Times New Roman" w:hAnsi="Times New Roman" w:cs="Times New Roman"/>
-        </w:rPr>
-        <w:t>Trained enumerators and participated in field research including interviews and structured surveys.</w:t>
+          <w:sz w:val="21"/>
+          <w:szCs w:val="21"/>
+        </w:rPr>
+        <w:t>Designed</w:t>
+      </w:r>
+      <w:r>
+        <w:rPr>
+          <w:rFonts w:ascii="Times New Roman" w:hAnsi="Times New Roman" w:cs="Times New Roman"/>
+          <w:sz w:val="21"/>
+          <w:szCs w:val="21"/>
+        </w:rPr>
+        <w:t xml:space="preserve"> and refined</w:t>
+      </w:r>
+      <w:r>
+        <w:rPr>
+          <w:rFonts w:ascii="Times New Roman" w:hAnsi="Times New Roman" w:cs="Times New Roman"/>
+          <w:sz w:val="21"/>
+          <w:szCs w:val="21"/>
+        </w:rPr>
+        <w:t xml:space="preserve"> methodologies and survey tools for qualitative and quantitative collection </w:t>
+      </w:r>
+      <w:r>
+        <w:rPr>
+          <w:rFonts w:ascii="Times New Roman" w:hAnsi="Times New Roman" w:cs="Times New Roman"/>
+          <w:sz w:val="21"/>
+          <w:szCs w:val="21"/>
+        </w:rPr>
+        <w:t>for</w:t>
+      </w:r>
+      <w:r>
+        <w:rPr>
+          <w:rFonts w:ascii="Times New Roman" w:hAnsi="Times New Roman" w:cs="Times New Roman"/>
+          <w:sz w:val="21"/>
+          <w:szCs w:val="21"/>
+        </w:rPr>
+        <w:t xml:space="preserve"> field use.</w:t>
       </w:r>
     </w:p>
     <w:p>
@@ -1005,104 +1351,177 @@
           <w:ilvl w:val="0"/>
           <w:numId w:val="10"/>
         </w:numPr>
-        <w:spacing w:after="20" w:line="240" w:lineRule="auto"/>
-        <w:rPr>
-          <w:rFonts w:ascii="Times New Roman" w:hAnsi="Times New Roman" w:cs="Times New Roman"/>
+        <w:spacing w:after="0" w:line="240" w:lineRule="auto"/>
+        <w:rPr>
+          <w:rFonts w:ascii="Times New Roman" w:hAnsi="Times New Roman" w:cs="Times New Roman"/>
+          <w:sz w:val="21"/>
+          <w:szCs w:val="21"/>
         </w:rPr>
       </w:pPr>
       <w:r>
         <w:rPr>
           <w:rFonts w:ascii="Times New Roman" w:hAnsi="Times New Roman" w:cs="Times New Roman"/>
+          <w:sz w:val="21"/>
+          <w:szCs w:val="21"/>
+        </w:rPr>
+        <w:t>Trained enumerators and participated in field research including interviews and structured surveys.</w:t>
+      </w:r>
+    </w:p>
+    <w:p>
+      <w:pPr>
+        <w:pStyle w:val="ListParagraph"/>
+        <w:numPr>
+          <w:ilvl w:val="0"/>
+          <w:numId w:val="10"/>
+        </w:numPr>
+        <w:spacing w:after="0" w:line="240" w:lineRule="auto"/>
+        <w:rPr>
+          <w:rFonts w:ascii="Times New Roman" w:hAnsi="Times New Roman" w:cs="Times New Roman"/>
+          <w:sz w:val="21"/>
+          <w:szCs w:val="21"/>
+        </w:rPr>
+      </w:pPr>
+      <w:r>
+        <w:rPr>
+          <w:rFonts w:ascii="Times New Roman" w:hAnsi="Times New Roman" w:cs="Times New Roman"/>
+          <w:sz w:val="21"/>
+          <w:szCs w:val="21"/>
         </w:rPr>
         <w:t>Cleaned and analyzed survey data and prepared insights and conclusions for client reports and proposals.</w:t>
       </w:r>
     </w:p>
     <w:p>
       <w:pPr>
-        <w:spacing w:before="200" w:after="60" w:line="240" w:lineRule="auto"/>
-        <w:rPr>
-          <w:rFonts w:ascii="Times New Roman" w:hAnsi="Times New Roman" w:cs="Times New Roman"/>
+        <w:spacing w:after="0" w:line="240" w:lineRule="auto"/>
+        <w:rPr>
+          <w:rFonts w:ascii="Times New Roman" w:hAnsi="Times New Roman" w:cs="Times New Roman"/>
+          <w:b/>
+          <w:sz w:val="21"/>
+          <w:szCs w:val="21"/>
+        </w:rPr>
+      </w:pPr>
+    </w:p>
+    <w:p>
+      <w:pPr>
+        <w:spacing w:after="0" w:line="240" w:lineRule="auto"/>
+        <w:rPr>
+          <w:rFonts w:ascii="Times New Roman" w:hAnsi="Times New Roman" w:cs="Times New Roman"/>
+          <w:sz w:val="21"/>
+          <w:szCs w:val="21"/>
         </w:rPr>
       </w:pPr>
       <w:r>
         <w:rPr>
           <w:rFonts w:ascii="Times New Roman" w:hAnsi="Times New Roman" w:cs="Times New Roman"/>
           <w:b/>
+          <w:sz w:val="21"/>
+          <w:szCs w:val="21"/>
         </w:rPr>
         <w:t>EDUCATION</w:t>
       </w:r>
     </w:p>
     <w:p>
       <w:pPr>
-        <w:spacing w:before="140" w:after="0" w:line="240" w:lineRule="auto"/>
-        <w:rPr>
-          <w:rFonts w:ascii="Times New Roman" w:hAnsi="Times New Roman" w:cs="Times New Roman"/>
+        <w:spacing w:after="0" w:line="240" w:lineRule="auto"/>
+        <w:rPr>
+          <w:rFonts w:ascii="Times New Roman" w:hAnsi="Times New Roman" w:cs="Times New Roman"/>
+          <w:sz w:val="21"/>
+          <w:szCs w:val="21"/>
         </w:rPr>
       </w:pPr>
       <w:r>
         <w:rPr>
           <w:rFonts w:ascii="Times New Roman" w:hAnsi="Times New Roman" w:cs="Times New Roman"/>
           <w:b/>
+          <w:sz w:val="21"/>
+          <w:szCs w:val="21"/>
         </w:rPr>
         <w:t>M.Sc. Data Science, September 2022 - October 2024</w:t>
       </w:r>
     </w:p>
     <w:p>
       <w:pPr>
-        <w:spacing w:line="240" w:lineRule="auto"/>
-        <w:rPr>
-          <w:rFonts w:ascii="Times New Roman" w:hAnsi="Times New Roman" w:cs="Times New Roman"/>
+        <w:spacing w:after="0" w:line="240" w:lineRule="auto"/>
+        <w:rPr>
+          <w:rFonts w:ascii="Times New Roman" w:hAnsi="Times New Roman" w:cs="Times New Roman"/>
+          <w:sz w:val="21"/>
+          <w:szCs w:val="21"/>
         </w:rPr>
       </w:pPr>
       <w:r>
         <w:rPr>
           <w:rFonts w:ascii="Times New Roman" w:hAnsi="Times New Roman" w:cs="Times New Roman"/>
           <w:i/>
+          <w:sz w:val="21"/>
+          <w:szCs w:val="21"/>
         </w:rPr>
         <w:t>Manipal Academy of Higher Education (MAHE), Karnataka, India</w:t>
       </w:r>
     </w:p>
     <w:p>
       <w:pPr>
-        <w:spacing w:before="140" w:after="0" w:line="240" w:lineRule="auto"/>
-        <w:rPr>
-          <w:rFonts w:ascii="Times New Roman" w:hAnsi="Times New Roman" w:cs="Times New Roman"/>
+        <w:spacing w:after="0" w:line="240" w:lineRule="auto"/>
+        <w:rPr>
+          <w:rFonts w:ascii="Times New Roman" w:hAnsi="Times New Roman" w:cs="Times New Roman"/>
+          <w:sz w:val="21"/>
+          <w:szCs w:val="21"/>
         </w:rPr>
       </w:pPr>
       <w:r>
         <w:rPr>
           <w:rFonts w:ascii="Times New Roman" w:hAnsi="Times New Roman" w:cs="Times New Roman"/>
           <w:b/>
+          <w:sz w:val="21"/>
+          <w:szCs w:val="21"/>
         </w:rPr>
         <w:t>B.Sc. Agricultural Science, September 2016 - May 2021</w:t>
       </w:r>
     </w:p>
     <w:p>
       <w:pPr>
-        <w:spacing w:line="240" w:lineRule="auto"/>
-        <w:rPr>
-          <w:rFonts w:ascii="Times New Roman" w:hAnsi="Times New Roman" w:cs="Times New Roman"/>
+        <w:spacing w:after="0" w:line="240" w:lineRule="auto"/>
+        <w:rPr>
+          <w:rFonts w:ascii="Times New Roman" w:hAnsi="Times New Roman" w:cs="Times New Roman"/>
+          <w:sz w:val="21"/>
+          <w:szCs w:val="21"/>
         </w:rPr>
       </w:pPr>
       <w:r>
         <w:rPr>
           <w:rFonts w:ascii="Times New Roman" w:hAnsi="Times New Roman" w:cs="Times New Roman"/>
           <w:i/>
+          <w:sz w:val="21"/>
+          <w:szCs w:val="21"/>
         </w:rPr>
         <w:t>Makerere University, Kampala, Uganda</w:t>
       </w:r>
     </w:p>
     <w:p>
       <w:pPr>
-        <w:spacing w:before="200" w:after="60" w:line="240" w:lineRule="auto"/>
-        <w:rPr>
-          <w:rFonts w:ascii="Times New Roman" w:hAnsi="Times New Roman" w:cs="Times New Roman"/>
+        <w:spacing w:after="0" w:line="240" w:lineRule="auto"/>
+        <w:rPr>
+          <w:rFonts w:ascii="Times New Roman" w:hAnsi="Times New Roman" w:cs="Times New Roman"/>
+          <w:b/>
+          <w:sz w:val="21"/>
+          <w:szCs w:val="21"/>
+        </w:rPr>
+      </w:pPr>
+    </w:p>
+    <w:p>
+      <w:pPr>
+        <w:spacing w:after="0" w:line="240" w:lineRule="auto"/>
+        <w:rPr>
+          <w:rFonts w:ascii="Times New Roman" w:hAnsi="Times New Roman" w:cs="Times New Roman"/>
+          <w:sz w:val="21"/>
+          <w:szCs w:val="21"/>
         </w:rPr>
       </w:pPr>
       <w:r>
         <w:rPr>
           <w:rFonts w:ascii="Times New Roman" w:hAnsi="Times New Roman" w:cs="Times New Roman"/>
           <w:b/>
+          <w:sz w:val="21"/>
+          <w:szCs w:val="21"/>
         </w:rPr>
         <w:t>CERTIFICATIONS</w:t>
       </w:r>
@@ -1110,57 +1529,124 @@
     <w:p>
       <w:pPr>
         <w:pStyle w:val="ListParagraph"/>
-        <w:numPr>
-          <w:ilvl w:val="0"/>
-          <w:numId w:val="11"/>
-        </w:numPr>
-        <w:spacing w:after="20" w:line="240" w:lineRule="auto"/>
-        <w:rPr>
-          <w:rFonts w:ascii="Times New Roman" w:hAnsi="Times New Roman" w:cs="Times New Roman"/>
+        <w:spacing w:after="0" w:line="240" w:lineRule="auto"/>
+        <w:rPr>
+          <w:rFonts w:ascii="Times New Roman" w:hAnsi="Times New Roman" w:cs="Times New Roman"/>
+          <w:sz w:val="21"/>
+          <w:szCs w:val="21"/>
         </w:rPr>
       </w:pPr>
       <w:r>
         <w:rPr>
           <w:rFonts w:ascii="Times New Roman" w:hAnsi="Times New Roman" w:cs="Times New Roman"/>
+          <w:sz w:val="21"/>
+          <w:szCs w:val="21"/>
         </w:rPr>
         <w:t>SAS Certified Statistical Business Analyst</w:t>
       </w:r>
+    </w:p>
+    <w:p>
+      <w:pPr>
+        <w:pStyle w:val="ListParagraph"/>
+        <w:spacing w:after="0" w:line="240" w:lineRule="auto"/>
+        <w:rPr>
+          <w:rFonts w:ascii="Times New Roman" w:hAnsi="Times New Roman" w:cs="Times New Roman"/>
+          <w:sz w:val="21"/>
+          <w:szCs w:val="21"/>
+        </w:rPr>
+      </w:pPr>
       <w:r>
         <w:rPr>
           <w:rFonts w:ascii="Times New Roman" w:hAnsi="Times New Roman" w:cs="Times New Roman"/>
-        </w:rPr>
-        <w:t xml:space="preserve">, </w:t>
-      </w:r>
-      <w:r>
-        <w:rPr>
-          <w:rFonts w:ascii="Times New Roman" w:hAnsi="Times New Roman" w:cs="Times New Roman"/>
+          <w:sz w:val="21"/>
+          <w:szCs w:val="21"/>
         </w:rPr>
         <w:t>Microsoft Certified: Power BI Data Analyst Associate</w:t>
       </w:r>
+    </w:p>
+    <w:p>
+      <w:pPr>
+        <w:pStyle w:val="ListParagraph"/>
+        <w:spacing w:after="0" w:line="240" w:lineRule="auto"/>
+        <w:rPr>
+          <w:rFonts w:ascii="Times New Roman" w:hAnsi="Times New Roman" w:cs="Times New Roman"/>
+          <w:sz w:val="21"/>
+          <w:szCs w:val="21"/>
+        </w:rPr>
+      </w:pPr>
       <w:r>
         <w:rPr>
           <w:rFonts w:ascii="Times New Roman" w:hAnsi="Times New Roman" w:cs="Times New Roman"/>
-        </w:rPr>
-        <w:t xml:space="preserve">, </w:t>
+          <w:sz w:val="21"/>
+          <w:szCs w:val="21"/>
+        </w:rPr>
+        <w:t>Tableau Desktop Specialist</w:t>
       </w:r>
+    </w:p>
+    <w:p>
+      <w:pPr>
+        <w:pStyle w:val="ListParagraph"/>
+        <w:spacing w:after="0" w:line="240" w:lineRule="auto"/>
+        <w:rPr>
+          <w:rFonts w:ascii="Times New Roman" w:hAnsi="Times New Roman" w:cs="Times New Roman"/>
+          <w:sz w:val="21"/>
+          <w:szCs w:val="21"/>
+        </w:rPr>
+      </w:pPr>
       <w:r>
         <w:rPr>
           <w:rFonts w:ascii="Times New Roman" w:hAnsi="Times New Roman" w:cs="Times New Roman"/>
+          <w:sz w:val="21"/>
+          <w:szCs w:val="21"/>
         </w:rPr>
         <w:t>Google Project Management Certificate</w:t>
       </w:r>
     </w:p>
     <w:p>
       <w:pPr>
-        <w:spacing w:before="200" w:after="60" w:line="240" w:lineRule="auto"/>
-        <w:rPr>
-          <w:rFonts w:ascii="Times New Roman" w:hAnsi="Times New Roman" w:cs="Times New Roman"/>
+        <w:pStyle w:val="ListParagraph"/>
+        <w:spacing w:after="0" w:line="240" w:lineRule="auto"/>
+        <w:rPr>
+          <w:rFonts w:ascii="Times New Roman" w:hAnsi="Times New Roman" w:cs="Times New Roman"/>
+          <w:sz w:val="21"/>
+          <w:szCs w:val="21"/>
         </w:rPr>
       </w:pPr>
       <w:r>
         <w:rPr>
           <w:rFonts w:ascii="Times New Roman" w:hAnsi="Times New Roman" w:cs="Times New Roman"/>
+          <w:sz w:val="21"/>
+          <w:szCs w:val="21"/>
+        </w:rPr>
+        <w:t>Human Subjects Research (CITI)</w:t>
+      </w:r>
+    </w:p>
+    <w:p>
+      <w:pPr>
+        <w:spacing w:after="0" w:line="240" w:lineRule="auto"/>
+        <w:rPr>
+          <w:rFonts w:ascii="Times New Roman" w:hAnsi="Times New Roman" w:cs="Times New Roman"/>
           <w:b/>
+          <w:sz w:val="21"/>
+          <w:szCs w:val="21"/>
+        </w:rPr>
+      </w:pPr>
+    </w:p>
+    <w:p>
+      <w:pPr>
+        <w:spacing w:after="0" w:line="240" w:lineRule="auto"/>
+        <w:rPr>
+          <w:rFonts w:ascii="Times New Roman" w:hAnsi="Times New Roman" w:cs="Times New Roman"/>
+          <w:sz w:val="21"/>
+          <w:szCs w:val="21"/>
+        </w:rPr>
+      </w:pPr>
+      <w:r>
+        <w:rPr>
+          <w:rFonts w:ascii="Times New Roman" w:hAnsi="Times New Roman" w:cs="Times New Roman"/>
+          <w:b/>
+          <w:sz w:val="21"/>
+          <w:szCs w:val="21"/>
         </w:rPr>
         <w:t>REFERENCE</w:t>
       </w:r>
@@ -1172,62 +1658,82 @@
           <w:ilvl w:val="0"/>
           <w:numId w:val="13"/>
         </w:numPr>
-        <w:spacing w:after="20" w:line="240" w:lineRule="auto"/>
-        <w:rPr>
-          <w:rFonts w:ascii="Times New Roman" w:hAnsi="Times New Roman" w:cs="Times New Roman"/>
+        <w:spacing w:after="0" w:line="240" w:lineRule="auto"/>
+        <w:rPr>
+          <w:rFonts w:ascii="Times New Roman" w:hAnsi="Times New Roman" w:cs="Times New Roman"/>
+          <w:sz w:val="21"/>
+          <w:szCs w:val="21"/>
         </w:rPr>
       </w:pPr>
       <w:r>
         <w:rPr>
           <w:rFonts w:ascii="Times New Roman" w:hAnsi="Times New Roman" w:cs="Times New Roman"/>
+          <w:sz w:val="21"/>
+          <w:szCs w:val="21"/>
         </w:rPr>
         <w:t>Gloria Ayesiga</w:t>
       </w:r>
       <w:r>
         <w:rPr>
           <w:rFonts w:ascii="Times New Roman" w:hAnsi="Times New Roman" w:cs="Times New Roman"/>
+          <w:sz w:val="21"/>
+          <w:szCs w:val="21"/>
         </w:rPr>
         <w:t>,</w:t>
       </w:r>
       <w:r>
         <w:rPr>
           <w:rFonts w:ascii="Times New Roman" w:hAnsi="Times New Roman" w:cs="Times New Roman"/>
+          <w:sz w:val="21"/>
+          <w:szCs w:val="21"/>
         </w:rPr>
         <w:t xml:space="preserve"> Supervisor</w:t>
       </w:r>
       <w:r>
         <w:rPr>
           <w:rFonts w:ascii="Times New Roman" w:hAnsi="Times New Roman" w:cs="Times New Roman"/>
+          <w:sz w:val="21"/>
+          <w:szCs w:val="21"/>
         </w:rPr>
         <w:t xml:space="preserve"> at </w:t>
       </w:r>
       <w:r>
         <w:rPr>
           <w:rFonts w:ascii="Times New Roman" w:hAnsi="Times New Roman" w:cs="Times New Roman"/>
+          <w:sz w:val="21"/>
+          <w:szCs w:val="21"/>
         </w:rPr>
         <w:t>IPA</w:t>
       </w:r>
       <w:r>
         <w:rPr>
           <w:rFonts w:ascii="Times New Roman" w:hAnsi="Times New Roman" w:cs="Times New Roman"/>
+          <w:sz w:val="21"/>
+          <w:szCs w:val="21"/>
         </w:rPr>
         <w:t>,</w:t>
       </w:r>
       <w:r>
         <w:rPr>
           <w:rFonts w:ascii="Times New Roman" w:hAnsi="Times New Roman" w:cs="Times New Roman"/>
+          <w:sz w:val="21"/>
+          <w:szCs w:val="21"/>
         </w:rPr>
         <w:t xml:space="preserve"> gayesiga@gmail.com</w:t>
       </w:r>
       <w:r>
         <w:rPr>
           <w:rFonts w:ascii="Times New Roman" w:hAnsi="Times New Roman" w:cs="Times New Roman"/>
+          <w:sz w:val="21"/>
+          <w:szCs w:val="21"/>
         </w:rPr>
         <w:t>,</w:t>
       </w:r>
       <w:r>
         <w:rPr>
           <w:rFonts w:ascii="Times New Roman" w:hAnsi="Times New Roman" w:cs="Times New Roman"/>
+          <w:sz w:val="21"/>
+          <w:szCs w:val="21"/>
         </w:rPr>
         <w:t xml:space="preserve"> +256759252676</w:t>
       </w:r>
@@ -1239,64 +1745,20 @@
           <w:ilvl w:val="0"/>
           <w:numId w:val="13"/>
         </w:numPr>
-        <w:spacing w:after="20" w:line="240" w:lineRule="auto"/>
-        <w:rPr>
-          <w:rFonts w:ascii="Times New Roman" w:hAnsi="Times New Roman" w:cs="Times New Roman"/>
+        <w:spacing w:after="0" w:line="240" w:lineRule="auto"/>
+        <w:rPr>
+          <w:rFonts w:ascii="Times New Roman" w:hAnsi="Times New Roman" w:cs="Times New Roman"/>
+          <w:sz w:val="21"/>
+          <w:szCs w:val="21"/>
         </w:rPr>
       </w:pPr>
       <w:r>
         <w:rPr>
           <w:rFonts w:ascii="Times New Roman" w:hAnsi="Times New Roman" w:cs="Times New Roman"/>
-        </w:rPr>
-        <w:t>Ronald Kagiri</w:t>
-      </w:r>
-      <w:r>
-        <w:rPr>
-          <w:rFonts w:ascii="Times New Roman" w:hAnsi="Times New Roman" w:cs="Times New Roman"/>
-        </w:rPr>
-        <w:t>,</w:t>
-      </w:r>
-      <w:r>
-        <w:rPr>
-          <w:rFonts w:ascii="Times New Roman" w:hAnsi="Times New Roman" w:cs="Times New Roman"/>
-        </w:rPr>
-        <w:t xml:space="preserve"> Supervisor</w:t>
-      </w:r>
-      <w:r>
-        <w:rPr>
-          <w:rFonts w:ascii="Times New Roman" w:hAnsi="Times New Roman" w:cs="Times New Roman"/>
-        </w:rPr>
-        <w:t xml:space="preserve"> at</w:t>
-      </w:r>
-      <w:r>
-        <w:rPr>
-          <w:rFonts w:ascii="Times New Roman" w:hAnsi="Times New Roman" w:cs="Times New Roman"/>
-        </w:rPr>
-        <w:t xml:space="preserve"> Bronkar</w:t>
-      </w:r>
-      <w:r>
-        <w:rPr>
-          <w:rFonts w:ascii="Times New Roman" w:hAnsi="Times New Roman" w:cs="Times New Roman"/>
-        </w:rPr>
-        <w:t>,</w:t>
-      </w:r>
-      <w:r>
-        <w:rPr>
-          <w:rFonts w:ascii="Times New Roman" w:hAnsi="Times New Roman" w:cs="Times New Roman"/>
-        </w:rPr>
-        <w:t xml:space="preserve"> rkagiri@gmail.com</w:t>
-      </w:r>
-      <w:r>
-        <w:rPr>
-          <w:rFonts w:ascii="Times New Roman" w:hAnsi="Times New Roman" w:cs="Times New Roman"/>
-        </w:rPr>
-        <w:t>,</w:t>
-      </w:r>
-      <w:r>
-        <w:rPr>
-          <w:rFonts w:ascii="Times New Roman" w:hAnsi="Times New Roman" w:cs="Times New Roman"/>
-        </w:rPr>
-        <w:t xml:space="preserve"> +256782665971</w:t>
+          <w:sz w:val="21"/>
+          <w:szCs w:val="21"/>
+        </w:rPr>
+        <w:t>Ronald Kagiri, Supervisor at Bronkar, rkagiri@gmail.com, +256782665971</w:t>
       </w:r>
     </w:p>
     <w:sectPr>
@@ -1711,7 +2173,7 @@
   <w:abstractNum w:abstractNumId="11" w15:restartNumberingAfterBreak="0">
     <w:nsid w:val="216C535D"/>
     <w:multiLevelType w:val="hybridMultilevel"/>
-    <w:tmpl w:val="B58687FA"/>
+    <w:tmpl w:val="96EAF72E"/>
     <w:lvl w:ilvl="0" w:tplc="04090001">
       <w:start w:val="1"/>
       <w:numFmt w:val="bullet"/>

--- a/CV_Johnson_Mugarra_Standard.docx
+++ b/CV_Johnson_Mugarra_Standard.docx
@@ -1671,94 +1671,7 @@
           <w:sz w:val="21"/>
           <w:szCs w:val="21"/>
         </w:rPr>
-        <w:t>Gloria Ayesiga</w:t>
-      </w:r>
-      <w:r>
-        <w:rPr>
-          <w:rFonts w:ascii="Times New Roman" w:hAnsi="Times New Roman" w:cs="Times New Roman"/>
-          <w:sz w:val="21"/>
-          <w:szCs w:val="21"/>
-        </w:rPr>
-        <w:t>,</w:t>
-      </w:r>
-      <w:r>
-        <w:rPr>
-          <w:rFonts w:ascii="Times New Roman" w:hAnsi="Times New Roman" w:cs="Times New Roman"/>
-          <w:sz w:val="21"/>
-          <w:szCs w:val="21"/>
-        </w:rPr>
-        <w:t xml:space="preserve"> Supervisor</w:t>
-      </w:r>
-      <w:r>
-        <w:rPr>
-          <w:rFonts w:ascii="Times New Roman" w:hAnsi="Times New Roman" w:cs="Times New Roman"/>
-          <w:sz w:val="21"/>
-          <w:szCs w:val="21"/>
-        </w:rPr>
-        <w:t xml:space="preserve"> at </w:t>
-      </w:r>
-      <w:r>
-        <w:rPr>
-          <w:rFonts w:ascii="Times New Roman" w:hAnsi="Times New Roman" w:cs="Times New Roman"/>
-          <w:sz w:val="21"/>
-          <w:szCs w:val="21"/>
-        </w:rPr>
-        <w:t>IPA</w:t>
-      </w:r>
-      <w:r>
-        <w:rPr>
-          <w:rFonts w:ascii="Times New Roman" w:hAnsi="Times New Roman" w:cs="Times New Roman"/>
-          <w:sz w:val="21"/>
-          <w:szCs w:val="21"/>
-        </w:rPr>
-        <w:t>,</w:t>
-      </w:r>
-      <w:r>
-        <w:rPr>
-          <w:rFonts w:ascii="Times New Roman" w:hAnsi="Times New Roman" w:cs="Times New Roman"/>
-          <w:sz w:val="21"/>
-          <w:szCs w:val="21"/>
-        </w:rPr>
-        <w:t xml:space="preserve"> gayesiga@gmail.com</w:t>
-      </w:r>
-      <w:r>
-        <w:rPr>
-          <w:rFonts w:ascii="Times New Roman" w:hAnsi="Times New Roman" w:cs="Times New Roman"/>
-          <w:sz w:val="21"/>
-          <w:szCs w:val="21"/>
-        </w:rPr>
-        <w:t>,</w:t>
-      </w:r>
-      <w:r>
-        <w:rPr>
-          <w:rFonts w:ascii="Times New Roman" w:hAnsi="Times New Roman" w:cs="Times New Roman"/>
-          <w:sz w:val="21"/>
-          <w:szCs w:val="21"/>
-        </w:rPr>
-        <w:t xml:space="preserve"> +256759252676</w:t>
-      </w:r>
-    </w:p>
-    <w:p>
-      <w:pPr>
-        <w:pStyle w:val="ListParagraph"/>
-        <w:numPr>
-          <w:ilvl w:val="0"/>
-          <w:numId w:val="13"/>
-        </w:numPr>
-        <w:spacing w:after="0" w:line="240" w:lineRule="auto"/>
-        <w:rPr>
-          <w:rFonts w:ascii="Times New Roman" w:hAnsi="Times New Roman" w:cs="Times New Roman"/>
-          <w:sz w:val="21"/>
-          <w:szCs w:val="21"/>
-        </w:rPr>
-      </w:pPr>
-      <w:r>
-        <w:rPr>
-          <w:rFonts w:ascii="Times New Roman" w:hAnsi="Times New Roman" w:cs="Times New Roman"/>
-          <w:sz w:val="21"/>
-          <w:szCs w:val="21"/>
-        </w:rPr>
-        <w:t>Ronald Kagiri, Supervisor at Bronkar, rkagiri@gmail.com, +256782665971</w:t>
+        <w:t>Available on request</w:t>
       </w:r>
     </w:p>
     <w:sectPr>

--- a/CV_Johnson_Mugarra_Standard.docx
+++ b/CV_Johnson_Mugarra_Standard.docx
@@ -368,7 +368,70 @@
           <w:sz w:val="21"/>
           <w:szCs w:val="21"/>
         </w:rPr>
-        <w:t>Research and Data Consultant, July 2026 - January 2027</w:t>
+        <w:t xml:space="preserve">Research and Data Consultant, </w:t>
+      </w:r>
+      <w:r>
+        <w:rPr>
+          <w:rFonts w:ascii="Times New Roman" w:hAnsi="Times New Roman" w:cs="Times New Roman"/>
+          <w:b/>
+          <w:sz w:val="21"/>
+          <w:szCs w:val="21"/>
+        </w:rPr>
+        <w:t>November</w:t>
+      </w:r>
+      <w:r>
+        <w:rPr>
+          <w:rFonts w:ascii="Times New Roman" w:hAnsi="Times New Roman" w:cs="Times New Roman"/>
+          <w:b/>
+          <w:sz w:val="21"/>
+          <w:szCs w:val="21"/>
+        </w:rPr>
+        <w:t xml:space="preserve"> 202</w:t>
+      </w:r>
+      <w:r>
+        <w:rPr>
+          <w:rFonts w:ascii="Times New Roman" w:hAnsi="Times New Roman" w:cs="Times New Roman"/>
+          <w:b/>
+          <w:sz w:val="21"/>
+          <w:szCs w:val="21"/>
+        </w:rPr>
+        <w:t>5</w:t>
+      </w:r>
+      <w:r>
+        <w:rPr>
+          <w:rFonts w:ascii="Times New Roman" w:hAnsi="Times New Roman" w:cs="Times New Roman"/>
+          <w:b/>
+          <w:sz w:val="21"/>
+          <w:szCs w:val="21"/>
+        </w:rPr>
+        <w:t xml:space="preserve"> - </w:t>
+      </w:r>
+      <w:r>
+        <w:rPr>
+          <w:rFonts w:ascii="Times New Roman" w:hAnsi="Times New Roman" w:cs="Times New Roman"/>
+          <w:b/>
+          <w:sz w:val="21"/>
+          <w:szCs w:val="21"/>
+        </w:rPr>
+        <w:t>September</w:t>
+      </w:r>
+      <w:r>
+        <w:rPr>
+          <w:rFonts w:ascii="Times New Roman" w:hAnsi="Times New Roman" w:cs="Times New Roman"/>
+          <w:b/>
+          <w:sz w:val="21"/>
+          <w:szCs w:val="21"/>
+        </w:rPr>
+        <w:t xml:space="preserve"> 202</w:t>
+      </w:r>
+      <w:r>
+        <w:rPr>
+          <w:rFonts w:ascii="Times New Roman" w:hAnsi="Times New Roman" w:cs="Times New Roman"/>
+          <w:b/>
+          <w:sz w:val="21"/>
+          <w:szCs w:val="21"/>
+        </w:rPr>
+        <w:t>6</w:t>
       </w:r>
     </w:p>
     <w:p>

--- a/CV_Johnson_Mugarra_Standard.docx
+++ b/CV_Johnson_Mugarra_Standard.docx
@@ -57,7 +57,7 @@
           <w:sz w:val="21"/>
           <w:szCs w:val="21"/>
         </w:rPr>
-        <w:t>Kampala, Uganda, +256 777 108 405, johnsonmugarra@yahoo.com, johnsonmugarra.com</w:t>
+        <w:t>Kampala, Uganda, +256 777 108 405, johnsonmugarra@yahoo.com, johnsonmugarra.com, github.com/mugarrajohnson</w:t>
       </w:r>
     </w:p>
     <w:p>
@@ -66,8 +66,8 @@
         <w:jc w:val="center"/>
         <w:rPr>
           <w:rFonts w:ascii="Times New Roman" w:hAnsi="Times New Roman" w:cs="Times New Roman"/>
-          <w:sz w:val="21"/>
-          <w:szCs w:val="21"/>
+          <w:sz w:val="8"/>
+          <w:szCs w:val="8"/>
         </w:rPr>
       </w:pPr>
     </w:p>
@@ -113,8 +113,8 @@
         <w:spacing w:after="0" w:line="240" w:lineRule="auto"/>
         <w:rPr>
           <w:rFonts w:ascii="Times New Roman" w:hAnsi="Times New Roman" w:cs="Times New Roman"/>
-          <w:sz w:val="21"/>
-          <w:szCs w:val="21"/>
+          <w:sz w:val="8"/>
+          <w:szCs w:val="8"/>
         </w:rPr>
       </w:pPr>
     </w:p>
@@ -272,185 +272,7 @@
           <w:sz w:val="21"/>
           <w:szCs w:val="21"/>
         </w:rPr>
-        <w:t xml:space="preserve">Proposal </w:t>
-      </w:r>
-      <w:r>
-        <w:rPr>
-          <w:rFonts w:ascii="Times New Roman" w:hAnsi="Times New Roman" w:cs="Times New Roman"/>
-          <w:sz w:val="21"/>
-          <w:szCs w:val="21"/>
-        </w:rPr>
-        <w:t>development</w:t>
-      </w:r>
-      <w:r>
-        <w:rPr>
-          <w:rFonts w:ascii="Times New Roman" w:hAnsi="Times New Roman" w:cs="Times New Roman"/>
-          <w:sz w:val="21"/>
-          <w:szCs w:val="21"/>
-        </w:rPr>
-        <w:t xml:space="preserve">: </w:t>
-      </w:r>
-      <w:r>
-        <w:rPr>
-          <w:rFonts w:ascii="Times New Roman" w:hAnsi="Times New Roman" w:cs="Times New Roman"/>
-          <w:sz w:val="21"/>
-          <w:szCs w:val="21"/>
-        </w:rPr>
-        <w:t xml:space="preserve">concept note, </w:t>
-      </w:r>
-      <w:r>
-        <w:rPr>
-          <w:rFonts w:ascii="Times New Roman" w:hAnsi="Times New Roman" w:cs="Times New Roman"/>
-          <w:sz w:val="21"/>
-          <w:szCs w:val="21"/>
-        </w:rPr>
-        <w:t xml:space="preserve">strategy, </w:t>
-      </w:r>
-      <w:r>
-        <w:rPr>
-          <w:rFonts w:ascii="Times New Roman" w:hAnsi="Times New Roman" w:cs="Times New Roman"/>
-          <w:sz w:val="21"/>
-          <w:szCs w:val="21"/>
-        </w:rPr>
-        <w:t xml:space="preserve">design, </w:t>
-      </w:r>
-      <w:r>
-        <w:rPr>
-          <w:rFonts w:ascii="Times New Roman" w:hAnsi="Times New Roman" w:cs="Times New Roman"/>
-          <w:sz w:val="21"/>
-          <w:szCs w:val="21"/>
-        </w:rPr>
-        <w:t>methodologies and work plans, budgeting, quality assurance</w:t>
-      </w:r>
-    </w:p>
-    <w:p>
-      <w:pPr>
-        <w:spacing w:after="0" w:line="240" w:lineRule="auto"/>
-        <w:rPr>
-          <w:rFonts w:ascii="Times New Roman" w:hAnsi="Times New Roman" w:cs="Times New Roman"/>
-          <w:sz w:val="21"/>
-          <w:szCs w:val="21"/>
-        </w:rPr>
-      </w:pPr>
-    </w:p>
-    <w:p>
-      <w:pPr>
-        <w:spacing w:after="0" w:line="240" w:lineRule="auto"/>
-        <w:rPr>
-          <w:rFonts w:ascii="Times New Roman" w:hAnsi="Times New Roman" w:cs="Times New Roman"/>
-          <w:sz w:val="21"/>
-          <w:szCs w:val="21"/>
-        </w:rPr>
-      </w:pPr>
-      <w:r>
-        <w:rPr>
-          <w:rFonts w:ascii="Times New Roman" w:hAnsi="Times New Roman" w:cs="Times New Roman"/>
-          <w:b/>
-          <w:sz w:val="21"/>
-          <w:szCs w:val="21"/>
-        </w:rPr>
-        <w:t>WORK EXPERIENCE</w:t>
-      </w:r>
-    </w:p>
-    <w:p>
-      <w:pPr>
-        <w:spacing w:after="0" w:line="240" w:lineRule="auto"/>
-        <w:rPr>
-          <w:rFonts w:ascii="Times New Roman" w:hAnsi="Times New Roman" w:cs="Times New Roman"/>
-          <w:sz w:val="21"/>
-          <w:szCs w:val="21"/>
-        </w:rPr>
-      </w:pPr>
-      <w:r>
-        <w:rPr>
-          <w:rFonts w:ascii="Times New Roman" w:hAnsi="Times New Roman" w:cs="Times New Roman"/>
-          <w:b/>
-          <w:sz w:val="21"/>
-          <w:szCs w:val="21"/>
-        </w:rPr>
-        <w:t xml:space="preserve">Research and Data Consultant, </w:t>
-      </w:r>
-      <w:r>
-        <w:rPr>
-          <w:rFonts w:ascii="Times New Roman" w:hAnsi="Times New Roman" w:cs="Times New Roman"/>
-          <w:b/>
-          <w:sz w:val="21"/>
-          <w:szCs w:val="21"/>
-        </w:rPr>
-        <w:t>November</w:t>
-      </w:r>
-      <w:r>
-        <w:rPr>
-          <w:rFonts w:ascii="Times New Roman" w:hAnsi="Times New Roman" w:cs="Times New Roman"/>
-          <w:b/>
-          <w:sz w:val="21"/>
-          <w:szCs w:val="21"/>
-        </w:rPr>
-        <w:t xml:space="preserve"> 202</w:t>
-      </w:r>
-      <w:r>
-        <w:rPr>
-          <w:rFonts w:ascii="Times New Roman" w:hAnsi="Times New Roman" w:cs="Times New Roman"/>
-          <w:b/>
-          <w:sz w:val="21"/>
-          <w:szCs w:val="21"/>
-        </w:rPr>
-        <w:t>5</w:t>
-      </w:r>
-      <w:r>
-        <w:rPr>
-          <w:rFonts w:ascii="Times New Roman" w:hAnsi="Times New Roman" w:cs="Times New Roman"/>
-          <w:b/>
-          <w:sz w:val="21"/>
-          <w:szCs w:val="21"/>
-        </w:rPr>
-        <w:t xml:space="preserve"> - </w:t>
-      </w:r>
-      <w:r>
-        <w:rPr>
-          <w:rFonts w:ascii="Times New Roman" w:hAnsi="Times New Roman" w:cs="Times New Roman"/>
-          <w:b/>
-          <w:sz w:val="21"/>
-          <w:szCs w:val="21"/>
-        </w:rPr>
-        <w:t>September</w:t>
-      </w:r>
-      <w:r>
-        <w:rPr>
-          <w:rFonts w:ascii="Times New Roman" w:hAnsi="Times New Roman" w:cs="Times New Roman"/>
-          <w:b/>
-          <w:sz w:val="21"/>
-          <w:szCs w:val="21"/>
-        </w:rPr>
-        <w:t xml:space="preserve"> 202</w:t>
-      </w:r>
-      <w:r>
-        <w:rPr>
-          <w:rFonts w:ascii="Times New Roman" w:hAnsi="Times New Roman" w:cs="Times New Roman"/>
-          <w:b/>
-          <w:sz w:val="21"/>
-          <w:szCs w:val="21"/>
-        </w:rPr>
-        <w:t>6</w:t>
-      </w:r>
-    </w:p>
-    <w:p>
-      <w:pPr>
-        <w:spacing w:after="0" w:line="240" w:lineRule="auto"/>
-        <w:rPr>
-          <w:rFonts w:ascii="Times New Roman" w:hAnsi="Times New Roman" w:cs="Times New Roman"/>
-          <w:sz w:val="21"/>
-          <w:szCs w:val="21"/>
-        </w:rPr>
-      </w:pPr>
-      <w:r>
-        <w:rPr>
-          <w:rFonts w:ascii="Times New Roman" w:hAnsi="Times New Roman" w:cs="Times New Roman"/>
-          <w:i/>
-          <w:sz w:val="21"/>
-          <w:szCs w:val="21"/>
-        </w:rPr>
-        <w:t>Enimiro Products Uganda Ltd, Kayunga, Uganda</w:t>
+        <w:t>Machine learning and AI: scikit-learn, time-series forecasting, neural networks and CNNs in TensorFlow and PyTorch, and daily AI tooling for cleaning, code, and drafting with outputs verified by hand</w:t>
       </w:r>
     </w:p>
     <w:p>
@@ -473,7 +295,185 @@
           <w:sz w:val="21"/>
           <w:szCs w:val="21"/>
         </w:rPr>
-        <w:t>Coordinated with the data team to collect, clean, and organize operational data on farmer activities, crop production, sales, and sustainability programs.</w:t>
+        <w:t xml:space="preserve">Proposal </w:t>
+      </w:r>
+      <w:r>
+        <w:rPr>
+          <w:rFonts w:ascii="Times New Roman" w:hAnsi="Times New Roman" w:cs="Times New Roman"/>
+          <w:sz w:val="21"/>
+          <w:szCs w:val="21"/>
+        </w:rPr>
+        <w:t>development</w:t>
+      </w:r>
+      <w:r>
+        <w:rPr>
+          <w:rFonts w:ascii="Times New Roman" w:hAnsi="Times New Roman" w:cs="Times New Roman"/>
+          <w:sz w:val="21"/>
+          <w:szCs w:val="21"/>
+        </w:rPr>
+        <w:t xml:space="preserve">: </w:t>
+      </w:r>
+      <w:r>
+        <w:rPr>
+          <w:rFonts w:ascii="Times New Roman" w:hAnsi="Times New Roman" w:cs="Times New Roman"/>
+          <w:sz w:val="21"/>
+          <w:szCs w:val="21"/>
+        </w:rPr>
+        <w:t xml:space="preserve">concept note, </w:t>
+      </w:r>
+      <w:r>
+        <w:rPr>
+          <w:rFonts w:ascii="Times New Roman" w:hAnsi="Times New Roman" w:cs="Times New Roman"/>
+          <w:sz w:val="21"/>
+          <w:szCs w:val="21"/>
+        </w:rPr>
+        <w:t xml:space="preserve">strategy, </w:t>
+      </w:r>
+      <w:r>
+        <w:rPr>
+          <w:rFonts w:ascii="Times New Roman" w:hAnsi="Times New Roman" w:cs="Times New Roman"/>
+          <w:sz w:val="21"/>
+          <w:szCs w:val="21"/>
+        </w:rPr>
+        <w:t xml:space="preserve">design, </w:t>
+      </w:r>
+      <w:r>
+        <w:rPr>
+          <w:rFonts w:ascii="Times New Roman" w:hAnsi="Times New Roman" w:cs="Times New Roman"/>
+          <w:sz w:val="21"/>
+          <w:szCs w:val="21"/>
+        </w:rPr>
+        <w:t>methodologies and work plans, budgeting, quality assurance</w:t>
+      </w:r>
+    </w:p>
+    <w:p>
+      <w:pPr>
+        <w:spacing w:after="0" w:line="240" w:lineRule="auto"/>
+        <w:rPr>
+          <w:rFonts w:ascii="Times New Roman" w:hAnsi="Times New Roman" w:cs="Times New Roman"/>
+          <w:sz w:val="8"/>
+          <w:szCs w:val="8"/>
+        </w:rPr>
+      </w:pPr>
+    </w:p>
+    <w:p>
+      <w:pPr>
+        <w:spacing w:after="0" w:line="240" w:lineRule="auto"/>
+        <w:rPr>
+          <w:rFonts w:ascii="Times New Roman" w:hAnsi="Times New Roman" w:cs="Times New Roman"/>
+          <w:sz w:val="21"/>
+          <w:szCs w:val="21"/>
+        </w:rPr>
+      </w:pPr>
+      <w:r>
+        <w:rPr>
+          <w:rFonts w:ascii="Times New Roman" w:hAnsi="Times New Roman" w:cs="Times New Roman"/>
+          <w:b/>
+          <w:sz w:val="21"/>
+          <w:szCs w:val="21"/>
+        </w:rPr>
+        <w:t>WORK EXPERIENCE</w:t>
+      </w:r>
+    </w:p>
+    <w:p>
+      <w:pPr>
+        <w:spacing w:after="0" w:line="240" w:lineRule="auto"/>
+        <w:rPr>
+          <w:rFonts w:ascii="Times New Roman" w:hAnsi="Times New Roman" w:cs="Times New Roman"/>
+          <w:sz w:val="21"/>
+          <w:szCs w:val="21"/>
+        </w:rPr>
+      </w:pPr>
+      <w:r>
+        <w:rPr>
+          <w:rFonts w:ascii="Times New Roman" w:hAnsi="Times New Roman" w:cs="Times New Roman"/>
+          <w:b/>
+          <w:sz w:val="21"/>
+          <w:szCs w:val="21"/>
+        </w:rPr>
+        <w:t xml:space="preserve">Research and Data Consultant, </w:t>
+      </w:r>
+      <w:r>
+        <w:rPr>
+          <w:rFonts w:ascii="Times New Roman" w:hAnsi="Times New Roman" w:cs="Times New Roman"/>
+          <w:b/>
+          <w:sz w:val="21"/>
+          <w:szCs w:val="21"/>
+        </w:rPr>
+        <w:t>November</w:t>
+      </w:r>
+      <w:r>
+        <w:rPr>
+          <w:rFonts w:ascii="Times New Roman" w:hAnsi="Times New Roman" w:cs="Times New Roman"/>
+          <w:b/>
+          <w:sz w:val="21"/>
+          <w:szCs w:val="21"/>
+        </w:rPr>
+        <w:t xml:space="preserve"> 202</w:t>
+      </w:r>
+      <w:r>
+        <w:rPr>
+          <w:rFonts w:ascii="Times New Roman" w:hAnsi="Times New Roman" w:cs="Times New Roman"/>
+          <w:b/>
+          <w:sz w:val="21"/>
+          <w:szCs w:val="21"/>
+        </w:rPr>
+        <w:t>5</w:t>
+      </w:r>
+      <w:r>
+        <w:rPr>
+          <w:rFonts w:ascii="Times New Roman" w:hAnsi="Times New Roman" w:cs="Times New Roman"/>
+          <w:b/>
+          <w:sz w:val="21"/>
+          <w:szCs w:val="21"/>
+        </w:rPr>
+        <w:t xml:space="preserve"> - </w:t>
+      </w:r>
+      <w:r>
+        <w:rPr>
+          <w:rFonts w:ascii="Times New Roman" w:hAnsi="Times New Roman" w:cs="Times New Roman"/>
+          <w:b/>
+          <w:sz w:val="21"/>
+          <w:szCs w:val="21"/>
+        </w:rPr>
+        <w:t>September</w:t>
+      </w:r>
+      <w:r>
+        <w:rPr>
+          <w:rFonts w:ascii="Times New Roman" w:hAnsi="Times New Roman" w:cs="Times New Roman"/>
+          <w:b/>
+          <w:sz w:val="21"/>
+          <w:szCs w:val="21"/>
+        </w:rPr>
+        <w:t xml:space="preserve"> 202</w:t>
+      </w:r>
+      <w:r>
+        <w:rPr>
+          <w:rFonts w:ascii="Times New Roman" w:hAnsi="Times New Roman" w:cs="Times New Roman"/>
+          <w:b/>
+          <w:sz w:val="21"/>
+          <w:szCs w:val="21"/>
+        </w:rPr>
+        <w:t>6</w:t>
+      </w:r>
+    </w:p>
+    <w:p>
+      <w:pPr>
+        <w:spacing w:after="0" w:line="240" w:lineRule="auto"/>
+        <w:rPr>
+          <w:rFonts w:ascii="Times New Roman" w:hAnsi="Times New Roman" w:cs="Times New Roman"/>
+          <w:sz w:val="21"/>
+          <w:szCs w:val="21"/>
+        </w:rPr>
+      </w:pPr>
+      <w:r>
+        <w:rPr>
+          <w:rFonts w:ascii="Times New Roman" w:hAnsi="Times New Roman" w:cs="Times New Roman"/>
+          <w:i/>
+          <w:sz w:val="21"/>
+          <w:szCs w:val="21"/>
+        </w:rPr>
+        <w:t>Enimiro Products Uganda Ltd, Kayunga, Uganda</w:t>
       </w:r>
     </w:p>
     <w:p>
@@ -496,7 +496,7 @@
           <w:sz w:val="21"/>
           <w:szCs w:val="21"/>
         </w:rPr>
-        <w:t>Maintained a Python pipeline moving SurveyCTO submissions into PostgreSQL raw, clean, and analysis tables, with photo handling and scheduled exports to Google Sheets for dashboards.</w:t>
+        <w:t>Coordinated with the data team to collect, clean, and organize operational data on farmer activities, crop production, sales, and sustainability programs.</w:t>
       </w:r>
     </w:p>
     <w:p>
@@ -519,7 +519,7 @@
           <w:sz w:val="21"/>
           <w:szCs w:val="21"/>
         </w:rPr>
-        <w:t>Matched GPS records to district boundaries and maintained the farmer master with merge and change logs for auditability.</w:t>
+        <w:t>Maintained a Python pipeline moving SurveyCTO submissions into PostgreSQL raw, clean, and analysis tables, with scheduled exports to Google Sheets for dashboards.</w:t>
       </w:r>
     </w:p>
     <w:p>
@@ -542,7 +542,7 @@
           <w:sz w:val="21"/>
           <w:szCs w:val="21"/>
         </w:rPr>
-        <w:t>Built and maintained dashboards and reports tracking performance indicators for management and the board.</w:t>
+        <w:t>Matched GPS records to district boundaries and maintained the farmer master with merge and change logs for auditability.</w:t>
       </w:r>
     </w:p>
     <w:p>
@@ -565,23 +565,7 @@
           <w:sz w:val="21"/>
           <w:szCs w:val="21"/>
         </w:rPr>
-        <w:t xml:space="preserve">Ran statistical and trend checks to highlight risks and </w:t>
-      </w:r>
-      <w:r>
-        <w:rPr>
-          <w:rFonts w:ascii="Times New Roman" w:hAnsi="Times New Roman" w:cs="Times New Roman"/>
-          <w:sz w:val="21"/>
-          <w:szCs w:val="21"/>
-        </w:rPr>
-        <w:t>opportunities and</w:t>
-      </w:r>
-      <w:r>
-        <w:rPr>
-          <w:rFonts w:ascii="Times New Roman" w:hAnsi="Times New Roman" w:cs="Times New Roman"/>
-          <w:sz w:val="21"/>
-          <w:szCs w:val="21"/>
-        </w:rPr>
-        <w:t xml:space="preserve"> translated findings into training manuals and field guidance.</w:t>
+        <w:t>Built and maintained dashboards and reports tracking performance indicators for management and the board.</w:t>
       </w:r>
     </w:p>
     <w:p>
@@ -604,56 +588,7 @@
           <w:sz w:val="21"/>
           <w:szCs w:val="21"/>
         </w:rPr>
-        <w:t>Supported crop productivity and supply-chain research, updated survey tools and monitoring forms, trained staff on data use, and documented methods for donor and certification reporting.</w:t>
-      </w:r>
-    </w:p>
-    <w:p>
-      <w:pPr>
-        <w:spacing w:after="0" w:line="240" w:lineRule="auto"/>
-        <w:rPr>
-          <w:rFonts w:ascii="Times New Roman" w:hAnsi="Times New Roman" w:cs="Times New Roman"/>
-          <w:b/>
-          <w:sz w:val="21"/>
-          <w:szCs w:val="21"/>
-        </w:rPr>
-      </w:pPr>
-    </w:p>
-    <w:p>
-      <w:pPr>
-        <w:spacing w:after="0" w:line="240" w:lineRule="auto"/>
-        <w:rPr>
-          <w:rFonts w:ascii="Times New Roman" w:hAnsi="Times New Roman" w:cs="Times New Roman"/>
-          <w:sz w:val="21"/>
-          <w:szCs w:val="21"/>
-        </w:rPr>
-      </w:pPr>
-      <w:r>
-        <w:rPr>
-          <w:rFonts w:ascii="Times New Roman" w:hAnsi="Times New Roman" w:cs="Times New Roman"/>
-          <w:b/>
-          <w:sz w:val="21"/>
-          <w:szCs w:val="21"/>
-        </w:rPr>
-        <w:t>Technical Lead Consultant, January 2025 - June 2026</w:t>
-      </w:r>
-    </w:p>
-    <w:p>
-      <w:pPr>
-        <w:spacing w:after="0" w:line="240" w:lineRule="auto"/>
-        <w:rPr>
-          <w:rFonts w:ascii="Times New Roman" w:hAnsi="Times New Roman" w:cs="Times New Roman"/>
-          <w:sz w:val="21"/>
-          <w:szCs w:val="21"/>
-        </w:rPr>
-      </w:pPr>
-      <w:r>
-        <w:rPr>
-          <w:rFonts w:ascii="Times New Roman" w:hAnsi="Times New Roman" w:cs="Times New Roman"/>
-          <w:i/>
-          <w:sz w:val="21"/>
-          <w:szCs w:val="21"/>
-        </w:rPr>
-        <w:t>Center for Research and Communication (CRC), Remote</w:t>
+        <w:t>Ran statistical and trend checks to flag risks and opportunities and translated findings into training manuals and field guidance.</w:t>
       </w:r>
     </w:p>
     <w:p>
@@ -676,7 +611,56 @@
           <w:sz w:val="21"/>
           <w:szCs w:val="21"/>
         </w:rPr>
-        <w:t>Reviewed client requirements and evaluation criteria to shape proposal strategy and coordinated inputs across team members and specialists to meet deadlines.</w:t>
+        <w:t>Supported crop and supply-chain research, updated survey tools, trained staff on data use, and documented methods for donor and certification reporting.</w:t>
+      </w:r>
+    </w:p>
+    <w:p>
+      <w:pPr>
+        <w:spacing w:after="0" w:line="240" w:lineRule="auto"/>
+        <w:rPr>
+          <w:rFonts w:ascii="Times New Roman" w:hAnsi="Times New Roman" w:cs="Times New Roman"/>
+          <w:b/>
+          <w:sz w:val="8"/>
+          <w:szCs w:val="8"/>
+        </w:rPr>
+      </w:pPr>
+    </w:p>
+    <w:p>
+      <w:pPr>
+        <w:spacing w:after="0" w:line="240" w:lineRule="auto"/>
+        <w:rPr>
+          <w:rFonts w:ascii="Times New Roman" w:hAnsi="Times New Roman" w:cs="Times New Roman"/>
+          <w:sz w:val="21"/>
+          <w:szCs w:val="21"/>
+        </w:rPr>
+      </w:pPr>
+      <w:r>
+        <w:rPr>
+          <w:rFonts w:ascii="Times New Roman" w:hAnsi="Times New Roman" w:cs="Times New Roman"/>
+          <w:b/>
+          <w:sz w:val="21"/>
+          <w:szCs w:val="21"/>
+        </w:rPr>
+        <w:t>Technical Lead Consultant, January 2025 - June 2026</w:t>
+      </w:r>
+    </w:p>
+    <w:p>
+      <w:pPr>
+        <w:spacing w:after="0" w:line="240" w:lineRule="auto"/>
+        <w:rPr>
+          <w:rFonts w:ascii="Times New Roman" w:hAnsi="Times New Roman" w:cs="Times New Roman"/>
+          <w:sz w:val="21"/>
+          <w:szCs w:val="21"/>
+        </w:rPr>
+      </w:pPr>
+      <w:r>
+        <w:rPr>
+          <w:rFonts w:ascii="Times New Roman" w:hAnsi="Times New Roman" w:cs="Times New Roman"/>
+          <w:i/>
+          <w:sz w:val="21"/>
+          <w:szCs w:val="21"/>
+        </w:rPr>
+        <w:t>Center for Research and Communication (CRC), Remote</w:t>
       </w:r>
     </w:p>
     <w:p>
@@ -699,7 +683,7 @@
           <w:sz w:val="21"/>
           <w:szCs w:val="21"/>
         </w:rPr>
-        <w:t>Wrote and edited technical sections, including methodologies and work plans, and worked with finance to align technical approaches with compliant budgets.</w:t>
+        <w:t>Reviewed client requirements and evaluation criteria to shape proposal strategy and coordinated specialist inputs against deadlines.</w:t>
       </w:r>
     </w:p>
     <w:p>
@@ -722,7 +706,7 @@
           <w:sz w:val="21"/>
           <w:szCs w:val="21"/>
         </w:rPr>
-        <w:t>Provided technical leadership for the IRC MERP endline evaluation, covering evaluation design and tools, data analysis and synthesis, and integration of qualitative and quantitative findings against the results framework.</w:t>
+        <w:t>Wrote and edited technical sections, including methodologies and work plans, and worked with finance to align technical approaches with compliant budgets.</w:t>
       </w:r>
     </w:p>
     <w:p>
@@ -745,7 +729,7 @@
           <w:sz w:val="21"/>
           <w:szCs w:val="21"/>
         </w:rPr>
-        <w:t>Led quantitative inputs for IRC baseline and perception studies, including sampling strategy, instrument testing, data-quality checks, and statistical analysis with visual summaries.</w:t>
+        <w:t>Provided technical leadership for the IRC MERP endline evaluation, covering design and tools, analysis and synthesis, and integration of qualitative and quantitative findings against the results framework.</w:t>
       </w:r>
     </w:p>
     <w:p>
@@ -768,56 +752,7 @@
           <w:sz w:val="21"/>
           <w:szCs w:val="21"/>
         </w:rPr>
-        <w:t>Served as data and M&amp;E lead for UNICEF behavior-change and community awareness studies, covering tools, trackers, datasets, reach analysis, and report drafting.</w:t>
-      </w:r>
-    </w:p>
-    <w:p>
-      <w:pPr>
-        <w:spacing w:after="0" w:line="240" w:lineRule="auto"/>
-        <w:rPr>
-          <w:rFonts w:ascii="Times New Roman" w:hAnsi="Times New Roman" w:cs="Times New Roman"/>
-          <w:b/>
-          <w:sz w:val="21"/>
-          <w:szCs w:val="21"/>
-        </w:rPr>
-      </w:pPr>
-    </w:p>
-    <w:p>
-      <w:pPr>
-        <w:spacing w:after="0" w:line="240" w:lineRule="auto"/>
-        <w:rPr>
-          <w:rFonts w:ascii="Times New Roman" w:hAnsi="Times New Roman" w:cs="Times New Roman"/>
-          <w:sz w:val="21"/>
-          <w:szCs w:val="21"/>
-        </w:rPr>
-      </w:pPr>
-      <w:r>
-        <w:rPr>
-          <w:rFonts w:ascii="Times New Roman" w:hAnsi="Times New Roman" w:cs="Times New Roman"/>
-          <w:b/>
-          <w:sz w:val="21"/>
-          <w:szCs w:val="21"/>
-        </w:rPr>
-        <w:t>Researcher / Data Scientist, Vanilla Value-Chain Research, January 2024 - June 2025</w:t>
-      </w:r>
-    </w:p>
-    <w:p>
-      <w:pPr>
-        <w:spacing w:after="0" w:line="240" w:lineRule="auto"/>
-        <w:rPr>
-          <w:rFonts w:ascii="Times New Roman" w:hAnsi="Times New Roman" w:cs="Times New Roman"/>
-          <w:sz w:val="21"/>
-          <w:szCs w:val="21"/>
-        </w:rPr>
-      </w:pPr>
-      <w:r>
-        <w:rPr>
-          <w:rFonts w:ascii="Times New Roman" w:hAnsi="Times New Roman" w:cs="Times New Roman"/>
-          <w:i/>
-          <w:sz w:val="21"/>
-          <w:szCs w:val="21"/>
-        </w:rPr>
-        <w:t>Makerere University with MAAIF, Catholic Relief Services, and private sector partners, Uganda</w:t>
+        <w:t>Led quantitative inputs for IRC baseline and perception studies: sampling strategy, instrument testing, data-quality checks, and statistical analysis with visual summaries.</w:t>
       </w:r>
     </w:p>
     <w:p>
@@ -840,7 +775,56 @@
           <w:sz w:val="21"/>
           <w:szCs w:val="21"/>
         </w:rPr>
-        <w:t>Researched vanilla maturity and harvest timing to inform national harvest-declaration considerations, combining field and crop work with statistical modelling.</w:t>
+        <w:t>Served as data and M&amp;E lead for UNICEF behavior-change and awareness studies: tools, trackers, datasets, reach analysis, and report drafting.</w:t>
+      </w:r>
+    </w:p>
+    <w:p>
+      <w:pPr>
+        <w:spacing w:after="0" w:line="240" w:lineRule="auto"/>
+        <w:rPr>
+          <w:rFonts w:ascii="Times New Roman" w:hAnsi="Times New Roman" w:cs="Times New Roman"/>
+          <w:b/>
+          <w:sz w:val="8"/>
+          <w:szCs w:val="8"/>
+        </w:rPr>
+      </w:pPr>
+    </w:p>
+    <w:p>
+      <w:pPr>
+        <w:spacing w:after="0" w:line="240" w:lineRule="auto"/>
+        <w:rPr>
+          <w:rFonts w:ascii="Times New Roman" w:hAnsi="Times New Roman" w:cs="Times New Roman"/>
+          <w:sz w:val="21"/>
+          <w:szCs w:val="21"/>
+        </w:rPr>
+      </w:pPr>
+      <w:r>
+        <w:rPr>
+          <w:rFonts w:ascii="Times New Roman" w:hAnsi="Times New Roman" w:cs="Times New Roman"/>
+          <w:b/>
+          <w:sz w:val="21"/>
+          <w:szCs w:val="21"/>
+        </w:rPr>
+        <w:t>Researcher / Data Scientist, Vanilla Value-Chain Research, January 2024 - June 2025</w:t>
+      </w:r>
+    </w:p>
+    <w:p>
+      <w:pPr>
+        <w:spacing w:after="0" w:line="240" w:lineRule="auto"/>
+        <w:rPr>
+          <w:rFonts w:ascii="Times New Roman" w:hAnsi="Times New Roman" w:cs="Times New Roman"/>
+          <w:sz w:val="21"/>
+          <w:szCs w:val="21"/>
+        </w:rPr>
+      </w:pPr>
+      <w:r>
+        <w:rPr>
+          <w:rFonts w:ascii="Times New Roman" w:hAnsi="Times New Roman" w:cs="Times New Roman"/>
+          <w:i/>
+          <w:sz w:val="21"/>
+          <w:szCs w:val="21"/>
+        </w:rPr>
+        <w:t>Makerere University with MAAIF, Catholic Relief Services, and private sector partners, Uganda</w:t>
       </w:r>
     </w:p>
     <w:p>
@@ -863,7 +847,7 @@
           <w:sz w:val="21"/>
           <w:szCs w:val="21"/>
         </w:rPr>
-        <w:t>Integrated field, satellite climate, and survey data and built time-series models to compare maturity-assessment methods and their timing, quality, and price implications.</w:t>
+        <w:t>Researched vanilla maturity and harvest timing for national harvest-declaration considerations, combining field and crop work with statistical modelling.</w:t>
       </w:r>
     </w:p>
     <w:p>
@@ -886,8 +870,7 @@
           <w:sz w:val="21"/>
           <w:szCs w:val="21"/>
         </w:rPr>
-        <w:lastRenderedPageBreak/>
-        <w:t>Applied thermal-time analysis based on accumulated growing degree days to link heat units to crop development through maturity.</w:t>
+        <w:t>Integrated field, satellite climate, and survey data and built time-series models to compare maturity-assessment methods and their timing, quality, and price implications.</w:t>
       </w:r>
     </w:p>
     <w:p>
@@ -910,7 +893,7 @@
           <w:sz w:val="21"/>
           <w:szCs w:val="21"/>
         </w:rPr>
-        <w:t>Conducted farmer and stakeholder interviews, field measurements of development stages, and seasonal maturity assessments across vanilla-growing districts.</w:t>
+        <w:t>Applied thermal-time analysis based on accumulated growing degree days to link heat units to crop development through maturity.</w:t>
       </w:r>
     </w:p>
     <w:p>
@@ -933,56 +916,8 @@
           <w:sz w:val="21"/>
           <w:szCs w:val="21"/>
         </w:rPr>
-        <w:t>Helped establish the Kabanyolo demonstration plot and prepared models, scenario notes, and technical inputs for supervisors and stakeholders. Work concluded with program funding closure.</w:t>
-      </w:r>
-    </w:p>
-    <w:p>
-      <w:pPr>
-        <w:spacing w:after="0" w:line="240" w:lineRule="auto"/>
-        <w:rPr>
-          <w:rFonts w:ascii="Times New Roman" w:hAnsi="Times New Roman" w:cs="Times New Roman"/>
-          <w:b/>
-          <w:sz w:val="21"/>
-          <w:szCs w:val="21"/>
-        </w:rPr>
-      </w:pPr>
-    </w:p>
-    <w:p>
-      <w:pPr>
-        <w:spacing w:after="0" w:line="240" w:lineRule="auto"/>
-        <w:rPr>
-          <w:rFonts w:ascii="Times New Roman" w:hAnsi="Times New Roman" w:cs="Times New Roman"/>
-          <w:sz w:val="21"/>
-          <w:szCs w:val="21"/>
-        </w:rPr>
-      </w:pPr>
-      <w:r>
-        <w:rPr>
-          <w:rFonts w:ascii="Times New Roman" w:hAnsi="Times New Roman" w:cs="Times New Roman"/>
-          <w:b/>
-          <w:sz w:val="21"/>
-          <w:szCs w:val="21"/>
-        </w:rPr>
-        <w:t>Research Associate, February 2023 - November 2023</w:t>
-      </w:r>
-    </w:p>
-    <w:p>
-      <w:pPr>
-        <w:spacing w:after="0" w:line="240" w:lineRule="auto"/>
-        <w:rPr>
-          <w:rFonts w:ascii="Times New Roman" w:hAnsi="Times New Roman" w:cs="Times New Roman"/>
-          <w:sz w:val="21"/>
-          <w:szCs w:val="21"/>
-        </w:rPr>
-      </w:pPr>
-      <w:r>
-        <w:rPr>
-          <w:rFonts w:ascii="Times New Roman" w:hAnsi="Times New Roman" w:cs="Times New Roman"/>
-          <w:i/>
-          <w:sz w:val="21"/>
-          <w:szCs w:val="21"/>
-        </w:rPr>
-        <w:t>Innovations for Poverty Action (IPA), Kampala, Uganda</w:t>
+        <w:lastRenderedPageBreak/>
+        <w:t>Conducted farmer and stakeholder interviews, field measurements of development stages, and seasonal maturity assessments across vanilla-growing districts.</w:t>
       </w:r>
     </w:p>
     <w:p>
@@ -1005,7 +940,56 @@
           <w:sz w:val="21"/>
           <w:szCs w:val="21"/>
         </w:rPr>
-        <w:t>Supported development and implementation of process evaluation plans with program managers.</w:t>
+        <w:t>Helped establish the Kabanyolo demonstration plot and prepared models, scenario notes, and technical inputs for supervisors and stakeholders. Work concluded with program funding closure.</w:t>
+      </w:r>
+    </w:p>
+    <w:p>
+      <w:pPr>
+        <w:spacing w:after="0" w:line="240" w:lineRule="auto"/>
+        <w:rPr>
+          <w:rFonts w:ascii="Times New Roman" w:hAnsi="Times New Roman" w:cs="Times New Roman"/>
+          <w:b/>
+          <w:sz w:val="8"/>
+          <w:szCs w:val="8"/>
+        </w:rPr>
+      </w:pPr>
+    </w:p>
+    <w:p>
+      <w:pPr>
+        <w:spacing w:after="0" w:line="240" w:lineRule="auto"/>
+        <w:rPr>
+          <w:rFonts w:ascii="Times New Roman" w:hAnsi="Times New Roman" w:cs="Times New Roman"/>
+          <w:sz w:val="21"/>
+          <w:szCs w:val="21"/>
+        </w:rPr>
+      </w:pPr>
+      <w:r>
+        <w:rPr>
+          <w:rFonts w:ascii="Times New Roman" w:hAnsi="Times New Roman" w:cs="Times New Roman"/>
+          <w:b/>
+          <w:sz w:val="21"/>
+          <w:szCs w:val="21"/>
+        </w:rPr>
+        <w:t>Research Associate, February 2023 - November 2023</w:t>
+      </w:r>
+    </w:p>
+    <w:p>
+      <w:pPr>
+        <w:spacing w:after="0" w:line="240" w:lineRule="auto"/>
+        <w:rPr>
+          <w:rFonts w:ascii="Times New Roman" w:hAnsi="Times New Roman" w:cs="Times New Roman"/>
+          <w:sz w:val="21"/>
+          <w:szCs w:val="21"/>
+        </w:rPr>
+      </w:pPr>
+      <w:r>
+        <w:rPr>
+          <w:rFonts w:ascii="Times New Roman" w:hAnsi="Times New Roman" w:cs="Times New Roman"/>
+          <w:i/>
+          <w:sz w:val="21"/>
+          <w:szCs w:val="21"/>
+        </w:rPr>
+        <w:t>Innovations for Poverty Action (IPA), Kampala, Uganda</w:t>
       </w:r>
     </w:p>
     <w:p>
@@ -1028,7 +1012,7 @@
           <w:sz w:val="21"/>
           <w:szCs w:val="21"/>
         </w:rPr>
-        <w:t>Designed survey instruments and supported piloting, translation, and computer-assisted interviewing.</w:t>
+        <w:t>Supported development and implementation of process evaluation plans with program managers.</w:t>
       </w:r>
     </w:p>
     <w:p>
@@ -1051,7 +1035,7 @@
           <w:sz w:val="21"/>
           <w:szCs w:val="21"/>
         </w:rPr>
-        <w:t>Coordinated evaluation logistics including timelines, field staffing, and procurement, and managed data entry, cleaning, and analysis.</w:t>
+        <w:t>Designed survey instruments and supported piloting, translation, and computer-assisted interviewing.</w:t>
       </w:r>
     </w:p>
     <w:p>
@@ -1074,7 +1058,7 @@
           <w:sz w:val="21"/>
           <w:szCs w:val="21"/>
         </w:rPr>
-        <w:t>Applied data-quality protocols including enumerator audits and monitoring of data collection.</w:t>
+        <w:t>Coordinated evaluation logistics including timelines, field staffing, and procurement, and managed data entry, cleaning, and analysis.</w:t>
       </w:r>
     </w:p>
     <w:p>
@@ -1097,56 +1081,7 @@
           <w:sz w:val="21"/>
           <w:szCs w:val="21"/>
         </w:rPr>
-        <w:t>Maintained partner relationships, contributed to stakeholder meetings and reports, and supported research approvals and compliance.</w:t>
-      </w:r>
-    </w:p>
-    <w:p>
-      <w:pPr>
-        <w:spacing w:after="0" w:line="240" w:lineRule="auto"/>
-        <w:rPr>
-          <w:rFonts w:ascii="Times New Roman" w:hAnsi="Times New Roman" w:cs="Times New Roman"/>
-          <w:b/>
-          <w:sz w:val="21"/>
-          <w:szCs w:val="21"/>
-        </w:rPr>
-      </w:pPr>
-    </w:p>
-    <w:p>
-      <w:pPr>
-        <w:spacing w:after="0" w:line="240" w:lineRule="auto"/>
-        <w:rPr>
-          <w:rFonts w:ascii="Times New Roman" w:hAnsi="Times New Roman" w:cs="Times New Roman"/>
-          <w:sz w:val="21"/>
-          <w:szCs w:val="21"/>
-        </w:rPr>
-      </w:pPr>
-      <w:r>
-        <w:rPr>
-          <w:rFonts w:ascii="Times New Roman" w:hAnsi="Times New Roman" w:cs="Times New Roman"/>
-          <w:b/>
-          <w:sz w:val="21"/>
-          <w:szCs w:val="21"/>
-        </w:rPr>
-        <w:t>Qualitative Research Associate, July 2023 - March 2024</w:t>
-      </w:r>
-    </w:p>
-    <w:p>
-      <w:pPr>
-        <w:spacing w:after="0" w:line="240" w:lineRule="auto"/>
-        <w:rPr>
-          <w:rFonts w:ascii="Times New Roman" w:hAnsi="Times New Roman" w:cs="Times New Roman"/>
-          <w:sz w:val="21"/>
-          <w:szCs w:val="21"/>
-        </w:rPr>
-      </w:pPr>
-      <w:r>
-        <w:rPr>
-          <w:rFonts w:ascii="Times New Roman" w:hAnsi="Times New Roman" w:cs="Times New Roman"/>
-          <w:i/>
-          <w:sz w:val="21"/>
-          <w:szCs w:val="21"/>
-        </w:rPr>
-        <w:t>Social and Scientific Systems for USAID Strategic Information Technical Support (SITES), Uganda</w:t>
+        <w:t>Applied data-quality protocols including enumerator audits and monitoring of data collection.</w:t>
       </w:r>
     </w:p>
     <w:p>
@@ -1169,7 +1104,56 @@
           <w:sz w:val="21"/>
           <w:szCs w:val="21"/>
         </w:rPr>
-        <w:t>Completed training on field methods and tools and managed questionnaires and tablets for fieldwork, with deployments concentrated in Eastern and Northern Uganda.</w:t>
+        <w:t>Maintained partner relationships, contributed to stakeholder meetings and reports, and supported research approvals and compliance.</w:t>
+      </w:r>
+    </w:p>
+    <w:p>
+      <w:pPr>
+        <w:spacing w:after="0" w:line="240" w:lineRule="auto"/>
+        <w:rPr>
+          <w:rFonts w:ascii="Times New Roman" w:hAnsi="Times New Roman" w:cs="Times New Roman"/>
+          <w:b/>
+          <w:sz w:val="8"/>
+          <w:szCs w:val="8"/>
+        </w:rPr>
+      </w:pPr>
+    </w:p>
+    <w:p>
+      <w:pPr>
+        <w:spacing w:after="0" w:line="240" w:lineRule="auto"/>
+        <w:rPr>
+          <w:rFonts w:ascii="Times New Roman" w:hAnsi="Times New Roman" w:cs="Times New Roman"/>
+          <w:sz w:val="21"/>
+          <w:szCs w:val="21"/>
+        </w:rPr>
+      </w:pPr>
+      <w:r>
+        <w:rPr>
+          <w:rFonts w:ascii="Times New Roman" w:hAnsi="Times New Roman" w:cs="Times New Roman"/>
+          <w:b/>
+          <w:sz w:val="21"/>
+          <w:szCs w:val="21"/>
+        </w:rPr>
+        <w:t>Qualitative Research Associate, July 2023 - March 2024</w:t>
+      </w:r>
+    </w:p>
+    <w:p>
+      <w:pPr>
+        <w:spacing w:after="0" w:line="240" w:lineRule="auto"/>
+        <w:rPr>
+          <w:rFonts w:ascii="Times New Roman" w:hAnsi="Times New Roman" w:cs="Times New Roman"/>
+          <w:sz w:val="21"/>
+          <w:szCs w:val="21"/>
+        </w:rPr>
+      </w:pPr>
+      <w:r>
+        <w:rPr>
+          <w:rFonts w:ascii="Times New Roman" w:hAnsi="Times New Roman" w:cs="Times New Roman"/>
+          <w:i/>
+          <w:sz w:val="21"/>
+          <w:szCs w:val="21"/>
+        </w:rPr>
+        <w:t>Social and Scientific Systems for USAID Strategic Information Technical Support (SITES), Uganda</w:t>
       </w:r>
     </w:p>
     <w:p>
@@ -1192,7 +1176,7 @@
           <w:sz w:val="21"/>
           <w:szCs w:val="21"/>
         </w:rPr>
-        <w:t>Assessed facility readiness for transition to Health Information Exchange and paperless viral load requests, including review of UgandaEMR versions in HIV clinics against ART registers, ART cards, and viral load registers for demographics, identifiers, ART start dates, and latest results.</w:t>
+        <w:t>Trained on field methods and tools and managed questionnaires and tablets for fieldwork across Eastern and Northern Uganda.</w:t>
       </w:r>
     </w:p>
     <w:p>
@@ -1215,7 +1199,7 @@
           <w:sz w:val="21"/>
           <w:szCs w:val="21"/>
         </w:rPr>
-        <w:t>Conducted key informant interviews and focus group discussions with data clerks, data officers, clinicians, counselors, and laboratory staff, and checked data quality across HMIS tools and the EMR.</w:t>
+        <w:t>Assessed facility readiness for Health Information Exchange and paperless viral load requests, reviewing UgandaEMR records in HIV clinics against ART registers, cards, and viral load registers.</w:t>
       </w:r>
     </w:p>
     <w:p>
@@ -1238,23 +1222,7 @@
           <w:sz w:val="21"/>
           <w:szCs w:val="21"/>
         </w:rPr>
-        <w:t>Documented practical constraints affecting EMR use such as DHIS2 user knowledge, internet stability, power supply, computer performance, and notification</w:t>
-      </w:r>
-      <w:r>
-        <w:rPr>
-          <w:rFonts w:ascii="Times New Roman" w:hAnsi="Times New Roman" w:cs="Times New Roman"/>
-          <w:sz w:val="21"/>
-          <w:szCs w:val="21"/>
-        </w:rPr>
-        <w:t>s</w:t>
-      </w:r>
-      <w:r>
-        <w:rPr>
-          <w:rFonts w:ascii="Times New Roman" w:hAnsi="Times New Roman" w:cs="Times New Roman"/>
-          <w:sz w:val="21"/>
-          <w:szCs w:val="21"/>
-        </w:rPr>
-        <w:t>, and shared facility-level feedback at the close of each visit.</w:t>
+        <w:t>Conducted key informant interviews and focus group discussions with data clerks, data officers, clinicians, counselors, and laboratory staff, and checked data quality across HMIS tools and the EMR.</w:t>
       </w:r>
     </w:p>
     <w:p>
@@ -1277,56 +1245,7 @@
           <w:sz w:val="21"/>
           <w:szCs w:val="21"/>
         </w:rPr>
-        <w:t>Compiled progress and activity reports with safe back-up, storage, and transmission of collected data. Completed a 12-day assessment from 18 to 29 September 2023 within a seven-region exercise covering Kigezi, Ankole, Lango, Acholi, Busoga, Bugisu, and Karamoja.</w:t>
-      </w:r>
-    </w:p>
-    <w:p>
-      <w:pPr>
-        <w:spacing w:after="0" w:line="240" w:lineRule="auto"/>
-        <w:rPr>
-          <w:rFonts w:ascii="Times New Roman" w:hAnsi="Times New Roman" w:cs="Times New Roman"/>
-          <w:b/>
-          <w:sz w:val="21"/>
-          <w:szCs w:val="21"/>
-        </w:rPr>
-      </w:pPr>
-    </w:p>
-    <w:p>
-      <w:pPr>
-        <w:spacing w:after="0" w:line="240" w:lineRule="auto"/>
-        <w:rPr>
-          <w:rFonts w:ascii="Times New Roman" w:hAnsi="Times New Roman" w:cs="Times New Roman"/>
-          <w:sz w:val="21"/>
-          <w:szCs w:val="21"/>
-        </w:rPr>
-      </w:pPr>
-      <w:r>
-        <w:rPr>
-          <w:rFonts w:ascii="Times New Roman" w:hAnsi="Times New Roman" w:cs="Times New Roman"/>
-          <w:b/>
-          <w:sz w:val="21"/>
-          <w:szCs w:val="21"/>
-        </w:rPr>
-        <w:t>Research Associate, September 2021 - January 2023</w:t>
-      </w:r>
-    </w:p>
-    <w:p>
-      <w:pPr>
-        <w:spacing w:after="0" w:line="240" w:lineRule="auto"/>
-        <w:rPr>
-          <w:rFonts w:ascii="Times New Roman" w:hAnsi="Times New Roman" w:cs="Times New Roman"/>
-          <w:sz w:val="21"/>
-          <w:szCs w:val="21"/>
-        </w:rPr>
-      </w:pPr>
-      <w:r>
-        <w:rPr>
-          <w:rFonts w:ascii="Times New Roman" w:hAnsi="Times New Roman" w:cs="Times New Roman"/>
-          <w:i/>
-          <w:sz w:val="21"/>
-          <w:szCs w:val="21"/>
-        </w:rPr>
-        <w:t>Bronkar (U) Limited, Kampala, Uganda</w:t>
+        <w:t>Documented practical constraints affecting EMR use such as DHIS2 knowledge, internet and power stability, and computer performance, and shared facility-level feedback at each visit.</w:t>
       </w:r>
     </w:p>
     <w:p>
@@ -1349,7 +1268,56 @@
           <w:sz w:val="21"/>
           <w:szCs w:val="21"/>
         </w:rPr>
-        <w:t>Developed assignment workplans with the supervisor and tracked deliverables across research assignments.</w:t>
+        <w:t>Compiled progress and activity reports with safe back-up, storage, and transmission, and completed a 12-day assessment from 18 to 29 September 2023 within a seven-region exercise covering Kigezi, Ankole, Lango, Acholi, Busoga, Bugisu, and Karamoja.</w:t>
+      </w:r>
+    </w:p>
+    <w:p>
+      <w:pPr>
+        <w:spacing w:after="0" w:line="240" w:lineRule="auto"/>
+        <w:rPr>
+          <w:rFonts w:ascii="Times New Roman" w:hAnsi="Times New Roman" w:cs="Times New Roman"/>
+          <w:b/>
+          <w:sz w:val="8"/>
+          <w:szCs w:val="8"/>
+        </w:rPr>
+      </w:pPr>
+    </w:p>
+    <w:p>
+      <w:pPr>
+        <w:spacing w:after="0" w:line="240" w:lineRule="auto"/>
+        <w:rPr>
+          <w:rFonts w:ascii="Times New Roman" w:hAnsi="Times New Roman" w:cs="Times New Roman"/>
+          <w:sz w:val="21"/>
+          <w:szCs w:val="21"/>
+        </w:rPr>
+      </w:pPr>
+      <w:r>
+        <w:rPr>
+          <w:rFonts w:ascii="Times New Roman" w:hAnsi="Times New Roman" w:cs="Times New Roman"/>
+          <w:b/>
+          <w:sz w:val="21"/>
+          <w:szCs w:val="21"/>
+        </w:rPr>
+        <w:t>Research Associate, September 2021 - January 2023</w:t>
+      </w:r>
+    </w:p>
+    <w:p>
+      <w:pPr>
+        <w:spacing w:after="0" w:line="240" w:lineRule="auto"/>
+        <w:rPr>
+          <w:rFonts w:ascii="Times New Roman" w:hAnsi="Times New Roman" w:cs="Times New Roman"/>
+          <w:sz w:val="21"/>
+          <w:szCs w:val="21"/>
+        </w:rPr>
+      </w:pPr>
+      <w:r>
+        <w:rPr>
+          <w:rFonts w:ascii="Times New Roman" w:hAnsi="Times New Roman" w:cs="Times New Roman"/>
+          <w:i/>
+          <w:sz w:val="21"/>
+          <w:szCs w:val="21"/>
+        </w:rPr>
+        <w:t>Bronkar (U) Limited, Kampala, Uganda</w:t>
       </w:r>
     </w:p>
     <w:p>
@@ -1372,39 +1340,7 @@
           <w:sz w:val="21"/>
           <w:szCs w:val="21"/>
         </w:rPr>
-        <w:t>Designed</w:t>
-      </w:r>
-      <w:r>
-        <w:rPr>
-          <w:rFonts w:ascii="Times New Roman" w:hAnsi="Times New Roman" w:cs="Times New Roman"/>
-          <w:sz w:val="21"/>
-          <w:szCs w:val="21"/>
-        </w:rPr>
-        <w:t xml:space="preserve"> and refined</w:t>
-      </w:r>
-      <w:r>
-        <w:rPr>
-          <w:rFonts w:ascii="Times New Roman" w:hAnsi="Times New Roman" w:cs="Times New Roman"/>
-          <w:sz w:val="21"/>
-          <w:szCs w:val="21"/>
-        </w:rPr>
-        <w:t xml:space="preserve"> methodologies and survey tools for qualitative and quantitative collection </w:t>
-      </w:r>
-      <w:r>
-        <w:rPr>
-          <w:rFonts w:ascii="Times New Roman" w:hAnsi="Times New Roman" w:cs="Times New Roman"/>
-          <w:sz w:val="21"/>
-          <w:szCs w:val="21"/>
-        </w:rPr>
-        <w:t>for</w:t>
-      </w:r>
-      <w:r>
-        <w:rPr>
-          <w:rFonts w:ascii="Times New Roman" w:hAnsi="Times New Roman" w:cs="Times New Roman"/>
-          <w:sz w:val="21"/>
-          <w:szCs w:val="21"/>
-        </w:rPr>
-        <w:t xml:space="preserve"> field use.</w:t>
+        <w:t>Developed assignment workplans and tracked deliverables across research assignments.</w:t>
       </w:r>
     </w:p>
     <w:p>
@@ -1427,7 +1363,7 @@
           <w:sz w:val="21"/>
           <w:szCs w:val="21"/>
         </w:rPr>
-        <w:t>Trained enumerators and participated in field research including interviews and structured surveys.</w:t>
+        <w:t>Designed methodologies and survey tools for qualitative and quantitative field collection.</w:t>
       </w:r>
     </w:p>
     <w:p>
@@ -1450,6 +1386,29 @@
           <w:sz w:val="21"/>
           <w:szCs w:val="21"/>
         </w:rPr>
+        <w:t>Trained enumerators and participated in field research including interviews and structured surveys.</w:t>
+      </w:r>
+    </w:p>
+    <w:p>
+      <w:pPr>
+        <w:pStyle w:val="ListParagraph"/>
+        <w:numPr>
+          <w:ilvl w:val="0"/>
+          <w:numId w:val="10"/>
+        </w:numPr>
+        <w:spacing w:after="0" w:line="240" w:lineRule="auto"/>
+        <w:rPr>
+          <w:rFonts w:ascii="Times New Roman" w:hAnsi="Times New Roman" w:cs="Times New Roman"/>
+          <w:sz w:val="21"/>
+          <w:szCs w:val="21"/>
+        </w:rPr>
+      </w:pPr>
+      <w:r>
+        <w:rPr>
+          <w:rFonts w:ascii="Times New Roman" w:hAnsi="Times New Roman" w:cs="Times New Roman"/>
+          <w:sz w:val="21"/>
+          <w:szCs w:val="21"/>
+        </w:rPr>
         <w:t>Cleaned and analyzed survey data and prepared insights and conclusions for client reports and proposals.</w:t>
       </w:r>
     </w:p>
@@ -1459,10 +1418,121 @@
         <w:rPr>
           <w:rFonts w:ascii="Times New Roman" w:hAnsi="Times New Roman" w:cs="Times New Roman"/>
           <w:b/>
-          <w:sz w:val="21"/>
-          <w:szCs w:val="21"/>
-        </w:rPr>
-      </w:pPr>
+          <w:sz w:val="8"/>
+          <w:szCs w:val="8"/>
+        </w:rPr>
+      </w:pPr>
+    </w:p>
+    <w:p>
+      <w:pPr>
+        <w:spacing w:after="0" w:line="240" w:lineRule="auto"/>
+        <w:rPr>
+          <w:rFonts w:ascii="Times New Roman" w:hAnsi="Times New Roman" w:cs="Times New Roman"/>
+          <w:sz w:val="21"/>
+          <w:szCs w:val="21"/>
+        </w:rPr>
+      </w:pPr>
+      <w:r>
+        <w:rPr>
+          <w:rFonts w:ascii="Times New Roman" w:hAnsi="Times New Roman" w:cs="Times New Roman"/>
+          <w:b/>
+          <w:sz w:val="21"/>
+          <w:szCs w:val="21"/>
+        </w:rPr>
+        <w:t>PORTFOLIO</w:t>
+      </w:r>
+    </w:p>
+    <w:p>
+      <w:pPr>
+        <w:pStyle w:val="ListParagraph"/>
+        <w:numPr>
+          <w:ilvl w:val="0"/>
+          <w:numId w:val="10"/>
+        </w:numPr>
+        <w:spacing w:after="0" w:line="240" w:lineRule="auto"/>
+        <w:rPr>
+          <w:rFonts w:ascii="Times New Roman" w:hAnsi="Times New Roman" w:cs="Times New Roman"/>
+          <w:sz w:val="21"/>
+          <w:szCs w:val="21"/>
+        </w:rPr>
+      </w:pPr>
+      <w:r>
+        <w:rPr>
+          <w:rFonts w:ascii="Times New Roman" w:hAnsi="Times New Roman" w:cs="Times New Roman"/>
+          <w:sz w:val="21"/>
+          <w:szCs w:val="21"/>
+        </w:rPr>
+        <w:t>GitHub and portfolio: github.com/mugarrajohnson and johnsonmugarra.com - repositories and contribution history, project write-ups, live D3.js analytics, publications with DOIs, and a downloadable CV.</w:t>
+      </w:r>
+    </w:p>
+    <w:p>
+      <w:pPr>
+        <w:pStyle w:val="ListParagraph"/>
+        <w:numPr>
+          <w:ilvl w:val="0"/>
+          <w:numId w:val="10"/>
+        </w:numPr>
+        <w:spacing w:after="0" w:line="240" w:lineRule="auto"/>
+        <w:rPr>
+          <w:rFonts w:ascii="Times New Roman" w:hAnsi="Times New Roman" w:cs="Times New Roman"/>
+          <w:sz w:val="21"/>
+          <w:szCs w:val="21"/>
+        </w:rPr>
+      </w:pPr>
+      <w:r>
+        <w:rPr>
+          <w:rFonts w:ascii="Times New Roman" w:hAnsi="Times New Roman" w:cs="Times New Roman"/>
+          <w:sz w:val="21"/>
+          <w:szCs w:val="21"/>
+        </w:rPr>
+        <w:t>Vanilla forecasting: Prophet and ARIMA models combining NASA POWER climate data with field measurements; interactive harvest model on the website, presented nationally at Makerere in April 2025.</w:t>
+      </w:r>
+    </w:p>
+    <w:p>
+      <w:pPr>
+        <w:pStyle w:val="ListParagraph"/>
+        <w:numPr>
+          <w:ilvl w:val="0"/>
+          <w:numId w:val="10"/>
+        </w:numPr>
+        <w:spacing w:after="0" w:line="240" w:lineRule="auto"/>
+        <w:rPr>
+          <w:rFonts w:ascii="Times New Roman" w:hAnsi="Times New Roman" w:cs="Times New Roman"/>
+          <w:sz w:val="21"/>
+          <w:szCs w:val="21"/>
+        </w:rPr>
+      </w:pPr>
+      <w:r>
+        <w:rPr>
+          <w:rFonts w:ascii="Times New Roman" w:hAnsi="Times New Roman" w:cs="Times New Roman"/>
+          <w:sz w:val="21"/>
+          <w:szCs w:val="21"/>
+        </w:rPr>
+        <w:t>Farm data platform (Enimiro): seven scheduled Python and R pipelines moving SurveyCTO submissions into PostgreSQL, feeding Power BI and Looker dashboards; private, walk-through on request.</w:t>
+      </w:r>
+    </w:p>
+    <w:p>
+      <w:pPr>
+        <w:pStyle w:val="ListParagraph"/>
+        <w:numPr>
+          <w:ilvl w:val="0"/>
+          <w:numId w:val="10"/>
+        </w:numPr>
+        <w:spacing w:after="0" w:line="240" w:lineRule="auto"/>
+        <w:rPr>
+          <w:rFonts w:ascii="Times New Roman" w:hAnsi="Times New Roman" w:cs="Times New Roman"/>
+          <w:sz w:val="21"/>
+          <w:szCs w:val="21"/>
+        </w:rPr>
+      </w:pPr>
+      <w:r>
+        <w:rPr>
+          <w:rFonts w:ascii="Times New Roman" w:hAnsi="Times New Roman" w:cs="Times New Roman"/>
+          <w:sz w:val="21"/>
+          <w:szCs w:val="21"/>
+        </w:rPr>
+        <w:t>Automated evaluation pipeline: Python ingestion, cleaning, and report generation turning recurring evaluation cycles into one rerunnable run.</w:t>
+      </w:r>
     </w:p>
     <w:p>
       <w:pPr>
@@ -1565,8 +1635,8 @@
         <w:rPr>
           <w:rFonts w:ascii="Times New Roman" w:hAnsi="Times New Roman" w:cs="Times New Roman"/>
           <w:b/>
-          <w:sz w:val="21"/>
-          <w:szCs w:val="21"/>
+          <w:sz w:val="8"/>
+          <w:szCs w:val="8"/>
         </w:rPr>
       </w:pPr>
     </w:p>
@@ -1592,6 +1662,10 @@
     <w:p>
       <w:pPr>
         <w:pStyle w:val="ListParagraph"/>
+        <w:numPr>
+          <w:ilvl w:val="0"/>
+          <w:numId w:val="14"/>
+        </w:numPr>
         <w:spacing w:after="0" w:line="240" w:lineRule="auto"/>
         <w:rPr>
           <w:rFonts w:ascii="Times New Roman" w:hAnsi="Times New Roman" w:cs="Times New Roman"/>
@@ -1611,6 +1685,10 @@
     <w:p>
       <w:pPr>
         <w:pStyle w:val="ListParagraph"/>
+        <w:numPr>
+          <w:ilvl w:val="0"/>
+          <w:numId w:val="14"/>
+        </w:numPr>
         <w:spacing w:after="0" w:line="240" w:lineRule="auto"/>
         <w:rPr>
           <w:rFonts w:ascii="Times New Roman" w:hAnsi="Times New Roman" w:cs="Times New Roman"/>
@@ -1630,6 +1708,10 @@
     <w:p>
       <w:pPr>
         <w:pStyle w:val="ListParagraph"/>
+        <w:numPr>
+          <w:ilvl w:val="0"/>
+          <w:numId w:val="14"/>
+        </w:numPr>
         <w:spacing w:after="0" w:line="240" w:lineRule="auto"/>
         <w:rPr>
           <w:rFonts w:ascii="Times New Roman" w:hAnsi="Times New Roman" w:cs="Times New Roman"/>
@@ -1649,6 +1731,10 @@
     <w:p>
       <w:pPr>
         <w:pStyle w:val="ListParagraph"/>
+        <w:numPr>
+          <w:ilvl w:val="0"/>
+          <w:numId w:val="14"/>
+        </w:numPr>
         <w:spacing w:after="0" w:line="240" w:lineRule="auto"/>
         <w:rPr>
           <w:rFonts w:ascii="Times New Roman" w:hAnsi="Times New Roman" w:cs="Times New Roman"/>
@@ -1668,6 +1754,10 @@
     <w:p>
       <w:pPr>
         <w:pStyle w:val="ListParagraph"/>
+        <w:numPr>
+          <w:ilvl w:val="0"/>
+          <w:numId w:val="14"/>
+        </w:numPr>
         <w:spacing w:after="0" w:line="240" w:lineRule="auto"/>
         <w:rPr>
           <w:rFonts w:ascii="Times New Roman" w:hAnsi="Times New Roman" w:cs="Times New Roman"/>
@@ -1690,13 +1780,14 @@
         <w:rPr>
           <w:rFonts w:ascii="Times New Roman" w:hAnsi="Times New Roman" w:cs="Times New Roman"/>
           <w:b/>
-          <w:sz w:val="21"/>
-          <w:szCs w:val="21"/>
+          <w:sz w:val="8"/>
+          <w:szCs w:val="8"/>
         </w:rPr>
       </w:pPr>
     </w:p>
     <w:p>
       <w:pPr>
+        <w:keepNext/>
         <w:spacing w:after="0" w:line="240" w:lineRule="auto"/>
         <w:rPr>
           <w:rFonts w:ascii="Times New Roman" w:hAnsi="Times New Roman" w:cs="Times New Roman"/>
@@ -1734,7 +1825,7 @@
           <w:sz w:val="21"/>
           <w:szCs w:val="21"/>
         </w:rPr>
-        <w:t>Available on request</w:t>
+        <w:t>Available on request.</w:t>
       </w:r>
     </w:p>
     <w:sectPr>
@@ -2260,6 +2351,119 @@
     </w:lvl>
   </w:abstractNum>
   <w:abstractNum w:abstractNumId="12" w15:restartNumberingAfterBreak="0">
+    <w:nsid w:val="32C977DE"/>
+    <w:multiLevelType w:val="hybridMultilevel"/>
+    <w:tmpl w:val="BF6AC1B6"/>
+    <w:lvl w:ilvl="0" w:tplc="04090001">
+      <w:start w:val="1"/>
+      <w:numFmt w:val="bullet"/>
+      <w:lvlText w:val=""/>
+      <w:lvlJc w:val="left"/>
+      <w:pPr>
+        <w:ind w:left="360" w:hanging="360"/>
+      </w:pPr>
+      <w:rPr>
+        <w:rFonts w:ascii="Symbol" w:hAnsi="Symbol" w:hint="default"/>
+      </w:rPr>
+    </w:lvl>
+    <w:lvl w:ilvl="1" w:tplc="04090003" w:tentative="1">
+      <w:start w:val="1"/>
+      <w:numFmt w:val="bullet"/>
+      <w:lvlText w:val="o"/>
+      <w:lvlJc w:val="left"/>
+      <w:pPr>
+        <w:ind w:left="1080" w:hanging="360"/>
+      </w:pPr>
+      <w:rPr>
+        <w:rFonts w:ascii="Courier New" w:hAnsi="Courier New" w:hint="default"/>
+      </w:rPr>
+    </w:lvl>
+    <w:lvl w:ilvl="2" w:tplc="04090005" w:tentative="1">
+      <w:start w:val="1"/>
+      <w:numFmt w:val="bullet"/>
+      <w:lvlText w:val=""/>
+      <w:lvlJc w:val="left"/>
+      <w:pPr>
+        <w:ind w:left="1800" w:hanging="360"/>
+      </w:pPr>
+      <w:rPr>
+        <w:rFonts w:ascii="Wingdings" w:hAnsi="Wingdings" w:hint="default"/>
+      </w:rPr>
+    </w:lvl>
+    <w:lvl w:ilvl="3" w:tplc="04090001" w:tentative="1">
+      <w:start w:val="1"/>
+      <w:numFmt w:val="bullet"/>
+      <w:lvlText w:val=""/>
+      <w:lvlJc w:val="left"/>
+      <w:pPr>
+        <w:ind w:left="2520" w:hanging="360"/>
+      </w:pPr>
+      <w:rPr>
+        <w:rFonts w:ascii="Symbol" w:hAnsi="Symbol" w:hint="default"/>
+      </w:rPr>
+    </w:lvl>
+    <w:lvl w:ilvl="4" w:tplc="04090003" w:tentative="1">
+      <w:start w:val="1"/>
+      <w:numFmt w:val="bullet"/>
+      <w:lvlText w:val="o"/>
+      <w:lvlJc w:val="left"/>
+      <w:pPr>
+        <w:ind w:left="3240" w:hanging="360"/>
+      </w:pPr>
+      <w:rPr>
+        <w:rFonts w:ascii="Courier New" w:hAnsi="Courier New" w:hint="default"/>
+      </w:rPr>
+    </w:lvl>
+    <w:lvl w:ilvl="5" w:tplc="04090005" w:tentative="1">
+      <w:start w:val="1"/>
+      <w:numFmt w:val="bullet"/>
+      <w:lvlText w:val=""/>
+      <w:lvlJc w:val="left"/>
+      <w:pPr>
+        <w:ind w:left="3960" w:hanging="360"/>
+      </w:pPr>
+      <w:rPr>
+        <w:rFonts w:ascii="Wingdings" w:hAnsi="Wingdings" w:hint="default"/>
+      </w:rPr>
+    </w:lvl>
+    <w:lvl w:ilvl="6" w:tplc="04090001" w:tentative="1">
+      <w:start w:val="1"/>
+      <w:numFmt w:val="bullet"/>
+      <w:lvlText w:val=""/>
+      <w:lvlJc w:val="left"/>
+      <w:pPr>
+        <w:ind w:left="4680" w:hanging="360"/>
+      </w:pPr>
+      <w:rPr>
+        <w:rFonts w:ascii="Symbol" w:hAnsi="Symbol" w:hint="default"/>
+      </w:rPr>
+    </w:lvl>
+    <w:lvl w:ilvl="7" w:tplc="04090003" w:tentative="1">
+      <w:start w:val="1"/>
+      <w:numFmt w:val="bullet"/>
+      <w:lvlText w:val="o"/>
+      <w:lvlJc w:val="left"/>
+      <w:pPr>
+        <w:ind w:left="5400" w:hanging="360"/>
+      </w:pPr>
+      <w:rPr>
+        <w:rFonts w:ascii="Courier New" w:hAnsi="Courier New" w:hint="default"/>
+      </w:rPr>
+    </w:lvl>
+    <w:lvl w:ilvl="8" w:tplc="04090005" w:tentative="1">
+      <w:start w:val="1"/>
+      <w:numFmt w:val="bullet"/>
+      <w:lvlText w:val=""/>
+      <w:lvlJc w:val="left"/>
+      <w:pPr>
+        <w:ind w:left="6120" w:hanging="360"/>
+      </w:pPr>
+      <w:rPr>
+        <w:rFonts w:ascii="Wingdings" w:hAnsi="Wingdings" w:hint="default"/>
+      </w:rPr>
+    </w:lvl>
+  </w:abstractNum>
+  <w:abstractNum w:abstractNumId="13" w15:restartNumberingAfterBreak="0">
     <w:nsid w:val="414D6CD6"/>
     <w:multiLevelType w:val="hybridMultilevel"/>
     <w:tmpl w:val="41BAF08A"/>
@@ -2403,13 +2607,16 @@
     <w:abstractNumId w:val="11"/>
   </w:num>
   <w:num w:numId="11" w16cid:durableId="589240996">
-    <w:abstractNumId w:val="12"/>
+    <w:abstractNumId w:val="13"/>
   </w:num>
   <w:num w:numId="12" w16cid:durableId="1598514963">
     <w:abstractNumId w:val="9"/>
   </w:num>
   <w:num w:numId="13" w16cid:durableId="1075518739">
     <w:abstractNumId w:val="10"/>
+  </w:num>
+  <w:num w:numId="14" w16cid:durableId="1310476790">
+    <w:abstractNumId w:val="12"/>
   </w:num>
 </w:numbering>
 </file>

--- a/CV_Johnson_Mugarra_Standard.docx
+++ b/CV_Johnson_Mugarra_Standard.docx
@@ -4,135 +4,171 @@
   <w:body>
     <w:p>
       <w:pPr>
-        <w:spacing w:after="0" w:line="240" w:lineRule="auto"/>
-        <w:jc w:val="center"/>
-        <w:rPr>
-          <w:rFonts w:ascii="Times New Roman" w:hAnsi="Times New Roman" w:cs="Times New Roman"/>
-          <w:sz w:val="21"/>
-          <w:szCs w:val="21"/>
+        <w:spacing w:after="0" w:line="360" w:lineRule="auto"/>
+        <w:jc w:val="both"/>
+        <w:rPr>
+          <w:rFonts w:ascii="Times New Roman" w:hAnsi="Times New Roman" w:cs="Times New Roman"/>
+          <w:sz w:val="24"/>
+          <w:szCs w:val="24"/>
         </w:rPr>
       </w:pPr>
       <w:r>
         <w:rPr>
           <w:rFonts w:ascii="Times New Roman" w:hAnsi="Times New Roman" w:cs="Times New Roman"/>
           <w:b/>
-          <w:sz w:val="21"/>
-          <w:szCs w:val="21"/>
+          <w:sz w:val="24"/>
+          <w:szCs w:val="24"/>
         </w:rPr>
         <w:t>JOHNSON MUGARRA</w:t>
       </w:r>
     </w:p>
     <w:p>
       <w:pPr>
-        <w:spacing w:after="0" w:line="240" w:lineRule="auto"/>
-        <w:jc w:val="center"/>
-        <w:rPr>
-          <w:rFonts w:ascii="Times New Roman" w:hAnsi="Times New Roman" w:cs="Times New Roman"/>
-          <w:sz w:val="21"/>
-          <w:szCs w:val="21"/>
+        <w:spacing w:after="0" w:line="360" w:lineRule="auto"/>
+        <w:jc w:val="both"/>
+        <w:rPr>
+          <w:rFonts w:ascii="Times New Roman" w:hAnsi="Times New Roman" w:cs="Times New Roman"/>
+          <w:sz w:val="24"/>
+          <w:szCs w:val="24"/>
         </w:rPr>
       </w:pPr>
       <w:r>
         <w:rPr>
           <w:rFonts w:ascii="Times New Roman" w:hAnsi="Times New Roman" w:cs="Times New Roman"/>
-          <w:sz w:val="21"/>
-          <w:szCs w:val="21"/>
-        </w:rPr>
-        <w:t>Research and Data Consultant, Technical Lead Consultant, Research Associate</w:t>
+          <w:sz w:val="24"/>
+          <w:szCs w:val="24"/>
+        </w:rPr>
+        <w:t>Data Scientist, Research and Data Consultant, Technical Lead Consultant</w:t>
       </w:r>
     </w:p>
     <w:p>
       <w:pPr>
-        <w:spacing w:after="0" w:line="240" w:lineRule="auto"/>
-        <w:jc w:val="center"/>
-        <w:rPr>
-          <w:rFonts w:ascii="Times New Roman" w:hAnsi="Times New Roman" w:cs="Times New Roman"/>
-          <w:sz w:val="21"/>
-          <w:szCs w:val="21"/>
+        <w:spacing w:after="0" w:line="360" w:lineRule="auto"/>
+        <w:jc w:val="both"/>
+        <w:rPr>
+          <w:rFonts w:ascii="Times New Roman" w:hAnsi="Times New Roman" w:cs="Times New Roman"/>
+          <w:sz w:val="24"/>
+          <w:szCs w:val="24"/>
         </w:rPr>
       </w:pPr>
       <w:r>
         <w:rPr>
           <w:rFonts w:ascii="Times New Roman" w:hAnsi="Times New Roman" w:cs="Times New Roman"/>
-          <w:sz w:val="21"/>
-          <w:szCs w:val="21"/>
-        </w:rPr>
-        <w:t>Kampala, Uganda, +256 777 108 405, johnsonmugarra@yahoo.com, johnsonmugarra.com, github.com/mugarrajohnson</w:t>
+          <w:sz w:val="24"/>
+          <w:szCs w:val="24"/>
+        </w:rPr>
+        <w:t>Kampala, Uganda, +256 777 108 405, johnsonmugarra@yahoo.com, johnsonmugarra.com</w:t>
       </w:r>
     </w:p>
     <w:p>
       <w:pPr>
-        <w:spacing w:after="0" w:line="240" w:lineRule="auto"/>
-        <w:jc w:val="center"/>
-        <w:rPr>
-          <w:rFonts w:ascii="Times New Roman" w:hAnsi="Times New Roman" w:cs="Times New Roman"/>
-          <w:sz w:val="8"/>
-          <w:szCs w:val="8"/>
+        <w:spacing w:after="0" w:line="360" w:lineRule="auto"/>
+        <w:jc w:val="both"/>
+        <w:rPr>
+          <w:rFonts w:ascii="Times New Roman" w:hAnsi="Times New Roman" w:cs="Times New Roman"/>
+          <w:sz w:val="24"/>
+          <w:szCs w:val="24"/>
         </w:rPr>
       </w:pPr>
     </w:p>
     <w:p>
       <w:pPr>
-        <w:spacing w:after="0" w:line="240" w:lineRule="auto"/>
-        <w:rPr>
-          <w:rFonts w:ascii="Times New Roman" w:hAnsi="Times New Roman" w:cs="Times New Roman"/>
-          <w:sz w:val="21"/>
-          <w:szCs w:val="21"/>
+        <w:spacing w:after="0" w:line="360" w:lineRule="auto"/>
+        <w:jc w:val="both"/>
+        <w:rPr>
+          <w:rFonts w:ascii="Times New Roman" w:hAnsi="Times New Roman" w:cs="Times New Roman"/>
+          <w:sz w:val="24"/>
+          <w:szCs w:val="24"/>
         </w:rPr>
       </w:pPr>
       <w:r>
         <w:rPr>
           <w:rFonts w:ascii="Times New Roman" w:hAnsi="Times New Roman" w:cs="Times New Roman"/>
           <w:b/>
-          <w:sz w:val="21"/>
-          <w:szCs w:val="21"/>
+          <w:sz w:val="24"/>
+          <w:szCs w:val="24"/>
         </w:rPr>
         <w:t>PROFESSIONAL SUMMARY</w:t>
       </w:r>
     </w:p>
     <w:p>
       <w:pPr>
-        <w:spacing w:after="0" w:line="240" w:lineRule="auto"/>
-        <w:rPr>
-          <w:rFonts w:ascii="Times New Roman" w:hAnsi="Times New Roman" w:cs="Times New Roman"/>
-          <w:sz w:val="21"/>
-          <w:szCs w:val="21"/>
+        <w:spacing w:after="0" w:line="360" w:lineRule="auto"/>
+        <w:jc w:val="both"/>
+        <w:rPr>
+          <w:rFonts w:ascii="Times New Roman" w:hAnsi="Times New Roman" w:cs="Times New Roman"/>
+          <w:sz w:val="24"/>
+          <w:szCs w:val="24"/>
         </w:rPr>
       </w:pPr>
       <w:r>
         <w:rPr>
           <w:rFonts w:ascii="Times New Roman" w:hAnsi="Times New Roman" w:cs="Times New Roman"/>
-          <w:sz w:val="21"/>
-          <w:szCs w:val="21"/>
-        </w:rPr>
-        <w:t xml:space="preserve">Research and data consultant with experience across proposal development, applied research, and field data systems. At the Center for Research and Communication, coordinated proposals and provided technical leadership for evaluations covering design, sampling, tools, data quality, analysis, and reporting. At Enimiro, built and maintained SurveyCTO to PostgreSQL data pipelines, dashboards, and farmer data systems. Conducted vanilla value-chain research on harvest timing with Makerere University, MAAIF, and partners. Earlier work includes process evaluation support at Innovations for Poverty Action, qualitative field research for USAID SITES, and research assignments at Bronkar. </w:t>
+          <w:sz w:val="24"/>
+          <w:szCs w:val="24"/>
+        </w:rPr>
+        <w:t>Data scientist and research consultant with an M.Sc. in Data Science and five years turning field and operational data into decisions across East Africa. At Enimiro I design studies</w:t>
+      </w:r>
+      <w:r>
+        <w:rPr>
+          <w:rFonts w:ascii="Times New Roman" w:hAnsi="Times New Roman" w:cs="Times New Roman"/>
+          <w:sz w:val="24"/>
+          <w:szCs w:val="24"/>
+        </w:rPr>
+        <w:t xml:space="preserve"> </w:t>
+      </w:r>
+      <w:r>
+        <w:rPr>
+          <w:rFonts w:ascii="Times New Roman" w:hAnsi="Times New Roman" w:cs="Times New Roman"/>
+          <w:sz w:val="24"/>
+          <w:szCs w:val="24"/>
+        </w:rPr>
+        <w:t xml:space="preserve">and build pipelines, dashboards, and yield models. At the Center for Research and Communication I </w:t>
+      </w:r>
+      <w:r>
+        <w:rPr>
+          <w:rFonts w:ascii="Times New Roman" w:hAnsi="Times New Roman" w:cs="Times New Roman"/>
+          <w:sz w:val="24"/>
+          <w:szCs w:val="24"/>
+        </w:rPr>
+        <w:t>develop</w:t>
+      </w:r>
+      <w:r>
+        <w:rPr>
+          <w:rFonts w:ascii="Times New Roman" w:hAnsi="Times New Roman" w:cs="Times New Roman"/>
+          <w:sz w:val="24"/>
+          <w:szCs w:val="24"/>
+        </w:rPr>
+        <w:t xml:space="preserve"> proposals and provide technical leadership for evaluations covering design, sampling, tools, data quality, analysis, and reporting. Earlier roles cover vanilla value-chain forecasting with Makerere University and MAAIF, process evaluation at IPA, and field research for USAID SITES.</w:t>
       </w:r>
     </w:p>
     <w:p>
       <w:pPr>
-        <w:spacing w:after="0" w:line="240" w:lineRule="auto"/>
-        <w:rPr>
-          <w:rFonts w:ascii="Times New Roman" w:hAnsi="Times New Roman" w:cs="Times New Roman"/>
-          <w:sz w:val="8"/>
-          <w:szCs w:val="8"/>
+        <w:spacing w:after="0" w:line="360" w:lineRule="auto"/>
+        <w:jc w:val="both"/>
+        <w:rPr>
+          <w:rFonts w:ascii="Times New Roman" w:hAnsi="Times New Roman" w:cs="Times New Roman"/>
+          <w:sz w:val="24"/>
+          <w:szCs w:val="24"/>
         </w:rPr>
       </w:pPr>
     </w:p>
     <w:p>
       <w:pPr>
-        <w:spacing w:after="0" w:line="240" w:lineRule="auto"/>
-        <w:rPr>
-          <w:rFonts w:ascii="Times New Roman" w:hAnsi="Times New Roman" w:cs="Times New Roman"/>
-          <w:sz w:val="21"/>
-          <w:szCs w:val="21"/>
+        <w:spacing w:after="0" w:line="360" w:lineRule="auto"/>
+        <w:jc w:val="both"/>
+        <w:rPr>
+          <w:rFonts w:ascii="Times New Roman" w:hAnsi="Times New Roman" w:cs="Times New Roman"/>
+          <w:sz w:val="24"/>
+          <w:szCs w:val="24"/>
         </w:rPr>
       </w:pPr>
       <w:r>
         <w:rPr>
           <w:rFonts w:ascii="Times New Roman" w:hAnsi="Times New Roman" w:cs="Times New Roman"/>
           <w:b/>
-          <w:sz w:val="21"/>
-          <w:szCs w:val="21"/>
+          <w:sz w:val="24"/>
+          <w:szCs w:val="24"/>
         </w:rPr>
         <w:t>CORE SKILLS</w:t>
       </w:r>
@@ -144,18 +180,19 @@
           <w:ilvl w:val="0"/>
           <w:numId w:val="10"/>
         </w:numPr>
-        <w:spacing w:after="0" w:line="240" w:lineRule="auto"/>
-        <w:rPr>
-          <w:rFonts w:ascii="Times New Roman" w:hAnsi="Times New Roman" w:cs="Times New Roman"/>
-          <w:sz w:val="21"/>
-          <w:szCs w:val="21"/>
+        <w:spacing w:after="0" w:line="360" w:lineRule="auto"/>
+        <w:jc w:val="both"/>
+        <w:rPr>
+          <w:rFonts w:ascii="Times New Roman" w:hAnsi="Times New Roman" w:cs="Times New Roman"/>
+          <w:sz w:val="24"/>
+          <w:szCs w:val="24"/>
         </w:rPr>
       </w:pPr>
       <w:r>
         <w:rPr>
           <w:rFonts w:ascii="Times New Roman" w:hAnsi="Times New Roman" w:cs="Times New Roman"/>
-          <w:sz w:val="21"/>
-          <w:szCs w:val="21"/>
+          <w:sz w:val="24"/>
+          <w:szCs w:val="24"/>
         </w:rPr>
         <w:t>Statistical software: Stata, R, Python, SQL, SAS, SPSS, Excel</w:t>
       </w:r>
@@ -167,18 +204,19 @@
           <w:ilvl w:val="0"/>
           <w:numId w:val="10"/>
         </w:numPr>
-        <w:spacing w:after="0" w:line="240" w:lineRule="auto"/>
-        <w:rPr>
-          <w:rFonts w:ascii="Times New Roman" w:hAnsi="Times New Roman" w:cs="Times New Roman"/>
-          <w:sz w:val="21"/>
-          <w:szCs w:val="21"/>
+        <w:spacing w:after="0" w:line="360" w:lineRule="auto"/>
+        <w:jc w:val="both"/>
+        <w:rPr>
+          <w:rFonts w:ascii="Times New Roman" w:hAnsi="Times New Roman" w:cs="Times New Roman"/>
+          <w:sz w:val="24"/>
+          <w:szCs w:val="24"/>
         </w:rPr>
       </w:pPr>
       <w:r>
         <w:rPr>
           <w:rFonts w:ascii="Times New Roman" w:hAnsi="Times New Roman" w:cs="Times New Roman"/>
-          <w:sz w:val="21"/>
-          <w:szCs w:val="21"/>
+          <w:sz w:val="24"/>
+          <w:szCs w:val="24"/>
         </w:rPr>
         <w:t>Research and evaluation: survey design, piloting and translation, computer-assisted interviewing, key informant interviews, focus group discussions, transcription</w:t>
       </w:r>
@@ -190,18 +228,19 @@
           <w:ilvl w:val="0"/>
           <w:numId w:val="10"/>
         </w:numPr>
-        <w:spacing w:after="0" w:line="240" w:lineRule="auto"/>
-        <w:rPr>
-          <w:rFonts w:ascii="Times New Roman" w:hAnsi="Times New Roman" w:cs="Times New Roman"/>
-          <w:sz w:val="21"/>
-          <w:szCs w:val="21"/>
+        <w:spacing w:after="0" w:line="360" w:lineRule="auto"/>
+        <w:jc w:val="both"/>
+        <w:rPr>
+          <w:rFonts w:ascii="Times New Roman" w:hAnsi="Times New Roman" w:cs="Times New Roman"/>
+          <w:sz w:val="24"/>
+          <w:szCs w:val="24"/>
         </w:rPr>
       </w:pPr>
       <w:r>
         <w:rPr>
           <w:rFonts w:ascii="Times New Roman" w:hAnsi="Times New Roman" w:cs="Times New Roman"/>
-          <w:sz w:val="21"/>
-          <w:szCs w:val="21"/>
+          <w:sz w:val="24"/>
+          <w:szCs w:val="24"/>
         </w:rPr>
         <w:t>Data collection and quality: questionnaires, tablet-based collection, enumerator training and supervision, validation, back-up and documentation</w:t>
       </w:r>
@@ -213,18 +252,19 @@
           <w:ilvl w:val="0"/>
           <w:numId w:val="10"/>
         </w:numPr>
-        <w:spacing w:after="0" w:line="240" w:lineRule="auto"/>
-        <w:rPr>
-          <w:rFonts w:ascii="Times New Roman" w:hAnsi="Times New Roman" w:cs="Times New Roman"/>
-          <w:sz w:val="21"/>
-          <w:szCs w:val="21"/>
+        <w:spacing w:after="0" w:line="360" w:lineRule="auto"/>
+        <w:jc w:val="both"/>
+        <w:rPr>
+          <w:rFonts w:ascii="Times New Roman" w:hAnsi="Times New Roman" w:cs="Times New Roman"/>
+          <w:sz w:val="24"/>
+          <w:szCs w:val="24"/>
         </w:rPr>
       </w:pPr>
       <w:r>
         <w:rPr>
           <w:rFonts w:ascii="Times New Roman" w:hAnsi="Times New Roman" w:cs="Times New Roman"/>
-          <w:sz w:val="21"/>
-          <w:szCs w:val="21"/>
+          <w:sz w:val="24"/>
+          <w:szCs w:val="24"/>
         </w:rPr>
         <w:t>Visualization and reporting: Power BI, Tableau, dashboards, donor-ready reports</w:t>
       </w:r>
@@ -236,18 +276,19 @@
           <w:ilvl w:val="0"/>
           <w:numId w:val="10"/>
         </w:numPr>
-        <w:spacing w:after="0" w:line="240" w:lineRule="auto"/>
-        <w:rPr>
-          <w:rFonts w:ascii="Times New Roman" w:hAnsi="Times New Roman" w:cs="Times New Roman"/>
-          <w:sz w:val="21"/>
-          <w:szCs w:val="21"/>
+        <w:spacing w:after="0" w:line="360" w:lineRule="auto"/>
+        <w:jc w:val="both"/>
+        <w:rPr>
+          <w:rFonts w:ascii="Times New Roman" w:hAnsi="Times New Roman" w:cs="Times New Roman"/>
+          <w:sz w:val="24"/>
+          <w:szCs w:val="24"/>
         </w:rPr>
       </w:pPr>
       <w:r>
         <w:rPr>
           <w:rFonts w:ascii="Times New Roman" w:hAnsi="Times New Roman" w:cs="Times New Roman"/>
-          <w:sz w:val="21"/>
-          <w:szCs w:val="21"/>
+          <w:sz w:val="24"/>
+          <w:szCs w:val="24"/>
         </w:rPr>
         <w:t>Data systems: SurveyCTO API, PostgreSQL, Google Sheets, ETL pipelines, GeoPandas</w:t>
       </w:r>
@@ -259,20 +300,61 @@
           <w:ilvl w:val="0"/>
           <w:numId w:val="10"/>
         </w:numPr>
-        <w:spacing w:after="0" w:line="240" w:lineRule="auto"/>
-        <w:rPr>
-          <w:rFonts w:ascii="Times New Roman" w:hAnsi="Times New Roman" w:cs="Times New Roman"/>
-          <w:sz w:val="21"/>
-          <w:szCs w:val="21"/>
+        <w:spacing w:after="0" w:line="360" w:lineRule="auto"/>
+        <w:jc w:val="both"/>
+        <w:rPr>
+          <w:rFonts w:ascii="Times New Roman" w:hAnsi="Times New Roman" w:cs="Times New Roman"/>
+          <w:sz w:val="24"/>
+          <w:szCs w:val="24"/>
         </w:rPr>
       </w:pPr>
       <w:r>
         <w:rPr>
           <w:rFonts w:ascii="Times New Roman" w:hAnsi="Times New Roman" w:cs="Times New Roman"/>
-          <w:sz w:val="21"/>
-          <w:szCs w:val="21"/>
-        </w:rPr>
-        <w:t>Machine learning and AI: scikit-learn, time-series forecasting, neural networks and CNNs in TensorFlow and PyTorch, and daily AI tooling for cleaning, code, and drafting with outputs verified by hand</w:t>
+          <w:sz w:val="24"/>
+          <w:szCs w:val="24"/>
+        </w:rPr>
+        <w:t xml:space="preserve">Machine learning and AI: scikit-learn, time-series forecasting, neural networks and CNNs in TensorFlow and PyTorch, and daily AI tooling for cleaning, code, and drafting with </w:t>
+      </w:r>
+      <w:r>
+        <w:rPr>
+          <w:rFonts w:ascii="Times New Roman" w:hAnsi="Times New Roman" w:cs="Times New Roman"/>
+          <w:sz w:val="24"/>
+          <w:szCs w:val="24"/>
+        </w:rPr>
+        <w:t>verified</w:t>
+      </w:r>
+      <w:r>
+        <w:rPr>
+          <w:rFonts w:ascii="Times New Roman" w:hAnsi="Times New Roman" w:cs="Times New Roman"/>
+          <w:sz w:val="24"/>
+          <w:szCs w:val="24"/>
+        </w:rPr>
+        <w:t xml:space="preserve"> </w:t>
+      </w:r>
+      <w:r>
+        <w:rPr>
+          <w:rFonts w:ascii="Times New Roman" w:hAnsi="Times New Roman" w:cs="Times New Roman"/>
+          <w:sz w:val="24"/>
+          <w:szCs w:val="24"/>
+        </w:rPr>
+        <w:t>outputs</w:t>
+      </w:r>
+      <w:r>
+        <w:rPr>
+          <w:rFonts w:ascii="Times New Roman" w:hAnsi="Times New Roman" w:cs="Times New Roman"/>
+          <w:sz w:val="24"/>
+          <w:szCs w:val="24"/>
+        </w:rPr>
+        <w:t>.</w:t>
+      </w:r>
+      <w:r>
+        <w:rPr>
+          <w:rFonts w:ascii="Times New Roman" w:hAnsi="Times New Roman" w:cs="Times New Roman"/>
+          <w:sz w:val="24"/>
+          <w:szCs w:val="24"/>
+        </w:rPr>
+        <w:t xml:space="preserve"> </w:t>
       </w:r>
     </w:p>
     <w:p>
@@ -282,114 +364,118 @@
           <w:ilvl w:val="0"/>
           <w:numId w:val="10"/>
         </w:numPr>
-        <w:spacing w:after="0" w:line="240" w:lineRule="auto"/>
-        <w:rPr>
-          <w:rFonts w:ascii="Times New Roman" w:hAnsi="Times New Roman" w:cs="Times New Roman"/>
-          <w:sz w:val="21"/>
-          <w:szCs w:val="21"/>
+        <w:spacing w:after="0" w:line="360" w:lineRule="auto"/>
+        <w:jc w:val="both"/>
+        <w:rPr>
+          <w:rFonts w:ascii="Times New Roman" w:hAnsi="Times New Roman" w:cs="Times New Roman"/>
+          <w:sz w:val="24"/>
+          <w:szCs w:val="24"/>
         </w:rPr>
       </w:pPr>
       <w:r>
         <w:rPr>
           <w:rFonts w:ascii="Times New Roman" w:hAnsi="Times New Roman" w:cs="Times New Roman"/>
-          <w:sz w:val="21"/>
-          <w:szCs w:val="21"/>
+          <w:sz w:val="24"/>
+          <w:szCs w:val="24"/>
         </w:rPr>
         <w:t xml:space="preserve">Proposal </w:t>
       </w:r>
       <w:r>
         <w:rPr>
           <w:rFonts w:ascii="Times New Roman" w:hAnsi="Times New Roman" w:cs="Times New Roman"/>
-          <w:sz w:val="21"/>
-          <w:szCs w:val="21"/>
+          <w:sz w:val="24"/>
+          <w:szCs w:val="24"/>
         </w:rPr>
         <w:t>development</w:t>
       </w:r>
       <w:r>
         <w:rPr>
           <w:rFonts w:ascii="Times New Roman" w:hAnsi="Times New Roman" w:cs="Times New Roman"/>
-          <w:sz w:val="21"/>
-          <w:szCs w:val="21"/>
+          <w:sz w:val="24"/>
+          <w:szCs w:val="24"/>
         </w:rPr>
         <w:t xml:space="preserve">: </w:t>
       </w:r>
       <w:r>
         <w:rPr>
           <w:rFonts w:ascii="Times New Roman" w:hAnsi="Times New Roman" w:cs="Times New Roman"/>
-          <w:sz w:val="21"/>
-          <w:szCs w:val="21"/>
+          <w:sz w:val="24"/>
+          <w:szCs w:val="24"/>
         </w:rPr>
         <w:t xml:space="preserve">concept note, </w:t>
       </w:r>
       <w:r>
         <w:rPr>
           <w:rFonts w:ascii="Times New Roman" w:hAnsi="Times New Roman" w:cs="Times New Roman"/>
-          <w:sz w:val="21"/>
-          <w:szCs w:val="21"/>
+          <w:sz w:val="24"/>
+          <w:szCs w:val="24"/>
         </w:rPr>
         <w:t xml:space="preserve">strategy, </w:t>
       </w:r>
       <w:r>
         <w:rPr>
           <w:rFonts w:ascii="Times New Roman" w:hAnsi="Times New Roman" w:cs="Times New Roman"/>
-          <w:sz w:val="21"/>
-          <w:szCs w:val="21"/>
+          <w:sz w:val="24"/>
+          <w:szCs w:val="24"/>
         </w:rPr>
         <w:t xml:space="preserve">design, </w:t>
       </w:r>
       <w:r>
         <w:rPr>
           <w:rFonts w:ascii="Times New Roman" w:hAnsi="Times New Roman" w:cs="Times New Roman"/>
-          <w:sz w:val="21"/>
-          <w:szCs w:val="21"/>
+          <w:sz w:val="24"/>
+          <w:szCs w:val="24"/>
         </w:rPr>
         <w:t>methodologies and work plans, budgeting, quality assurance</w:t>
       </w:r>
     </w:p>
     <w:p>
       <w:pPr>
-        <w:spacing w:after="0" w:line="240" w:lineRule="auto"/>
-        <w:rPr>
-          <w:rFonts w:ascii="Times New Roman" w:hAnsi="Times New Roman" w:cs="Times New Roman"/>
-          <w:sz w:val="8"/>
-          <w:szCs w:val="8"/>
+        <w:spacing w:after="0" w:line="360" w:lineRule="auto"/>
+        <w:jc w:val="both"/>
+        <w:rPr>
+          <w:rFonts w:ascii="Times New Roman" w:hAnsi="Times New Roman" w:cs="Times New Roman"/>
+          <w:sz w:val="24"/>
+          <w:szCs w:val="24"/>
         </w:rPr>
       </w:pPr>
     </w:p>
     <w:p>
       <w:pPr>
-        <w:spacing w:after="0" w:line="240" w:lineRule="auto"/>
-        <w:rPr>
-          <w:rFonts w:ascii="Times New Roman" w:hAnsi="Times New Roman" w:cs="Times New Roman"/>
-          <w:sz w:val="21"/>
-          <w:szCs w:val="21"/>
+        <w:spacing w:after="0" w:line="360" w:lineRule="auto"/>
+        <w:jc w:val="both"/>
+        <w:rPr>
+          <w:rFonts w:ascii="Times New Roman" w:hAnsi="Times New Roman" w:cs="Times New Roman"/>
+          <w:sz w:val="24"/>
+          <w:szCs w:val="24"/>
         </w:rPr>
       </w:pPr>
       <w:r>
         <w:rPr>
           <w:rFonts w:ascii="Times New Roman" w:hAnsi="Times New Roman" w:cs="Times New Roman"/>
           <w:b/>
-          <w:sz w:val="21"/>
-          <w:szCs w:val="21"/>
+          <w:sz w:val="24"/>
+          <w:szCs w:val="24"/>
         </w:rPr>
         <w:t>WORK EXPERIENCE</w:t>
       </w:r>
     </w:p>
     <w:p>
       <w:pPr>
-        <w:spacing w:after="0" w:line="240" w:lineRule="auto"/>
-        <w:rPr>
-          <w:rFonts w:ascii="Times New Roman" w:hAnsi="Times New Roman" w:cs="Times New Roman"/>
-          <w:sz w:val="21"/>
-          <w:szCs w:val="21"/>
+        <w:spacing w:after="0" w:line="360" w:lineRule="auto"/>
+        <w:jc w:val="both"/>
+        <w:rPr>
+          <w:rFonts w:ascii="Times New Roman" w:hAnsi="Times New Roman" w:cs="Times New Roman"/>
+          <w:sz w:val="24"/>
+          <w:szCs w:val="24"/>
         </w:rPr>
       </w:pPr>
       <w:r>
         <w:rPr>
           <w:rFonts w:ascii="Times New Roman" w:hAnsi="Times New Roman" w:cs="Times New Roman"/>
           <w:b/>
-          <w:sz w:val="21"/>
-          <w:szCs w:val="21"/>
+          <w:sz w:val="24"/>
+          <w:szCs w:val="24"/>
         </w:rPr>
         <w:t xml:space="preserve">Research and Data Consultant, </w:t>
       </w:r>
@@ -397,8 +483,8 @@
         <w:rPr>
           <w:rFonts w:ascii="Times New Roman" w:hAnsi="Times New Roman" w:cs="Times New Roman"/>
           <w:b/>
-          <w:sz w:val="21"/>
-          <w:szCs w:val="21"/>
+          <w:sz w:val="24"/>
+          <w:szCs w:val="24"/>
         </w:rPr>
         <w:t>November</w:t>
       </w:r>
@@ -406,8 +492,8 @@
         <w:rPr>
           <w:rFonts w:ascii="Times New Roman" w:hAnsi="Times New Roman" w:cs="Times New Roman"/>
           <w:b/>
-          <w:sz w:val="21"/>
-          <w:szCs w:val="21"/>
+          <w:sz w:val="24"/>
+          <w:szCs w:val="24"/>
         </w:rPr>
         <w:t xml:space="preserve"> 202</w:t>
       </w:r>
@@ -415,8 +501,8 @@
         <w:rPr>
           <w:rFonts w:ascii="Times New Roman" w:hAnsi="Times New Roman" w:cs="Times New Roman"/>
           <w:b/>
-          <w:sz w:val="21"/>
-          <w:szCs w:val="21"/>
+          <w:sz w:val="24"/>
+          <w:szCs w:val="24"/>
         </w:rPr>
         <w:t>5</w:t>
       </w:r>
@@ -424,8 +510,8 @@
         <w:rPr>
           <w:rFonts w:ascii="Times New Roman" w:hAnsi="Times New Roman" w:cs="Times New Roman"/>
           <w:b/>
-          <w:sz w:val="21"/>
-          <w:szCs w:val="21"/>
+          <w:sz w:val="24"/>
+          <w:szCs w:val="24"/>
         </w:rPr>
         <w:t xml:space="preserve"> - </w:t>
       </w:r>
@@ -433,8 +519,8 @@
         <w:rPr>
           <w:rFonts w:ascii="Times New Roman" w:hAnsi="Times New Roman" w:cs="Times New Roman"/>
           <w:b/>
-          <w:sz w:val="21"/>
-          <w:szCs w:val="21"/>
+          <w:sz w:val="24"/>
+          <w:szCs w:val="24"/>
         </w:rPr>
         <w:t>September</w:t>
       </w:r>
@@ -442,8 +528,8 @@
         <w:rPr>
           <w:rFonts w:ascii="Times New Roman" w:hAnsi="Times New Roman" w:cs="Times New Roman"/>
           <w:b/>
-          <w:sz w:val="21"/>
-          <w:szCs w:val="21"/>
+          <w:sz w:val="24"/>
+          <w:szCs w:val="24"/>
         </w:rPr>
         <w:t xml:space="preserve"> 202</w:t>
       </w:r>
@@ -451,27 +537,28 @@
         <w:rPr>
           <w:rFonts w:ascii="Times New Roman" w:hAnsi="Times New Roman" w:cs="Times New Roman"/>
           <w:b/>
-          <w:sz w:val="21"/>
-          <w:szCs w:val="21"/>
+          <w:sz w:val="24"/>
+          <w:szCs w:val="24"/>
         </w:rPr>
         <w:t>6</w:t>
       </w:r>
     </w:p>
     <w:p>
       <w:pPr>
-        <w:spacing w:after="0" w:line="240" w:lineRule="auto"/>
-        <w:rPr>
-          <w:rFonts w:ascii="Times New Roman" w:hAnsi="Times New Roman" w:cs="Times New Roman"/>
-          <w:sz w:val="21"/>
-          <w:szCs w:val="21"/>
+        <w:spacing w:after="0" w:line="360" w:lineRule="auto"/>
+        <w:jc w:val="both"/>
+        <w:rPr>
+          <w:rFonts w:ascii="Times New Roman" w:hAnsi="Times New Roman" w:cs="Times New Roman"/>
+          <w:sz w:val="24"/>
+          <w:szCs w:val="24"/>
         </w:rPr>
       </w:pPr>
       <w:r>
         <w:rPr>
           <w:rFonts w:ascii="Times New Roman" w:hAnsi="Times New Roman" w:cs="Times New Roman"/>
           <w:i/>
-          <w:sz w:val="21"/>
-          <w:szCs w:val="21"/>
+          <w:sz w:val="24"/>
+          <w:szCs w:val="24"/>
         </w:rPr>
         <w:t>Enimiro Products Uganda Ltd, Kayunga, Uganda</w:t>
       </w:r>
@@ -483,18 +570,19 @@
           <w:ilvl w:val="0"/>
           <w:numId w:val="10"/>
         </w:numPr>
-        <w:spacing w:after="0" w:line="240" w:lineRule="auto"/>
-        <w:rPr>
-          <w:rFonts w:ascii="Times New Roman" w:hAnsi="Times New Roman" w:cs="Times New Roman"/>
-          <w:sz w:val="21"/>
-          <w:szCs w:val="21"/>
+        <w:spacing w:after="0" w:line="360" w:lineRule="auto"/>
+        <w:jc w:val="both"/>
+        <w:rPr>
+          <w:rFonts w:ascii="Times New Roman" w:hAnsi="Times New Roman" w:cs="Times New Roman"/>
+          <w:sz w:val="24"/>
+          <w:szCs w:val="24"/>
         </w:rPr>
       </w:pPr>
       <w:r>
         <w:rPr>
           <w:rFonts w:ascii="Times New Roman" w:hAnsi="Times New Roman" w:cs="Times New Roman"/>
-          <w:sz w:val="21"/>
-          <w:szCs w:val="21"/>
+          <w:sz w:val="24"/>
+          <w:szCs w:val="24"/>
         </w:rPr>
         <w:t>Coordinated with the data team to collect, clean, and organize operational data on farmer activities, crop production, sales, and sustainability programs.</w:t>
       </w:r>
@@ -506,18 +594,19 @@
           <w:ilvl w:val="0"/>
           <w:numId w:val="10"/>
         </w:numPr>
-        <w:spacing w:after="0" w:line="240" w:lineRule="auto"/>
-        <w:rPr>
-          <w:rFonts w:ascii="Times New Roman" w:hAnsi="Times New Roman" w:cs="Times New Roman"/>
-          <w:sz w:val="21"/>
-          <w:szCs w:val="21"/>
+        <w:spacing w:after="0" w:line="360" w:lineRule="auto"/>
+        <w:jc w:val="both"/>
+        <w:rPr>
+          <w:rFonts w:ascii="Times New Roman" w:hAnsi="Times New Roman" w:cs="Times New Roman"/>
+          <w:sz w:val="24"/>
+          <w:szCs w:val="24"/>
         </w:rPr>
       </w:pPr>
       <w:r>
         <w:rPr>
           <w:rFonts w:ascii="Times New Roman" w:hAnsi="Times New Roman" w:cs="Times New Roman"/>
-          <w:sz w:val="21"/>
-          <w:szCs w:val="21"/>
+          <w:sz w:val="24"/>
+          <w:szCs w:val="24"/>
         </w:rPr>
         <w:t>Maintained a Python pipeline moving SurveyCTO submissions into PostgreSQL raw, clean, and analysis tables, with scheduled exports to Google Sheets for dashboards.</w:t>
       </w:r>
@@ -529,20 +618,22 @@
           <w:ilvl w:val="0"/>
           <w:numId w:val="10"/>
         </w:numPr>
-        <w:spacing w:after="0" w:line="240" w:lineRule="auto"/>
-        <w:rPr>
-          <w:rFonts w:ascii="Times New Roman" w:hAnsi="Times New Roman" w:cs="Times New Roman"/>
-          <w:sz w:val="21"/>
-          <w:szCs w:val="21"/>
+        <w:spacing w:after="0" w:line="360" w:lineRule="auto"/>
+        <w:jc w:val="both"/>
+        <w:rPr>
+          <w:rFonts w:ascii="Times New Roman" w:hAnsi="Times New Roman" w:cs="Times New Roman"/>
+          <w:sz w:val="24"/>
+          <w:szCs w:val="24"/>
         </w:rPr>
       </w:pPr>
       <w:r>
         <w:rPr>
           <w:rFonts w:ascii="Times New Roman" w:hAnsi="Times New Roman" w:cs="Times New Roman"/>
-          <w:sz w:val="21"/>
-          <w:szCs w:val="21"/>
-        </w:rPr>
-        <w:t>Matched GPS records to district boundaries and maintained the farmer master with merge and change logs for auditability.</w:t>
+          <w:sz w:val="24"/>
+          <w:szCs w:val="24"/>
+        </w:rPr>
+        <w:lastRenderedPageBreak/>
+        <w:t>Designed studies end to end - proposal, methodology, survey instruments, and analysis - including the 2026 child labour study, the vanilla living income study against Anker benchmarks, pollination and maturity data modules, and the internal M&amp;E measurement plan.</w:t>
       </w:r>
     </w:p>
     <w:p>
@@ -552,20 +643,21 @@
           <w:ilvl w:val="0"/>
           <w:numId w:val="10"/>
         </w:numPr>
-        <w:spacing w:after="0" w:line="240" w:lineRule="auto"/>
-        <w:rPr>
-          <w:rFonts w:ascii="Times New Roman" w:hAnsi="Times New Roman" w:cs="Times New Roman"/>
-          <w:sz w:val="21"/>
-          <w:szCs w:val="21"/>
+        <w:spacing w:after="0" w:line="360" w:lineRule="auto"/>
+        <w:jc w:val="both"/>
+        <w:rPr>
+          <w:rFonts w:ascii="Times New Roman" w:hAnsi="Times New Roman" w:cs="Times New Roman"/>
+          <w:sz w:val="24"/>
+          <w:szCs w:val="24"/>
         </w:rPr>
       </w:pPr>
       <w:r>
         <w:rPr>
           <w:rFonts w:ascii="Times New Roman" w:hAnsi="Times New Roman" w:cs="Times New Roman"/>
-          <w:sz w:val="21"/>
-          <w:szCs w:val="21"/>
-        </w:rPr>
-        <w:t>Built and maintained dashboards and reports tracking performance indicators for management and the board.</w:t>
+          <w:sz w:val="24"/>
+          <w:szCs w:val="24"/>
+        </w:rPr>
+        <w:t>Matched GPS records to district boundaries and maintained the farmer master with merge and change logs for audits.</w:t>
       </w:r>
     </w:p>
     <w:p>
@@ -575,20 +667,21 @@
           <w:ilvl w:val="0"/>
           <w:numId w:val="10"/>
         </w:numPr>
-        <w:spacing w:after="0" w:line="240" w:lineRule="auto"/>
-        <w:rPr>
-          <w:rFonts w:ascii="Times New Roman" w:hAnsi="Times New Roman" w:cs="Times New Roman"/>
-          <w:sz w:val="21"/>
-          <w:szCs w:val="21"/>
+        <w:spacing w:after="0" w:line="360" w:lineRule="auto"/>
+        <w:jc w:val="both"/>
+        <w:rPr>
+          <w:rFonts w:ascii="Times New Roman" w:hAnsi="Times New Roman" w:cs="Times New Roman"/>
+          <w:sz w:val="24"/>
+          <w:szCs w:val="24"/>
         </w:rPr>
       </w:pPr>
       <w:r>
         <w:rPr>
           <w:rFonts w:ascii="Times New Roman" w:hAnsi="Times New Roman" w:cs="Times New Roman"/>
-          <w:sz w:val="21"/>
-          <w:szCs w:val="21"/>
-        </w:rPr>
-        <w:t>Ran statistical and trend checks to flag risks and opportunities and translated findings into training manuals and field guidance.</w:t>
+          <w:sz w:val="24"/>
+          <w:szCs w:val="24"/>
+        </w:rPr>
+        <w:t>Built and maintained dashboards and reports tracking performance indicators for management and the board.</w:t>
       </w:r>
     </w:p>
     <w:p>
@@ -598,69 +691,21 @@
           <w:ilvl w:val="0"/>
           <w:numId w:val="10"/>
         </w:numPr>
-        <w:spacing w:after="0" w:line="240" w:lineRule="auto"/>
-        <w:rPr>
-          <w:rFonts w:ascii="Times New Roman" w:hAnsi="Times New Roman" w:cs="Times New Roman"/>
-          <w:sz w:val="21"/>
-          <w:szCs w:val="21"/>
+        <w:spacing w:after="0" w:line="360" w:lineRule="auto"/>
+        <w:jc w:val="both"/>
+        <w:rPr>
+          <w:rFonts w:ascii="Times New Roman" w:hAnsi="Times New Roman" w:cs="Times New Roman"/>
+          <w:sz w:val="24"/>
+          <w:szCs w:val="24"/>
         </w:rPr>
       </w:pPr>
       <w:r>
         <w:rPr>
           <w:rFonts w:ascii="Times New Roman" w:hAnsi="Times New Roman" w:cs="Times New Roman"/>
-          <w:sz w:val="21"/>
-          <w:szCs w:val="21"/>
-        </w:rPr>
-        <w:t>Supported crop and supply-chain research, updated survey tools, trained staff on data use, and documented methods for donor and certification reporting.</w:t>
-      </w:r>
-    </w:p>
-    <w:p>
-      <w:pPr>
-        <w:spacing w:after="0" w:line="240" w:lineRule="auto"/>
-        <w:rPr>
-          <w:rFonts w:ascii="Times New Roman" w:hAnsi="Times New Roman" w:cs="Times New Roman"/>
-          <w:b/>
-          <w:sz w:val="8"/>
-          <w:szCs w:val="8"/>
-        </w:rPr>
-      </w:pPr>
-    </w:p>
-    <w:p>
-      <w:pPr>
-        <w:spacing w:after="0" w:line="240" w:lineRule="auto"/>
-        <w:rPr>
-          <w:rFonts w:ascii="Times New Roman" w:hAnsi="Times New Roman" w:cs="Times New Roman"/>
-          <w:sz w:val="21"/>
-          <w:szCs w:val="21"/>
-        </w:rPr>
-      </w:pPr>
-      <w:r>
-        <w:rPr>
-          <w:rFonts w:ascii="Times New Roman" w:hAnsi="Times New Roman" w:cs="Times New Roman"/>
-          <w:b/>
-          <w:sz w:val="21"/>
-          <w:szCs w:val="21"/>
-        </w:rPr>
-        <w:t>Technical Lead Consultant, January 2025 - June 2026</w:t>
-      </w:r>
-    </w:p>
-    <w:p>
-      <w:pPr>
-        <w:spacing w:after="0" w:line="240" w:lineRule="auto"/>
-        <w:rPr>
-          <w:rFonts w:ascii="Times New Roman" w:hAnsi="Times New Roman" w:cs="Times New Roman"/>
-          <w:sz w:val="21"/>
-          <w:szCs w:val="21"/>
-        </w:rPr>
-      </w:pPr>
-      <w:r>
-        <w:rPr>
-          <w:rFonts w:ascii="Times New Roman" w:hAnsi="Times New Roman" w:cs="Times New Roman"/>
-          <w:i/>
-          <w:sz w:val="21"/>
-          <w:szCs w:val="21"/>
-        </w:rPr>
-        <w:t>Center for Research and Communication (CRC), Remote</w:t>
+          <w:sz w:val="24"/>
+          <w:szCs w:val="24"/>
+        </w:rPr>
+        <w:t>Ran statistical and trend checks to flag risks and opportunities and translated findings into training manuals and field guidance.</w:t>
       </w:r>
     </w:p>
     <w:p>
@@ -670,20 +715,73 @@
           <w:ilvl w:val="0"/>
           <w:numId w:val="10"/>
         </w:numPr>
-        <w:spacing w:after="0" w:line="240" w:lineRule="auto"/>
-        <w:rPr>
-          <w:rFonts w:ascii="Times New Roman" w:hAnsi="Times New Roman" w:cs="Times New Roman"/>
-          <w:sz w:val="21"/>
-          <w:szCs w:val="21"/>
+        <w:spacing w:after="0" w:line="360" w:lineRule="auto"/>
+        <w:jc w:val="both"/>
+        <w:rPr>
+          <w:rFonts w:ascii="Times New Roman" w:hAnsi="Times New Roman" w:cs="Times New Roman"/>
+          <w:sz w:val="24"/>
+          <w:szCs w:val="24"/>
         </w:rPr>
       </w:pPr>
       <w:r>
         <w:rPr>
           <w:rFonts w:ascii="Times New Roman" w:hAnsi="Times New Roman" w:cs="Times New Roman"/>
-          <w:sz w:val="21"/>
-          <w:szCs w:val="21"/>
-        </w:rPr>
-        <w:t>Reviewed client requirements and evaluation criteria to shape proposal strategy and coordinated specialist inputs against deadlines.</w:t>
+          <w:sz w:val="24"/>
+          <w:szCs w:val="24"/>
+        </w:rPr>
+        <w:t>Supported crop and supply-chain research, updated survey tools, trained staff on data use, and documented methods for donor and certification reporting.</w:t>
+      </w:r>
+    </w:p>
+    <w:p>
+      <w:pPr>
+        <w:spacing w:after="0" w:line="360" w:lineRule="auto"/>
+        <w:jc w:val="both"/>
+        <w:rPr>
+          <w:rFonts w:ascii="Times New Roman" w:hAnsi="Times New Roman" w:cs="Times New Roman"/>
+          <w:b/>
+          <w:sz w:val="24"/>
+          <w:szCs w:val="24"/>
+        </w:rPr>
+      </w:pPr>
+    </w:p>
+    <w:p>
+      <w:pPr>
+        <w:spacing w:after="0" w:line="360" w:lineRule="auto"/>
+        <w:jc w:val="both"/>
+        <w:rPr>
+          <w:rFonts w:ascii="Times New Roman" w:hAnsi="Times New Roman" w:cs="Times New Roman"/>
+          <w:sz w:val="24"/>
+          <w:szCs w:val="24"/>
+        </w:rPr>
+      </w:pPr>
+      <w:r>
+        <w:rPr>
+          <w:rFonts w:ascii="Times New Roman" w:hAnsi="Times New Roman" w:cs="Times New Roman"/>
+          <w:b/>
+          <w:sz w:val="24"/>
+          <w:szCs w:val="24"/>
+        </w:rPr>
+        <w:t>Technical Lead Consultant, January 2025 - June 2026</w:t>
+      </w:r>
+    </w:p>
+    <w:p>
+      <w:pPr>
+        <w:spacing w:after="0" w:line="360" w:lineRule="auto"/>
+        <w:jc w:val="both"/>
+        <w:rPr>
+          <w:rFonts w:ascii="Times New Roman" w:hAnsi="Times New Roman" w:cs="Times New Roman"/>
+          <w:sz w:val="24"/>
+          <w:szCs w:val="24"/>
+        </w:rPr>
+      </w:pPr>
+      <w:r>
+        <w:rPr>
+          <w:rFonts w:ascii="Times New Roman" w:hAnsi="Times New Roman" w:cs="Times New Roman"/>
+          <w:i/>
+          <w:sz w:val="24"/>
+          <w:szCs w:val="24"/>
+        </w:rPr>
+        <w:t>Center for Research and Communication (CRC), Remote</w:t>
       </w:r>
     </w:p>
     <w:p>
@@ -693,20 +791,21 @@
           <w:ilvl w:val="0"/>
           <w:numId w:val="10"/>
         </w:numPr>
-        <w:spacing w:after="0" w:line="240" w:lineRule="auto"/>
-        <w:rPr>
-          <w:rFonts w:ascii="Times New Roman" w:hAnsi="Times New Roman" w:cs="Times New Roman"/>
-          <w:sz w:val="21"/>
-          <w:szCs w:val="21"/>
+        <w:spacing w:after="0" w:line="360" w:lineRule="auto"/>
+        <w:jc w:val="both"/>
+        <w:rPr>
+          <w:rFonts w:ascii="Times New Roman" w:hAnsi="Times New Roman" w:cs="Times New Roman"/>
+          <w:sz w:val="24"/>
+          <w:szCs w:val="24"/>
         </w:rPr>
       </w:pPr>
       <w:r>
         <w:rPr>
           <w:rFonts w:ascii="Times New Roman" w:hAnsi="Times New Roman" w:cs="Times New Roman"/>
-          <w:sz w:val="21"/>
-          <w:szCs w:val="21"/>
-        </w:rPr>
-        <w:t>Wrote and edited technical sections, including methodologies and work plans, and worked with finance to align technical approaches with compliant budgets.</w:t>
+          <w:sz w:val="24"/>
+          <w:szCs w:val="24"/>
+        </w:rPr>
+        <w:t>Reviewed client requirements and evaluation criteria to shape proposal strategy and coordinated specialist inputs against deadlines.</w:t>
       </w:r>
     </w:p>
     <w:p>
@@ -716,20 +815,21 @@
           <w:ilvl w:val="0"/>
           <w:numId w:val="10"/>
         </w:numPr>
-        <w:spacing w:after="0" w:line="240" w:lineRule="auto"/>
-        <w:rPr>
-          <w:rFonts w:ascii="Times New Roman" w:hAnsi="Times New Roman" w:cs="Times New Roman"/>
-          <w:sz w:val="21"/>
-          <w:szCs w:val="21"/>
+        <w:spacing w:after="0" w:line="360" w:lineRule="auto"/>
+        <w:jc w:val="both"/>
+        <w:rPr>
+          <w:rFonts w:ascii="Times New Roman" w:hAnsi="Times New Roman" w:cs="Times New Roman"/>
+          <w:sz w:val="24"/>
+          <w:szCs w:val="24"/>
         </w:rPr>
       </w:pPr>
       <w:r>
         <w:rPr>
           <w:rFonts w:ascii="Times New Roman" w:hAnsi="Times New Roman" w:cs="Times New Roman"/>
-          <w:sz w:val="21"/>
-          <w:szCs w:val="21"/>
-        </w:rPr>
-        <w:t>Provided technical leadership for the IRC MERP endline evaluation, covering design and tools, analysis and synthesis, and integration of qualitative and quantitative findings against the results framework.</w:t>
+          <w:sz w:val="24"/>
+          <w:szCs w:val="24"/>
+        </w:rPr>
+        <w:t>Wrote and edited technical sections, including methodologies and work plans, and worked with finance to align technical approaches with compliant budgets.</w:t>
       </w:r>
     </w:p>
     <w:p>
@@ -739,20 +839,21 @@
           <w:ilvl w:val="0"/>
           <w:numId w:val="10"/>
         </w:numPr>
-        <w:spacing w:after="0" w:line="240" w:lineRule="auto"/>
-        <w:rPr>
-          <w:rFonts w:ascii="Times New Roman" w:hAnsi="Times New Roman" w:cs="Times New Roman"/>
-          <w:sz w:val="21"/>
-          <w:szCs w:val="21"/>
+        <w:spacing w:after="0" w:line="360" w:lineRule="auto"/>
+        <w:jc w:val="both"/>
+        <w:rPr>
+          <w:rFonts w:ascii="Times New Roman" w:hAnsi="Times New Roman" w:cs="Times New Roman"/>
+          <w:sz w:val="24"/>
+          <w:szCs w:val="24"/>
         </w:rPr>
       </w:pPr>
       <w:r>
         <w:rPr>
           <w:rFonts w:ascii="Times New Roman" w:hAnsi="Times New Roman" w:cs="Times New Roman"/>
-          <w:sz w:val="21"/>
-          <w:szCs w:val="21"/>
-        </w:rPr>
-        <w:t>Led quantitative inputs for IRC baseline and perception studies: sampling strategy, instrument testing, data-quality checks, and statistical analysis with visual summaries.</w:t>
+          <w:sz w:val="24"/>
+          <w:szCs w:val="24"/>
+        </w:rPr>
+        <w:t>Provided technical leadership for the IRC MERP endline evaluation, covering design and tools, analysis and synthesis, and integration of qualitative and quantitative findings against the results framework.</w:t>
       </w:r>
     </w:p>
     <w:p>
@@ -762,69 +863,21 @@
           <w:ilvl w:val="0"/>
           <w:numId w:val="10"/>
         </w:numPr>
-        <w:spacing w:after="0" w:line="240" w:lineRule="auto"/>
-        <w:rPr>
-          <w:rFonts w:ascii="Times New Roman" w:hAnsi="Times New Roman" w:cs="Times New Roman"/>
-          <w:sz w:val="21"/>
-          <w:szCs w:val="21"/>
+        <w:spacing w:after="0" w:line="360" w:lineRule="auto"/>
+        <w:jc w:val="both"/>
+        <w:rPr>
+          <w:rFonts w:ascii="Times New Roman" w:hAnsi="Times New Roman" w:cs="Times New Roman"/>
+          <w:sz w:val="24"/>
+          <w:szCs w:val="24"/>
         </w:rPr>
       </w:pPr>
       <w:r>
         <w:rPr>
           <w:rFonts w:ascii="Times New Roman" w:hAnsi="Times New Roman" w:cs="Times New Roman"/>
-          <w:sz w:val="21"/>
-          <w:szCs w:val="21"/>
-        </w:rPr>
-        <w:t>Served as data and M&amp;E lead for UNICEF behavior-change and awareness studies: tools, trackers, datasets, reach analysis, and report drafting.</w:t>
-      </w:r>
-    </w:p>
-    <w:p>
-      <w:pPr>
-        <w:spacing w:after="0" w:line="240" w:lineRule="auto"/>
-        <w:rPr>
-          <w:rFonts w:ascii="Times New Roman" w:hAnsi="Times New Roman" w:cs="Times New Roman"/>
-          <w:b/>
-          <w:sz w:val="8"/>
-          <w:szCs w:val="8"/>
-        </w:rPr>
-      </w:pPr>
-    </w:p>
-    <w:p>
-      <w:pPr>
-        <w:spacing w:after="0" w:line="240" w:lineRule="auto"/>
-        <w:rPr>
-          <w:rFonts w:ascii="Times New Roman" w:hAnsi="Times New Roman" w:cs="Times New Roman"/>
-          <w:sz w:val="21"/>
-          <w:szCs w:val="21"/>
-        </w:rPr>
-      </w:pPr>
-      <w:r>
-        <w:rPr>
-          <w:rFonts w:ascii="Times New Roman" w:hAnsi="Times New Roman" w:cs="Times New Roman"/>
-          <w:b/>
-          <w:sz w:val="21"/>
-          <w:szCs w:val="21"/>
-        </w:rPr>
-        <w:t>Researcher / Data Scientist, Vanilla Value-Chain Research, January 2024 - June 2025</w:t>
-      </w:r>
-    </w:p>
-    <w:p>
-      <w:pPr>
-        <w:spacing w:after="0" w:line="240" w:lineRule="auto"/>
-        <w:rPr>
-          <w:rFonts w:ascii="Times New Roman" w:hAnsi="Times New Roman" w:cs="Times New Roman"/>
-          <w:sz w:val="21"/>
-          <w:szCs w:val="21"/>
-        </w:rPr>
-      </w:pPr>
-      <w:r>
-        <w:rPr>
-          <w:rFonts w:ascii="Times New Roman" w:hAnsi="Times New Roman" w:cs="Times New Roman"/>
-          <w:i/>
-          <w:sz w:val="21"/>
-          <w:szCs w:val="21"/>
-        </w:rPr>
-        <w:t>Makerere University with MAAIF, Catholic Relief Services, and private sector partners, Uganda</w:t>
+          <w:sz w:val="24"/>
+          <w:szCs w:val="24"/>
+        </w:rPr>
+        <w:t>Led quantitative inputs for IRC baseline and perception studies: sampling, instrument testing, data-quality checks, and statistical analysis.</w:t>
       </w:r>
     </w:p>
     <w:p>
@@ -834,20 +887,73 @@
           <w:ilvl w:val="0"/>
           <w:numId w:val="10"/>
         </w:numPr>
-        <w:spacing w:after="0" w:line="240" w:lineRule="auto"/>
-        <w:rPr>
-          <w:rFonts w:ascii="Times New Roman" w:hAnsi="Times New Roman" w:cs="Times New Roman"/>
-          <w:sz w:val="21"/>
-          <w:szCs w:val="21"/>
+        <w:spacing w:after="0" w:line="360" w:lineRule="auto"/>
+        <w:jc w:val="both"/>
+        <w:rPr>
+          <w:rFonts w:ascii="Times New Roman" w:hAnsi="Times New Roman" w:cs="Times New Roman"/>
+          <w:sz w:val="24"/>
+          <w:szCs w:val="24"/>
         </w:rPr>
       </w:pPr>
       <w:r>
         <w:rPr>
           <w:rFonts w:ascii="Times New Roman" w:hAnsi="Times New Roman" w:cs="Times New Roman"/>
-          <w:sz w:val="21"/>
-          <w:szCs w:val="21"/>
-        </w:rPr>
-        <w:t>Researched vanilla maturity and harvest timing for national harvest-declaration considerations, combining field and crop work with statistical modelling.</w:t>
+          <w:sz w:val="24"/>
+          <w:szCs w:val="24"/>
+        </w:rPr>
+        <w:t>Served as data and M&amp;E lead for UNICEF behavior-change and awareness studies: tools, trackers, datasets, reach analysis, and report drafting.</w:t>
+      </w:r>
+    </w:p>
+    <w:p>
+      <w:pPr>
+        <w:spacing w:after="0" w:line="360" w:lineRule="auto"/>
+        <w:jc w:val="both"/>
+        <w:rPr>
+          <w:rFonts w:ascii="Times New Roman" w:hAnsi="Times New Roman" w:cs="Times New Roman"/>
+          <w:b/>
+          <w:sz w:val="24"/>
+          <w:szCs w:val="24"/>
+        </w:rPr>
+      </w:pPr>
+    </w:p>
+    <w:p>
+      <w:pPr>
+        <w:spacing w:after="0" w:line="360" w:lineRule="auto"/>
+        <w:jc w:val="both"/>
+        <w:rPr>
+          <w:rFonts w:ascii="Times New Roman" w:hAnsi="Times New Roman" w:cs="Times New Roman"/>
+          <w:sz w:val="24"/>
+          <w:szCs w:val="24"/>
+        </w:rPr>
+      </w:pPr>
+      <w:r>
+        <w:rPr>
+          <w:rFonts w:ascii="Times New Roman" w:hAnsi="Times New Roman" w:cs="Times New Roman"/>
+          <w:b/>
+          <w:sz w:val="24"/>
+          <w:szCs w:val="24"/>
+        </w:rPr>
+        <w:t>Researcher / Data Scientist, Vanilla Value-Chain Research, January 2024 - June 2025</w:t>
+      </w:r>
+    </w:p>
+    <w:p>
+      <w:pPr>
+        <w:spacing w:after="0" w:line="360" w:lineRule="auto"/>
+        <w:jc w:val="both"/>
+        <w:rPr>
+          <w:rFonts w:ascii="Times New Roman" w:hAnsi="Times New Roman" w:cs="Times New Roman"/>
+          <w:sz w:val="24"/>
+          <w:szCs w:val="24"/>
+        </w:rPr>
+      </w:pPr>
+      <w:r>
+        <w:rPr>
+          <w:rFonts w:ascii="Times New Roman" w:hAnsi="Times New Roman" w:cs="Times New Roman"/>
+          <w:i/>
+          <w:sz w:val="24"/>
+          <w:szCs w:val="24"/>
+        </w:rPr>
+        <w:t>Makerere University with MAAIF, Catholic Relief Services, and private sector partners, Uganda</w:t>
       </w:r>
     </w:p>
     <w:p>
@@ -857,20 +963,21 @@
           <w:ilvl w:val="0"/>
           <w:numId w:val="10"/>
         </w:numPr>
-        <w:spacing w:after="0" w:line="240" w:lineRule="auto"/>
-        <w:rPr>
-          <w:rFonts w:ascii="Times New Roman" w:hAnsi="Times New Roman" w:cs="Times New Roman"/>
-          <w:sz w:val="21"/>
-          <w:szCs w:val="21"/>
+        <w:spacing w:after="0" w:line="360" w:lineRule="auto"/>
+        <w:jc w:val="both"/>
+        <w:rPr>
+          <w:rFonts w:ascii="Times New Roman" w:hAnsi="Times New Roman" w:cs="Times New Roman"/>
+          <w:sz w:val="24"/>
+          <w:szCs w:val="24"/>
         </w:rPr>
       </w:pPr>
       <w:r>
         <w:rPr>
           <w:rFonts w:ascii="Times New Roman" w:hAnsi="Times New Roman" w:cs="Times New Roman"/>
-          <w:sz w:val="21"/>
-          <w:szCs w:val="21"/>
-        </w:rPr>
-        <w:t>Integrated field, satellite climate, and survey data and built time-series models to compare maturity-assessment methods and their timing, quality, and price implications.</w:t>
+          <w:sz w:val="24"/>
+          <w:szCs w:val="24"/>
+        </w:rPr>
+        <w:t>Researched vanilla maturity and harvest timing for national harvest-declaration considerations, combining field and crop work with statistical modelling and thermal-time analysis.</w:t>
       </w:r>
     </w:p>
     <w:p>
@@ -880,20 +987,21 @@
           <w:ilvl w:val="0"/>
           <w:numId w:val="10"/>
         </w:numPr>
-        <w:spacing w:after="0" w:line="240" w:lineRule="auto"/>
-        <w:rPr>
-          <w:rFonts w:ascii="Times New Roman" w:hAnsi="Times New Roman" w:cs="Times New Roman"/>
-          <w:sz w:val="21"/>
-          <w:szCs w:val="21"/>
+        <w:spacing w:after="0" w:line="360" w:lineRule="auto"/>
+        <w:jc w:val="both"/>
+        <w:rPr>
+          <w:rFonts w:ascii="Times New Roman" w:hAnsi="Times New Roman" w:cs="Times New Roman"/>
+          <w:sz w:val="24"/>
+          <w:szCs w:val="24"/>
         </w:rPr>
       </w:pPr>
       <w:r>
         <w:rPr>
           <w:rFonts w:ascii="Times New Roman" w:hAnsi="Times New Roman" w:cs="Times New Roman"/>
-          <w:sz w:val="21"/>
-          <w:szCs w:val="21"/>
-        </w:rPr>
-        <w:t>Applied thermal-time analysis based on accumulated growing degree days to link heat units to crop development through maturity.</w:t>
+          <w:sz w:val="24"/>
+          <w:szCs w:val="24"/>
+        </w:rPr>
+        <w:t>Integrated field, satellite climate, and survey data and built time-series models to compare maturity-assessment methods and their timing, quality, and price implications.</w:t>
       </w:r>
     </w:p>
     <w:p>
@@ -903,21 +1011,21 @@
           <w:ilvl w:val="0"/>
           <w:numId w:val="10"/>
         </w:numPr>
-        <w:spacing w:after="0" w:line="240" w:lineRule="auto"/>
-        <w:rPr>
-          <w:rFonts w:ascii="Times New Roman" w:hAnsi="Times New Roman" w:cs="Times New Roman"/>
-          <w:sz w:val="21"/>
-          <w:szCs w:val="21"/>
+        <w:spacing w:after="0" w:line="360" w:lineRule="auto"/>
+        <w:jc w:val="both"/>
+        <w:rPr>
+          <w:rFonts w:ascii="Times New Roman" w:hAnsi="Times New Roman" w:cs="Times New Roman"/>
+          <w:sz w:val="24"/>
+          <w:szCs w:val="24"/>
         </w:rPr>
       </w:pPr>
       <w:r>
         <w:rPr>
           <w:rFonts w:ascii="Times New Roman" w:hAnsi="Times New Roman" w:cs="Times New Roman"/>
-          <w:sz w:val="21"/>
-          <w:szCs w:val="21"/>
-        </w:rPr>
-        <w:lastRenderedPageBreak/>
-        <w:t>Conducted farmer and stakeholder interviews, field measurements of development stages, and seasonal maturity assessments across vanilla-growing districts.</w:t>
+          <w:sz w:val="24"/>
+          <w:szCs w:val="24"/>
+        </w:rPr>
+        <w:t>Conducted farmer and stakeholder interviews, field measurements, and seasonal maturity assessments across vanilla-growing districts.</w:t>
       </w:r>
     </w:p>
     <w:p>
@@ -927,67 +1035,72 @@
           <w:ilvl w:val="0"/>
           <w:numId w:val="10"/>
         </w:numPr>
-        <w:spacing w:after="0" w:line="240" w:lineRule="auto"/>
-        <w:rPr>
-          <w:rFonts w:ascii="Times New Roman" w:hAnsi="Times New Roman" w:cs="Times New Roman"/>
-          <w:sz w:val="21"/>
-          <w:szCs w:val="21"/>
+        <w:spacing w:after="0" w:line="360" w:lineRule="auto"/>
+        <w:jc w:val="both"/>
+        <w:rPr>
+          <w:rFonts w:ascii="Times New Roman" w:hAnsi="Times New Roman" w:cs="Times New Roman"/>
+          <w:sz w:val="24"/>
+          <w:szCs w:val="24"/>
         </w:rPr>
       </w:pPr>
       <w:r>
         <w:rPr>
           <w:rFonts w:ascii="Times New Roman" w:hAnsi="Times New Roman" w:cs="Times New Roman"/>
-          <w:sz w:val="21"/>
-          <w:szCs w:val="21"/>
-        </w:rPr>
+          <w:sz w:val="24"/>
+          <w:szCs w:val="24"/>
+        </w:rPr>
+        <w:lastRenderedPageBreak/>
         <w:t>Helped establish the Kabanyolo demonstration plot and prepared models, scenario notes, and technical inputs for supervisors and stakeholders. Work concluded with program funding closure.</w:t>
       </w:r>
     </w:p>
     <w:p>
       <w:pPr>
-        <w:spacing w:after="0" w:line="240" w:lineRule="auto"/>
+        <w:spacing w:after="0" w:line="360" w:lineRule="auto"/>
+        <w:jc w:val="both"/>
         <w:rPr>
           <w:rFonts w:ascii="Times New Roman" w:hAnsi="Times New Roman" w:cs="Times New Roman"/>
           <w:b/>
-          <w:sz w:val="8"/>
-          <w:szCs w:val="8"/>
+          <w:sz w:val="24"/>
+          <w:szCs w:val="24"/>
         </w:rPr>
       </w:pPr>
     </w:p>
     <w:p>
       <w:pPr>
-        <w:spacing w:after="0" w:line="240" w:lineRule="auto"/>
-        <w:rPr>
-          <w:rFonts w:ascii="Times New Roman" w:hAnsi="Times New Roman" w:cs="Times New Roman"/>
-          <w:sz w:val="21"/>
-          <w:szCs w:val="21"/>
+        <w:spacing w:after="0" w:line="360" w:lineRule="auto"/>
+        <w:jc w:val="both"/>
+        <w:rPr>
+          <w:rFonts w:ascii="Times New Roman" w:hAnsi="Times New Roman" w:cs="Times New Roman"/>
+          <w:sz w:val="24"/>
+          <w:szCs w:val="24"/>
         </w:rPr>
       </w:pPr>
       <w:r>
         <w:rPr>
           <w:rFonts w:ascii="Times New Roman" w:hAnsi="Times New Roman" w:cs="Times New Roman"/>
           <w:b/>
-          <w:sz w:val="21"/>
-          <w:szCs w:val="21"/>
+          <w:sz w:val="24"/>
+          <w:szCs w:val="24"/>
         </w:rPr>
         <w:t>Research Associate, February 2023 - November 2023</w:t>
       </w:r>
     </w:p>
     <w:p>
       <w:pPr>
-        <w:spacing w:after="0" w:line="240" w:lineRule="auto"/>
-        <w:rPr>
-          <w:rFonts w:ascii="Times New Roman" w:hAnsi="Times New Roman" w:cs="Times New Roman"/>
-          <w:sz w:val="21"/>
-          <w:szCs w:val="21"/>
+        <w:spacing w:after="0" w:line="360" w:lineRule="auto"/>
+        <w:jc w:val="both"/>
+        <w:rPr>
+          <w:rFonts w:ascii="Times New Roman" w:hAnsi="Times New Roman" w:cs="Times New Roman"/>
+          <w:sz w:val="24"/>
+          <w:szCs w:val="24"/>
         </w:rPr>
       </w:pPr>
       <w:r>
         <w:rPr>
           <w:rFonts w:ascii="Times New Roman" w:hAnsi="Times New Roman" w:cs="Times New Roman"/>
           <w:i/>
-          <w:sz w:val="21"/>
-          <w:szCs w:val="21"/>
+          <w:sz w:val="24"/>
+          <w:szCs w:val="24"/>
         </w:rPr>
         <w:t>Innovations for Poverty Action (IPA), Kampala, Uganda</w:t>
       </w:r>
@@ -999,18 +1112,19 @@
           <w:ilvl w:val="0"/>
           <w:numId w:val="10"/>
         </w:numPr>
-        <w:spacing w:after="0" w:line="240" w:lineRule="auto"/>
-        <w:rPr>
-          <w:rFonts w:ascii="Times New Roman" w:hAnsi="Times New Roman" w:cs="Times New Roman"/>
-          <w:sz w:val="21"/>
-          <w:szCs w:val="21"/>
+        <w:spacing w:after="0" w:line="360" w:lineRule="auto"/>
+        <w:jc w:val="both"/>
+        <w:rPr>
+          <w:rFonts w:ascii="Times New Roman" w:hAnsi="Times New Roman" w:cs="Times New Roman"/>
+          <w:sz w:val="24"/>
+          <w:szCs w:val="24"/>
         </w:rPr>
       </w:pPr>
       <w:r>
         <w:rPr>
           <w:rFonts w:ascii="Times New Roman" w:hAnsi="Times New Roman" w:cs="Times New Roman"/>
-          <w:sz w:val="21"/>
-          <w:szCs w:val="21"/>
+          <w:sz w:val="24"/>
+          <w:szCs w:val="24"/>
         </w:rPr>
         <w:t>Supported development and implementation of process evaluation plans with program managers.</w:t>
       </w:r>
@@ -1022,18 +1136,19 @@
           <w:ilvl w:val="0"/>
           <w:numId w:val="10"/>
         </w:numPr>
-        <w:spacing w:after="0" w:line="240" w:lineRule="auto"/>
-        <w:rPr>
-          <w:rFonts w:ascii="Times New Roman" w:hAnsi="Times New Roman" w:cs="Times New Roman"/>
-          <w:sz w:val="21"/>
-          <w:szCs w:val="21"/>
+        <w:spacing w:after="0" w:line="360" w:lineRule="auto"/>
+        <w:jc w:val="both"/>
+        <w:rPr>
+          <w:rFonts w:ascii="Times New Roman" w:hAnsi="Times New Roman" w:cs="Times New Roman"/>
+          <w:sz w:val="24"/>
+          <w:szCs w:val="24"/>
         </w:rPr>
       </w:pPr>
       <w:r>
         <w:rPr>
           <w:rFonts w:ascii="Times New Roman" w:hAnsi="Times New Roman" w:cs="Times New Roman"/>
-          <w:sz w:val="21"/>
-          <w:szCs w:val="21"/>
+          <w:sz w:val="24"/>
+          <w:szCs w:val="24"/>
         </w:rPr>
         <w:t>Designed survey instruments and supported piloting, translation, and computer-assisted interviewing.</w:t>
       </w:r>
@@ -1045,18 +1160,19 @@
           <w:ilvl w:val="0"/>
           <w:numId w:val="10"/>
         </w:numPr>
-        <w:spacing w:after="0" w:line="240" w:lineRule="auto"/>
-        <w:rPr>
-          <w:rFonts w:ascii="Times New Roman" w:hAnsi="Times New Roman" w:cs="Times New Roman"/>
-          <w:sz w:val="21"/>
-          <w:szCs w:val="21"/>
+        <w:spacing w:after="0" w:line="360" w:lineRule="auto"/>
+        <w:jc w:val="both"/>
+        <w:rPr>
+          <w:rFonts w:ascii="Times New Roman" w:hAnsi="Times New Roman" w:cs="Times New Roman"/>
+          <w:sz w:val="24"/>
+          <w:szCs w:val="24"/>
         </w:rPr>
       </w:pPr>
       <w:r>
         <w:rPr>
           <w:rFonts w:ascii="Times New Roman" w:hAnsi="Times New Roman" w:cs="Times New Roman"/>
-          <w:sz w:val="21"/>
-          <w:szCs w:val="21"/>
+          <w:sz w:val="24"/>
+          <w:szCs w:val="24"/>
         </w:rPr>
         <w:t>Coordinated evaluation logistics including timelines, field staffing, and procurement, and managed data entry, cleaning, and analysis.</w:t>
       </w:r>
@@ -1068,18 +1184,19 @@
           <w:ilvl w:val="0"/>
           <w:numId w:val="10"/>
         </w:numPr>
-        <w:spacing w:after="0" w:line="240" w:lineRule="auto"/>
-        <w:rPr>
-          <w:rFonts w:ascii="Times New Roman" w:hAnsi="Times New Roman" w:cs="Times New Roman"/>
-          <w:sz w:val="21"/>
-          <w:szCs w:val="21"/>
+        <w:spacing w:after="0" w:line="360" w:lineRule="auto"/>
+        <w:jc w:val="both"/>
+        <w:rPr>
+          <w:rFonts w:ascii="Times New Roman" w:hAnsi="Times New Roman" w:cs="Times New Roman"/>
+          <w:sz w:val="24"/>
+          <w:szCs w:val="24"/>
         </w:rPr>
       </w:pPr>
       <w:r>
         <w:rPr>
           <w:rFonts w:ascii="Times New Roman" w:hAnsi="Times New Roman" w:cs="Times New Roman"/>
-          <w:sz w:val="21"/>
-          <w:szCs w:val="21"/>
+          <w:sz w:val="24"/>
+          <w:szCs w:val="24"/>
         </w:rPr>
         <w:t>Applied data-quality protocols including enumerator audits and monitoring of data collection.</w:t>
       </w:r>
@@ -1091,67 +1208,71 @@
           <w:ilvl w:val="0"/>
           <w:numId w:val="10"/>
         </w:numPr>
-        <w:spacing w:after="0" w:line="240" w:lineRule="auto"/>
-        <w:rPr>
-          <w:rFonts w:ascii="Times New Roman" w:hAnsi="Times New Roman" w:cs="Times New Roman"/>
-          <w:sz w:val="21"/>
-          <w:szCs w:val="21"/>
+        <w:spacing w:after="0" w:line="360" w:lineRule="auto"/>
+        <w:jc w:val="both"/>
+        <w:rPr>
+          <w:rFonts w:ascii="Times New Roman" w:hAnsi="Times New Roman" w:cs="Times New Roman"/>
+          <w:sz w:val="24"/>
+          <w:szCs w:val="24"/>
         </w:rPr>
       </w:pPr>
       <w:r>
         <w:rPr>
           <w:rFonts w:ascii="Times New Roman" w:hAnsi="Times New Roman" w:cs="Times New Roman"/>
-          <w:sz w:val="21"/>
-          <w:szCs w:val="21"/>
+          <w:sz w:val="24"/>
+          <w:szCs w:val="24"/>
         </w:rPr>
         <w:t>Maintained partner relationships, contributed to stakeholder meetings and reports, and supported research approvals and compliance.</w:t>
       </w:r>
     </w:p>
     <w:p>
       <w:pPr>
-        <w:spacing w:after="0" w:line="240" w:lineRule="auto"/>
+        <w:spacing w:after="0" w:line="360" w:lineRule="auto"/>
+        <w:jc w:val="both"/>
         <w:rPr>
           <w:rFonts w:ascii="Times New Roman" w:hAnsi="Times New Roman" w:cs="Times New Roman"/>
           <w:b/>
-          <w:sz w:val="8"/>
-          <w:szCs w:val="8"/>
+          <w:sz w:val="24"/>
+          <w:szCs w:val="24"/>
         </w:rPr>
       </w:pPr>
     </w:p>
     <w:p>
       <w:pPr>
-        <w:spacing w:after="0" w:line="240" w:lineRule="auto"/>
-        <w:rPr>
-          <w:rFonts w:ascii="Times New Roman" w:hAnsi="Times New Roman" w:cs="Times New Roman"/>
-          <w:sz w:val="21"/>
-          <w:szCs w:val="21"/>
+        <w:spacing w:after="0" w:line="360" w:lineRule="auto"/>
+        <w:jc w:val="both"/>
+        <w:rPr>
+          <w:rFonts w:ascii="Times New Roman" w:hAnsi="Times New Roman" w:cs="Times New Roman"/>
+          <w:sz w:val="24"/>
+          <w:szCs w:val="24"/>
         </w:rPr>
       </w:pPr>
       <w:r>
         <w:rPr>
           <w:rFonts w:ascii="Times New Roman" w:hAnsi="Times New Roman" w:cs="Times New Roman"/>
           <w:b/>
-          <w:sz w:val="21"/>
-          <w:szCs w:val="21"/>
+          <w:sz w:val="24"/>
+          <w:szCs w:val="24"/>
         </w:rPr>
         <w:t>Qualitative Research Associate, July 2023 - March 2024</w:t>
       </w:r>
     </w:p>
     <w:p>
       <w:pPr>
-        <w:spacing w:after="0" w:line="240" w:lineRule="auto"/>
-        <w:rPr>
-          <w:rFonts w:ascii="Times New Roman" w:hAnsi="Times New Roman" w:cs="Times New Roman"/>
-          <w:sz w:val="21"/>
-          <w:szCs w:val="21"/>
+        <w:spacing w:after="0" w:line="360" w:lineRule="auto"/>
+        <w:jc w:val="both"/>
+        <w:rPr>
+          <w:rFonts w:ascii="Times New Roman" w:hAnsi="Times New Roman" w:cs="Times New Roman"/>
+          <w:sz w:val="24"/>
+          <w:szCs w:val="24"/>
         </w:rPr>
       </w:pPr>
       <w:r>
         <w:rPr>
           <w:rFonts w:ascii="Times New Roman" w:hAnsi="Times New Roman" w:cs="Times New Roman"/>
           <w:i/>
-          <w:sz w:val="21"/>
-          <w:szCs w:val="21"/>
+          <w:sz w:val="24"/>
+          <w:szCs w:val="24"/>
         </w:rPr>
         <w:t>Social and Scientific Systems for USAID Strategic Information Technical Support (SITES), Uganda</w:t>
       </w:r>
@@ -1163,18 +1284,19 @@
           <w:ilvl w:val="0"/>
           <w:numId w:val="10"/>
         </w:numPr>
-        <w:spacing w:after="0" w:line="240" w:lineRule="auto"/>
-        <w:rPr>
-          <w:rFonts w:ascii="Times New Roman" w:hAnsi="Times New Roman" w:cs="Times New Roman"/>
-          <w:sz w:val="21"/>
-          <w:szCs w:val="21"/>
+        <w:spacing w:after="0" w:line="360" w:lineRule="auto"/>
+        <w:jc w:val="both"/>
+        <w:rPr>
+          <w:rFonts w:ascii="Times New Roman" w:hAnsi="Times New Roman" w:cs="Times New Roman"/>
+          <w:sz w:val="24"/>
+          <w:szCs w:val="24"/>
         </w:rPr>
       </w:pPr>
       <w:r>
         <w:rPr>
           <w:rFonts w:ascii="Times New Roman" w:hAnsi="Times New Roman" w:cs="Times New Roman"/>
-          <w:sz w:val="21"/>
-          <w:szCs w:val="21"/>
+          <w:sz w:val="24"/>
+          <w:szCs w:val="24"/>
         </w:rPr>
         <w:t>Trained on field methods and tools and managed questionnaires and tablets for fieldwork across Eastern and Northern Uganda.</w:t>
       </w:r>
@@ -1186,20 +1308,21 @@
           <w:ilvl w:val="0"/>
           <w:numId w:val="10"/>
         </w:numPr>
-        <w:spacing w:after="0" w:line="240" w:lineRule="auto"/>
-        <w:rPr>
-          <w:rFonts w:ascii="Times New Roman" w:hAnsi="Times New Roman" w:cs="Times New Roman"/>
-          <w:sz w:val="21"/>
-          <w:szCs w:val="21"/>
+        <w:spacing w:after="0" w:line="360" w:lineRule="auto"/>
+        <w:jc w:val="both"/>
+        <w:rPr>
+          <w:rFonts w:ascii="Times New Roman" w:hAnsi="Times New Roman" w:cs="Times New Roman"/>
+          <w:sz w:val="24"/>
+          <w:szCs w:val="24"/>
         </w:rPr>
       </w:pPr>
       <w:r>
         <w:rPr>
           <w:rFonts w:ascii="Times New Roman" w:hAnsi="Times New Roman" w:cs="Times New Roman"/>
-          <w:sz w:val="21"/>
-          <w:szCs w:val="21"/>
-        </w:rPr>
-        <w:t>Assessed facility readiness for Health Information Exchange and paperless viral load requests, reviewing UgandaEMR records in HIV clinics against ART registers, cards, and viral load registers.</w:t>
+          <w:sz w:val="24"/>
+          <w:szCs w:val="24"/>
+        </w:rPr>
+        <w:t>Assessed facility readiness for Health Information Exchange and paperless viral load requests, reviewing UgandaEMR records against ART registers and viral load registers.</w:t>
       </w:r>
     </w:p>
     <w:p>
@@ -1209,20 +1332,21 @@
           <w:ilvl w:val="0"/>
           <w:numId w:val="10"/>
         </w:numPr>
-        <w:spacing w:after="0" w:line="240" w:lineRule="auto"/>
-        <w:rPr>
-          <w:rFonts w:ascii="Times New Roman" w:hAnsi="Times New Roman" w:cs="Times New Roman"/>
-          <w:sz w:val="21"/>
-          <w:szCs w:val="21"/>
+        <w:spacing w:after="0" w:line="360" w:lineRule="auto"/>
+        <w:jc w:val="both"/>
+        <w:rPr>
+          <w:rFonts w:ascii="Times New Roman" w:hAnsi="Times New Roman" w:cs="Times New Roman"/>
+          <w:sz w:val="24"/>
+          <w:szCs w:val="24"/>
         </w:rPr>
       </w:pPr>
       <w:r>
         <w:rPr>
           <w:rFonts w:ascii="Times New Roman" w:hAnsi="Times New Roman" w:cs="Times New Roman"/>
-          <w:sz w:val="21"/>
-          <w:szCs w:val="21"/>
-        </w:rPr>
-        <w:t>Conducted key informant interviews and focus group discussions with data clerks, data officers, clinicians, counselors, and laboratory staff, and checked data quality across HMIS tools and the EMR.</w:t>
+          <w:sz w:val="24"/>
+          <w:szCs w:val="24"/>
+        </w:rPr>
+        <w:t>Conducted key informant interviews and FGDs with clinical and data staff and checked data quality across HMIS tools and the EMR.</w:t>
       </w:r>
     </w:p>
     <w:p>
@@ -1232,18 +1356,19 @@
           <w:ilvl w:val="0"/>
           <w:numId w:val="10"/>
         </w:numPr>
-        <w:spacing w:after="0" w:line="240" w:lineRule="auto"/>
-        <w:rPr>
-          <w:rFonts w:ascii="Times New Roman" w:hAnsi="Times New Roman" w:cs="Times New Roman"/>
-          <w:sz w:val="21"/>
-          <w:szCs w:val="21"/>
+        <w:spacing w:after="0" w:line="360" w:lineRule="auto"/>
+        <w:jc w:val="both"/>
+        <w:rPr>
+          <w:rFonts w:ascii="Times New Roman" w:hAnsi="Times New Roman" w:cs="Times New Roman"/>
+          <w:sz w:val="24"/>
+          <w:szCs w:val="24"/>
         </w:rPr>
       </w:pPr>
       <w:r>
         <w:rPr>
           <w:rFonts w:ascii="Times New Roman" w:hAnsi="Times New Roman" w:cs="Times New Roman"/>
-          <w:sz w:val="21"/>
-          <w:szCs w:val="21"/>
+          <w:sz w:val="24"/>
+          <w:szCs w:val="24"/>
         </w:rPr>
         <w:t>Documented practical constraints affecting EMR use such as DHIS2 knowledge, internet and power stability, and computer performance, and shared facility-level feedback at each visit.</w:t>
       </w:r>
@@ -1255,67 +1380,71 @@
           <w:ilvl w:val="0"/>
           <w:numId w:val="10"/>
         </w:numPr>
-        <w:spacing w:after="0" w:line="240" w:lineRule="auto"/>
-        <w:rPr>
-          <w:rFonts w:ascii="Times New Roman" w:hAnsi="Times New Roman" w:cs="Times New Roman"/>
-          <w:sz w:val="21"/>
-          <w:szCs w:val="21"/>
+        <w:spacing w:after="0" w:line="360" w:lineRule="auto"/>
+        <w:jc w:val="both"/>
+        <w:rPr>
+          <w:rFonts w:ascii="Times New Roman" w:hAnsi="Times New Roman" w:cs="Times New Roman"/>
+          <w:sz w:val="24"/>
+          <w:szCs w:val="24"/>
         </w:rPr>
       </w:pPr>
       <w:r>
         <w:rPr>
           <w:rFonts w:ascii="Times New Roman" w:hAnsi="Times New Roman" w:cs="Times New Roman"/>
-          <w:sz w:val="21"/>
-          <w:szCs w:val="21"/>
+          <w:sz w:val="24"/>
+          <w:szCs w:val="24"/>
         </w:rPr>
         <w:t>Compiled progress and activity reports with safe back-up, storage, and transmission, and completed a 12-day assessment from 18 to 29 September 2023 within a seven-region exercise covering Kigezi, Ankole, Lango, Acholi, Busoga, Bugisu, and Karamoja.</w:t>
       </w:r>
     </w:p>
     <w:p>
       <w:pPr>
-        <w:spacing w:after="0" w:line="240" w:lineRule="auto"/>
+        <w:spacing w:after="0" w:line="360" w:lineRule="auto"/>
+        <w:jc w:val="both"/>
         <w:rPr>
           <w:rFonts w:ascii="Times New Roman" w:hAnsi="Times New Roman" w:cs="Times New Roman"/>
           <w:b/>
-          <w:sz w:val="8"/>
-          <w:szCs w:val="8"/>
+          <w:sz w:val="24"/>
+          <w:szCs w:val="24"/>
         </w:rPr>
       </w:pPr>
     </w:p>
     <w:p>
       <w:pPr>
-        <w:spacing w:after="0" w:line="240" w:lineRule="auto"/>
-        <w:rPr>
-          <w:rFonts w:ascii="Times New Roman" w:hAnsi="Times New Roman" w:cs="Times New Roman"/>
-          <w:sz w:val="21"/>
-          <w:szCs w:val="21"/>
+        <w:spacing w:after="0" w:line="360" w:lineRule="auto"/>
+        <w:jc w:val="both"/>
+        <w:rPr>
+          <w:rFonts w:ascii="Times New Roman" w:hAnsi="Times New Roman" w:cs="Times New Roman"/>
+          <w:sz w:val="24"/>
+          <w:szCs w:val="24"/>
         </w:rPr>
       </w:pPr>
       <w:r>
         <w:rPr>
           <w:rFonts w:ascii="Times New Roman" w:hAnsi="Times New Roman" w:cs="Times New Roman"/>
           <w:b/>
-          <w:sz w:val="21"/>
-          <w:szCs w:val="21"/>
+          <w:sz w:val="24"/>
+          <w:szCs w:val="24"/>
         </w:rPr>
         <w:t>Research Associate, September 2021 - January 2023</w:t>
       </w:r>
     </w:p>
     <w:p>
       <w:pPr>
-        <w:spacing w:after="0" w:line="240" w:lineRule="auto"/>
-        <w:rPr>
-          <w:rFonts w:ascii="Times New Roman" w:hAnsi="Times New Roman" w:cs="Times New Roman"/>
-          <w:sz w:val="21"/>
-          <w:szCs w:val="21"/>
+        <w:spacing w:after="0" w:line="360" w:lineRule="auto"/>
+        <w:jc w:val="both"/>
+        <w:rPr>
+          <w:rFonts w:ascii="Times New Roman" w:hAnsi="Times New Roman" w:cs="Times New Roman"/>
+          <w:sz w:val="24"/>
+          <w:szCs w:val="24"/>
         </w:rPr>
       </w:pPr>
       <w:r>
         <w:rPr>
           <w:rFonts w:ascii="Times New Roman" w:hAnsi="Times New Roman" w:cs="Times New Roman"/>
           <w:i/>
-          <w:sz w:val="21"/>
-          <w:szCs w:val="21"/>
+          <w:sz w:val="24"/>
+          <w:szCs w:val="24"/>
         </w:rPr>
         <w:t>Bronkar (U) Limited, Kampala, Uganda</w:t>
       </w:r>
@@ -1327,18 +1456,19 @@
           <w:ilvl w:val="0"/>
           <w:numId w:val="10"/>
         </w:numPr>
-        <w:spacing w:after="0" w:line="240" w:lineRule="auto"/>
-        <w:rPr>
-          <w:rFonts w:ascii="Times New Roman" w:hAnsi="Times New Roman" w:cs="Times New Roman"/>
-          <w:sz w:val="21"/>
-          <w:szCs w:val="21"/>
+        <w:spacing w:after="0" w:line="360" w:lineRule="auto"/>
+        <w:jc w:val="both"/>
+        <w:rPr>
+          <w:rFonts w:ascii="Times New Roman" w:hAnsi="Times New Roman" w:cs="Times New Roman"/>
+          <w:sz w:val="24"/>
+          <w:szCs w:val="24"/>
         </w:rPr>
       </w:pPr>
       <w:r>
         <w:rPr>
           <w:rFonts w:ascii="Times New Roman" w:hAnsi="Times New Roman" w:cs="Times New Roman"/>
-          <w:sz w:val="21"/>
-          <w:szCs w:val="21"/>
+          <w:sz w:val="24"/>
+          <w:szCs w:val="24"/>
         </w:rPr>
         <w:t>Developed assignment workplans and tracked deliverables across research assignments.</w:t>
       </w:r>
@@ -1350,20 +1480,21 @@
           <w:ilvl w:val="0"/>
           <w:numId w:val="10"/>
         </w:numPr>
-        <w:spacing w:after="0" w:line="240" w:lineRule="auto"/>
-        <w:rPr>
-          <w:rFonts w:ascii="Times New Roman" w:hAnsi="Times New Roman" w:cs="Times New Roman"/>
-          <w:sz w:val="21"/>
-          <w:szCs w:val="21"/>
+        <w:spacing w:after="0" w:line="360" w:lineRule="auto"/>
+        <w:jc w:val="both"/>
+        <w:rPr>
+          <w:rFonts w:ascii="Times New Roman" w:hAnsi="Times New Roman" w:cs="Times New Roman"/>
+          <w:sz w:val="24"/>
+          <w:szCs w:val="24"/>
         </w:rPr>
       </w:pPr>
       <w:r>
         <w:rPr>
           <w:rFonts w:ascii="Times New Roman" w:hAnsi="Times New Roman" w:cs="Times New Roman"/>
-          <w:sz w:val="21"/>
-          <w:szCs w:val="21"/>
-        </w:rPr>
-        <w:t>Designed methodologies and survey tools for qualitative and quantitative field collection.</w:t>
+          <w:sz w:val="24"/>
+          <w:szCs w:val="24"/>
+        </w:rPr>
+        <w:t>Designed methodologies and survey tools for qualitative and quantitative collection.</w:t>
       </w:r>
     </w:p>
     <w:p>
@@ -1373,18 +1504,19 @@
           <w:ilvl w:val="0"/>
           <w:numId w:val="10"/>
         </w:numPr>
-        <w:spacing w:after="0" w:line="240" w:lineRule="auto"/>
-        <w:rPr>
-          <w:rFonts w:ascii="Times New Roman" w:hAnsi="Times New Roman" w:cs="Times New Roman"/>
-          <w:sz w:val="21"/>
-          <w:szCs w:val="21"/>
+        <w:spacing w:after="0" w:line="360" w:lineRule="auto"/>
+        <w:jc w:val="both"/>
+        <w:rPr>
+          <w:rFonts w:ascii="Times New Roman" w:hAnsi="Times New Roman" w:cs="Times New Roman"/>
+          <w:sz w:val="24"/>
+          <w:szCs w:val="24"/>
         </w:rPr>
       </w:pPr>
       <w:r>
         <w:rPr>
           <w:rFonts w:ascii="Times New Roman" w:hAnsi="Times New Roman" w:cs="Times New Roman"/>
-          <w:sz w:val="21"/>
-          <w:szCs w:val="21"/>
+          <w:sz w:val="24"/>
+          <w:szCs w:val="24"/>
         </w:rPr>
         <w:t>Trained enumerators and participated in field research including interviews and structured surveys.</w:t>
       </w:r>
@@ -1396,48 +1528,52 @@
           <w:ilvl w:val="0"/>
           <w:numId w:val="10"/>
         </w:numPr>
-        <w:spacing w:after="0" w:line="240" w:lineRule="auto"/>
-        <w:rPr>
-          <w:rFonts w:ascii="Times New Roman" w:hAnsi="Times New Roman" w:cs="Times New Roman"/>
-          <w:sz w:val="21"/>
-          <w:szCs w:val="21"/>
+        <w:spacing w:after="0" w:line="360" w:lineRule="auto"/>
+        <w:jc w:val="both"/>
+        <w:rPr>
+          <w:rFonts w:ascii="Times New Roman" w:hAnsi="Times New Roman" w:cs="Times New Roman"/>
+          <w:sz w:val="24"/>
+          <w:szCs w:val="24"/>
         </w:rPr>
       </w:pPr>
       <w:r>
         <w:rPr>
           <w:rFonts w:ascii="Times New Roman" w:hAnsi="Times New Roman" w:cs="Times New Roman"/>
-          <w:sz w:val="21"/>
-          <w:szCs w:val="21"/>
-        </w:rPr>
+          <w:sz w:val="24"/>
+          <w:szCs w:val="24"/>
+        </w:rPr>
+        <w:lastRenderedPageBreak/>
         <w:t>Cleaned and analyzed survey data and prepared insights and conclusions for client reports and proposals.</w:t>
       </w:r>
     </w:p>
     <w:p>
       <w:pPr>
-        <w:spacing w:after="0" w:line="240" w:lineRule="auto"/>
+        <w:spacing w:after="0" w:line="360" w:lineRule="auto"/>
+        <w:jc w:val="both"/>
         <w:rPr>
           <w:rFonts w:ascii="Times New Roman" w:hAnsi="Times New Roman" w:cs="Times New Roman"/>
           <w:b/>
-          <w:sz w:val="8"/>
-          <w:szCs w:val="8"/>
+          <w:sz w:val="24"/>
+          <w:szCs w:val="24"/>
         </w:rPr>
       </w:pPr>
     </w:p>
     <w:p>
       <w:pPr>
-        <w:spacing w:after="0" w:line="240" w:lineRule="auto"/>
-        <w:rPr>
-          <w:rFonts w:ascii="Times New Roman" w:hAnsi="Times New Roman" w:cs="Times New Roman"/>
-          <w:sz w:val="21"/>
-          <w:szCs w:val="21"/>
+        <w:spacing w:after="0" w:line="360" w:lineRule="auto"/>
+        <w:jc w:val="both"/>
+        <w:rPr>
+          <w:rFonts w:ascii="Times New Roman" w:hAnsi="Times New Roman" w:cs="Times New Roman"/>
+          <w:sz w:val="24"/>
+          <w:szCs w:val="24"/>
         </w:rPr>
       </w:pPr>
       <w:r>
         <w:rPr>
           <w:rFonts w:ascii="Times New Roman" w:hAnsi="Times New Roman" w:cs="Times New Roman"/>
           <w:b/>
-          <w:sz w:val="21"/>
-          <w:szCs w:val="21"/>
+          <w:sz w:val="24"/>
+          <w:szCs w:val="24"/>
         </w:rPr>
         <w:t>PORTFOLIO</w:t>
       </w:r>
@@ -1449,20 +1585,21 @@
           <w:ilvl w:val="0"/>
           <w:numId w:val="10"/>
         </w:numPr>
-        <w:spacing w:after="0" w:line="240" w:lineRule="auto"/>
-        <w:rPr>
-          <w:rFonts w:ascii="Times New Roman" w:hAnsi="Times New Roman" w:cs="Times New Roman"/>
-          <w:sz w:val="21"/>
-          <w:szCs w:val="21"/>
+        <w:spacing w:after="0" w:line="360" w:lineRule="auto"/>
+        <w:jc w:val="both"/>
+        <w:rPr>
+          <w:rFonts w:ascii="Times New Roman" w:hAnsi="Times New Roman" w:cs="Times New Roman"/>
+          <w:sz w:val="24"/>
+          <w:szCs w:val="24"/>
         </w:rPr>
       </w:pPr>
       <w:r>
         <w:rPr>
           <w:rFonts w:ascii="Times New Roman" w:hAnsi="Times New Roman" w:cs="Times New Roman"/>
-          <w:sz w:val="21"/>
-          <w:szCs w:val="21"/>
-        </w:rPr>
-        <w:t>GitHub and portfolio: github.com/mugarrajohnson and johnsonmugarra.com - repositories and contribution history, project write-ups, live D3.js analytics, publications with DOIs, and a downloadable CV.</w:t>
+          <w:sz w:val="24"/>
+          <w:szCs w:val="24"/>
+        </w:rPr>
+        <w:t>GitHub and portfolio: github.com/mugarrajohnson and johnsonmugarra.com - repositories and contribution history, project write-ups, live D3.js analytics, and publications with DOIs.</w:t>
       </w:r>
     </w:p>
     <w:p>
@@ -1472,18 +1609,19 @@
           <w:ilvl w:val="0"/>
           <w:numId w:val="10"/>
         </w:numPr>
-        <w:spacing w:after="0" w:line="240" w:lineRule="auto"/>
-        <w:rPr>
-          <w:rFonts w:ascii="Times New Roman" w:hAnsi="Times New Roman" w:cs="Times New Roman"/>
-          <w:sz w:val="21"/>
-          <w:szCs w:val="21"/>
+        <w:spacing w:after="0" w:line="360" w:lineRule="auto"/>
+        <w:jc w:val="both"/>
+        <w:rPr>
+          <w:rFonts w:ascii="Times New Roman" w:hAnsi="Times New Roman" w:cs="Times New Roman"/>
+          <w:sz w:val="24"/>
+          <w:szCs w:val="24"/>
         </w:rPr>
       </w:pPr>
       <w:r>
         <w:rPr>
           <w:rFonts w:ascii="Times New Roman" w:hAnsi="Times New Roman" w:cs="Times New Roman"/>
-          <w:sz w:val="21"/>
-          <w:szCs w:val="21"/>
+          <w:sz w:val="24"/>
+          <w:szCs w:val="24"/>
         </w:rPr>
         <w:t>Vanilla forecasting: Prophet and ARIMA models combining NASA POWER climate data with field measurements; interactive harvest model on the website, presented nationally at Makerere in April 2025.</w:t>
       </w:r>
@@ -1495,18 +1633,19 @@
           <w:ilvl w:val="0"/>
           <w:numId w:val="10"/>
         </w:numPr>
-        <w:spacing w:after="0" w:line="240" w:lineRule="auto"/>
-        <w:rPr>
-          <w:rFonts w:ascii="Times New Roman" w:hAnsi="Times New Roman" w:cs="Times New Roman"/>
-          <w:sz w:val="21"/>
-          <w:szCs w:val="21"/>
+        <w:spacing w:after="0" w:line="360" w:lineRule="auto"/>
+        <w:jc w:val="both"/>
+        <w:rPr>
+          <w:rFonts w:ascii="Times New Roman" w:hAnsi="Times New Roman" w:cs="Times New Roman"/>
+          <w:sz w:val="24"/>
+          <w:szCs w:val="24"/>
         </w:rPr>
       </w:pPr>
       <w:r>
         <w:rPr>
           <w:rFonts w:ascii="Times New Roman" w:hAnsi="Times New Roman" w:cs="Times New Roman"/>
-          <w:sz w:val="21"/>
-          <w:szCs w:val="21"/>
+          <w:sz w:val="24"/>
+          <w:szCs w:val="24"/>
         </w:rPr>
         <w:t>Farm data platform (Enimiro): seven scheduled Python and R pipelines moving SurveyCTO submissions into PostgreSQL, feeding Power BI and Looker dashboards; private, walk-through on request.</w:t>
       </w:r>
@@ -1518,143 +1657,171 @@
           <w:ilvl w:val="0"/>
           <w:numId w:val="10"/>
         </w:numPr>
-        <w:spacing w:after="0" w:line="240" w:lineRule="auto"/>
-        <w:rPr>
-          <w:rFonts w:ascii="Times New Roman" w:hAnsi="Times New Roman" w:cs="Times New Roman"/>
-          <w:sz w:val="21"/>
-          <w:szCs w:val="21"/>
+        <w:spacing w:after="0" w:line="360" w:lineRule="auto"/>
+        <w:jc w:val="both"/>
+        <w:rPr>
+          <w:rFonts w:ascii="Times New Roman" w:hAnsi="Times New Roman" w:cs="Times New Roman"/>
+          <w:sz w:val="24"/>
+          <w:szCs w:val="24"/>
         </w:rPr>
       </w:pPr>
       <w:r>
         <w:rPr>
           <w:rFonts w:ascii="Times New Roman" w:hAnsi="Times New Roman" w:cs="Times New Roman"/>
-          <w:sz w:val="21"/>
-          <w:szCs w:val="21"/>
+          <w:sz w:val="24"/>
+          <w:szCs w:val="24"/>
         </w:rPr>
         <w:t>Automated evaluation pipeline: Python ingestion, cleaning, and report generation turning recurring evaluation cycles into one rerunnable run.</w:t>
       </w:r>
     </w:p>
     <w:p>
       <w:pPr>
-        <w:spacing w:after="0" w:line="240" w:lineRule="auto"/>
-        <w:rPr>
-          <w:rFonts w:ascii="Times New Roman" w:hAnsi="Times New Roman" w:cs="Times New Roman"/>
-          <w:sz w:val="21"/>
-          <w:szCs w:val="21"/>
+        <w:spacing w:after="0" w:line="360" w:lineRule="auto"/>
+        <w:jc w:val="both"/>
+        <w:rPr>
+          <w:rFonts w:ascii="Times New Roman" w:hAnsi="Times New Roman" w:cs="Times New Roman"/>
+          <w:sz w:val="24"/>
+          <w:szCs w:val="24"/>
         </w:rPr>
       </w:pPr>
       <w:r>
         <w:rPr>
           <w:rFonts w:ascii="Times New Roman" w:hAnsi="Times New Roman" w:cs="Times New Roman"/>
           <w:b/>
-          <w:sz w:val="21"/>
-          <w:szCs w:val="21"/>
+          <w:sz w:val="24"/>
+          <w:szCs w:val="24"/>
         </w:rPr>
         <w:t>EDUCATION</w:t>
       </w:r>
     </w:p>
     <w:p>
       <w:pPr>
-        <w:spacing w:after="0" w:line="240" w:lineRule="auto"/>
-        <w:rPr>
-          <w:rFonts w:ascii="Times New Roman" w:hAnsi="Times New Roman" w:cs="Times New Roman"/>
-          <w:sz w:val="21"/>
-          <w:szCs w:val="21"/>
+        <w:spacing w:after="0" w:line="360" w:lineRule="auto"/>
+        <w:jc w:val="both"/>
+        <w:rPr>
+          <w:rFonts w:ascii="Times New Roman" w:hAnsi="Times New Roman" w:cs="Times New Roman"/>
+          <w:sz w:val="24"/>
+          <w:szCs w:val="24"/>
         </w:rPr>
       </w:pPr>
       <w:r>
         <w:rPr>
           <w:rFonts w:ascii="Times New Roman" w:hAnsi="Times New Roman" w:cs="Times New Roman"/>
           <w:b/>
-          <w:sz w:val="21"/>
-          <w:szCs w:val="21"/>
+          <w:sz w:val="24"/>
+          <w:szCs w:val="24"/>
         </w:rPr>
         <w:t>M.Sc. Data Science, September 2022 - October 2024</w:t>
       </w:r>
     </w:p>
     <w:p>
       <w:pPr>
-        <w:spacing w:after="0" w:line="240" w:lineRule="auto"/>
-        <w:rPr>
-          <w:rFonts w:ascii="Times New Roman" w:hAnsi="Times New Roman" w:cs="Times New Roman"/>
-          <w:sz w:val="21"/>
-          <w:szCs w:val="21"/>
+        <w:spacing w:after="0" w:line="360" w:lineRule="auto"/>
+        <w:jc w:val="both"/>
+        <w:rPr>
+          <w:rFonts w:ascii="Times New Roman" w:hAnsi="Times New Roman" w:cs="Times New Roman"/>
+          <w:sz w:val="24"/>
+          <w:szCs w:val="24"/>
         </w:rPr>
       </w:pPr>
       <w:r>
         <w:rPr>
           <w:rFonts w:ascii="Times New Roman" w:hAnsi="Times New Roman" w:cs="Times New Roman"/>
           <w:i/>
-          <w:sz w:val="21"/>
-          <w:szCs w:val="21"/>
+          <w:sz w:val="24"/>
+          <w:szCs w:val="24"/>
         </w:rPr>
         <w:t>Manipal Academy of Higher Education (MAHE), Karnataka, India</w:t>
       </w:r>
     </w:p>
     <w:p>
       <w:pPr>
-        <w:spacing w:after="0" w:line="240" w:lineRule="auto"/>
-        <w:rPr>
-          <w:rFonts w:ascii="Times New Roman" w:hAnsi="Times New Roman" w:cs="Times New Roman"/>
-          <w:sz w:val="21"/>
-          <w:szCs w:val="21"/>
+        <w:spacing w:after="0" w:line="360" w:lineRule="auto"/>
+        <w:jc w:val="both"/>
+        <w:rPr>
+          <w:rFonts w:ascii="Times New Roman" w:hAnsi="Times New Roman" w:cs="Times New Roman"/>
+          <w:sz w:val="24"/>
+          <w:szCs w:val="24"/>
         </w:rPr>
       </w:pPr>
       <w:r>
         <w:rPr>
           <w:rFonts w:ascii="Times New Roman" w:hAnsi="Times New Roman" w:cs="Times New Roman"/>
+          <w:i/>
+          <w:sz w:val="24"/>
+          <w:szCs w:val="24"/>
+        </w:rPr>
+        <w:t>Coursework: Machine Learning, Deep Learning, Predictive Analytics, Time-Series Forecasting</w:t>
+      </w:r>
+    </w:p>
+    <w:p>
+      <w:pPr>
+        <w:spacing w:after="0" w:line="360" w:lineRule="auto"/>
+        <w:jc w:val="both"/>
+        <w:rPr>
+          <w:rFonts w:ascii="Times New Roman" w:hAnsi="Times New Roman" w:cs="Times New Roman"/>
+          <w:sz w:val="24"/>
+          <w:szCs w:val="24"/>
+        </w:rPr>
+      </w:pPr>
+      <w:r>
+        <w:rPr>
+          <w:rFonts w:ascii="Times New Roman" w:hAnsi="Times New Roman" w:cs="Times New Roman"/>
           <w:b/>
-          <w:sz w:val="21"/>
-          <w:szCs w:val="21"/>
+          <w:sz w:val="24"/>
+          <w:szCs w:val="24"/>
         </w:rPr>
         <w:t>B.Sc. Agricultural Science, September 2016 - May 2021</w:t>
       </w:r>
     </w:p>
     <w:p>
       <w:pPr>
-        <w:spacing w:after="0" w:line="240" w:lineRule="auto"/>
-        <w:rPr>
-          <w:rFonts w:ascii="Times New Roman" w:hAnsi="Times New Roman" w:cs="Times New Roman"/>
-          <w:sz w:val="21"/>
-          <w:szCs w:val="21"/>
+        <w:spacing w:after="0" w:line="360" w:lineRule="auto"/>
+        <w:jc w:val="both"/>
+        <w:rPr>
+          <w:rFonts w:ascii="Times New Roman" w:hAnsi="Times New Roman" w:cs="Times New Roman"/>
+          <w:sz w:val="24"/>
+          <w:szCs w:val="24"/>
         </w:rPr>
       </w:pPr>
       <w:r>
         <w:rPr>
           <w:rFonts w:ascii="Times New Roman" w:hAnsi="Times New Roman" w:cs="Times New Roman"/>
           <w:i/>
-          <w:sz w:val="21"/>
-          <w:szCs w:val="21"/>
+          <w:sz w:val="24"/>
+          <w:szCs w:val="24"/>
         </w:rPr>
         <w:t>Makerere University, Kampala, Uganda</w:t>
       </w:r>
     </w:p>
     <w:p>
       <w:pPr>
-        <w:spacing w:after="0" w:line="240" w:lineRule="auto"/>
+        <w:spacing w:after="0" w:line="360" w:lineRule="auto"/>
+        <w:jc w:val="both"/>
         <w:rPr>
           <w:rFonts w:ascii="Times New Roman" w:hAnsi="Times New Roman" w:cs="Times New Roman"/>
           <w:b/>
-          <w:sz w:val="8"/>
-          <w:szCs w:val="8"/>
+          <w:sz w:val="24"/>
+          <w:szCs w:val="24"/>
         </w:rPr>
       </w:pPr>
     </w:p>
     <w:p>
       <w:pPr>
-        <w:spacing w:after="0" w:line="240" w:lineRule="auto"/>
-        <w:rPr>
-          <w:rFonts w:ascii="Times New Roman" w:hAnsi="Times New Roman" w:cs="Times New Roman"/>
-          <w:sz w:val="21"/>
-          <w:szCs w:val="21"/>
+        <w:spacing w:after="0" w:line="360" w:lineRule="auto"/>
+        <w:jc w:val="both"/>
+        <w:rPr>
+          <w:rFonts w:ascii="Times New Roman" w:hAnsi="Times New Roman" w:cs="Times New Roman"/>
+          <w:sz w:val="24"/>
+          <w:szCs w:val="24"/>
         </w:rPr>
       </w:pPr>
       <w:r>
         <w:rPr>
           <w:rFonts w:ascii="Times New Roman" w:hAnsi="Times New Roman" w:cs="Times New Roman"/>
           <w:b/>
-          <w:sz w:val="21"/>
-          <w:szCs w:val="21"/>
+          <w:sz w:val="24"/>
+          <w:szCs w:val="24"/>
         </w:rPr>
         <w:t>CERTIFICATIONS</w:t>
       </w:r>
@@ -1666,18 +1833,19 @@
           <w:ilvl w:val="0"/>
           <w:numId w:val="14"/>
         </w:numPr>
-        <w:spacing w:after="0" w:line="240" w:lineRule="auto"/>
-        <w:rPr>
-          <w:rFonts w:ascii="Times New Roman" w:hAnsi="Times New Roman" w:cs="Times New Roman"/>
-          <w:sz w:val="21"/>
-          <w:szCs w:val="21"/>
+        <w:spacing w:after="0" w:line="360" w:lineRule="auto"/>
+        <w:jc w:val="both"/>
+        <w:rPr>
+          <w:rFonts w:ascii="Times New Roman" w:hAnsi="Times New Roman" w:cs="Times New Roman"/>
+          <w:sz w:val="24"/>
+          <w:szCs w:val="24"/>
         </w:rPr>
       </w:pPr>
       <w:r>
         <w:rPr>
           <w:rFonts w:ascii="Times New Roman" w:hAnsi="Times New Roman" w:cs="Times New Roman"/>
-          <w:sz w:val="21"/>
-          <w:szCs w:val="21"/>
+          <w:sz w:val="24"/>
+          <w:szCs w:val="24"/>
         </w:rPr>
         <w:t>SAS Certified Statistical Business Analyst</w:t>
       </w:r>
@@ -1689,18 +1857,19 @@
           <w:ilvl w:val="0"/>
           <w:numId w:val="14"/>
         </w:numPr>
-        <w:spacing w:after="0" w:line="240" w:lineRule="auto"/>
-        <w:rPr>
-          <w:rFonts w:ascii="Times New Roman" w:hAnsi="Times New Roman" w:cs="Times New Roman"/>
-          <w:sz w:val="21"/>
-          <w:szCs w:val="21"/>
+        <w:spacing w:after="0" w:line="360" w:lineRule="auto"/>
+        <w:jc w:val="both"/>
+        <w:rPr>
+          <w:rFonts w:ascii="Times New Roman" w:hAnsi="Times New Roman" w:cs="Times New Roman"/>
+          <w:sz w:val="24"/>
+          <w:szCs w:val="24"/>
         </w:rPr>
       </w:pPr>
       <w:r>
         <w:rPr>
           <w:rFonts w:ascii="Times New Roman" w:hAnsi="Times New Roman" w:cs="Times New Roman"/>
-          <w:sz w:val="21"/>
-          <w:szCs w:val="21"/>
+          <w:sz w:val="24"/>
+          <w:szCs w:val="24"/>
         </w:rPr>
         <w:t>Microsoft Certified: Power BI Data Analyst Associate</w:t>
       </w:r>
@@ -1712,18 +1881,19 @@
           <w:ilvl w:val="0"/>
           <w:numId w:val="14"/>
         </w:numPr>
-        <w:spacing w:after="0" w:line="240" w:lineRule="auto"/>
-        <w:rPr>
-          <w:rFonts w:ascii="Times New Roman" w:hAnsi="Times New Roman" w:cs="Times New Roman"/>
-          <w:sz w:val="21"/>
-          <w:szCs w:val="21"/>
+        <w:spacing w:after="0" w:line="360" w:lineRule="auto"/>
+        <w:jc w:val="both"/>
+        <w:rPr>
+          <w:rFonts w:ascii="Times New Roman" w:hAnsi="Times New Roman" w:cs="Times New Roman"/>
+          <w:sz w:val="24"/>
+          <w:szCs w:val="24"/>
         </w:rPr>
       </w:pPr>
       <w:r>
         <w:rPr>
           <w:rFonts w:ascii="Times New Roman" w:hAnsi="Times New Roman" w:cs="Times New Roman"/>
-          <w:sz w:val="21"/>
-          <w:szCs w:val="21"/>
+          <w:sz w:val="24"/>
+          <w:szCs w:val="24"/>
         </w:rPr>
         <w:t>Tableau Desktop Specialist</w:t>
       </w:r>
@@ -1735,18 +1905,19 @@
           <w:ilvl w:val="0"/>
           <w:numId w:val="14"/>
         </w:numPr>
-        <w:spacing w:after="0" w:line="240" w:lineRule="auto"/>
-        <w:rPr>
-          <w:rFonts w:ascii="Times New Roman" w:hAnsi="Times New Roman" w:cs="Times New Roman"/>
-          <w:sz w:val="21"/>
-          <w:szCs w:val="21"/>
+        <w:spacing w:after="0" w:line="360" w:lineRule="auto"/>
+        <w:jc w:val="both"/>
+        <w:rPr>
+          <w:rFonts w:ascii="Times New Roman" w:hAnsi="Times New Roman" w:cs="Times New Roman"/>
+          <w:sz w:val="24"/>
+          <w:szCs w:val="24"/>
         </w:rPr>
       </w:pPr>
       <w:r>
         <w:rPr>
           <w:rFonts w:ascii="Times New Roman" w:hAnsi="Times New Roman" w:cs="Times New Roman"/>
-          <w:sz w:val="21"/>
-          <w:szCs w:val="21"/>
+          <w:sz w:val="24"/>
+          <w:szCs w:val="24"/>
         </w:rPr>
         <w:t>Google Project Management Certificate</w:t>
       </w:r>
@@ -1758,49 +1929,52 @@
           <w:ilvl w:val="0"/>
           <w:numId w:val="14"/>
         </w:numPr>
-        <w:spacing w:after="0" w:line="240" w:lineRule="auto"/>
-        <w:rPr>
-          <w:rFonts w:ascii="Times New Roman" w:hAnsi="Times New Roman" w:cs="Times New Roman"/>
-          <w:sz w:val="21"/>
-          <w:szCs w:val="21"/>
+        <w:spacing w:after="0" w:line="360" w:lineRule="auto"/>
+        <w:jc w:val="both"/>
+        <w:rPr>
+          <w:rFonts w:ascii="Times New Roman" w:hAnsi="Times New Roman" w:cs="Times New Roman"/>
+          <w:sz w:val="24"/>
+          <w:szCs w:val="24"/>
         </w:rPr>
       </w:pPr>
       <w:r>
         <w:rPr>
           <w:rFonts w:ascii="Times New Roman" w:hAnsi="Times New Roman" w:cs="Times New Roman"/>
-          <w:sz w:val="21"/>
-          <w:szCs w:val="21"/>
+          <w:sz w:val="24"/>
+          <w:szCs w:val="24"/>
         </w:rPr>
         <w:t>Human Subjects Research (CITI)</w:t>
       </w:r>
     </w:p>
     <w:p>
       <w:pPr>
-        <w:spacing w:after="0" w:line="240" w:lineRule="auto"/>
+        <w:spacing w:after="0" w:line="360" w:lineRule="auto"/>
+        <w:jc w:val="both"/>
         <w:rPr>
           <w:rFonts w:ascii="Times New Roman" w:hAnsi="Times New Roman" w:cs="Times New Roman"/>
           <w:b/>
-          <w:sz w:val="8"/>
-          <w:szCs w:val="8"/>
+          <w:sz w:val="24"/>
+          <w:szCs w:val="24"/>
         </w:rPr>
       </w:pPr>
     </w:p>
     <w:p>
       <w:pPr>
         <w:keepNext/>
-        <w:spacing w:after="0" w:line="240" w:lineRule="auto"/>
-        <w:rPr>
-          <w:rFonts w:ascii="Times New Roman" w:hAnsi="Times New Roman" w:cs="Times New Roman"/>
-          <w:sz w:val="21"/>
-          <w:szCs w:val="21"/>
+        <w:spacing w:after="0" w:line="360" w:lineRule="auto"/>
+        <w:jc w:val="both"/>
+        <w:rPr>
+          <w:rFonts w:ascii="Times New Roman" w:hAnsi="Times New Roman" w:cs="Times New Roman"/>
+          <w:sz w:val="24"/>
+          <w:szCs w:val="24"/>
         </w:rPr>
       </w:pPr>
       <w:r>
         <w:rPr>
           <w:rFonts w:ascii="Times New Roman" w:hAnsi="Times New Roman" w:cs="Times New Roman"/>
           <w:b/>
-          <w:sz w:val="21"/>
-          <w:szCs w:val="21"/>
+          <w:sz w:val="24"/>
+          <w:szCs w:val="24"/>
         </w:rPr>
         <w:t>REFERENCE</w:t>
       </w:r>
@@ -1812,18 +1986,19 @@
           <w:ilvl w:val="0"/>
           <w:numId w:val="13"/>
         </w:numPr>
-        <w:spacing w:after="0" w:line="240" w:lineRule="auto"/>
-        <w:rPr>
-          <w:rFonts w:ascii="Times New Roman" w:hAnsi="Times New Roman" w:cs="Times New Roman"/>
-          <w:sz w:val="21"/>
-          <w:szCs w:val="21"/>
+        <w:spacing w:after="0" w:line="360" w:lineRule="auto"/>
+        <w:jc w:val="both"/>
+        <w:rPr>
+          <w:rFonts w:ascii="Times New Roman" w:hAnsi="Times New Roman" w:cs="Times New Roman"/>
+          <w:sz w:val="24"/>
+          <w:szCs w:val="24"/>
         </w:rPr>
       </w:pPr>
       <w:r>
         <w:rPr>
           <w:rFonts w:ascii="Times New Roman" w:hAnsi="Times New Roman" w:cs="Times New Roman"/>
-          <w:sz w:val="21"/>
-          <w:szCs w:val="21"/>
+          <w:sz w:val="24"/>
+          <w:szCs w:val="24"/>
         </w:rPr>
         <w:t>Available on request.</w:t>
       </w:r>
@@ -2238,9 +2413,9 @@
     </w:lvl>
   </w:abstractNum>
   <w:abstractNum w:abstractNumId="11" w15:restartNumberingAfterBreak="0">
-    <w:nsid w:val="216C535D"/>
+    <w:nsid w:val="1F63453B"/>
     <w:multiLevelType w:val="hybridMultilevel"/>
-    <w:tmpl w:val="96EAF72E"/>
+    <w:tmpl w:val="3B548FE4"/>
     <w:lvl w:ilvl="0" w:tplc="04090001">
       <w:start w:val="1"/>
       <w:numFmt w:val="bullet"/>
@@ -2351,9 +2526,9 @@
     </w:lvl>
   </w:abstractNum>
   <w:abstractNum w:abstractNumId="12" w15:restartNumberingAfterBreak="0">
-    <w:nsid w:val="32C977DE"/>
+    <w:nsid w:val="216C535D"/>
     <w:multiLevelType w:val="hybridMultilevel"/>
-    <w:tmpl w:val="BF6AC1B6"/>
+    <w:tmpl w:val="96EAF72E"/>
     <w:lvl w:ilvl="0" w:tplc="04090001">
       <w:start w:val="1"/>
       <w:numFmt w:val="bullet"/>
@@ -2604,7 +2779,7 @@
     <w:abstractNumId w:val="0"/>
   </w:num>
   <w:num w:numId="10" w16cid:durableId="2071224630">
-    <w:abstractNumId w:val="11"/>
+    <w:abstractNumId w:val="12"/>
   </w:num>
   <w:num w:numId="11" w16cid:durableId="589240996">
     <w:abstractNumId w:val="13"/>
@@ -2615,8 +2790,8 @@
   <w:num w:numId="13" w16cid:durableId="1075518739">
     <w:abstractNumId w:val="10"/>
   </w:num>
-  <w:num w:numId="14" w16cid:durableId="1310476790">
-    <w:abstractNumId w:val="12"/>
+  <w:num w:numId="14" w16cid:durableId="834801244">
+    <w:abstractNumId w:val="11"/>
   </w:num>
 </w:numbering>
 </file>

--- a/CV_Johnson_Mugarra_Standard.docx
+++ b/CV_Johnson_Mugarra_Standard.docx
@@ -4,171 +4,145 @@
   <w:body>
     <w:p>
       <w:pPr>
-        <w:spacing w:after="0" w:line="360" w:lineRule="auto"/>
-        <w:jc w:val="both"/>
-        <w:rPr>
-          <w:rFonts w:ascii="Times New Roman" w:hAnsi="Times New Roman" w:cs="Times New Roman"/>
-          <w:sz w:val="24"/>
-          <w:szCs w:val="24"/>
+        <w:spacing w:after="0" w:line="240" w:lineRule="auto"/>
+        <w:jc w:val="center"/>
+        <w:rPr>
+          <w:rFonts w:ascii="Times New Roman" w:hAnsi="Times New Roman" w:cs="Times New Roman"/>
+          <w:sz w:val="21"/>
+          <w:szCs w:val="21"/>
         </w:rPr>
       </w:pPr>
       <w:r>
         <w:rPr>
           <w:rFonts w:ascii="Times New Roman" w:hAnsi="Times New Roman" w:cs="Times New Roman"/>
           <w:b/>
-          <w:sz w:val="24"/>
-          <w:szCs w:val="24"/>
+          <w:sz w:val="21"/>
+          <w:szCs w:val="21"/>
         </w:rPr>
         <w:t>JOHNSON MUGARRA</w:t>
       </w:r>
     </w:p>
     <w:p>
       <w:pPr>
-        <w:spacing w:after="0" w:line="360" w:lineRule="auto"/>
-        <w:jc w:val="both"/>
-        <w:rPr>
-          <w:rFonts w:ascii="Times New Roman" w:hAnsi="Times New Roman" w:cs="Times New Roman"/>
-          <w:sz w:val="24"/>
-          <w:szCs w:val="24"/>
+        <w:spacing w:after="0" w:line="240" w:lineRule="auto"/>
+        <w:jc w:val="center"/>
+        <w:rPr>
+          <w:rFonts w:ascii="Times New Roman" w:hAnsi="Times New Roman" w:cs="Times New Roman"/>
+          <w:sz w:val="21"/>
+          <w:szCs w:val="21"/>
         </w:rPr>
       </w:pPr>
       <w:r>
         <w:rPr>
           <w:rFonts w:ascii="Times New Roman" w:hAnsi="Times New Roman" w:cs="Times New Roman"/>
-          <w:sz w:val="24"/>
-          <w:szCs w:val="24"/>
+          <w:sz w:val="21"/>
+          <w:szCs w:val="21"/>
         </w:rPr>
         <w:t>Data Scientist, Research and Data Consultant, Technical Lead Consultant</w:t>
       </w:r>
     </w:p>
     <w:p>
       <w:pPr>
-        <w:spacing w:after="0" w:line="360" w:lineRule="auto"/>
-        <w:jc w:val="both"/>
-        <w:rPr>
-          <w:rFonts w:ascii="Times New Roman" w:hAnsi="Times New Roman" w:cs="Times New Roman"/>
-          <w:sz w:val="24"/>
-          <w:szCs w:val="24"/>
+        <w:spacing w:after="0" w:line="240" w:lineRule="auto"/>
+        <w:jc w:val="center"/>
+        <w:rPr>
+          <w:rFonts w:ascii="Times New Roman" w:hAnsi="Times New Roman" w:cs="Times New Roman"/>
+          <w:sz w:val="21"/>
+          <w:szCs w:val="21"/>
         </w:rPr>
       </w:pPr>
       <w:r>
         <w:rPr>
           <w:rFonts w:ascii="Times New Roman" w:hAnsi="Times New Roman" w:cs="Times New Roman"/>
-          <w:sz w:val="24"/>
-          <w:szCs w:val="24"/>
-        </w:rPr>
-        <w:t>Kampala, Uganda, +256 777 108 405, johnsonmugarra@yahoo.com, johnsonmugarra.com</w:t>
+          <w:sz w:val="21"/>
+          <w:szCs w:val="21"/>
+        </w:rPr>
+        <w:t>Kampala, Uganda, +256 777 108 405, johnsonmugarra@yahoo.com, johnsonmugarra.com, github.com/mugarrajohnson</w:t>
       </w:r>
     </w:p>
     <w:p>
       <w:pPr>
-        <w:spacing w:after="0" w:line="360" w:lineRule="auto"/>
-        <w:jc w:val="both"/>
-        <w:rPr>
-          <w:rFonts w:ascii="Times New Roman" w:hAnsi="Times New Roman" w:cs="Times New Roman"/>
-          <w:sz w:val="24"/>
-          <w:szCs w:val="24"/>
-        </w:rPr>
-      </w:pPr>
+        <w:spacing w:after="0" w:line="240" w:lineRule="auto"/>
+        <w:jc w:val="center"/>
+        <w:rPr>
+          <w:rFonts w:ascii="Times New Roman" w:hAnsi="Times New Roman" w:cs="Times New Roman"/>
+          <w:sz w:val="2"/>
+          <w:szCs w:val="2"/>
+        </w:rPr>
+      </w:pPr>
+      <w:r>
+        <w:rPr>
+          <w:sz w:val="8"/>
+        </w:rPr>
+      </w:r>
     </w:p>
     <w:p>
       <w:pPr>
-        <w:spacing w:after="0" w:line="360" w:lineRule="auto"/>
-        <w:jc w:val="both"/>
-        <w:rPr>
-          <w:rFonts w:ascii="Times New Roman" w:hAnsi="Times New Roman" w:cs="Times New Roman"/>
-          <w:sz w:val="24"/>
-          <w:szCs w:val="24"/>
+        <w:spacing w:after="0" w:line="240" w:lineRule="auto"/>
+        <w:rPr>
+          <w:rFonts w:ascii="Times New Roman" w:hAnsi="Times New Roman" w:cs="Times New Roman"/>
+          <w:sz w:val="21"/>
+          <w:szCs w:val="21"/>
         </w:rPr>
       </w:pPr>
       <w:r>
         <w:rPr>
           <w:rFonts w:ascii="Times New Roman" w:hAnsi="Times New Roman" w:cs="Times New Roman"/>
           <w:b/>
-          <w:sz w:val="24"/>
-          <w:szCs w:val="24"/>
+          <w:sz w:val="21"/>
+          <w:szCs w:val="21"/>
         </w:rPr>
         <w:t>PROFESSIONAL SUMMARY</w:t>
       </w:r>
     </w:p>
     <w:p>
       <w:pPr>
-        <w:spacing w:after="0" w:line="360" w:lineRule="auto"/>
-        <w:jc w:val="both"/>
-        <w:rPr>
-          <w:rFonts w:ascii="Times New Roman" w:hAnsi="Times New Roman" w:cs="Times New Roman"/>
-          <w:sz w:val="24"/>
-          <w:szCs w:val="24"/>
+        <w:spacing w:after="0" w:line="240" w:lineRule="auto"/>
+        <w:rPr>
+          <w:rFonts w:ascii="Times New Roman" w:hAnsi="Times New Roman" w:cs="Times New Roman"/>
+          <w:sz w:val="21"/>
+          <w:szCs w:val="21"/>
         </w:rPr>
       </w:pPr>
       <w:r>
         <w:rPr>
           <w:rFonts w:ascii="Times New Roman" w:hAnsi="Times New Roman" w:cs="Times New Roman"/>
-          <w:sz w:val="24"/>
-          <w:szCs w:val="24"/>
-        </w:rPr>
-        <w:t>Data scientist and research consultant with an M.Sc. in Data Science and five years turning field and operational data into decisions across East Africa. At Enimiro I design studies</w:t>
-      </w:r>
-      <w:r>
-        <w:rPr>
-          <w:rFonts w:ascii="Times New Roman" w:hAnsi="Times New Roman" w:cs="Times New Roman"/>
-          <w:sz w:val="24"/>
-          <w:szCs w:val="24"/>
-        </w:rPr>
-        <w:t xml:space="preserve"> </w:t>
-      </w:r>
-      <w:r>
-        <w:rPr>
-          <w:rFonts w:ascii="Times New Roman" w:hAnsi="Times New Roman" w:cs="Times New Roman"/>
-          <w:sz w:val="24"/>
-          <w:szCs w:val="24"/>
-        </w:rPr>
-        <w:t xml:space="preserve">and build pipelines, dashboards, and yield models. At the Center for Research and Communication I </w:t>
-      </w:r>
-      <w:r>
-        <w:rPr>
-          <w:rFonts w:ascii="Times New Roman" w:hAnsi="Times New Roman" w:cs="Times New Roman"/>
-          <w:sz w:val="24"/>
-          <w:szCs w:val="24"/>
-        </w:rPr>
-        <w:t>develop</w:t>
-      </w:r>
-      <w:r>
-        <w:rPr>
-          <w:rFonts w:ascii="Times New Roman" w:hAnsi="Times New Roman" w:cs="Times New Roman"/>
-          <w:sz w:val="24"/>
-          <w:szCs w:val="24"/>
-        </w:rPr>
-        <w:t xml:space="preserve"> proposals and provide technical leadership for evaluations covering design, sampling, tools, data quality, analysis, and reporting. Earlier roles cover vanilla value-chain forecasting with Makerere University and MAAIF, process evaluation at IPA, and field research for USAID SITES.</w:t>
+          <w:sz w:val="21"/>
+          <w:szCs w:val="21"/>
+        </w:rPr>
+        <w:t>Data scientist and research consultant with an M.Sc. in Data Science and five years turning field and operational data into decisions across East Africa. At Enimiro I design studies - child labour, living income, pollination - and build the pipelines, dashboards, and yield models behind them. At the Center for Research and Communication I coordinate proposals and provide technical leadership for evaluations covering design, sampling, tools, data quality, analysis, and reporting. Earlier roles cover vanilla value-chain forecasting with Makerere University and MAAIF, process evaluation at IPA, and field research for USAID SITES.</w:t>
       </w:r>
     </w:p>
     <w:p>
       <w:pPr>
-        <w:spacing w:after="0" w:line="360" w:lineRule="auto"/>
-        <w:jc w:val="both"/>
-        <w:rPr>
-          <w:rFonts w:ascii="Times New Roman" w:hAnsi="Times New Roman" w:cs="Times New Roman"/>
-          <w:sz w:val="24"/>
-          <w:szCs w:val="24"/>
-        </w:rPr>
-      </w:pPr>
+        <w:spacing w:after="0" w:line="240" w:lineRule="auto"/>
+        <w:rPr>
+          <w:rFonts w:ascii="Times New Roman" w:hAnsi="Times New Roman" w:cs="Times New Roman"/>
+          <w:sz w:val="2"/>
+          <w:szCs w:val="2"/>
+        </w:rPr>
+      </w:pPr>
+      <w:r>
+        <w:rPr>
+          <w:sz w:val="8"/>
+        </w:rPr>
+      </w:r>
     </w:p>
     <w:p>
       <w:pPr>
-        <w:spacing w:after="0" w:line="360" w:lineRule="auto"/>
-        <w:jc w:val="both"/>
-        <w:rPr>
-          <w:rFonts w:ascii="Times New Roman" w:hAnsi="Times New Roman" w:cs="Times New Roman"/>
-          <w:sz w:val="24"/>
-          <w:szCs w:val="24"/>
+        <w:spacing w:after="0" w:line="240" w:lineRule="auto"/>
+        <w:rPr>
+          <w:rFonts w:ascii="Times New Roman" w:hAnsi="Times New Roman" w:cs="Times New Roman"/>
+          <w:sz w:val="21"/>
+          <w:szCs w:val="21"/>
         </w:rPr>
       </w:pPr>
       <w:r>
         <w:rPr>
           <w:rFonts w:ascii="Times New Roman" w:hAnsi="Times New Roman" w:cs="Times New Roman"/>
           <w:b/>
-          <w:sz w:val="24"/>
-          <w:szCs w:val="24"/>
+          <w:sz w:val="21"/>
+          <w:szCs w:val="21"/>
         </w:rPr>
         <w:t>CORE SKILLS</w:t>
       </w:r>
@@ -180,19 +154,18 @@
           <w:ilvl w:val="0"/>
           <w:numId w:val="10"/>
         </w:numPr>
-        <w:spacing w:after="0" w:line="360" w:lineRule="auto"/>
-        <w:jc w:val="both"/>
-        <w:rPr>
-          <w:rFonts w:ascii="Times New Roman" w:hAnsi="Times New Roman" w:cs="Times New Roman"/>
-          <w:sz w:val="24"/>
-          <w:szCs w:val="24"/>
+        <w:spacing w:after="0" w:line="240" w:lineRule="auto"/>
+        <w:rPr>
+          <w:rFonts w:ascii="Times New Roman" w:hAnsi="Times New Roman" w:cs="Times New Roman"/>
+          <w:sz w:val="21"/>
+          <w:szCs w:val="21"/>
         </w:rPr>
       </w:pPr>
       <w:r>
         <w:rPr>
           <w:rFonts w:ascii="Times New Roman" w:hAnsi="Times New Roman" w:cs="Times New Roman"/>
-          <w:sz w:val="24"/>
-          <w:szCs w:val="24"/>
+          <w:sz w:val="21"/>
+          <w:szCs w:val="21"/>
         </w:rPr>
         <w:t>Statistical software: Stata, R, Python, SQL, SAS, SPSS, Excel</w:t>
       </w:r>
@@ -204,19 +177,18 @@
           <w:ilvl w:val="0"/>
           <w:numId w:val="10"/>
         </w:numPr>
-        <w:spacing w:after="0" w:line="360" w:lineRule="auto"/>
-        <w:jc w:val="both"/>
-        <w:rPr>
-          <w:rFonts w:ascii="Times New Roman" w:hAnsi="Times New Roman" w:cs="Times New Roman"/>
-          <w:sz w:val="24"/>
-          <w:szCs w:val="24"/>
+        <w:spacing w:after="0" w:line="240" w:lineRule="auto"/>
+        <w:rPr>
+          <w:rFonts w:ascii="Times New Roman" w:hAnsi="Times New Roman" w:cs="Times New Roman"/>
+          <w:sz w:val="21"/>
+          <w:szCs w:val="21"/>
         </w:rPr>
       </w:pPr>
       <w:r>
         <w:rPr>
           <w:rFonts w:ascii="Times New Roman" w:hAnsi="Times New Roman" w:cs="Times New Roman"/>
-          <w:sz w:val="24"/>
-          <w:szCs w:val="24"/>
+          <w:sz w:val="21"/>
+          <w:szCs w:val="21"/>
         </w:rPr>
         <w:t>Research and evaluation: survey design, piloting and translation, computer-assisted interviewing, key informant interviews, focus group discussions, transcription</w:t>
       </w:r>
@@ -228,19 +200,18 @@
           <w:ilvl w:val="0"/>
           <w:numId w:val="10"/>
         </w:numPr>
-        <w:spacing w:after="0" w:line="360" w:lineRule="auto"/>
-        <w:jc w:val="both"/>
-        <w:rPr>
-          <w:rFonts w:ascii="Times New Roman" w:hAnsi="Times New Roman" w:cs="Times New Roman"/>
-          <w:sz w:val="24"/>
-          <w:szCs w:val="24"/>
+        <w:spacing w:after="0" w:line="240" w:lineRule="auto"/>
+        <w:rPr>
+          <w:rFonts w:ascii="Times New Roman" w:hAnsi="Times New Roman" w:cs="Times New Roman"/>
+          <w:sz w:val="21"/>
+          <w:szCs w:val="21"/>
         </w:rPr>
       </w:pPr>
       <w:r>
         <w:rPr>
           <w:rFonts w:ascii="Times New Roman" w:hAnsi="Times New Roman" w:cs="Times New Roman"/>
-          <w:sz w:val="24"/>
-          <w:szCs w:val="24"/>
+          <w:sz w:val="21"/>
+          <w:szCs w:val="21"/>
         </w:rPr>
         <w:t>Data collection and quality: questionnaires, tablet-based collection, enumerator training and supervision, validation, back-up and documentation</w:t>
       </w:r>
@@ -252,19 +223,18 @@
           <w:ilvl w:val="0"/>
           <w:numId w:val="10"/>
         </w:numPr>
-        <w:spacing w:after="0" w:line="360" w:lineRule="auto"/>
-        <w:jc w:val="both"/>
-        <w:rPr>
-          <w:rFonts w:ascii="Times New Roman" w:hAnsi="Times New Roman" w:cs="Times New Roman"/>
-          <w:sz w:val="24"/>
-          <w:szCs w:val="24"/>
+        <w:spacing w:after="0" w:line="240" w:lineRule="auto"/>
+        <w:rPr>
+          <w:rFonts w:ascii="Times New Roman" w:hAnsi="Times New Roman" w:cs="Times New Roman"/>
+          <w:sz w:val="21"/>
+          <w:szCs w:val="21"/>
         </w:rPr>
       </w:pPr>
       <w:r>
         <w:rPr>
           <w:rFonts w:ascii="Times New Roman" w:hAnsi="Times New Roman" w:cs="Times New Roman"/>
-          <w:sz w:val="24"/>
-          <w:szCs w:val="24"/>
+          <w:sz w:val="21"/>
+          <w:szCs w:val="21"/>
         </w:rPr>
         <w:t>Visualization and reporting: Power BI, Tableau, dashboards, donor-ready reports</w:t>
       </w:r>
@@ -276,19 +246,18 @@
           <w:ilvl w:val="0"/>
           <w:numId w:val="10"/>
         </w:numPr>
-        <w:spacing w:after="0" w:line="360" w:lineRule="auto"/>
-        <w:jc w:val="both"/>
-        <w:rPr>
-          <w:rFonts w:ascii="Times New Roman" w:hAnsi="Times New Roman" w:cs="Times New Roman"/>
-          <w:sz w:val="24"/>
-          <w:szCs w:val="24"/>
+        <w:spacing w:after="0" w:line="240" w:lineRule="auto"/>
+        <w:rPr>
+          <w:rFonts w:ascii="Times New Roman" w:hAnsi="Times New Roman" w:cs="Times New Roman"/>
+          <w:sz w:val="21"/>
+          <w:szCs w:val="21"/>
         </w:rPr>
       </w:pPr>
       <w:r>
         <w:rPr>
           <w:rFonts w:ascii="Times New Roman" w:hAnsi="Times New Roman" w:cs="Times New Roman"/>
-          <w:sz w:val="24"/>
-          <w:szCs w:val="24"/>
+          <w:sz w:val="21"/>
+          <w:szCs w:val="21"/>
         </w:rPr>
         <w:t>Data systems: SurveyCTO API, PostgreSQL, Google Sheets, ETL pipelines, GeoPandas</w:t>
       </w:r>
@@ -300,61 +269,20 @@
           <w:ilvl w:val="0"/>
           <w:numId w:val="10"/>
         </w:numPr>
-        <w:spacing w:after="0" w:line="360" w:lineRule="auto"/>
-        <w:jc w:val="both"/>
-        <w:rPr>
-          <w:rFonts w:ascii="Times New Roman" w:hAnsi="Times New Roman" w:cs="Times New Roman"/>
-          <w:sz w:val="24"/>
-          <w:szCs w:val="24"/>
+        <w:spacing w:after="0" w:line="240" w:lineRule="auto"/>
+        <w:rPr>
+          <w:rFonts w:ascii="Times New Roman" w:hAnsi="Times New Roman" w:cs="Times New Roman"/>
+          <w:sz w:val="21"/>
+          <w:szCs w:val="21"/>
         </w:rPr>
       </w:pPr>
       <w:r>
         <w:rPr>
           <w:rFonts w:ascii="Times New Roman" w:hAnsi="Times New Roman" w:cs="Times New Roman"/>
-          <w:sz w:val="24"/>
-          <w:szCs w:val="24"/>
-        </w:rPr>
-        <w:t xml:space="preserve">Machine learning and AI: scikit-learn, time-series forecasting, neural networks and CNNs in TensorFlow and PyTorch, and daily AI tooling for cleaning, code, and drafting with </w:t>
-      </w:r>
-      <w:r>
-        <w:rPr>
-          <w:rFonts w:ascii="Times New Roman" w:hAnsi="Times New Roman" w:cs="Times New Roman"/>
-          <w:sz w:val="24"/>
-          <w:szCs w:val="24"/>
-        </w:rPr>
-        <w:t>verified</w:t>
-      </w:r>
-      <w:r>
-        <w:rPr>
-          <w:rFonts w:ascii="Times New Roman" w:hAnsi="Times New Roman" w:cs="Times New Roman"/>
-          <w:sz w:val="24"/>
-          <w:szCs w:val="24"/>
-        </w:rPr>
-        <w:t xml:space="preserve"> </w:t>
-      </w:r>
-      <w:r>
-        <w:rPr>
-          <w:rFonts w:ascii="Times New Roman" w:hAnsi="Times New Roman" w:cs="Times New Roman"/>
-          <w:sz w:val="24"/>
-          <w:szCs w:val="24"/>
-        </w:rPr>
-        <w:t>outputs</w:t>
-      </w:r>
-      <w:r>
-        <w:rPr>
-          <w:rFonts w:ascii="Times New Roman" w:hAnsi="Times New Roman" w:cs="Times New Roman"/>
-          <w:sz w:val="24"/>
-          <w:szCs w:val="24"/>
-        </w:rPr>
-        <w:t>.</w:t>
-      </w:r>
-      <w:r>
-        <w:rPr>
-          <w:rFonts w:ascii="Times New Roman" w:hAnsi="Times New Roman" w:cs="Times New Roman"/>
-          <w:sz w:val="24"/>
-          <w:szCs w:val="24"/>
-        </w:rPr>
-        <w:t xml:space="preserve"> </w:t>
+          <w:sz w:val="21"/>
+          <w:szCs w:val="21"/>
+        </w:rPr>
+        <w:t>Machine learning and AI: scikit-learn, time-series forecasting, neural networks and CNNs in TensorFlow and PyTorch, and daily AI tooling for cleaning, code, and drafting with outputs verified by hand</w:t>
       </w:r>
     </w:p>
     <w:p>
@@ -364,118 +292,119 @@
           <w:ilvl w:val="0"/>
           <w:numId w:val="10"/>
         </w:numPr>
-        <w:spacing w:after="0" w:line="360" w:lineRule="auto"/>
-        <w:jc w:val="both"/>
-        <w:rPr>
-          <w:rFonts w:ascii="Times New Roman" w:hAnsi="Times New Roman" w:cs="Times New Roman"/>
-          <w:sz w:val="24"/>
-          <w:szCs w:val="24"/>
+        <w:spacing w:after="0" w:line="240" w:lineRule="auto"/>
+        <w:rPr>
+          <w:rFonts w:ascii="Times New Roman" w:hAnsi="Times New Roman" w:cs="Times New Roman"/>
+          <w:sz w:val="21"/>
+          <w:szCs w:val="21"/>
         </w:rPr>
       </w:pPr>
       <w:r>
         <w:rPr>
           <w:rFonts w:ascii="Times New Roman" w:hAnsi="Times New Roman" w:cs="Times New Roman"/>
-          <w:sz w:val="24"/>
-          <w:szCs w:val="24"/>
+          <w:sz w:val="21"/>
+          <w:szCs w:val="21"/>
         </w:rPr>
         <w:t xml:space="preserve">Proposal </w:t>
       </w:r>
       <w:r>
         <w:rPr>
           <w:rFonts w:ascii="Times New Roman" w:hAnsi="Times New Roman" w:cs="Times New Roman"/>
-          <w:sz w:val="24"/>
-          <w:szCs w:val="24"/>
+          <w:sz w:val="21"/>
+          <w:szCs w:val="21"/>
         </w:rPr>
         <w:t>development</w:t>
       </w:r>
       <w:r>
         <w:rPr>
           <w:rFonts w:ascii="Times New Roman" w:hAnsi="Times New Roman" w:cs="Times New Roman"/>
-          <w:sz w:val="24"/>
-          <w:szCs w:val="24"/>
+          <w:sz w:val="21"/>
+          <w:szCs w:val="21"/>
         </w:rPr>
         <w:t xml:space="preserve">: </w:t>
       </w:r>
       <w:r>
         <w:rPr>
           <w:rFonts w:ascii="Times New Roman" w:hAnsi="Times New Roman" w:cs="Times New Roman"/>
-          <w:sz w:val="24"/>
-          <w:szCs w:val="24"/>
+          <w:sz w:val="21"/>
+          <w:szCs w:val="21"/>
         </w:rPr>
         <w:t xml:space="preserve">concept note, </w:t>
       </w:r>
       <w:r>
         <w:rPr>
           <w:rFonts w:ascii="Times New Roman" w:hAnsi="Times New Roman" w:cs="Times New Roman"/>
-          <w:sz w:val="24"/>
-          <w:szCs w:val="24"/>
+          <w:sz w:val="21"/>
+          <w:szCs w:val="21"/>
         </w:rPr>
         <w:t xml:space="preserve">strategy, </w:t>
       </w:r>
       <w:r>
         <w:rPr>
           <w:rFonts w:ascii="Times New Roman" w:hAnsi="Times New Roman" w:cs="Times New Roman"/>
-          <w:sz w:val="24"/>
-          <w:szCs w:val="24"/>
+          <w:sz w:val="21"/>
+          <w:szCs w:val="21"/>
         </w:rPr>
         <w:t xml:space="preserve">design, </w:t>
       </w:r>
       <w:r>
         <w:rPr>
           <w:rFonts w:ascii="Times New Roman" w:hAnsi="Times New Roman" w:cs="Times New Roman"/>
-          <w:sz w:val="24"/>
-          <w:szCs w:val="24"/>
+          <w:sz w:val="21"/>
+          <w:szCs w:val="21"/>
         </w:rPr>
         <w:t>methodologies and work plans, budgeting, quality assurance</w:t>
       </w:r>
     </w:p>
     <w:p>
       <w:pPr>
-        <w:spacing w:after="0" w:line="360" w:lineRule="auto"/>
-        <w:jc w:val="both"/>
-        <w:rPr>
-          <w:rFonts w:ascii="Times New Roman" w:hAnsi="Times New Roman" w:cs="Times New Roman"/>
-          <w:sz w:val="24"/>
-          <w:szCs w:val="24"/>
-        </w:rPr>
-      </w:pPr>
+        <w:spacing w:after="0" w:line="240" w:lineRule="auto"/>
+        <w:rPr>
+          <w:rFonts w:ascii="Times New Roman" w:hAnsi="Times New Roman" w:cs="Times New Roman"/>
+          <w:sz w:val="2"/>
+          <w:szCs w:val="2"/>
+        </w:rPr>
+      </w:pPr>
+      <w:r>
+        <w:rPr>
+          <w:sz w:val="8"/>
+        </w:rPr>
+      </w:r>
     </w:p>
     <w:p>
       <w:pPr>
-        <w:spacing w:after="0" w:line="360" w:lineRule="auto"/>
-        <w:jc w:val="both"/>
-        <w:rPr>
-          <w:rFonts w:ascii="Times New Roman" w:hAnsi="Times New Roman" w:cs="Times New Roman"/>
-          <w:sz w:val="24"/>
-          <w:szCs w:val="24"/>
+        <w:spacing w:after="0" w:line="240" w:lineRule="auto"/>
+        <w:rPr>
+          <w:rFonts w:ascii="Times New Roman" w:hAnsi="Times New Roman" w:cs="Times New Roman"/>
+          <w:sz w:val="21"/>
+          <w:szCs w:val="21"/>
         </w:rPr>
       </w:pPr>
       <w:r>
         <w:rPr>
           <w:rFonts w:ascii="Times New Roman" w:hAnsi="Times New Roman" w:cs="Times New Roman"/>
           <w:b/>
-          <w:sz w:val="24"/>
-          <w:szCs w:val="24"/>
+          <w:sz w:val="21"/>
+          <w:szCs w:val="21"/>
         </w:rPr>
         <w:t>WORK EXPERIENCE</w:t>
       </w:r>
     </w:p>
     <w:p>
       <w:pPr>
-        <w:spacing w:after="0" w:line="360" w:lineRule="auto"/>
-        <w:jc w:val="both"/>
-        <w:rPr>
-          <w:rFonts w:ascii="Times New Roman" w:hAnsi="Times New Roman" w:cs="Times New Roman"/>
-          <w:sz w:val="24"/>
-          <w:szCs w:val="24"/>
+        <w:spacing w:after="0" w:line="240" w:lineRule="auto"/>
+        <w:rPr>
+          <w:rFonts w:ascii="Times New Roman" w:hAnsi="Times New Roman" w:cs="Times New Roman"/>
+          <w:sz w:val="21"/>
+          <w:szCs w:val="21"/>
         </w:rPr>
       </w:pPr>
       <w:r>
         <w:rPr>
           <w:rFonts w:ascii="Times New Roman" w:hAnsi="Times New Roman" w:cs="Times New Roman"/>
           <w:b/>
-          <w:sz w:val="24"/>
-          <w:szCs w:val="24"/>
+          <w:sz w:val="21"/>
+          <w:szCs w:val="21"/>
         </w:rPr>
         <w:t xml:space="preserve">Research and Data Consultant, </w:t>
       </w:r>
@@ -483,8 +412,8 @@
         <w:rPr>
           <w:rFonts w:ascii="Times New Roman" w:hAnsi="Times New Roman" w:cs="Times New Roman"/>
           <w:b/>
-          <w:sz w:val="24"/>
-          <w:szCs w:val="24"/>
+          <w:sz w:val="21"/>
+          <w:szCs w:val="21"/>
         </w:rPr>
         <w:t>November</w:t>
       </w:r>
@@ -492,8 +421,8 @@
         <w:rPr>
           <w:rFonts w:ascii="Times New Roman" w:hAnsi="Times New Roman" w:cs="Times New Roman"/>
           <w:b/>
-          <w:sz w:val="24"/>
-          <w:szCs w:val="24"/>
+          <w:sz w:val="21"/>
+          <w:szCs w:val="21"/>
         </w:rPr>
         <w:t xml:space="preserve"> 202</w:t>
       </w:r>
@@ -501,8 +430,8 @@
         <w:rPr>
           <w:rFonts w:ascii="Times New Roman" w:hAnsi="Times New Roman" w:cs="Times New Roman"/>
           <w:b/>
-          <w:sz w:val="24"/>
-          <w:szCs w:val="24"/>
+          <w:sz w:val="21"/>
+          <w:szCs w:val="21"/>
         </w:rPr>
         <w:t>5</w:t>
       </w:r>
@@ -510,8 +439,8 @@
         <w:rPr>
           <w:rFonts w:ascii="Times New Roman" w:hAnsi="Times New Roman" w:cs="Times New Roman"/>
           <w:b/>
-          <w:sz w:val="24"/>
-          <w:szCs w:val="24"/>
+          <w:sz w:val="21"/>
+          <w:szCs w:val="21"/>
         </w:rPr>
         <w:t xml:space="preserve"> - </w:t>
       </w:r>
@@ -519,8 +448,8 @@
         <w:rPr>
           <w:rFonts w:ascii="Times New Roman" w:hAnsi="Times New Roman" w:cs="Times New Roman"/>
           <w:b/>
-          <w:sz w:val="24"/>
-          <w:szCs w:val="24"/>
+          <w:sz w:val="21"/>
+          <w:szCs w:val="21"/>
         </w:rPr>
         <w:t>September</w:t>
       </w:r>
@@ -528,8 +457,8 @@
         <w:rPr>
           <w:rFonts w:ascii="Times New Roman" w:hAnsi="Times New Roman" w:cs="Times New Roman"/>
           <w:b/>
-          <w:sz w:val="24"/>
-          <w:szCs w:val="24"/>
+          <w:sz w:val="21"/>
+          <w:szCs w:val="21"/>
         </w:rPr>
         <w:t xml:space="preserve"> 202</w:t>
       </w:r>
@@ -537,28 +466,27 @@
         <w:rPr>
           <w:rFonts w:ascii="Times New Roman" w:hAnsi="Times New Roman" w:cs="Times New Roman"/>
           <w:b/>
-          <w:sz w:val="24"/>
-          <w:szCs w:val="24"/>
+          <w:sz w:val="21"/>
+          <w:szCs w:val="21"/>
         </w:rPr>
         <w:t>6</w:t>
       </w:r>
     </w:p>
     <w:p>
       <w:pPr>
-        <w:spacing w:after="0" w:line="360" w:lineRule="auto"/>
-        <w:jc w:val="both"/>
-        <w:rPr>
-          <w:rFonts w:ascii="Times New Roman" w:hAnsi="Times New Roman" w:cs="Times New Roman"/>
-          <w:sz w:val="24"/>
-          <w:szCs w:val="24"/>
+        <w:spacing w:after="0" w:line="240" w:lineRule="auto"/>
+        <w:rPr>
+          <w:rFonts w:ascii="Times New Roman" w:hAnsi="Times New Roman" w:cs="Times New Roman"/>
+          <w:sz w:val="21"/>
+          <w:szCs w:val="21"/>
         </w:rPr>
       </w:pPr>
       <w:r>
         <w:rPr>
           <w:rFonts w:ascii="Times New Roman" w:hAnsi="Times New Roman" w:cs="Times New Roman"/>
           <w:i/>
-          <w:sz w:val="24"/>
-          <w:szCs w:val="24"/>
+          <w:sz w:val="21"/>
+          <w:szCs w:val="21"/>
         </w:rPr>
         <w:t>Enimiro Products Uganda Ltd, Kayunga, Uganda</w:t>
       </w:r>
@@ -570,21 +498,20 @@
           <w:ilvl w:val="0"/>
           <w:numId w:val="10"/>
         </w:numPr>
-        <w:spacing w:after="0" w:line="360" w:lineRule="auto"/>
-        <w:jc w:val="both"/>
-        <w:rPr>
-          <w:rFonts w:ascii="Times New Roman" w:hAnsi="Times New Roman" w:cs="Times New Roman"/>
-          <w:sz w:val="24"/>
-          <w:szCs w:val="24"/>
+        <w:spacing w:after="0" w:line="240" w:lineRule="auto"/>
+        <w:rPr>
+          <w:rFonts w:ascii="Times New Roman" w:hAnsi="Times New Roman" w:cs="Times New Roman"/>
+          <w:sz w:val="21"/>
+          <w:szCs w:val="21"/>
         </w:rPr>
       </w:pPr>
       <w:r>
         <w:rPr>
           <w:rFonts w:ascii="Times New Roman" w:hAnsi="Times New Roman" w:cs="Times New Roman"/>
-          <w:sz w:val="24"/>
-          <w:szCs w:val="24"/>
-        </w:rPr>
-        <w:t>Coordinated with the data team to collect, clean, and organize operational data on farmer activities, crop production, sales, and sustainability programs.</w:t>
+          <w:sz w:val="21"/>
+          <w:szCs w:val="21"/>
+        </w:rPr>
+        <w:t>Coordinated the data team on collection, cleaning, and organization of operational data across farmer activities, crop production, sales, and sustainability.</w:t>
       </w:r>
     </w:p>
     <w:p>
@@ -594,19 +521,18 @@
           <w:ilvl w:val="0"/>
           <w:numId w:val="10"/>
         </w:numPr>
-        <w:spacing w:after="0" w:line="360" w:lineRule="auto"/>
-        <w:jc w:val="both"/>
-        <w:rPr>
-          <w:rFonts w:ascii="Times New Roman" w:hAnsi="Times New Roman" w:cs="Times New Roman"/>
-          <w:sz w:val="24"/>
-          <w:szCs w:val="24"/>
+        <w:spacing w:after="0" w:line="240" w:lineRule="auto"/>
+        <w:rPr>
+          <w:rFonts w:ascii="Times New Roman" w:hAnsi="Times New Roman" w:cs="Times New Roman"/>
+          <w:sz w:val="21"/>
+          <w:szCs w:val="21"/>
         </w:rPr>
       </w:pPr>
       <w:r>
         <w:rPr>
           <w:rFonts w:ascii="Times New Roman" w:hAnsi="Times New Roman" w:cs="Times New Roman"/>
-          <w:sz w:val="24"/>
-          <w:szCs w:val="24"/>
+          <w:sz w:val="21"/>
+          <w:szCs w:val="21"/>
         </w:rPr>
         <w:t>Maintained a Python pipeline moving SurveyCTO submissions into PostgreSQL raw, clean, and analysis tables, with scheduled exports to Google Sheets for dashboards.</w:t>
       </w:r>
@@ -618,22 +544,20 @@
           <w:ilvl w:val="0"/>
           <w:numId w:val="10"/>
         </w:numPr>
-        <w:spacing w:after="0" w:line="360" w:lineRule="auto"/>
-        <w:jc w:val="both"/>
-        <w:rPr>
-          <w:rFonts w:ascii="Times New Roman" w:hAnsi="Times New Roman" w:cs="Times New Roman"/>
-          <w:sz w:val="24"/>
-          <w:szCs w:val="24"/>
+        <w:spacing w:after="0" w:line="240" w:lineRule="auto"/>
+        <w:rPr>
+          <w:rFonts w:ascii="Times New Roman" w:hAnsi="Times New Roman" w:cs="Times New Roman"/>
+          <w:sz w:val="21"/>
+          <w:szCs w:val="21"/>
         </w:rPr>
       </w:pPr>
       <w:r>
         <w:rPr>
           <w:rFonts w:ascii="Times New Roman" w:hAnsi="Times New Roman" w:cs="Times New Roman"/>
-          <w:sz w:val="24"/>
-          <w:szCs w:val="24"/>
-        </w:rPr>
-        <w:lastRenderedPageBreak/>
-        <w:t>Designed studies end to end - proposal, methodology, survey instruments, and analysis - including the 2026 child labour study, the vanilla living income study against Anker benchmarks, pollination and maturity data modules, and the internal M&amp;E measurement plan.</w:t>
+          <w:sz w:val="21"/>
+          <w:szCs w:val="21"/>
+        </w:rPr>
+        <w:t>Designed studies end to end - proposal, methodology, instruments, analysis - including the child labour study, the living income study against Anker benchmarks, pollination and maturity modules, and the M&amp;E measurement plan.</w:t>
       </w:r>
     </w:p>
     <w:p>
@@ -643,21 +567,20 @@
           <w:ilvl w:val="0"/>
           <w:numId w:val="10"/>
         </w:numPr>
-        <w:spacing w:after="0" w:line="360" w:lineRule="auto"/>
-        <w:jc w:val="both"/>
-        <w:rPr>
-          <w:rFonts w:ascii="Times New Roman" w:hAnsi="Times New Roman" w:cs="Times New Roman"/>
-          <w:sz w:val="24"/>
-          <w:szCs w:val="24"/>
+        <w:spacing w:after="0" w:line="240" w:lineRule="auto"/>
+        <w:rPr>
+          <w:rFonts w:ascii="Times New Roman" w:hAnsi="Times New Roman" w:cs="Times New Roman"/>
+          <w:sz w:val="21"/>
+          <w:szCs w:val="21"/>
         </w:rPr>
       </w:pPr>
       <w:r>
         <w:rPr>
           <w:rFonts w:ascii="Times New Roman" w:hAnsi="Times New Roman" w:cs="Times New Roman"/>
-          <w:sz w:val="24"/>
-          <w:szCs w:val="24"/>
-        </w:rPr>
-        <w:t>Matched GPS records to district boundaries and maintained the farmer master with merge and change logs for audits.</w:t>
+          <w:sz w:val="21"/>
+          <w:szCs w:val="21"/>
+        </w:rPr>
+        <w:t>Matched GPS to district boundaries and maintained the farmer master with merge and change logs for audits.</w:t>
       </w:r>
     </w:p>
     <w:p>
@@ -667,21 +590,20 @@
           <w:ilvl w:val="0"/>
           <w:numId w:val="10"/>
         </w:numPr>
-        <w:spacing w:after="0" w:line="360" w:lineRule="auto"/>
-        <w:jc w:val="both"/>
-        <w:rPr>
-          <w:rFonts w:ascii="Times New Roman" w:hAnsi="Times New Roman" w:cs="Times New Roman"/>
-          <w:sz w:val="24"/>
-          <w:szCs w:val="24"/>
+        <w:spacing w:after="0" w:line="240" w:lineRule="auto"/>
+        <w:rPr>
+          <w:rFonts w:ascii="Times New Roman" w:hAnsi="Times New Roman" w:cs="Times New Roman"/>
+          <w:sz w:val="21"/>
+          <w:szCs w:val="21"/>
         </w:rPr>
       </w:pPr>
       <w:r>
         <w:rPr>
           <w:rFonts w:ascii="Times New Roman" w:hAnsi="Times New Roman" w:cs="Times New Roman"/>
-          <w:sz w:val="24"/>
-          <w:szCs w:val="24"/>
-        </w:rPr>
-        <w:t>Built and maintained dashboards and reports tracking performance indicators for management and the board.</w:t>
+          <w:sz w:val="21"/>
+          <w:szCs w:val="21"/>
+        </w:rPr>
+        <w:t>Built dashboards and reports tracking performance indicators for management and the board.</w:t>
       </w:r>
     </w:p>
     <w:p>
@@ -691,21 +613,20 @@
           <w:ilvl w:val="0"/>
           <w:numId w:val="10"/>
         </w:numPr>
-        <w:spacing w:after="0" w:line="360" w:lineRule="auto"/>
-        <w:jc w:val="both"/>
-        <w:rPr>
-          <w:rFonts w:ascii="Times New Roman" w:hAnsi="Times New Roman" w:cs="Times New Roman"/>
-          <w:sz w:val="24"/>
-          <w:szCs w:val="24"/>
+        <w:spacing w:after="0" w:line="240" w:lineRule="auto"/>
+        <w:rPr>
+          <w:rFonts w:ascii="Times New Roman" w:hAnsi="Times New Roman" w:cs="Times New Roman"/>
+          <w:sz w:val="21"/>
+          <w:szCs w:val="21"/>
         </w:rPr>
       </w:pPr>
       <w:r>
         <w:rPr>
           <w:rFonts w:ascii="Times New Roman" w:hAnsi="Times New Roman" w:cs="Times New Roman"/>
-          <w:sz w:val="24"/>
-          <w:szCs w:val="24"/>
-        </w:rPr>
-        <w:t>Ran statistical and trend checks to flag risks and opportunities and translated findings into training manuals and field guidance.</w:t>
+          <w:sz w:val="21"/>
+          <w:szCs w:val="21"/>
+        </w:rPr>
+        <w:t>Ran statistical and trend checks to flag risks and opportunities and translated findings into training manuals and field guidance for staff.</w:t>
       </w:r>
     </w:p>
     <w:p>
@@ -715,73 +636,20 @@
           <w:ilvl w:val="0"/>
           <w:numId w:val="10"/>
         </w:numPr>
-        <w:spacing w:after="0" w:line="360" w:lineRule="auto"/>
-        <w:jc w:val="both"/>
-        <w:rPr>
-          <w:rFonts w:ascii="Times New Roman" w:hAnsi="Times New Roman" w:cs="Times New Roman"/>
-          <w:sz w:val="24"/>
-          <w:szCs w:val="24"/>
+        <w:spacing w:after="0" w:line="240" w:lineRule="auto"/>
+        <w:rPr>
+          <w:rFonts w:ascii="Times New Roman" w:hAnsi="Times New Roman" w:cs="Times New Roman"/>
+          <w:sz w:val="21"/>
+          <w:szCs w:val="21"/>
         </w:rPr>
       </w:pPr>
       <w:r>
         <w:rPr>
           <w:rFonts w:ascii="Times New Roman" w:hAnsi="Times New Roman" w:cs="Times New Roman"/>
-          <w:sz w:val="24"/>
-          <w:szCs w:val="24"/>
-        </w:rPr>
-        <w:t>Supported crop and supply-chain research, updated survey tools, trained staff on data use, and documented methods for donor and certification reporting.</w:t>
-      </w:r>
-    </w:p>
-    <w:p>
-      <w:pPr>
-        <w:spacing w:after="0" w:line="360" w:lineRule="auto"/>
-        <w:jc w:val="both"/>
-        <w:rPr>
-          <w:rFonts w:ascii="Times New Roman" w:hAnsi="Times New Roman" w:cs="Times New Roman"/>
-          <w:b/>
-          <w:sz w:val="24"/>
-          <w:szCs w:val="24"/>
-        </w:rPr>
-      </w:pPr>
-    </w:p>
-    <w:p>
-      <w:pPr>
-        <w:spacing w:after="0" w:line="360" w:lineRule="auto"/>
-        <w:jc w:val="both"/>
-        <w:rPr>
-          <w:rFonts w:ascii="Times New Roman" w:hAnsi="Times New Roman" w:cs="Times New Roman"/>
-          <w:sz w:val="24"/>
-          <w:szCs w:val="24"/>
-        </w:rPr>
-      </w:pPr>
-      <w:r>
-        <w:rPr>
-          <w:rFonts w:ascii="Times New Roman" w:hAnsi="Times New Roman" w:cs="Times New Roman"/>
-          <w:b/>
-          <w:sz w:val="24"/>
-          <w:szCs w:val="24"/>
-        </w:rPr>
-        <w:t>Technical Lead Consultant, January 2025 - June 2026</w:t>
-      </w:r>
-    </w:p>
-    <w:p>
-      <w:pPr>
-        <w:spacing w:after="0" w:line="360" w:lineRule="auto"/>
-        <w:jc w:val="both"/>
-        <w:rPr>
-          <w:rFonts w:ascii="Times New Roman" w:hAnsi="Times New Roman" w:cs="Times New Roman"/>
-          <w:sz w:val="24"/>
-          <w:szCs w:val="24"/>
-        </w:rPr>
-      </w:pPr>
-      <w:r>
-        <w:rPr>
-          <w:rFonts w:ascii="Times New Roman" w:hAnsi="Times New Roman" w:cs="Times New Roman"/>
-          <w:i/>
-          <w:sz w:val="24"/>
-          <w:szCs w:val="24"/>
-        </w:rPr>
-        <w:t>Center for Research and Communication (CRC), Remote</w:t>
+          <w:sz w:val="21"/>
+          <w:szCs w:val="21"/>
+        </w:rPr>
+        <w:t>Directed the data and M&amp;E workstream: built the M&amp;E measurement plan and monitoring toolkit (KPI dashboards, tier trackers, review packs) used across 19 district playbooks, and project-managed the field-extension restructuring from concept note to roll-out.</w:t>
       </w:r>
     </w:p>
     <w:p>
@@ -791,21 +659,74 @@
           <w:ilvl w:val="0"/>
           <w:numId w:val="10"/>
         </w:numPr>
-        <w:spacing w:after="0" w:line="360" w:lineRule="auto"/>
-        <w:jc w:val="both"/>
-        <w:rPr>
-          <w:rFonts w:ascii="Times New Roman" w:hAnsi="Times New Roman" w:cs="Times New Roman"/>
-          <w:sz w:val="24"/>
-          <w:szCs w:val="24"/>
+        <w:spacing w:after="0" w:line="240" w:lineRule="auto"/>
+        <w:rPr>
+          <w:rFonts w:ascii="Times New Roman" w:hAnsi="Times New Roman" w:cs="Times New Roman"/>
+          <w:sz w:val="21"/>
+          <w:szCs w:val="21"/>
         </w:rPr>
       </w:pPr>
       <w:r>
         <w:rPr>
           <w:rFonts w:ascii="Times New Roman" w:hAnsi="Times New Roman" w:cs="Times New Roman"/>
-          <w:sz w:val="24"/>
-          <w:szCs w:val="24"/>
-        </w:rPr>
-        <w:t>Reviewed client requirements and evaluation criteria to shape proposal strategy and coordinated specialist inputs against deadlines.</w:t>
+          <w:sz w:val="21"/>
+          <w:szCs w:val="21"/>
+        </w:rPr>
+        <w:t>Supported crop and supply-chain research, updated survey tools, trained staff on data use, and documented methods for donor and certification reporting.</w:t>
+      </w:r>
+    </w:p>
+    <w:p>
+      <w:pPr>
+        <w:spacing w:after="0" w:line="240" w:lineRule="auto"/>
+        <w:rPr>
+          <w:rFonts w:ascii="Times New Roman" w:hAnsi="Times New Roman" w:cs="Times New Roman"/>
+          <w:b/>
+          <w:sz w:val="2"/>
+          <w:szCs w:val="2"/>
+        </w:rPr>
+      </w:pPr>
+      <w:r>
+        <w:rPr>
+          <w:sz w:val="8"/>
+        </w:rPr>
+      </w:r>
+    </w:p>
+    <w:p>
+      <w:pPr>
+        <w:spacing w:after="0" w:line="240" w:lineRule="auto"/>
+        <w:rPr>
+          <w:rFonts w:ascii="Times New Roman" w:hAnsi="Times New Roman" w:cs="Times New Roman"/>
+          <w:sz w:val="21"/>
+          <w:szCs w:val="21"/>
+        </w:rPr>
+      </w:pPr>
+      <w:r>
+        <w:rPr>
+          <w:rFonts w:ascii="Times New Roman" w:hAnsi="Times New Roman" w:cs="Times New Roman"/>
+          <w:b/>
+          <w:sz w:val="21"/>
+          <w:szCs w:val="21"/>
+        </w:rPr>
+        <w:t>Technical Lead Consultant, January 2025 - June 2026</w:t>
+      </w:r>
+    </w:p>
+    <w:p>
+      <w:pPr>
+        <w:spacing w:after="0" w:line="240" w:lineRule="auto"/>
+        <w:rPr>
+          <w:rFonts w:ascii="Times New Roman" w:hAnsi="Times New Roman" w:cs="Times New Roman"/>
+          <w:sz w:val="21"/>
+          <w:szCs w:val="21"/>
+        </w:rPr>
+      </w:pPr>
+      <w:r>
+        <w:rPr>
+          <w:rFonts w:ascii="Times New Roman" w:hAnsi="Times New Roman" w:cs="Times New Roman"/>
+          <w:i/>
+          <w:sz w:val="21"/>
+          <w:szCs w:val="21"/>
+        </w:rPr>
+        <w:t>Center for Research and Communication (CRC), Remote</w:t>
       </w:r>
     </w:p>
     <w:p>
@@ -815,21 +736,20 @@
           <w:ilvl w:val="0"/>
           <w:numId w:val="10"/>
         </w:numPr>
-        <w:spacing w:after="0" w:line="360" w:lineRule="auto"/>
-        <w:jc w:val="both"/>
-        <w:rPr>
-          <w:rFonts w:ascii="Times New Roman" w:hAnsi="Times New Roman" w:cs="Times New Roman"/>
-          <w:sz w:val="24"/>
-          <w:szCs w:val="24"/>
+        <w:spacing w:after="0" w:line="240" w:lineRule="auto"/>
+        <w:rPr>
+          <w:rFonts w:ascii="Times New Roman" w:hAnsi="Times New Roman" w:cs="Times New Roman"/>
+          <w:sz w:val="21"/>
+          <w:szCs w:val="21"/>
         </w:rPr>
       </w:pPr>
       <w:r>
         <w:rPr>
           <w:rFonts w:ascii="Times New Roman" w:hAnsi="Times New Roman" w:cs="Times New Roman"/>
-          <w:sz w:val="24"/>
-          <w:szCs w:val="24"/>
-        </w:rPr>
-        <w:t>Wrote and edited technical sections, including methodologies and work plans, and worked with finance to align technical approaches with compliant budgets.</w:t>
+          <w:sz w:val="21"/>
+          <w:szCs w:val="21"/>
+        </w:rPr>
+        <w:t>Reviewed client requirements and evaluation criteria to shape proposal strategy and coordinated specialist inputs against deadlines.</w:t>
       </w:r>
     </w:p>
     <w:p>
@@ -839,21 +759,20 @@
           <w:ilvl w:val="0"/>
           <w:numId w:val="10"/>
         </w:numPr>
-        <w:spacing w:after="0" w:line="360" w:lineRule="auto"/>
-        <w:jc w:val="both"/>
-        <w:rPr>
-          <w:rFonts w:ascii="Times New Roman" w:hAnsi="Times New Roman" w:cs="Times New Roman"/>
-          <w:sz w:val="24"/>
-          <w:szCs w:val="24"/>
+        <w:spacing w:after="0" w:line="240" w:lineRule="auto"/>
+        <w:rPr>
+          <w:rFonts w:ascii="Times New Roman" w:hAnsi="Times New Roman" w:cs="Times New Roman"/>
+          <w:sz w:val="21"/>
+          <w:szCs w:val="21"/>
         </w:rPr>
       </w:pPr>
       <w:r>
         <w:rPr>
           <w:rFonts w:ascii="Times New Roman" w:hAnsi="Times New Roman" w:cs="Times New Roman"/>
-          <w:sz w:val="24"/>
-          <w:szCs w:val="24"/>
-        </w:rPr>
-        <w:t>Provided technical leadership for the IRC MERP endline evaluation, covering design and tools, analysis and synthesis, and integration of qualitative and quantitative findings against the results framework.</w:t>
+          <w:sz w:val="21"/>
+          <w:szCs w:val="21"/>
+        </w:rPr>
+        <w:t>Wrote and edited technical sections, including methodologies and work plans, and worked with finance to align technical approaches with compliant budgets.</w:t>
       </w:r>
     </w:p>
     <w:p>
@@ -863,21 +782,20 @@
           <w:ilvl w:val="0"/>
           <w:numId w:val="10"/>
         </w:numPr>
-        <w:spacing w:after="0" w:line="360" w:lineRule="auto"/>
-        <w:jc w:val="both"/>
-        <w:rPr>
-          <w:rFonts w:ascii="Times New Roman" w:hAnsi="Times New Roman" w:cs="Times New Roman"/>
-          <w:sz w:val="24"/>
-          <w:szCs w:val="24"/>
+        <w:spacing w:after="0" w:line="240" w:lineRule="auto"/>
+        <w:rPr>
+          <w:rFonts w:ascii="Times New Roman" w:hAnsi="Times New Roman" w:cs="Times New Roman"/>
+          <w:sz w:val="21"/>
+          <w:szCs w:val="21"/>
         </w:rPr>
       </w:pPr>
       <w:r>
         <w:rPr>
           <w:rFonts w:ascii="Times New Roman" w:hAnsi="Times New Roman" w:cs="Times New Roman"/>
-          <w:sz w:val="24"/>
-          <w:szCs w:val="24"/>
-        </w:rPr>
-        <w:t>Led quantitative inputs for IRC baseline and perception studies: sampling, instrument testing, data-quality checks, and statistical analysis.</w:t>
+          <w:sz w:val="21"/>
+          <w:szCs w:val="21"/>
+        </w:rPr>
+        <w:t>Provided technical leadership for the IRC MERP endline evaluation, covering design and tools, analysis and synthesis, and integration of qualitative and quantitative findings against the results framework.</w:t>
       </w:r>
     </w:p>
     <w:p>
@@ -887,73 +805,20 @@
           <w:ilvl w:val="0"/>
           <w:numId w:val="10"/>
         </w:numPr>
-        <w:spacing w:after="0" w:line="360" w:lineRule="auto"/>
-        <w:jc w:val="both"/>
-        <w:rPr>
-          <w:rFonts w:ascii="Times New Roman" w:hAnsi="Times New Roman" w:cs="Times New Roman"/>
-          <w:sz w:val="24"/>
-          <w:szCs w:val="24"/>
+        <w:spacing w:after="0" w:line="240" w:lineRule="auto"/>
+        <w:rPr>
+          <w:rFonts w:ascii="Times New Roman" w:hAnsi="Times New Roman" w:cs="Times New Roman"/>
+          <w:sz w:val="21"/>
+          <w:szCs w:val="21"/>
         </w:rPr>
       </w:pPr>
       <w:r>
         <w:rPr>
           <w:rFonts w:ascii="Times New Roman" w:hAnsi="Times New Roman" w:cs="Times New Roman"/>
-          <w:sz w:val="24"/>
-          <w:szCs w:val="24"/>
-        </w:rPr>
-        <w:t>Served as data and M&amp;E lead for UNICEF behavior-change and awareness studies: tools, trackers, datasets, reach analysis, and report drafting.</w:t>
-      </w:r>
-    </w:p>
-    <w:p>
-      <w:pPr>
-        <w:spacing w:after="0" w:line="360" w:lineRule="auto"/>
-        <w:jc w:val="both"/>
-        <w:rPr>
-          <w:rFonts w:ascii="Times New Roman" w:hAnsi="Times New Roman" w:cs="Times New Roman"/>
-          <w:b/>
-          <w:sz w:val="24"/>
-          <w:szCs w:val="24"/>
-        </w:rPr>
-      </w:pPr>
-    </w:p>
-    <w:p>
-      <w:pPr>
-        <w:spacing w:after="0" w:line="360" w:lineRule="auto"/>
-        <w:jc w:val="both"/>
-        <w:rPr>
-          <w:rFonts w:ascii="Times New Roman" w:hAnsi="Times New Roman" w:cs="Times New Roman"/>
-          <w:sz w:val="24"/>
-          <w:szCs w:val="24"/>
-        </w:rPr>
-      </w:pPr>
-      <w:r>
-        <w:rPr>
-          <w:rFonts w:ascii="Times New Roman" w:hAnsi="Times New Roman" w:cs="Times New Roman"/>
-          <w:b/>
-          <w:sz w:val="24"/>
-          <w:szCs w:val="24"/>
-        </w:rPr>
-        <w:t>Researcher / Data Scientist, Vanilla Value-Chain Research, January 2024 - June 2025</w:t>
-      </w:r>
-    </w:p>
-    <w:p>
-      <w:pPr>
-        <w:spacing w:after="0" w:line="360" w:lineRule="auto"/>
-        <w:jc w:val="both"/>
-        <w:rPr>
-          <w:rFonts w:ascii="Times New Roman" w:hAnsi="Times New Roman" w:cs="Times New Roman"/>
-          <w:sz w:val="24"/>
-          <w:szCs w:val="24"/>
-        </w:rPr>
-      </w:pPr>
-      <w:r>
-        <w:rPr>
-          <w:rFonts w:ascii="Times New Roman" w:hAnsi="Times New Roman" w:cs="Times New Roman"/>
-          <w:i/>
-          <w:sz w:val="24"/>
-          <w:szCs w:val="24"/>
-        </w:rPr>
-        <w:t>Makerere University with MAAIF, Catholic Relief Services, and private sector partners, Uganda</w:t>
+          <w:sz w:val="21"/>
+          <w:szCs w:val="21"/>
+        </w:rPr>
+        <w:t>Led quantitative inputs for IRC baseline and perception studies: sampling, instrument testing, data-quality checks, and statistical analysis.</w:t>
       </w:r>
     </w:p>
     <w:p>
@@ -963,21 +828,74 @@
           <w:ilvl w:val="0"/>
           <w:numId w:val="10"/>
         </w:numPr>
-        <w:spacing w:after="0" w:line="360" w:lineRule="auto"/>
-        <w:jc w:val="both"/>
-        <w:rPr>
-          <w:rFonts w:ascii="Times New Roman" w:hAnsi="Times New Roman" w:cs="Times New Roman"/>
-          <w:sz w:val="24"/>
-          <w:szCs w:val="24"/>
+        <w:spacing w:after="0" w:line="240" w:lineRule="auto"/>
+        <w:rPr>
+          <w:rFonts w:ascii="Times New Roman" w:hAnsi="Times New Roman" w:cs="Times New Roman"/>
+          <w:sz w:val="21"/>
+          <w:szCs w:val="21"/>
         </w:rPr>
       </w:pPr>
       <w:r>
         <w:rPr>
           <w:rFonts w:ascii="Times New Roman" w:hAnsi="Times New Roman" w:cs="Times New Roman"/>
-          <w:sz w:val="24"/>
-          <w:szCs w:val="24"/>
-        </w:rPr>
-        <w:t>Researched vanilla maturity and harvest timing for national harvest-declaration considerations, combining field and crop work with statistical modelling and thermal-time analysis.</w:t>
+          <w:sz w:val="21"/>
+          <w:szCs w:val="21"/>
+        </w:rPr>
+        <w:t>Served as data and M&amp;E lead for UNICEF behavior-change and awareness studies: tools, trackers, datasets, reach analysis, and report drafting.</w:t>
+      </w:r>
+    </w:p>
+    <w:p>
+      <w:pPr>
+        <w:spacing w:after="0" w:line="240" w:lineRule="auto"/>
+        <w:rPr>
+          <w:rFonts w:ascii="Times New Roman" w:hAnsi="Times New Roman" w:cs="Times New Roman"/>
+          <w:b/>
+          <w:sz w:val="2"/>
+          <w:szCs w:val="2"/>
+        </w:rPr>
+      </w:pPr>
+      <w:r>
+        <w:rPr>
+          <w:sz w:val="8"/>
+        </w:rPr>
+      </w:r>
+    </w:p>
+    <w:p>
+      <w:pPr>
+        <w:spacing w:after="0" w:line="240" w:lineRule="auto"/>
+        <w:rPr>
+          <w:rFonts w:ascii="Times New Roman" w:hAnsi="Times New Roman" w:cs="Times New Roman"/>
+          <w:sz w:val="21"/>
+          <w:szCs w:val="21"/>
+        </w:rPr>
+      </w:pPr>
+      <w:r>
+        <w:rPr>
+          <w:rFonts w:ascii="Times New Roman" w:hAnsi="Times New Roman" w:cs="Times New Roman"/>
+          <w:b/>
+          <w:sz w:val="21"/>
+          <w:szCs w:val="21"/>
+        </w:rPr>
+        <w:t>Researcher / Data Scientist, Vanilla Value-Chain Research, January 2024 - June 2025</w:t>
+      </w:r>
+    </w:p>
+    <w:p>
+      <w:pPr>
+        <w:spacing w:after="0" w:line="240" w:lineRule="auto"/>
+        <w:rPr>
+          <w:rFonts w:ascii="Times New Roman" w:hAnsi="Times New Roman" w:cs="Times New Roman"/>
+          <w:sz w:val="21"/>
+          <w:szCs w:val="21"/>
+        </w:rPr>
+      </w:pPr>
+      <w:r>
+        <w:rPr>
+          <w:rFonts w:ascii="Times New Roman" w:hAnsi="Times New Roman" w:cs="Times New Roman"/>
+          <w:i/>
+          <w:sz w:val="21"/>
+          <w:szCs w:val="21"/>
+        </w:rPr>
+        <w:t>Makerere University with MAAIF, Catholic Relief Services, and private sector partners, Uganda</w:t>
       </w:r>
     </w:p>
     <w:p>
@@ -987,21 +905,20 @@
           <w:ilvl w:val="0"/>
           <w:numId w:val="10"/>
         </w:numPr>
-        <w:spacing w:after="0" w:line="360" w:lineRule="auto"/>
-        <w:jc w:val="both"/>
-        <w:rPr>
-          <w:rFonts w:ascii="Times New Roman" w:hAnsi="Times New Roman" w:cs="Times New Roman"/>
-          <w:sz w:val="24"/>
-          <w:szCs w:val="24"/>
+        <w:spacing w:after="0" w:line="240" w:lineRule="auto"/>
+        <w:rPr>
+          <w:rFonts w:ascii="Times New Roman" w:hAnsi="Times New Roman" w:cs="Times New Roman"/>
+          <w:sz w:val="21"/>
+          <w:szCs w:val="21"/>
         </w:rPr>
       </w:pPr>
       <w:r>
         <w:rPr>
           <w:rFonts w:ascii="Times New Roman" w:hAnsi="Times New Roman" w:cs="Times New Roman"/>
-          <w:sz w:val="24"/>
-          <w:szCs w:val="24"/>
-        </w:rPr>
-        <w:t>Integrated field, satellite climate, and survey data and built time-series models to compare maturity-assessment methods and their timing, quality, and price implications.</w:t>
+          <w:sz w:val="21"/>
+          <w:szCs w:val="21"/>
+        </w:rPr>
+        <w:t>Researched vanilla maturity and harvest timing for national harvest-declaration considerations, combining field and crop work with statistical modelling and thermal-time analysis.</w:t>
       </w:r>
     </w:p>
     <w:p>
@@ -1011,21 +928,20 @@
           <w:ilvl w:val="0"/>
           <w:numId w:val="10"/>
         </w:numPr>
-        <w:spacing w:after="0" w:line="360" w:lineRule="auto"/>
-        <w:jc w:val="both"/>
-        <w:rPr>
-          <w:rFonts w:ascii="Times New Roman" w:hAnsi="Times New Roman" w:cs="Times New Roman"/>
-          <w:sz w:val="24"/>
-          <w:szCs w:val="24"/>
+        <w:spacing w:after="0" w:line="240" w:lineRule="auto"/>
+        <w:rPr>
+          <w:rFonts w:ascii="Times New Roman" w:hAnsi="Times New Roman" w:cs="Times New Roman"/>
+          <w:sz w:val="21"/>
+          <w:szCs w:val="21"/>
         </w:rPr>
       </w:pPr>
       <w:r>
         <w:rPr>
           <w:rFonts w:ascii="Times New Roman" w:hAnsi="Times New Roman" w:cs="Times New Roman"/>
-          <w:sz w:val="24"/>
-          <w:szCs w:val="24"/>
-        </w:rPr>
-        <w:t>Conducted farmer and stakeholder interviews, field measurements, and seasonal maturity assessments across vanilla-growing districts.</w:t>
+          <w:sz w:val="21"/>
+          <w:szCs w:val="21"/>
+        </w:rPr>
+        <w:t>Integrated field, satellite climate, and survey data and built time-series models to compare maturity-assessment methods and their timing, quality, and price implications.</w:t>
       </w:r>
     </w:p>
     <w:p>
@@ -1035,74 +951,20 @@
           <w:ilvl w:val="0"/>
           <w:numId w:val="10"/>
         </w:numPr>
-        <w:spacing w:after="0" w:line="360" w:lineRule="auto"/>
-        <w:jc w:val="both"/>
-        <w:rPr>
-          <w:rFonts w:ascii="Times New Roman" w:hAnsi="Times New Roman" w:cs="Times New Roman"/>
-          <w:sz w:val="24"/>
-          <w:szCs w:val="24"/>
+        <w:spacing w:after="0" w:line="240" w:lineRule="auto"/>
+        <w:rPr>
+          <w:rFonts w:ascii="Times New Roman" w:hAnsi="Times New Roman" w:cs="Times New Roman"/>
+          <w:sz w:val="21"/>
+          <w:szCs w:val="21"/>
         </w:rPr>
       </w:pPr>
       <w:r>
         <w:rPr>
           <w:rFonts w:ascii="Times New Roman" w:hAnsi="Times New Roman" w:cs="Times New Roman"/>
-          <w:sz w:val="24"/>
-          <w:szCs w:val="24"/>
-        </w:rPr>
-        <w:lastRenderedPageBreak/>
-        <w:t>Helped establish the Kabanyolo demonstration plot and prepared models, scenario notes, and technical inputs for supervisors and stakeholders. Work concluded with program funding closure.</w:t>
-      </w:r>
-    </w:p>
-    <w:p>
-      <w:pPr>
-        <w:spacing w:after="0" w:line="360" w:lineRule="auto"/>
-        <w:jc w:val="both"/>
-        <w:rPr>
-          <w:rFonts w:ascii="Times New Roman" w:hAnsi="Times New Roman" w:cs="Times New Roman"/>
-          <w:b/>
-          <w:sz w:val="24"/>
-          <w:szCs w:val="24"/>
-        </w:rPr>
-      </w:pPr>
-    </w:p>
-    <w:p>
-      <w:pPr>
-        <w:spacing w:after="0" w:line="360" w:lineRule="auto"/>
-        <w:jc w:val="both"/>
-        <w:rPr>
-          <w:rFonts w:ascii="Times New Roman" w:hAnsi="Times New Roman" w:cs="Times New Roman"/>
-          <w:sz w:val="24"/>
-          <w:szCs w:val="24"/>
-        </w:rPr>
-      </w:pPr>
-      <w:r>
-        <w:rPr>
-          <w:rFonts w:ascii="Times New Roman" w:hAnsi="Times New Roman" w:cs="Times New Roman"/>
-          <w:b/>
-          <w:sz w:val="24"/>
-          <w:szCs w:val="24"/>
-        </w:rPr>
-        <w:t>Research Associate, February 2023 - November 2023</w:t>
-      </w:r>
-    </w:p>
-    <w:p>
-      <w:pPr>
-        <w:spacing w:after="0" w:line="360" w:lineRule="auto"/>
-        <w:jc w:val="both"/>
-        <w:rPr>
-          <w:rFonts w:ascii="Times New Roman" w:hAnsi="Times New Roman" w:cs="Times New Roman"/>
-          <w:sz w:val="24"/>
-          <w:szCs w:val="24"/>
-        </w:rPr>
-      </w:pPr>
-      <w:r>
-        <w:rPr>
-          <w:rFonts w:ascii="Times New Roman" w:hAnsi="Times New Roman" w:cs="Times New Roman"/>
-          <w:i/>
-          <w:sz w:val="24"/>
-          <w:szCs w:val="24"/>
-        </w:rPr>
-        <w:t>Innovations for Poverty Action (IPA), Kampala, Uganda</w:t>
+          <w:sz w:val="21"/>
+          <w:szCs w:val="21"/>
+        </w:rPr>
+        <w:t>Conducted farmer and stakeholder interviews, field measurements, and seasonal maturity assessments across vanilla-growing districts.</w:t>
       </w:r>
     </w:p>
     <w:p>
@@ -1112,21 +974,74 @@
           <w:ilvl w:val="0"/>
           <w:numId w:val="10"/>
         </w:numPr>
-        <w:spacing w:after="0" w:line="360" w:lineRule="auto"/>
-        <w:jc w:val="both"/>
-        <w:rPr>
-          <w:rFonts w:ascii="Times New Roman" w:hAnsi="Times New Roman" w:cs="Times New Roman"/>
-          <w:sz w:val="24"/>
-          <w:szCs w:val="24"/>
+        <w:spacing w:after="0" w:line="240" w:lineRule="auto"/>
+        <w:rPr>
+          <w:rFonts w:ascii="Times New Roman" w:hAnsi="Times New Roman" w:cs="Times New Roman"/>
+          <w:sz w:val="21"/>
+          <w:szCs w:val="21"/>
         </w:rPr>
       </w:pPr>
       <w:r>
         <w:rPr>
           <w:rFonts w:ascii="Times New Roman" w:hAnsi="Times New Roman" w:cs="Times New Roman"/>
-          <w:sz w:val="24"/>
-          <w:szCs w:val="24"/>
-        </w:rPr>
-        <w:t>Supported development and implementation of process evaluation plans with program managers.</w:t>
+          <w:sz w:val="21"/>
+          <w:szCs w:val="21"/>
+        </w:rPr>
+        <w:t>Helped establish the Kabanyolo demonstration plot and prepared models, scenario notes, and technical inputs for supervisors and stakeholders. Work concluded with program funding closure.</w:t>
+      </w:r>
+    </w:p>
+    <w:p>
+      <w:pPr>
+        <w:spacing w:after="0" w:line="240" w:lineRule="auto"/>
+        <w:rPr>
+          <w:rFonts w:ascii="Times New Roman" w:hAnsi="Times New Roman" w:cs="Times New Roman"/>
+          <w:b/>
+          <w:sz w:val="2"/>
+          <w:szCs w:val="2"/>
+        </w:rPr>
+      </w:pPr>
+      <w:r>
+        <w:rPr>
+          <w:sz w:val="8"/>
+        </w:rPr>
+      </w:r>
+    </w:p>
+    <w:p>
+      <w:pPr>
+        <w:spacing w:after="0" w:line="240" w:lineRule="auto"/>
+        <w:rPr>
+          <w:rFonts w:ascii="Times New Roman" w:hAnsi="Times New Roman" w:cs="Times New Roman"/>
+          <w:sz w:val="21"/>
+          <w:szCs w:val="21"/>
+        </w:rPr>
+      </w:pPr>
+      <w:r>
+        <w:rPr>
+          <w:rFonts w:ascii="Times New Roman" w:hAnsi="Times New Roman" w:cs="Times New Roman"/>
+          <w:b/>
+          <w:sz w:val="21"/>
+          <w:szCs w:val="21"/>
+        </w:rPr>
+        <w:t>Research Associate, February 2023 - November 2023</w:t>
+      </w:r>
+    </w:p>
+    <w:p>
+      <w:pPr>
+        <w:spacing w:after="0" w:line="240" w:lineRule="auto"/>
+        <w:rPr>
+          <w:rFonts w:ascii="Times New Roman" w:hAnsi="Times New Roman" w:cs="Times New Roman"/>
+          <w:sz w:val="21"/>
+          <w:szCs w:val="21"/>
+        </w:rPr>
+      </w:pPr>
+      <w:r>
+        <w:rPr>
+          <w:rFonts w:ascii="Times New Roman" w:hAnsi="Times New Roman" w:cs="Times New Roman"/>
+          <w:i/>
+          <w:sz w:val="21"/>
+          <w:szCs w:val="21"/>
+        </w:rPr>
+        <w:t>Innovations for Poverty Action (IPA), Kampala, Uganda</w:t>
       </w:r>
     </w:p>
     <w:p>
@@ -1136,21 +1051,20 @@
           <w:ilvl w:val="0"/>
           <w:numId w:val="10"/>
         </w:numPr>
-        <w:spacing w:after="0" w:line="360" w:lineRule="auto"/>
-        <w:jc w:val="both"/>
-        <w:rPr>
-          <w:rFonts w:ascii="Times New Roman" w:hAnsi="Times New Roman" w:cs="Times New Roman"/>
-          <w:sz w:val="24"/>
-          <w:szCs w:val="24"/>
+        <w:spacing w:after="0" w:line="240" w:lineRule="auto"/>
+        <w:rPr>
+          <w:rFonts w:ascii="Times New Roman" w:hAnsi="Times New Roman" w:cs="Times New Roman"/>
+          <w:sz w:val="21"/>
+          <w:szCs w:val="21"/>
         </w:rPr>
       </w:pPr>
       <w:r>
         <w:rPr>
           <w:rFonts w:ascii="Times New Roman" w:hAnsi="Times New Roman" w:cs="Times New Roman"/>
-          <w:sz w:val="24"/>
-          <w:szCs w:val="24"/>
-        </w:rPr>
-        <w:t>Designed survey instruments and supported piloting, translation, and computer-assisted interviewing.</w:t>
+          <w:sz w:val="21"/>
+          <w:szCs w:val="21"/>
+        </w:rPr>
+        <w:t>Supported development and implementation of process evaluation plans with program managers.</w:t>
       </w:r>
     </w:p>
     <w:p>
@@ -1160,21 +1074,20 @@
           <w:ilvl w:val="0"/>
           <w:numId w:val="10"/>
         </w:numPr>
-        <w:spacing w:after="0" w:line="360" w:lineRule="auto"/>
-        <w:jc w:val="both"/>
-        <w:rPr>
-          <w:rFonts w:ascii="Times New Roman" w:hAnsi="Times New Roman" w:cs="Times New Roman"/>
-          <w:sz w:val="24"/>
-          <w:szCs w:val="24"/>
+        <w:spacing w:after="0" w:line="240" w:lineRule="auto"/>
+        <w:rPr>
+          <w:rFonts w:ascii="Times New Roman" w:hAnsi="Times New Roman" w:cs="Times New Roman"/>
+          <w:sz w:val="21"/>
+          <w:szCs w:val="21"/>
         </w:rPr>
       </w:pPr>
       <w:r>
         <w:rPr>
           <w:rFonts w:ascii="Times New Roman" w:hAnsi="Times New Roman" w:cs="Times New Roman"/>
-          <w:sz w:val="24"/>
-          <w:szCs w:val="24"/>
-        </w:rPr>
-        <w:t>Coordinated evaluation logistics including timelines, field staffing, and procurement, and managed data entry, cleaning, and analysis.</w:t>
+          <w:sz w:val="21"/>
+          <w:szCs w:val="21"/>
+        </w:rPr>
+        <w:t>Designed survey instruments and supported piloting, translation, and computer-assisted interviewing.</w:t>
       </w:r>
     </w:p>
     <w:p>
@@ -1184,21 +1097,20 @@
           <w:ilvl w:val="0"/>
           <w:numId w:val="10"/>
         </w:numPr>
-        <w:spacing w:after="0" w:line="360" w:lineRule="auto"/>
-        <w:jc w:val="both"/>
-        <w:rPr>
-          <w:rFonts w:ascii="Times New Roman" w:hAnsi="Times New Roman" w:cs="Times New Roman"/>
-          <w:sz w:val="24"/>
-          <w:szCs w:val="24"/>
+        <w:spacing w:after="0" w:line="240" w:lineRule="auto"/>
+        <w:rPr>
+          <w:rFonts w:ascii="Times New Roman" w:hAnsi="Times New Roman" w:cs="Times New Roman"/>
+          <w:sz w:val="21"/>
+          <w:szCs w:val="21"/>
         </w:rPr>
       </w:pPr>
       <w:r>
         <w:rPr>
           <w:rFonts w:ascii="Times New Roman" w:hAnsi="Times New Roman" w:cs="Times New Roman"/>
-          <w:sz w:val="24"/>
-          <w:szCs w:val="24"/>
-        </w:rPr>
-        <w:t>Applied data-quality protocols including enumerator audits and monitoring of data collection.</w:t>
+          <w:sz w:val="21"/>
+          <w:szCs w:val="21"/>
+        </w:rPr>
+        <w:t>Coordinated evaluation logistics including timelines, field staffing, and procurement, and managed data entry, cleaning, and analysis.</w:t>
       </w:r>
     </w:p>
     <w:p>
@@ -1208,73 +1120,20 @@
           <w:ilvl w:val="0"/>
           <w:numId w:val="10"/>
         </w:numPr>
-        <w:spacing w:after="0" w:line="360" w:lineRule="auto"/>
-        <w:jc w:val="both"/>
-        <w:rPr>
-          <w:rFonts w:ascii="Times New Roman" w:hAnsi="Times New Roman" w:cs="Times New Roman"/>
-          <w:sz w:val="24"/>
-          <w:szCs w:val="24"/>
+        <w:spacing w:after="0" w:line="240" w:lineRule="auto"/>
+        <w:rPr>
+          <w:rFonts w:ascii="Times New Roman" w:hAnsi="Times New Roman" w:cs="Times New Roman"/>
+          <w:sz w:val="21"/>
+          <w:szCs w:val="21"/>
         </w:rPr>
       </w:pPr>
       <w:r>
         <w:rPr>
           <w:rFonts w:ascii="Times New Roman" w:hAnsi="Times New Roman" w:cs="Times New Roman"/>
-          <w:sz w:val="24"/>
-          <w:szCs w:val="24"/>
-        </w:rPr>
-        <w:t>Maintained partner relationships, contributed to stakeholder meetings and reports, and supported research approvals and compliance.</w:t>
-      </w:r>
-    </w:p>
-    <w:p>
-      <w:pPr>
-        <w:spacing w:after="0" w:line="360" w:lineRule="auto"/>
-        <w:jc w:val="both"/>
-        <w:rPr>
-          <w:rFonts w:ascii="Times New Roman" w:hAnsi="Times New Roman" w:cs="Times New Roman"/>
-          <w:b/>
-          <w:sz w:val="24"/>
-          <w:szCs w:val="24"/>
-        </w:rPr>
-      </w:pPr>
-    </w:p>
-    <w:p>
-      <w:pPr>
-        <w:spacing w:after="0" w:line="360" w:lineRule="auto"/>
-        <w:jc w:val="both"/>
-        <w:rPr>
-          <w:rFonts w:ascii="Times New Roman" w:hAnsi="Times New Roman" w:cs="Times New Roman"/>
-          <w:sz w:val="24"/>
-          <w:szCs w:val="24"/>
-        </w:rPr>
-      </w:pPr>
-      <w:r>
-        <w:rPr>
-          <w:rFonts w:ascii="Times New Roman" w:hAnsi="Times New Roman" w:cs="Times New Roman"/>
-          <w:b/>
-          <w:sz w:val="24"/>
-          <w:szCs w:val="24"/>
-        </w:rPr>
-        <w:t>Qualitative Research Associate, July 2023 - March 2024</w:t>
-      </w:r>
-    </w:p>
-    <w:p>
-      <w:pPr>
-        <w:spacing w:after="0" w:line="360" w:lineRule="auto"/>
-        <w:jc w:val="both"/>
-        <w:rPr>
-          <w:rFonts w:ascii="Times New Roman" w:hAnsi="Times New Roman" w:cs="Times New Roman"/>
-          <w:sz w:val="24"/>
-          <w:szCs w:val="24"/>
-        </w:rPr>
-      </w:pPr>
-      <w:r>
-        <w:rPr>
-          <w:rFonts w:ascii="Times New Roman" w:hAnsi="Times New Roman" w:cs="Times New Roman"/>
-          <w:i/>
-          <w:sz w:val="24"/>
-          <w:szCs w:val="24"/>
-        </w:rPr>
-        <w:t>Social and Scientific Systems for USAID Strategic Information Technical Support (SITES), Uganda</w:t>
+          <w:sz w:val="21"/>
+          <w:szCs w:val="21"/>
+        </w:rPr>
+        <w:t>Applied data-quality protocols including enumerator audits and monitoring of data collection.</w:t>
       </w:r>
     </w:p>
     <w:p>
@@ -1284,21 +1143,74 @@
           <w:ilvl w:val="0"/>
           <w:numId w:val="10"/>
         </w:numPr>
-        <w:spacing w:after="0" w:line="360" w:lineRule="auto"/>
-        <w:jc w:val="both"/>
-        <w:rPr>
-          <w:rFonts w:ascii="Times New Roman" w:hAnsi="Times New Roman" w:cs="Times New Roman"/>
-          <w:sz w:val="24"/>
-          <w:szCs w:val="24"/>
+        <w:spacing w:after="0" w:line="240" w:lineRule="auto"/>
+        <w:rPr>
+          <w:rFonts w:ascii="Times New Roman" w:hAnsi="Times New Roman" w:cs="Times New Roman"/>
+          <w:sz w:val="21"/>
+          <w:szCs w:val="21"/>
         </w:rPr>
       </w:pPr>
       <w:r>
         <w:rPr>
           <w:rFonts w:ascii="Times New Roman" w:hAnsi="Times New Roman" w:cs="Times New Roman"/>
-          <w:sz w:val="24"/>
-          <w:szCs w:val="24"/>
-        </w:rPr>
-        <w:t>Trained on field methods and tools and managed questionnaires and tablets for fieldwork across Eastern and Northern Uganda.</w:t>
+          <w:sz w:val="21"/>
+          <w:szCs w:val="21"/>
+        </w:rPr>
+        <w:t>Maintained partner relationships, contributed to stakeholder meetings and reports, and supported research approvals and compliance.</w:t>
+      </w:r>
+    </w:p>
+    <w:p>
+      <w:pPr>
+        <w:spacing w:after="0" w:line="240" w:lineRule="auto"/>
+        <w:rPr>
+          <w:rFonts w:ascii="Times New Roman" w:hAnsi="Times New Roman" w:cs="Times New Roman"/>
+          <w:b/>
+          <w:sz w:val="2"/>
+          <w:szCs w:val="2"/>
+        </w:rPr>
+      </w:pPr>
+      <w:r>
+        <w:rPr>
+          <w:sz w:val="8"/>
+        </w:rPr>
+      </w:r>
+    </w:p>
+    <w:p>
+      <w:pPr>
+        <w:spacing w:after="0" w:line="240" w:lineRule="auto"/>
+        <w:rPr>
+          <w:rFonts w:ascii="Times New Roman" w:hAnsi="Times New Roman" w:cs="Times New Roman"/>
+          <w:sz w:val="21"/>
+          <w:szCs w:val="21"/>
+        </w:rPr>
+      </w:pPr>
+      <w:r>
+        <w:rPr>
+          <w:rFonts w:ascii="Times New Roman" w:hAnsi="Times New Roman" w:cs="Times New Roman"/>
+          <w:b/>
+          <w:sz w:val="21"/>
+          <w:szCs w:val="21"/>
+        </w:rPr>
+        <w:t>Qualitative Research Associate, July 2023 - March 2024</w:t>
+      </w:r>
+    </w:p>
+    <w:p>
+      <w:pPr>
+        <w:spacing w:after="0" w:line="240" w:lineRule="auto"/>
+        <w:rPr>
+          <w:rFonts w:ascii="Times New Roman" w:hAnsi="Times New Roman" w:cs="Times New Roman"/>
+          <w:sz w:val="21"/>
+          <w:szCs w:val="21"/>
+        </w:rPr>
+      </w:pPr>
+      <w:r>
+        <w:rPr>
+          <w:rFonts w:ascii="Times New Roman" w:hAnsi="Times New Roman" w:cs="Times New Roman"/>
+          <w:i/>
+          <w:sz w:val="21"/>
+          <w:szCs w:val="21"/>
+        </w:rPr>
+        <w:t>Social and Scientific Systems for USAID Strategic Information Technical Support (SITES), Uganda</w:t>
       </w:r>
     </w:p>
     <w:p>
@@ -1308,21 +1220,20 @@
           <w:ilvl w:val="0"/>
           <w:numId w:val="10"/>
         </w:numPr>
-        <w:spacing w:after="0" w:line="360" w:lineRule="auto"/>
-        <w:jc w:val="both"/>
-        <w:rPr>
-          <w:rFonts w:ascii="Times New Roman" w:hAnsi="Times New Roman" w:cs="Times New Roman"/>
-          <w:sz w:val="24"/>
-          <w:szCs w:val="24"/>
+        <w:spacing w:after="0" w:line="240" w:lineRule="auto"/>
+        <w:rPr>
+          <w:rFonts w:ascii="Times New Roman" w:hAnsi="Times New Roman" w:cs="Times New Roman"/>
+          <w:sz w:val="21"/>
+          <w:szCs w:val="21"/>
         </w:rPr>
       </w:pPr>
       <w:r>
         <w:rPr>
           <w:rFonts w:ascii="Times New Roman" w:hAnsi="Times New Roman" w:cs="Times New Roman"/>
-          <w:sz w:val="24"/>
-          <w:szCs w:val="24"/>
-        </w:rPr>
-        <w:t>Assessed facility readiness for Health Information Exchange and paperless viral load requests, reviewing UgandaEMR records against ART registers and viral load registers.</w:t>
+          <w:sz w:val="21"/>
+          <w:szCs w:val="21"/>
+        </w:rPr>
+        <w:t>Trained on field methods and tools and managed questionnaires and tablets for fieldwork across Eastern and Northern Uganda.</w:t>
       </w:r>
     </w:p>
     <w:p>
@@ -1332,21 +1243,20 @@
           <w:ilvl w:val="0"/>
           <w:numId w:val="10"/>
         </w:numPr>
-        <w:spacing w:after="0" w:line="360" w:lineRule="auto"/>
-        <w:jc w:val="both"/>
-        <w:rPr>
-          <w:rFonts w:ascii="Times New Roman" w:hAnsi="Times New Roman" w:cs="Times New Roman"/>
-          <w:sz w:val="24"/>
-          <w:szCs w:val="24"/>
+        <w:spacing w:after="0" w:line="240" w:lineRule="auto"/>
+        <w:rPr>
+          <w:rFonts w:ascii="Times New Roman" w:hAnsi="Times New Roman" w:cs="Times New Roman"/>
+          <w:sz w:val="21"/>
+          <w:szCs w:val="21"/>
         </w:rPr>
       </w:pPr>
       <w:r>
         <w:rPr>
           <w:rFonts w:ascii="Times New Roman" w:hAnsi="Times New Roman" w:cs="Times New Roman"/>
-          <w:sz w:val="24"/>
-          <w:szCs w:val="24"/>
-        </w:rPr>
-        <w:t>Conducted key informant interviews and FGDs with clinical and data staff and checked data quality across HMIS tools and the EMR.</w:t>
+          <w:sz w:val="21"/>
+          <w:szCs w:val="21"/>
+        </w:rPr>
+        <w:t>Assessed facility readiness for Health Information Exchange and paperless viral load requests, reviewing UgandaEMR records against ART registers.</w:t>
       </w:r>
     </w:p>
     <w:p>
@@ -1356,21 +1266,20 @@
           <w:ilvl w:val="0"/>
           <w:numId w:val="10"/>
         </w:numPr>
-        <w:spacing w:after="0" w:line="360" w:lineRule="auto"/>
-        <w:jc w:val="both"/>
-        <w:rPr>
-          <w:rFonts w:ascii="Times New Roman" w:hAnsi="Times New Roman" w:cs="Times New Roman"/>
-          <w:sz w:val="24"/>
-          <w:szCs w:val="24"/>
+        <w:spacing w:after="0" w:line="240" w:lineRule="auto"/>
+        <w:rPr>
+          <w:rFonts w:ascii="Times New Roman" w:hAnsi="Times New Roman" w:cs="Times New Roman"/>
+          <w:sz w:val="21"/>
+          <w:szCs w:val="21"/>
         </w:rPr>
       </w:pPr>
       <w:r>
         <w:rPr>
           <w:rFonts w:ascii="Times New Roman" w:hAnsi="Times New Roman" w:cs="Times New Roman"/>
-          <w:sz w:val="24"/>
-          <w:szCs w:val="24"/>
-        </w:rPr>
-        <w:t>Documented practical constraints affecting EMR use such as DHIS2 knowledge, internet and power stability, and computer performance, and shared facility-level feedback at each visit.</w:t>
+          <w:sz w:val="21"/>
+          <w:szCs w:val="21"/>
+        </w:rPr>
+        <w:t>Conducted key informant interviews and FGDs with clinical and data staff and checked data quality across HMIS tools and the EMR.</w:t>
       </w:r>
     </w:p>
     <w:p>
@@ -1380,73 +1289,20 @@
           <w:ilvl w:val="0"/>
           <w:numId w:val="10"/>
         </w:numPr>
-        <w:spacing w:after="0" w:line="360" w:lineRule="auto"/>
-        <w:jc w:val="both"/>
-        <w:rPr>
-          <w:rFonts w:ascii="Times New Roman" w:hAnsi="Times New Roman" w:cs="Times New Roman"/>
-          <w:sz w:val="24"/>
-          <w:szCs w:val="24"/>
+        <w:spacing w:after="0" w:line="240" w:lineRule="auto"/>
+        <w:rPr>
+          <w:rFonts w:ascii="Times New Roman" w:hAnsi="Times New Roman" w:cs="Times New Roman"/>
+          <w:sz w:val="21"/>
+          <w:szCs w:val="21"/>
         </w:rPr>
       </w:pPr>
       <w:r>
         <w:rPr>
           <w:rFonts w:ascii="Times New Roman" w:hAnsi="Times New Roman" w:cs="Times New Roman"/>
-          <w:sz w:val="24"/>
-          <w:szCs w:val="24"/>
-        </w:rPr>
-        <w:t>Compiled progress and activity reports with safe back-up, storage, and transmission, and completed a 12-day assessment from 18 to 29 September 2023 within a seven-region exercise covering Kigezi, Ankole, Lango, Acholi, Busoga, Bugisu, and Karamoja.</w:t>
-      </w:r>
-    </w:p>
-    <w:p>
-      <w:pPr>
-        <w:spacing w:after="0" w:line="360" w:lineRule="auto"/>
-        <w:jc w:val="both"/>
-        <w:rPr>
-          <w:rFonts w:ascii="Times New Roman" w:hAnsi="Times New Roman" w:cs="Times New Roman"/>
-          <w:b/>
-          <w:sz w:val="24"/>
-          <w:szCs w:val="24"/>
-        </w:rPr>
-      </w:pPr>
-    </w:p>
-    <w:p>
-      <w:pPr>
-        <w:spacing w:after="0" w:line="360" w:lineRule="auto"/>
-        <w:jc w:val="both"/>
-        <w:rPr>
-          <w:rFonts w:ascii="Times New Roman" w:hAnsi="Times New Roman" w:cs="Times New Roman"/>
-          <w:sz w:val="24"/>
-          <w:szCs w:val="24"/>
-        </w:rPr>
-      </w:pPr>
-      <w:r>
-        <w:rPr>
-          <w:rFonts w:ascii="Times New Roman" w:hAnsi="Times New Roman" w:cs="Times New Roman"/>
-          <w:b/>
-          <w:sz w:val="24"/>
-          <w:szCs w:val="24"/>
-        </w:rPr>
-        <w:t>Research Associate, September 2021 - January 2023</w:t>
-      </w:r>
-    </w:p>
-    <w:p>
-      <w:pPr>
-        <w:spacing w:after="0" w:line="360" w:lineRule="auto"/>
-        <w:jc w:val="both"/>
-        <w:rPr>
-          <w:rFonts w:ascii="Times New Roman" w:hAnsi="Times New Roman" w:cs="Times New Roman"/>
-          <w:sz w:val="24"/>
-          <w:szCs w:val="24"/>
-        </w:rPr>
-      </w:pPr>
-      <w:r>
-        <w:rPr>
-          <w:rFonts w:ascii="Times New Roman" w:hAnsi="Times New Roman" w:cs="Times New Roman"/>
-          <w:i/>
-          <w:sz w:val="24"/>
-          <w:szCs w:val="24"/>
-        </w:rPr>
-        <w:t>Bronkar (U) Limited, Kampala, Uganda</w:t>
+          <w:sz w:val="21"/>
+          <w:szCs w:val="21"/>
+        </w:rPr>
+        <w:t>Documented constraints affecting EMR use - DHIS2 knowledge, internet and power stability, computer performance - and shared facility-level feedback at each visit.</w:t>
       </w:r>
     </w:p>
     <w:p>
@@ -1456,21 +1312,74 @@
           <w:ilvl w:val="0"/>
           <w:numId w:val="10"/>
         </w:numPr>
-        <w:spacing w:after="0" w:line="360" w:lineRule="auto"/>
-        <w:jc w:val="both"/>
-        <w:rPr>
-          <w:rFonts w:ascii="Times New Roman" w:hAnsi="Times New Roman" w:cs="Times New Roman"/>
-          <w:sz w:val="24"/>
-          <w:szCs w:val="24"/>
+        <w:spacing w:after="0" w:line="240" w:lineRule="auto"/>
+        <w:rPr>
+          <w:rFonts w:ascii="Times New Roman" w:hAnsi="Times New Roman" w:cs="Times New Roman"/>
+          <w:sz w:val="21"/>
+          <w:szCs w:val="21"/>
         </w:rPr>
       </w:pPr>
       <w:r>
         <w:rPr>
           <w:rFonts w:ascii="Times New Roman" w:hAnsi="Times New Roman" w:cs="Times New Roman"/>
-          <w:sz w:val="24"/>
-          <w:szCs w:val="24"/>
-        </w:rPr>
-        <w:t>Developed assignment workplans and tracked deliverables across research assignments.</w:t>
+          <w:sz w:val="21"/>
+          <w:szCs w:val="21"/>
+        </w:rPr>
+        <w:t>Compiled progress and activity reports with safe back-up and storage, completing a 12-day assessment in September 2023 within a seven-region exercise covering Kigezi, Ankole, Lango, Acholi, Busoga, Bugisu, and Karamoja.</w:t>
+      </w:r>
+    </w:p>
+    <w:p>
+      <w:pPr>
+        <w:spacing w:after="0" w:line="240" w:lineRule="auto"/>
+        <w:rPr>
+          <w:rFonts w:ascii="Times New Roman" w:hAnsi="Times New Roman" w:cs="Times New Roman"/>
+          <w:b/>
+          <w:sz w:val="2"/>
+          <w:szCs w:val="2"/>
+        </w:rPr>
+      </w:pPr>
+      <w:r>
+        <w:rPr>
+          <w:sz w:val="8"/>
+        </w:rPr>
+      </w:r>
+    </w:p>
+    <w:p>
+      <w:pPr>
+        <w:spacing w:after="0" w:line="240" w:lineRule="auto"/>
+        <w:rPr>
+          <w:rFonts w:ascii="Times New Roman" w:hAnsi="Times New Roman" w:cs="Times New Roman"/>
+          <w:sz w:val="21"/>
+          <w:szCs w:val="21"/>
+        </w:rPr>
+      </w:pPr>
+      <w:r>
+        <w:rPr>
+          <w:rFonts w:ascii="Times New Roman" w:hAnsi="Times New Roman" w:cs="Times New Roman"/>
+          <w:b/>
+          <w:sz w:val="21"/>
+          <w:szCs w:val="21"/>
+        </w:rPr>
+        <w:t>Research Associate, September 2021 - January 2023</w:t>
+      </w:r>
+    </w:p>
+    <w:p>
+      <w:pPr>
+        <w:spacing w:after="0" w:line="240" w:lineRule="auto"/>
+        <w:rPr>
+          <w:rFonts w:ascii="Times New Roman" w:hAnsi="Times New Roman" w:cs="Times New Roman"/>
+          <w:sz w:val="21"/>
+          <w:szCs w:val="21"/>
+        </w:rPr>
+      </w:pPr>
+      <w:r>
+        <w:rPr>
+          <w:rFonts w:ascii="Times New Roman" w:hAnsi="Times New Roman" w:cs="Times New Roman"/>
+          <w:i/>
+          <w:sz w:val="21"/>
+          <w:szCs w:val="21"/>
+        </w:rPr>
+        <w:t>Bronkar (U) Limited, Kampala, Uganda</w:t>
       </w:r>
     </w:p>
     <w:p>
@@ -1480,21 +1389,20 @@
           <w:ilvl w:val="0"/>
           <w:numId w:val="10"/>
         </w:numPr>
-        <w:spacing w:after="0" w:line="360" w:lineRule="auto"/>
-        <w:jc w:val="both"/>
-        <w:rPr>
-          <w:rFonts w:ascii="Times New Roman" w:hAnsi="Times New Roman" w:cs="Times New Roman"/>
-          <w:sz w:val="24"/>
-          <w:szCs w:val="24"/>
+        <w:spacing w:after="0" w:line="240" w:lineRule="auto"/>
+        <w:rPr>
+          <w:rFonts w:ascii="Times New Roman" w:hAnsi="Times New Roman" w:cs="Times New Roman"/>
+          <w:sz w:val="21"/>
+          <w:szCs w:val="21"/>
         </w:rPr>
       </w:pPr>
       <w:r>
         <w:rPr>
           <w:rFonts w:ascii="Times New Roman" w:hAnsi="Times New Roman" w:cs="Times New Roman"/>
-          <w:sz w:val="24"/>
-          <w:szCs w:val="24"/>
-        </w:rPr>
-        <w:t>Designed methodologies and survey tools for qualitative and quantitative collection.</w:t>
+          <w:sz w:val="21"/>
+          <w:szCs w:val="21"/>
+        </w:rPr>
+        <w:t>Developed assignment workplans and tracked deliverables across research assignments.</w:t>
       </w:r>
     </w:p>
     <w:p>
@@ -1504,21 +1412,20 @@
           <w:ilvl w:val="0"/>
           <w:numId w:val="10"/>
         </w:numPr>
-        <w:spacing w:after="0" w:line="360" w:lineRule="auto"/>
-        <w:jc w:val="both"/>
-        <w:rPr>
-          <w:rFonts w:ascii="Times New Roman" w:hAnsi="Times New Roman" w:cs="Times New Roman"/>
-          <w:sz w:val="24"/>
-          <w:szCs w:val="24"/>
+        <w:spacing w:after="0" w:line="240" w:lineRule="auto"/>
+        <w:rPr>
+          <w:rFonts w:ascii="Times New Roman" w:hAnsi="Times New Roman" w:cs="Times New Roman"/>
+          <w:sz w:val="21"/>
+          <w:szCs w:val="21"/>
         </w:rPr>
       </w:pPr>
       <w:r>
         <w:rPr>
           <w:rFonts w:ascii="Times New Roman" w:hAnsi="Times New Roman" w:cs="Times New Roman"/>
-          <w:sz w:val="24"/>
-          <w:szCs w:val="24"/>
-        </w:rPr>
-        <w:t>Trained enumerators and participated in field research including interviews and structured surveys.</w:t>
+          <w:sz w:val="21"/>
+          <w:szCs w:val="21"/>
+        </w:rPr>
+        <w:t>Designed methodologies and survey tools for qualitative and quantitative collection.</w:t>
       </w:r>
     </w:p>
     <w:p>
@@ -1528,54 +1435,20 @@
           <w:ilvl w:val="0"/>
           <w:numId w:val="10"/>
         </w:numPr>
-        <w:spacing w:after="0" w:line="360" w:lineRule="auto"/>
-        <w:jc w:val="both"/>
-        <w:rPr>
-          <w:rFonts w:ascii="Times New Roman" w:hAnsi="Times New Roman" w:cs="Times New Roman"/>
-          <w:sz w:val="24"/>
-          <w:szCs w:val="24"/>
+        <w:spacing w:after="0" w:line="240" w:lineRule="auto"/>
+        <w:rPr>
+          <w:rFonts w:ascii="Times New Roman" w:hAnsi="Times New Roman" w:cs="Times New Roman"/>
+          <w:sz w:val="21"/>
+          <w:szCs w:val="21"/>
         </w:rPr>
       </w:pPr>
       <w:r>
         <w:rPr>
           <w:rFonts w:ascii="Times New Roman" w:hAnsi="Times New Roman" w:cs="Times New Roman"/>
-          <w:sz w:val="24"/>
-          <w:szCs w:val="24"/>
-        </w:rPr>
-        <w:lastRenderedPageBreak/>
-        <w:t>Cleaned and analyzed survey data and prepared insights and conclusions for client reports and proposals.</w:t>
-      </w:r>
-    </w:p>
-    <w:p>
-      <w:pPr>
-        <w:spacing w:after="0" w:line="360" w:lineRule="auto"/>
-        <w:jc w:val="both"/>
-        <w:rPr>
-          <w:rFonts w:ascii="Times New Roman" w:hAnsi="Times New Roman" w:cs="Times New Roman"/>
-          <w:b/>
-          <w:sz w:val="24"/>
-          <w:szCs w:val="24"/>
-        </w:rPr>
-      </w:pPr>
-    </w:p>
-    <w:p>
-      <w:pPr>
-        <w:spacing w:after="0" w:line="360" w:lineRule="auto"/>
-        <w:jc w:val="both"/>
-        <w:rPr>
-          <w:rFonts w:ascii="Times New Roman" w:hAnsi="Times New Roman" w:cs="Times New Roman"/>
-          <w:sz w:val="24"/>
-          <w:szCs w:val="24"/>
-        </w:rPr>
-      </w:pPr>
-      <w:r>
-        <w:rPr>
-          <w:rFonts w:ascii="Times New Roman" w:hAnsi="Times New Roman" w:cs="Times New Roman"/>
-          <w:b/>
-          <w:sz w:val="24"/>
-          <w:szCs w:val="24"/>
-        </w:rPr>
-        <w:t>PORTFOLIO</w:t>
+          <w:sz w:val="21"/>
+          <w:szCs w:val="21"/>
+        </w:rPr>
+        <w:t>Trained enumerators and participated in field research including interviews and structured surveys.</w:t>
       </w:r>
     </w:p>
     <w:p>
@@ -1585,21 +1458,55 @@
           <w:ilvl w:val="0"/>
           <w:numId w:val="10"/>
         </w:numPr>
-        <w:spacing w:after="0" w:line="360" w:lineRule="auto"/>
-        <w:jc w:val="both"/>
-        <w:rPr>
-          <w:rFonts w:ascii="Times New Roman" w:hAnsi="Times New Roman" w:cs="Times New Roman"/>
-          <w:sz w:val="24"/>
-          <w:szCs w:val="24"/>
+        <w:spacing w:after="0" w:line="240" w:lineRule="auto"/>
+        <w:rPr>
+          <w:rFonts w:ascii="Times New Roman" w:hAnsi="Times New Roman" w:cs="Times New Roman"/>
+          <w:sz w:val="21"/>
+          <w:szCs w:val="21"/>
         </w:rPr>
       </w:pPr>
       <w:r>
         <w:rPr>
           <w:rFonts w:ascii="Times New Roman" w:hAnsi="Times New Roman" w:cs="Times New Roman"/>
-          <w:sz w:val="24"/>
-          <w:szCs w:val="24"/>
-        </w:rPr>
-        <w:t>GitHub and portfolio: github.com/mugarrajohnson and johnsonmugarra.com - repositories and contribution history, project write-ups, live D3.js analytics, and publications with DOIs.</w:t>
+          <w:sz w:val="21"/>
+          <w:szCs w:val="21"/>
+        </w:rPr>
+        <w:t>Cleaned and analyzed survey data and prepared insights and conclusions for client reports and proposals.</w:t>
+      </w:r>
+    </w:p>
+    <w:p>
+      <w:pPr>
+        <w:spacing w:after="0" w:line="240" w:lineRule="auto"/>
+        <w:rPr>
+          <w:rFonts w:ascii="Times New Roman" w:hAnsi="Times New Roman" w:cs="Times New Roman"/>
+          <w:b/>
+          <w:sz w:val="2"/>
+          <w:szCs w:val="2"/>
+        </w:rPr>
+      </w:pPr>
+      <w:r>
+        <w:rPr>
+          <w:sz w:val="8"/>
+        </w:rPr>
+      </w:r>
+    </w:p>
+    <w:p>
+      <w:pPr>
+        <w:spacing w:after="0" w:line="240" w:lineRule="auto"/>
+        <w:rPr>
+          <w:rFonts w:ascii="Times New Roman" w:hAnsi="Times New Roman" w:cs="Times New Roman"/>
+          <w:sz w:val="21"/>
+          <w:szCs w:val="21"/>
+        </w:rPr>
+      </w:pPr>
+      <w:r>
+        <w:rPr>
+          <w:rFonts w:ascii="Times New Roman" w:hAnsi="Times New Roman" w:cs="Times New Roman"/>
+          <w:b/>
+          <w:sz w:val="21"/>
+          <w:szCs w:val="21"/>
+        </w:rPr>
+        <w:t>PORTFOLIO</w:t>
       </w:r>
     </w:p>
     <w:p>
@@ -1609,21 +1516,20 @@
           <w:ilvl w:val="0"/>
           <w:numId w:val="10"/>
         </w:numPr>
-        <w:spacing w:after="0" w:line="360" w:lineRule="auto"/>
-        <w:jc w:val="both"/>
-        <w:rPr>
-          <w:rFonts w:ascii="Times New Roman" w:hAnsi="Times New Roman" w:cs="Times New Roman"/>
-          <w:sz w:val="24"/>
-          <w:szCs w:val="24"/>
+        <w:spacing w:after="0" w:line="240" w:lineRule="auto"/>
+        <w:rPr>
+          <w:rFonts w:ascii="Times New Roman" w:hAnsi="Times New Roman" w:cs="Times New Roman"/>
+          <w:sz w:val="21"/>
+          <w:szCs w:val="21"/>
         </w:rPr>
       </w:pPr>
       <w:r>
         <w:rPr>
           <w:rFonts w:ascii="Times New Roman" w:hAnsi="Times New Roman" w:cs="Times New Roman"/>
-          <w:sz w:val="24"/>
-          <w:szCs w:val="24"/>
-        </w:rPr>
-        <w:t>Vanilla forecasting: Prophet and ARIMA models combining NASA POWER climate data with field measurements; interactive harvest model on the website, presented nationally at Makerere in April 2025.</w:t>
+          <w:sz w:val="21"/>
+          <w:szCs w:val="21"/>
+        </w:rPr>
+        <w:t>GitHub and portfolio: github.com/mugarrajohnson and johnsonmugarra.com - repositories, project write-ups, live D3.js analytics, and publications with DOIs.</w:t>
       </w:r>
     </w:p>
     <w:p>
@@ -1633,21 +1539,20 @@
           <w:ilvl w:val="0"/>
           <w:numId w:val="10"/>
         </w:numPr>
-        <w:spacing w:after="0" w:line="360" w:lineRule="auto"/>
-        <w:jc w:val="both"/>
-        <w:rPr>
-          <w:rFonts w:ascii="Times New Roman" w:hAnsi="Times New Roman" w:cs="Times New Roman"/>
-          <w:sz w:val="24"/>
-          <w:szCs w:val="24"/>
+        <w:spacing w:after="0" w:line="240" w:lineRule="auto"/>
+        <w:rPr>
+          <w:rFonts w:ascii="Times New Roman" w:hAnsi="Times New Roman" w:cs="Times New Roman"/>
+          <w:sz w:val="21"/>
+          <w:szCs w:val="21"/>
         </w:rPr>
       </w:pPr>
       <w:r>
         <w:rPr>
           <w:rFonts w:ascii="Times New Roman" w:hAnsi="Times New Roman" w:cs="Times New Roman"/>
-          <w:sz w:val="24"/>
-          <w:szCs w:val="24"/>
-        </w:rPr>
-        <w:t>Farm data platform (Enimiro): seven scheduled Python and R pipelines moving SurveyCTO submissions into PostgreSQL, feeding Power BI and Looker dashboards; private, walk-through on request.</w:t>
+          <w:sz w:val="21"/>
+          <w:szCs w:val="21"/>
+        </w:rPr>
+        <w:t>Vanilla forecasting: Prophet and ARIMA models combining NASA POWER climate data with field measurements; interactive harvest model on the website, presented nationally at Makerere.</w:t>
       </w:r>
     </w:p>
     <w:p>
@@ -1657,171 +1562,190 @@
           <w:ilvl w:val="0"/>
           <w:numId w:val="10"/>
         </w:numPr>
-        <w:spacing w:after="0" w:line="360" w:lineRule="auto"/>
-        <w:jc w:val="both"/>
-        <w:rPr>
-          <w:rFonts w:ascii="Times New Roman" w:hAnsi="Times New Roman" w:cs="Times New Roman"/>
-          <w:sz w:val="24"/>
-          <w:szCs w:val="24"/>
+        <w:spacing w:after="0" w:line="240" w:lineRule="auto"/>
+        <w:rPr>
+          <w:rFonts w:ascii="Times New Roman" w:hAnsi="Times New Roman" w:cs="Times New Roman"/>
+          <w:sz w:val="21"/>
+          <w:szCs w:val="21"/>
         </w:rPr>
       </w:pPr>
       <w:r>
         <w:rPr>
           <w:rFonts w:ascii="Times New Roman" w:hAnsi="Times New Roman" w:cs="Times New Roman"/>
-          <w:sz w:val="24"/>
-          <w:szCs w:val="24"/>
+          <w:sz w:val="21"/>
+          <w:szCs w:val="21"/>
+        </w:rPr>
+        <w:t>Farm data platform (Enimiro): seven scheduled Python and R pipelines moving SurveyCTO submissions into PostgreSQL, feeding Power BI and Looker dashboards; private, walk-through on request.</w:t>
+      </w:r>
+    </w:p>
+    <w:p>
+      <w:pPr>
+        <w:pStyle w:val="ListParagraph"/>
+        <w:numPr>
+          <w:ilvl w:val="0"/>
+          <w:numId w:val="10"/>
+        </w:numPr>
+        <w:spacing w:after="0" w:line="240" w:lineRule="auto"/>
+        <w:rPr>
+          <w:rFonts w:ascii="Times New Roman" w:hAnsi="Times New Roman" w:cs="Times New Roman"/>
+          <w:sz w:val="21"/>
+          <w:szCs w:val="21"/>
+        </w:rPr>
+      </w:pPr>
+      <w:r>
+        <w:rPr>
+          <w:rFonts w:ascii="Times New Roman" w:hAnsi="Times New Roman" w:cs="Times New Roman"/>
+          <w:sz w:val="21"/>
+          <w:szCs w:val="21"/>
         </w:rPr>
         <w:t>Automated evaluation pipeline: Python ingestion, cleaning, and report generation turning recurring evaluation cycles into one rerunnable run.</w:t>
       </w:r>
     </w:p>
     <w:p>
       <w:pPr>
-        <w:spacing w:after="0" w:line="360" w:lineRule="auto"/>
-        <w:jc w:val="both"/>
-        <w:rPr>
-          <w:rFonts w:ascii="Times New Roman" w:hAnsi="Times New Roman" w:cs="Times New Roman"/>
-          <w:sz w:val="24"/>
-          <w:szCs w:val="24"/>
+        <w:spacing w:after="0" w:line="240" w:lineRule="auto"/>
+        <w:rPr>
+          <w:rFonts w:ascii="Times New Roman" w:hAnsi="Times New Roman" w:cs="Times New Roman"/>
+          <w:sz w:val="21"/>
+          <w:szCs w:val="21"/>
         </w:rPr>
       </w:pPr>
       <w:r>
         <w:rPr>
           <w:rFonts w:ascii="Times New Roman" w:hAnsi="Times New Roman" w:cs="Times New Roman"/>
           <w:b/>
-          <w:sz w:val="24"/>
-          <w:szCs w:val="24"/>
+          <w:sz w:val="21"/>
+          <w:szCs w:val="21"/>
         </w:rPr>
         <w:t>EDUCATION</w:t>
       </w:r>
     </w:p>
     <w:p>
       <w:pPr>
-        <w:spacing w:after="0" w:line="360" w:lineRule="auto"/>
-        <w:jc w:val="both"/>
-        <w:rPr>
-          <w:rFonts w:ascii="Times New Roman" w:hAnsi="Times New Roman" w:cs="Times New Roman"/>
-          <w:sz w:val="24"/>
-          <w:szCs w:val="24"/>
+        <w:spacing w:after="0" w:line="240" w:lineRule="auto"/>
+        <w:rPr>
+          <w:rFonts w:ascii="Times New Roman" w:hAnsi="Times New Roman" w:cs="Times New Roman"/>
+          <w:sz w:val="21"/>
+          <w:szCs w:val="21"/>
         </w:rPr>
       </w:pPr>
       <w:r>
         <w:rPr>
           <w:rFonts w:ascii="Times New Roman" w:hAnsi="Times New Roman" w:cs="Times New Roman"/>
           <w:b/>
-          <w:sz w:val="24"/>
-          <w:szCs w:val="24"/>
+          <w:sz w:val="21"/>
+          <w:szCs w:val="21"/>
         </w:rPr>
         <w:t>M.Sc. Data Science, September 2022 - October 2024</w:t>
       </w:r>
     </w:p>
     <w:p>
       <w:pPr>
-        <w:spacing w:after="0" w:line="360" w:lineRule="auto"/>
-        <w:jc w:val="both"/>
-        <w:rPr>
-          <w:rFonts w:ascii="Times New Roman" w:hAnsi="Times New Roman" w:cs="Times New Roman"/>
-          <w:sz w:val="24"/>
-          <w:szCs w:val="24"/>
+        <w:spacing w:after="0" w:line="240" w:lineRule="auto"/>
+        <w:rPr>
+          <w:rFonts w:ascii="Times New Roman" w:hAnsi="Times New Roman" w:cs="Times New Roman"/>
+          <w:sz w:val="21"/>
+          <w:szCs w:val="21"/>
         </w:rPr>
       </w:pPr>
       <w:r>
         <w:rPr>
           <w:rFonts w:ascii="Times New Roman" w:hAnsi="Times New Roman" w:cs="Times New Roman"/>
           <w:i/>
-          <w:sz w:val="24"/>
-          <w:szCs w:val="24"/>
+          <w:sz w:val="21"/>
+          <w:szCs w:val="21"/>
         </w:rPr>
         <w:t>Manipal Academy of Higher Education (MAHE), Karnataka, India</w:t>
       </w:r>
     </w:p>
     <w:p>
       <w:pPr>
-        <w:spacing w:after="0" w:line="360" w:lineRule="auto"/>
-        <w:jc w:val="both"/>
-        <w:rPr>
-          <w:rFonts w:ascii="Times New Roman" w:hAnsi="Times New Roman" w:cs="Times New Roman"/>
-          <w:sz w:val="24"/>
-          <w:szCs w:val="24"/>
+        <w:spacing w:after="0" w:line="240" w:lineRule="auto"/>
+        <w:rPr>
+          <w:rFonts w:ascii="Times New Roman" w:hAnsi="Times New Roman" w:cs="Times New Roman"/>
+          <w:sz w:val="21"/>
+          <w:szCs w:val="21"/>
         </w:rPr>
       </w:pPr>
       <w:r>
         <w:rPr>
           <w:rFonts w:ascii="Times New Roman" w:hAnsi="Times New Roman" w:cs="Times New Roman"/>
           <w:i/>
-          <w:sz w:val="24"/>
-          <w:szCs w:val="24"/>
+          <w:sz w:val="21"/>
+          <w:szCs w:val="21"/>
         </w:rPr>
         <w:t>Coursework: Machine Learning, Deep Learning, Predictive Analytics, Time-Series Forecasting</w:t>
       </w:r>
     </w:p>
     <w:p>
       <w:pPr>
-        <w:spacing w:after="0" w:line="360" w:lineRule="auto"/>
-        <w:jc w:val="both"/>
-        <w:rPr>
-          <w:rFonts w:ascii="Times New Roman" w:hAnsi="Times New Roman" w:cs="Times New Roman"/>
-          <w:sz w:val="24"/>
-          <w:szCs w:val="24"/>
+        <w:spacing w:after="0" w:line="240" w:lineRule="auto"/>
+        <w:rPr>
+          <w:rFonts w:ascii="Times New Roman" w:hAnsi="Times New Roman" w:cs="Times New Roman"/>
+          <w:sz w:val="21"/>
+          <w:szCs w:val="21"/>
         </w:rPr>
       </w:pPr>
       <w:r>
         <w:rPr>
           <w:rFonts w:ascii="Times New Roman" w:hAnsi="Times New Roman" w:cs="Times New Roman"/>
           <w:b/>
-          <w:sz w:val="24"/>
-          <w:szCs w:val="24"/>
+          <w:sz w:val="21"/>
+          <w:szCs w:val="21"/>
         </w:rPr>
         <w:t>B.Sc. Agricultural Science, September 2016 - May 2021</w:t>
       </w:r>
     </w:p>
     <w:p>
       <w:pPr>
-        <w:spacing w:after="0" w:line="360" w:lineRule="auto"/>
-        <w:jc w:val="both"/>
-        <w:rPr>
-          <w:rFonts w:ascii="Times New Roman" w:hAnsi="Times New Roman" w:cs="Times New Roman"/>
-          <w:sz w:val="24"/>
-          <w:szCs w:val="24"/>
+        <w:spacing w:after="0" w:line="240" w:lineRule="auto"/>
+        <w:rPr>
+          <w:rFonts w:ascii="Times New Roman" w:hAnsi="Times New Roman" w:cs="Times New Roman"/>
+          <w:sz w:val="21"/>
+          <w:szCs w:val="21"/>
         </w:rPr>
       </w:pPr>
       <w:r>
         <w:rPr>
           <w:rFonts w:ascii="Times New Roman" w:hAnsi="Times New Roman" w:cs="Times New Roman"/>
           <w:i/>
-          <w:sz w:val="24"/>
-          <w:szCs w:val="24"/>
+          <w:sz w:val="21"/>
+          <w:szCs w:val="21"/>
         </w:rPr>
         <w:t>Makerere University, Kampala, Uganda</w:t>
       </w:r>
     </w:p>
     <w:p>
       <w:pPr>
-        <w:spacing w:after="0" w:line="360" w:lineRule="auto"/>
-        <w:jc w:val="both"/>
+        <w:spacing w:after="0" w:line="240" w:lineRule="auto"/>
         <w:rPr>
           <w:rFonts w:ascii="Times New Roman" w:hAnsi="Times New Roman" w:cs="Times New Roman"/>
           <w:b/>
-          <w:sz w:val="24"/>
-          <w:szCs w:val="24"/>
-        </w:rPr>
-      </w:pPr>
+          <w:sz w:val="2"/>
+          <w:szCs w:val="2"/>
+        </w:rPr>
+      </w:pPr>
+      <w:r>
+        <w:rPr>
+          <w:sz w:val="8"/>
+        </w:rPr>
+      </w:r>
     </w:p>
     <w:p>
       <w:pPr>
-        <w:spacing w:after="0" w:line="360" w:lineRule="auto"/>
-        <w:jc w:val="both"/>
-        <w:rPr>
-          <w:rFonts w:ascii="Times New Roman" w:hAnsi="Times New Roman" w:cs="Times New Roman"/>
-          <w:sz w:val="24"/>
-          <w:szCs w:val="24"/>
+        <w:spacing w:after="0" w:line="240" w:lineRule="auto"/>
+        <w:rPr>
+          <w:rFonts w:ascii="Times New Roman" w:hAnsi="Times New Roman" w:cs="Times New Roman"/>
+          <w:sz w:val="21"/>
+          <w:szCs w:val="21"/>
         </w:rPr>
       </w:pPr>
       <w:r>
         <w:rPr>
           <w:rFonts w:ascii="Times New Roman" w:hAnsi="Times New Roman" w:cs="Times New Roman"/>
           <w:b/>
-          <w:sz w:val="24"/>
-          <w:szCs w:val="24"/>
+          <w:sz w:val="21"/>
+          <w:szCs w:val="21"/>
         </w:rPr>
         <w:t>CERTIFICATIONS</w:t>
       </w:r>
@@ -1829,23 +1753,18 @@
     <w:p>
       <w:pPr>
         <w:pStyle w:val="ListParagraph"/>
-        <w:numPr>
-          <w:ilvl w:val="0"/>
-          <w:numId w:val="14"/>
-        </w:numPr>
-        <w:spacing w:after="0" w:line="360" w:lineRule="auto"/>
-        <w:jc w:val="both"/>
-        <w:rPr>
-          <w:rFonts w:ascii="Times New Roman" w:hAnsi="Times New Roman" w:cs="Times New Roman"/>
-          <w:sz w:val="24"/>
-          <w:szCs w:val="24"/>
+        <w:spacing w:after="0" w:line="240" w:lineRule="auto"/>
+        <w:rPr>
+          <w:rFonts w:ascii="Times New Roman" w:hAnsi="Times New Roman" w:cs="Times New Roman"/>
+          <w:sz w:val="21"/>
+          <w:szCs w:val="21"/>
         </w:rPr>
       </w:pPr>
       <w:r>
         <w:rPr>
           <w:rFonts w:ascii="Times New Roman" w:hAnsi="Times New Roman" w:cs="Times New Roman"/>
-          <w:sz w:val="24"/>
-          <w:szCs w:val="24"/>
+          <w:sz w:val="21"/>
+          <w:szCs w:val="21"/>
         </w:rPr>
         <w:t>SAS Certified Statistical Business Analyst</w:t>
       </w:r>
@@ -1853,23 +1772,18 @@
     <w:p>
       <w:pPr>
         <w:pStyle w:val="ListParagraph"/>
-        <w:numPr>
-          <w:ilvl w:val="0"/>
-          <w:numId w:val="14"/>
-        </w:numPr>
-        <w:spacing w:after="0" w:line="360" w:lineRule="auto"/>
-        <w:jc w:val="both"/>
-        <w:rPr>
-          <w:rFonts w:ascii="Times New Roman" w:hAnsi="Times New Roman" w:cs="Times New Roman"/>
-          <w:sz w:val="24"/>
-          <w:szCs w:val="24"/>
+        <w:spacing w:after="0" w:line="240" w:lineRule="auto"/>
+        <w:rPr>
+          <w:rFonts w:ascii="Times New Roman" w:hAnsi="Times New Roman" w:cs="Times New Roman"/>
+          <w:sz w:val="21"/>
+          <w:szCs w:val="21"/>
         </w:rPr>
       </w:pPr>
       <w:r>
         <w:rPr>
           <w:rFonts w:ascii="Times New Roman" w:hAnsi="Times New Roman" w:cs="Times New Roman"/>
-          <w:sz w:val="24"/>
-          <w:szCs w:val="24"/>
+          <w:sz w:val="21"/>
+          <w:szCs w:val="21"/>
         </w:rPr>
         <w:t>Microsoft Certified: Power BI Data Analyst Associate</w:t>
       </w:r>
@@ -1877,23 +1791,18 @@
     <w:p>
       <w:pPr>
         <w:pStyle w:val="ListParagraph"/>
-        <w:numPr>
-          <w:ilvl w:val="0"/>
-          <w:numId w:val="14"/>
-        </w:numPr>
-        <w:spacing w:after="0" w:line="360" w:lineRule="auto"/>
-        <w:jc w:val="both"/>
-        <w:rPr>
-          <w:rFonts w:ascii="Times New Roman" w:hAnsi="Times New Roman" w:cs="Times New Roman"/>
-          <w:sz w:val="24"/>
-          <w:szCs w:val="24"/>
+        <w:spacing w:after="0" w:line="240" w:lineRule="auto"/>
+        <w:rPr>
+          <w:rFonts w:ascii="Times New Roman" w:hAnsi="Times New Roman" w:cs="Times New Roman"/>
+          <w:sz w:val="21"/>
+          <w:szCs w:val="21"/>
         </w:rPr>
       </w:pPr>
       <w:r>
         <w:rPr>
           <w:rFonts w:ascii="Times New Roman" w:hAnsi="Times New Roman" w:cs="Times New Roman"/>
-          <w:sz w:val="24"/>
-          <w:szCs w:val="24"/>
+          <w:sz w:val="21"/>
+          <w:szCs w:val="21"/>
         </w:rPr>
         <w:t>Tableau Desktop Specialist</w:t>
       </w:r>
@@ -1901,23 +1810,18 @@
     <w:p>
       <w:pPr>
         <w:pStyle w:val="ListParagraph"/>
-        <w:numPr>
-          <w:ilvl w:val="0"/>
-          <w:numId w:val="14"/>
-        </w:numPr>
-        <w:spacing w:after="0" w:line="360" w:lineRule="auto"/>
-        <w:jc w:val="both"/>
-        <w:rPr>
-          <w:rFonts w:ascii="Times New Roman" w:hAnsi="Times New Roman" w:cs="Times New Roman"/>
-          <w:sz w:val="24"/>
-          <w:szCs w:val="24"/>
+        <w:spacing w:after="0" w:line="240" w:lineRule="auto"/>
+        <w:rPr>
+          <w:rFonts w:ascii="Times New Roman" w:hAnsi="Times New Roman" w:cs="Times New Roman"/>
+          <w:sz w:val="21"/>
+          <w:szCs w:val="21"/>
         </w:rPr>
       </w:pPr>
       <w:r>
         <w:rPr>
           <w:rFonts w:ascii="Times New Roman" w:hAnsi="Times New Roman" w:cs="Times New Roman"/>
-          <w:sz w:val="24"/>
-          <w:szCs w:val="24"/>
+          <w:sz w:val="21"/>
+          <w:szCs w:val="21"/>
         </w:rPr>
         <w:t>Google Project Management Certificate</w:t>
       </w:r>
@@ -1925,56 +1829,54 @@
     <w:p>
       <w:pPr>
         <w:pStyle w:val="ListParagraph"/>
-        <w:numPr>
-          <w:ilvl w:val="0"/>
-          <w:numId w:val="14"/>
-        </w:numPr>
-        <w:spacing w:after="0" w:line="360" w:lineRule="auto"/>
-        <w:jc w:val="both"/>
-        <w:rPr>
-          <w:rFonts w:ascii="Times New Roman" w:hAnsi="Times New Roman" w:cs="Times New Roman"/>
-          <w:sz w:val="24"/>
-          <w:szCs w:val="24"/>
+        <w:spacing w:after="0" w:line="240" w:lineRule="auto"/>
+        <w:rPr>
+          <w:rFonts w:ascii="Times New Roman" w:hAnsi="Times New Roman" w:cs="Times New Roman"/>
+          <w:sz w:val="21"/>
+          <w:szCs w:val="21"/>
         </w:rPr>
       </w:pPr>
       <w:r>
         <w:rPr>
           <w:rFonts w:ascii="Times New Roman" w:hAnsi="Times New Roman" w:cs="Times New Roman"/>
-          <w:sz w:val="24"/>
-          <w:szCs w:val="24"/>
+          <w:sz w:val="21"/>
+          <w:szCs w:val="21"/>
         </w:rPr>
         <w:t>Human Subjects Research (CITI)</w:t>
       </w:r>
     </w:p>
     <w:p>
       <w:pPr>
-        <w:spacing w:after="0" w:line="360" w:lineRule="auto"/>
-        <w:jc w:val="both"/>
+        <w:spacing w:after="0" w:line="240" w:lineRule="auto"/>
         <w:rPr>
           <w:rFonts w:ascii="Times New Roman" w:hAnsi="Times New Roman" w:cs="Times New Roman"/>
           <w:b/>
-          <w:sz w:val="24"/>
-          <w:szCs w:val="24"/>
-        </w:rPr>
-      </w:pPr>
+          <w:sz w:val="2"/>
+          <w:szCs w:val="2"/>
+        </w:rPr>
+      </w:pPr>
+      <w:r>
+        <w:rPr>
+          <w:sz w:val="8"/>
+        </w:rPr>
+      </w:r>
     </w:p>
     <w:p>
       <w:pPr>
+        <w:spacing w:after="0" w:line="240" w:lineRule="auto"/>
+        <w:rPr>
+          <w:rFonts w:ascii="Times New Roman" w:hAnsi="Times New Roman" w:cs="Times New Roman"/>
+          <w:sz w:val="21"/>
+          <w:szCs w:val="21"/>
+        </w:rPr>
         <w:keepNext/>
-        <w:spacing w:after="0" w:line="360" w:lineRule="auto"/>
-        <w:jc w:val="both"/>
-        <w:rPr>
-          <w:rFonts w:ascii="Times New Roman" w:hAnsi="Times New Roman" w:cs="Times New Roman"/>
-          <w:sz w:val="24"/>
-          <w:szCs w:val="24"/>
-        </w:rPr>
       </w:pPr>
       <w:r>
         <w:rPr>
           <w:rFonts w:ascii="Times New Roman" w:hAnsi="Times New Roman" w:cs="Times New Roman"/>
           <w:b/>
-          <w:sz w:val="24"/>
-          <w:szCs w:val="24"/>
+          <w:sz w:val="21"/>
+          <w:szCs w:val="21"/>
         </w:rPr>
         <w:t>REFERENCE</w:t>
       </w:r>
@@ -1986,19 +1888,18 @@
           <w:ilvl w:val="0"/>
           <w:numId w:val="13"/>
         </w:numPr>
-        <w:spacing w:after="0" w:line="360" w:lineRule="auto"/>
-        <w:jc w:val="both"/>
-        <w:rPr>
-          <w:rFonts w:ascii="Times New Roman" w:hAnsi="Times New Roman" w:cs="Times New Roman"/>
-          <w:sz w:val="24"/>
-          <w:szCs w:val="24"/>
+        <w:spacing w:after="0" w:line="240" w:lineRule="auto"/>
+        <w:rPr>
+          <w:rFonts w:ascii="Times New Roman" w:hAnsi="Times New Roman" w:cs="Times New Roman"/>
+          <w:sz w:val="21"/>
+          <w:szCs w:val="21"/>
         </w:rPr>
       </w:pPr>
       <w:r>
         <w:rPr>
           <w:rFonts w:ascii="Times New Roman" w:hAnsi="Times New Roman" w:cs="Times New Roman"/>
-          <w:sz w:val="24"/>
-          <w:szCs w:val="24"/>
+          <w:sz w:val="21"/>
+          <w:szCs w:val="21"/>
         </w:rPr>
         <w:t>Available on request.</w:t>
       </w:r>
@@ -2413,119 +2314,6 @@
     </w:lvl>
   </w:abstractNum>
   <w:abstractNum w:abstractNumId="11" w15:restartNumberingAfterBreak="0">
-    <w:nsid w:val="1F63453B"/>
-    <w:multiLevelType w:val="hybridMultilevel"/>
-    <w:tmpl w:val="3B548FE4"/>
-    <w:lvl w:ilvl="0" w:tplc="04090001">
-      <w:start w:val="1"/>
-      <w:numFmt w:val="bullet"/>
-      <w:lvlText w:val=""/>
-      <w:lvlJc w:val="left"/>
-      <w:pPr>
-        <w:ind w:left="360" w:hanging="360"/>
-      </w:pPr>
-      <w:rPr>
-        <w:rFonts w:ascii="Symbol" w:hAnsi="Symbol" w:hint="default"/>
-      </w:rPr>
-    </w:lvl>
-    <w:lvl w:ilvl="1" w:tplc="04090003" w:tentative="1">
-      <w:start w:val="1"/>
-      <w:numFmt w:val="bullet"/>
-      <w:lvlText w:val="o"/>
-      <w:lvlJc w:val="left"/>
-      <w:pPr>
-        <w:ind w:left="1080" w:hanging="360"/>
-      </w:pPr>
-      <w:rPr>
-        <w:rFonts w:ascii="Courier New" w:hAnsi="Courier New" w:hint="default"/>
-      </w:rPr>
-    </w:lvl>
-    <w:lvl w:ilvl="2" w:tplc="04090005" w:tentative="1">
-      <w:start w:val="1"/>
-      <w:numFmt w:val="bullet"/>
-      <w:lvlText w:val=""/>
-      <w:lvlJc w:val="left"/>
-      <w:pPr>
-        <w:ind w:left="1800" w:hanging="360"/>
-      </w:pPr>
-      <w:rPr>
-        <w:rFonts w:ascii="Wingdings" w:hAnsi="Wingdings" w:hint="default"/>
-      </w:rPr>
-    </w:lvl>
-    <w:lvl w:ilvl="3" w:tplc="04090001" w:tentative="1">
-      <w:start w:val="1"/>
-      <w:numFmt w:val="bullet"/>
-      <w:lvlText w:val=""/>
-      <w:lvlJc w:val="left"/>
-      <w:pPr>
-        <w:ind w:left="2520" w:hanging="360"/>
-      </w:pPr>
-      <w:rPr>
-        <w:rFonts w:ascii="Symbol" w:hAnsi="Symbol" w:hint="default"/>
-      </w:rPr>
-    </w:lvl>
-    <w:lvl w:ilvl="4" w:tplc="04090003" w:tentative="1">
-      <w:start w:val="1"/>
-      <w:numFmt w:val="bullet"/>
-      <w:lvlText w:val="o"/>
-      <w:lvlJc w:val="left"/>
-      <w:pPr>
-        <w:ind w:left="3240" w:hanging="360"/>
-      </w:pPr>
-      <w:rPr>
-        <w:rFonts w:ascii="Courier New" w:hAnsi="Courier New" w:hint="default"/>
-      </w:rPr>
-    </w:lvl>
-    <w:lvl w:ilvl="5" w:tplc="04090005" w:tentative="1">
-      <w:start w:val="1"/>
-      <w:numFmt w:val="bullet"/>
-      <w:lvlText w:val=""/>
-      <w:lvlJc w:val="left"/>
-      <w:pPr>
-        <w:ind w:left="3960" w:hanging="360"/>
-      </w:pPr>
-      <w:rPr>
-        <w:rFonts w:ascii="Wingdings" w:hAnsi="Wingdings" w:hint="default"/>
-      </w:rPr>
-    </w:lvl>
-    <w:lvl w:ilvl="6" w:tplc="04090001" w:tentative="1">
-      <w:start w:val="1"/>
-      <w:numFmt w:val="bullet"/>
-      <w:lvlText w:val=""/>
-      <w:lvlJc w:val="left"/>
-      <w:pPr>
-        <w:ind w:left="4680" w:hanging="360"/>
-      </w:pPr>
-      <w:rPr>
-        <w:rFonts w:ascii="Symbol" w:hAnsi="Symbol" w:hint="default"/>
-      </w:rPr>
-    </w:lvl>
-    <w:lvl w:ilvl="7" w:tplc="04090003" w:tentative="1">
-      <w:start w:val="1"/>
-      <w:numFmt w:val="bullet"/>
-      <w:lvlText w:val="o"/>
-      <w:lvlJc w:val="left"/>
-      <w:pPr>
-        <w:ind w:left="5400" w:hanging="360"/>
-      </w:pPr>
-      <w:rPr>
-        <w:rFonts w:ascii="Courier New" w:hAnsi="Courier New" w:hint="default"/>
-      </w:rPr>
-    </w:lvl>
-    <w:lvl w:ilvl="8" w:tplc="04090005" w:tentative="1">
-      <w:start w:val="1"/>
-      <w:numFmt w:val="bullet"/>
-      <w:lvlText w:val=""/>
-      <w:lvlJc w:val="left"/>
-      <w:pPr>
-        <w:ind w:left="6120" w:hanging="360"/>
-      </w:pPr>
-      <w:rPr>
-        <w:rFonts w:ascii="Wingdings" w:hAnsi="Wingdings" w:hint="default"/>
-      </w:rPr>
-    </w:lvl>
-  </w:abstractNum>
-  <w:abstractNum w:abstractNumId="12" w15:restartNumberingAfterBreak="0">
     <w:nsid w:val="216C535D"/>
     <w:multiLevelType w:val="hybridMultilevel"/>
     <w:tmpl w:val="96EAF72E"/>
@@ -2638,7 +2426,7 @@
       </w:rPr>
     </w:lvl>
   </w:abstractNum>
-  <w:abstractNum w:abstractNumId="13" w15:restartNumberingAfterBreak="0">
+  <w:abstractNum w:abstractNumId="12" w15:restartNumberingAfterBreak="0">
     <w:nsid w:val="414D6CD6"/>
     <w:multiLevelType w:val="hybridMultilevel"/>
     <w:tmpl w:val="41BAF08A"/>
@@ -2779,19 +2567,16 @@
     <w:abstractNumId w:val="0"/>
   </w:num>
   <w:num w:numId="10" w16cid:durableId="2071224630">
-    <w:abstractNumId w:val="12"/>
+    <w:abstractNumId w:val="11"/>
   </w:num>
   <w:num w:numId="11" w16cid:durableId="589240996">
-    <w:abstractNumId w:val="13"/>
+    <w:abstractNumId w:val="12"/>
   </w:num>
   <w:num w:numId="12" w16cid:durableId="1598514963">
     <w:abstractNumId w:val="9"/>
   </w:num>
   <w:num w:numId="13" w16cid:durableId="1075518739">
     <w:abstractNumId w:val="10"/>
-  </w:num>
-  <w:num w:numId="14" w16cid:durableId="834801244">
-    <w:abstractNumId w:val="11"/>
   </w:num>
 </w:numbering>
 </file>

--- a/CV_Johnson_Mugarra_Standard.docx
+++ b/CV_Johnson_Mugarra_Standard.docx
@@ -38,7 +38,7 @@
           <w:sz w:val="21"/>
           <w:szCs w:val="21"/>
         </w:rPr>
-        <w:t>Data Scientist, Research and Data Consultant, Technical Lead Consultant</w:t>
+        <w:t>Data Scientist and Research Consultant</w:t>
       </w:r>
     </w:p>
     <w:p>
@@ -57,7 +57,7 @@
           <w:sz w:val="21"/>
           <w:szCs w:val="21"/>
         </w:rPr>
-        <w:t>Kampala, Uganda, +256 777 108 405, johnsonmugarra@yahoo.com, johnsonmugarra.com, github.com/mugarrajohnson</w:t>
+        <w:t>Kampala, Uganda, +256 702 860 815, johnsonmugarra@yahoo.com, johnsonmugarra.com, github.com/mugarrajohnson</w:t>
       </w:r>
     </w:p>
     <w:p>
@@ -110,7 +110,7 @@
           <w:sz w:val="21"/>
           <w:szCs w:val="21"/>
         </w:rPr>
-        <w:t>Data scientist and research consultant with an M.Sc. in Data Science and five years turning field and operational data into decisions across East Africa. At Enimiro I design studies - child labour, living income, pollination - and build the pipelines, dashboards, and yield models behind them. At the Center for Research and Communication I coordinate proposals and provide technical leadership for evaluations covering design, sampling, tools, data quality, analysis, and reporting. Earlier roles cover vanilla value-chain forecasting with Makerere University and MAAIF, process evaluation at IPA, and field research for USAID SITES.</w:t>
+        <w:t>Data scientist and research consultant with an M.Sc. in Data Science and six years working with field and operational data across East Africa. At Enimiro I design studies (child labor, living income, pollination) and build the pipelines, dashboards, and yield models behind them. At the Center for Research and Communication I coordinate proposals and lead the technical work on evaluations covering design, sampling, tools, data quality, analysis, and reporting. Earlier roles cover vanilla value-chain forecasting with Makerere University and MAAIF, process evaluation at IPA, and field research for USAID SITES.</w:t>
       </w:r>
     </w:p>
     <w:p>
@@ -213,7 +213,7 @@
           <w:sz w:val="21"/>
           <w:szCs w:val="21"/>
         </w:rPr>
-        <w:t>Data collection and quality: questionnaires, tablet-based collection, enumerator training and supervision, validation, back-up and documentation</w:t>
+        <w:t>Data collection and quality: questionnaires, tablet-based collection, enumerator training and supervision, validation, backup and documentation</w:t>
       </w:r>
     </w:p>
     <w:p>
@@ -236,7 +236,7 @@
           <w:sz w:val="21"/>
           <w:szCs w:val="21"/>
         </w:rPr>
-        <w:t>Visualization and reporting: Power BI, Tableau, dashboards, donor-ready reports</w:t>
+        <w:t>Visualization and reporting: Power BI, Tableau, dashboards, reports for donors and management</w:t>
       </w:r>
     </w:p>
     <w:p>
@@ -282,7 +282,7 @@
           <w:sz w:val="21"/>
           <w:szCs w:val="21"/>
         </w:rPr>
-        <w:t>Machine learning and AI: scikit-learn, time-series forecasting, neural networks and CNNs in TensorFlow and PyTorch, and daily AI tooling for cleaning, code, and drafting with outputs verified by hand</w:t>
+        <w:t>Machine learning and AI: scikit-learn, time-series forecasting, neural networks and CNNs in TensorFlow and PyTorch, and daily use of AI tools for cleaning data, writing code, and drafting, with the output checked by hand</w:t>
       </w:r>
     </w:p>
     <w:p>
@@ -353,7 +353,7 @@
           <w:sz w:val="21"/>
           <w:szCs w:val="21"/>
         </w:rPr>
-        <w:t>methodologies and work plans, budgeting, quality assurance</w:t>
+        <w:t>methods and work plans, budgeting, quality assurance</w:t>
       </w:r>
     </w:p>
     <w:p>
@@ -557,7 +557,7 @@
           <w:sz w:val="21"/>
           <w:szCs w:val="21"/>
         </w:rPr>
-        <w:t>Designed studies end to end - proposal, methodology, instruments, analysis - including the child labour study, the living income study against Anker benchmarks, pollination and maturity modules, and the M&amp;E measurement plan.</w:t>
+        <w:t>Designed studies from proposal to analysis, including the child labor study, the living income study against Anker benchmarks, pollination and maturity modules, and the M&amp;E measurement plan.</w:t>
       </w:r>
     </w:p>
     <w:p>
@@ -626,7 +626,7 @@
           <w:sz w:val="21"/>
           <w:szCs w:val="21"/>
         </w:rPr>
-        <w:t>Ran statistical and trend checks to flag risks and opportunities and translated findings into training manuals and field guidance for staff.</w:t>
+        <w:t>Ran statistical and trend checks to flag problems, and turned findings into training manuals and field guidance for staff.</w:t>
       </w:r>
     </w:p>
     <w:p>
@@ -649,7 +649,7 @@
           <w:sz w:val="21"/>
           <w:szCs w:val="21"/>
         </w:rPr>
-        <w:t>Directed the data and M&amp;E workstream: built the M&amp;E measurement plan and monitoring toolkit (KPI dashboards, tier trackers, review packs) used across 19 district playbooks, and project-managed the field-extension restructuring from concept note to roll-out.</w:t>
+        <w:t>Directed the data and M&amp;E workstream: built the M&amp;E measurement plan and monitoring toolkit (KPI dashboards, tier trackers, review packs) used across 19 district playbooks, and managed the field-extension restructuring from concept note to roll-out.</w:t>
       </w:r>
     </w:p>
     <w:p>
@@ -749,7 +749,7 @@
           <w:sz w:val="21"/>
           <w:szCs w:val="21"/>
         </w:rPr>
-        <w:t>Reviewed client requirements and evaluation criteria to shape proposal strategy and coordinated specialist inputs against deadlines.</w:t>
+        <w:t>Reviewed client requirements and evaluation criteria to set the proposal approach, and coordinated specialist inputs against deadlines.</w:t>
       </w:r>
     </w:p>
     <w:p>
@@ -772,7 +772,7 @@
           <w:sz w:val="21"/>
           <w:szCs w:val="21"/>
         </w:rPr>
-        <w:t>Wrote and edited technical sections, including methodologies and work plans, and worked with finance to align technical approaches with compliant budgets.</w:t>
+        <w:t>Wrote and edited technical sections, including methods and work plans, and worked with finance to align technical approaches with compliant budgets.</w:t>
       </w:r>
     </w:p>
     <w:p>
@@ -795,7 +795,7 @@
           <w:sz w:val="21"/>
           <w:szCs w:val="21"/>
         </w:rPr>
-        <w:t>Provided technical leadership for the IRC MERP endline evaluation, covering design and tools, analysis and synthesis, and integration of qualitative and quantitative findings against the results framework.</w:t>
+        <w:t>Led the technical work for the IRC MERP endline evaluation, covering design and tools, analysis and synthesis, and integration of qualitative and quantitative findings against the results framework.</w:t>
       </w:r>
     </w:p>
     <w:p>
@@ -841,7 +841,7 @@
           <w:sz w:val="21"/>
           <w:szCs w:val="21"/>
         </w:rPr>
-        <w:t>Served as data and M&amp;E lead for UNICEF behavior-change and awareness studies: tools, trackers, datasets, reach analysis, and report drafting.</w:t>
+        <w:t>Served as data and M&amp;E lead for UNICEF behavior change and awareness studies: tools, trackers, datasets, reach analysis, and report drafting.</w:t>
       </w:r>
     </w:p>
     <w:p>
@@ -918,7 +918,7 @@
           <w:sz w:val="21"/>
           <w:szCs w:val="21"/>
         </w:rPr>
-        <w:t>Researched vanilla maturity and harvest timing for national harvest-declaration considerations, combining field and crop work with statistical modelling and thermal-time analysis.</w:t>
+        <w:t>Researched vanilla maturity and harvest timing for national harvest-declaration considerations, combining field and crop work with statistical modeling and thermal-time analysis.</w:t>
       </w:r>
     </w:p>
     <w:p>
@@ -964,7 +964,7 @@
           <w:sz w:val="21"/>
           <w:szCs w:val="21"/>
         </w:rPr>
-        <w:t>Conducted farmer and stakeholder interviews, field measurements, and seasonal maturity assessments across vanilla-growing districts.</w:t>
+        <w:t>Conducted interviews with farmers and partners, field measurements, and seasonal maturity assessments across vanilla-growing districts.</w:t>
       </w:r>
     </w:p>
     <w:p>
@@ -987,7 +987,7 @@
           <w:sz w:val="21"/>
           <w:szCs w:val="21"/>
         </w:rPr>
-        <w:t>Helped establish the Kabanyolo demonstration plot and prepared models, scenario notes, and technical inputs for supervisors and stakeholders. Work concluded with program funding closure.</w:t>
+        <w:t>Helped establish the Kabanyolo demonstration plot and prepared models, scenario notes, and technical inputs for supervisors and project partners. Work concluded with program funding closure.</w:t>
       </w:r>
     </w:p>
     <w:p>
@@ -1156,7 +1156,7 @@
           <w:sz w:val="21"/>
           <w:szCs w:val="21"/>
         </w:rPr>
-        <w:t>Maintained partner relationships, contributed to stakeholder meetings and reports, and supported research approvals and compliance.</w:t>
+        <w:t>Maintained relationships with partner organizations, contributed to meetings and reports, and supported research approvals and compliance.</w:t>
       </w:r>
     </w:p>
     <w:p>
@@ -1302,7 +1302,7 @@
           <w:sz w:val="21"/>
           <w:szCs w:val="21"/>
         </w:rPr>
-        <w:t>Documented constraints affecting EMR use - DHIS2 knowledge, internet and power stability, computer performance - and shared facility-level feedback at each visit.</w:t>
+        <w:t>Documented constraints affecting EMR use, including DHIS2 knowledge, internet and power stability, and computer performance, and shared facility-level feedback at each visit.</w:t>
       </w:r>
     </w:p>
     <w:p>
@@ -1325,7 +1325,7 @@
           <w:sz w:val="21"/>
           <w:szCs w:val="21"/>
         </w:rPr>
-        <w:t>Compiled progress and activity reports with safe back-up and storage, completing a 12-day assessment in September 2023 within a seven-region exercise covering Kigezi, Ankole, Lango, Acholi, Busoga, Bugisu, and Karamoja.</w:t>
+        <w:t>Compiled progress and activity reports with safe backup and storage, completing a 12-day assessment in September 2023 within a seven-region exercise covering Kigezi, Ankole, Lango, Acholi, Busoga, Bugisu, and Karamoja.</w:t>
       </w:r>
     </w:p>
     <w:p>
@@ -1425,7 +1425,7 @@
           <w:sz w:val="21"/>
           <w:szCs w:val="21"/>
         </w:rPr>
-        <w:t>Designed methodologies and survey tools for qualitative and quantitative collection.</w:t>
+        <w:t>Designed methods and survey tools for qualitative and quantitative collection.</w:t>
       </w:r>
     </w:p>
     <w:p>
@@ -1471,7 +1471,7 @@
           <w:sz w:val="21"/>
           <w:szCs w:val="21"/>
         </w:rPr>
-        <w:t>Cleaned and analyzed survey data and prepared insights and conclusions for client reports and proposals.</w:t>
+        <w:t>Cleaned and analyzed survey data and prepared findings for client reports and proposals.</w:t>
       </w:r>
     </w:p>
     <w:p>
@@ -1529,7 +1529,7 @@
           <w:sz w:val="21"/>
           <w:szCs w:val="21"/>
         </w:rPr>
-        <w:t>GitHub and portfolio: github.com/mugarrajohnson and johnsonmugarra.com - repositories, project write-ups, live D3.js analytics, and publications with DOIs.</w:t>
+        <w:t>GitHub and portfolio: github.com/mugarrajohnson and johnsonmugarra.com, with repositories, project write-ups, live D3.js analytics, and publications with DOIs.</w:t>
       </w:r>
     </w:p>
     <w:p>
@@ -1575,7 +1575,7 @@
           <w:sz w:val="21"/>
           <w:szCs w:val="21"/>
         </w:rPr>
-        <w:t>Farm data platform (Enimiro): seven scheduled Python and R pipelines moving SurveyCTO submissions into PostgreSQL, feeding Power BI and Looker dashboards; private, walk-through on request.</w:t>
+        <w:t>Farm data platform (Enimiro): seven scheduled Python and R pipelines moving SurveyCTO submissions into PostgreSQL, feeding Power BI and Looker dashboards; available as a private walk-through on request.</w:t>
       </w:r>
     </w:p>
     <w:p>
@@ -1598,7 +1598,7 @@
           <w:sz w:val="21"/>
           <w:szCs w:val="21"/>
         </w:rPr>
-        <w:t>Automated evaluation pipeline: Python ingestion, cleaning, and report generation turning recurring evaluation cycles into one rerunnable run.</w:t>
+        <w:t>Automated evaluation pipeline: Python ingestion, cleaning, and report generation that makes the recurring evaluation cycle repeatable.</w:t>
       </w:r>
     </w:p>
     <w:p>
@@ -1693,7 +1693,7 @@
           <w:sz w:val="21"/>
           <w:szCs w:val="21"/>
         </w:rPr>
-        <w:t>B.Sc. Agricultural Science, September 2016 - May 2021</w:t>
+        <w:t>B.Sc. Agriculture Science, August 2016 - May 2021</w:t>
       </w:r>
     </w:p>
     <w:p>

--- a/CV_Johnson_Mugarra_Standard.docx
+++ b/CV_Johnson_Mugarra_Standard.docx
@@ -4,145 +4,184 @@
   <w:body>
     <w:p>
       <w:pPr>
-        <w:spacing w:after="0" w:line="240" w:lineRule="auto"/>
-        <w:jc w:val="center"/>
-        <w:rPr>
-          <w:rFonts w:ascii="Times New Roman" w:hAnsi="Times New Roman" w:cs="Times New Roman"/>
-          <w:sz w:val="21"/>
-          <w:szCs w:val="21"/>
+        <w:spacing w:after="0" w:line="360" w:lineRule="auto"/>
+        <w:jc w:val="both"/>
+        <w:rPr>
+          <w:rFonts w:ascii="Times New Roman" w:hAnsi="Times New Roman" w:cs="Times New Roman"/>
+          <w:sz w:val="36"/>
+          <w:szCs w:val="36"/>
         </w:rPr>
       </w:pPr>
       <w:r>
         <w:rPr>
           <w:rFonts w:ascii="Times New Roman" w:hAnsi="Times New Roman" w:cs="Times New Roman"/>
           <w:b/>
-          <w:sz w:val="21"/>
-          <w:szCs w:val="21"/>
+          <w:sz w:val="36"/>
+          <w:szCs w:val="36"/>
         </w:rPr>
         <w:t>JOHNSON MUGARRA</w:t>
       </w:r>
     </w:p>
     <w:p>
       <w:pPr>
-        <w:spacing w:after="0" w:line="240" w:lineRule="auto"/>
-        <w:jc w:val="center"/>
-        <w:rPr>
-          <w:rFonts w:ascii="Times New Roman" w:hAnsi="Times New Roman" w:cs="Times New Roman"/>
-          <w:sz w:val="21"/>
-          <w:szCs w:val="21"/>
+        <w:spacing w:after="0" w:line="360" w:lineRule="auto"/>
+        <w:jc w:val="both"/>
+        <w:rPr>
+          <w:rFonts w:ascii="Times New Roman" w:hAnsi="Times New Roman" w:cs="Times New Roman"/>
+          <w:sz w:val="28"/>
+          <w:szCs w:val="28"/>
         </w:rPr>
       </w:pPr>
       <w:r>
         <w:rPr>
           <w:rFonts w:ascii="Times New Roman" w:hAnsi="Times New Roman" w:cs="Times New Roman"/>
-          <w:sz w:val="21"/>
-          <w:szCs w:val="21"/>
+          <w:sz w:val="28"/>
+          <w:szCs w:val="28"/>
         </w:rPr>
         <w:t>Data Scientist and Research Consultant</w:t>
       </w:r>
     </w:p>
     <w:p>
       <w:pPr>
-        <w:spacing w:after="0" w:line="240" w:lineRule="auto"/>
-        <w:jc w:val="center"/>
-        <w:rPr>
-          <w:rFonts w:ascii="Times New Roman" w:hAnsi="Times New Roman" w:cs="Times New Roman"/>
-          <w:sz w:val="21"/>
-          <w:szCs w:val="21"/>
+        <w:spacing w:after="0" w:line="360" w:lineRule="auto"/>
+        <w:jc w:val="both"/>
+        <w:rPr>
+          <w:rFonts w:ascii="Times New Roman" w:hAnsi="Times New Roman" w:cs="Times New Roman"/>
+          <w:sz w:val="24"/>
+          <w:szCs w:val="24"/>
         </w:rPr>
       </w:pPr>
       <w:r>
         <w:rPr>
           <w:rFonts w:ascii="Times New Roman" w:hAnsi="Times New Roman" w:cs="Times New Roman"/>
-          <w:sz w:val="21"/>
-          <w:szCs w:val="21"/>
-        </w:rPr>
-        <w:t>Kampala, Uganda, +256 702 860 815, johnsonmugarra@yahoo.com, johnsonmugarra.com, github.com/mugarrajohnson</w:t>
+          <w:sz w:val="24"/>
+          <w:szCs w:val="24"/>
+        </w:rPr>
+        <w:t xml:space="preserve">Kampala, Uganda, +256 702 860 815, </w:t>
+      </w:r>
+      <w:hyperlink r:id="rId6" w:history="1">
+        <w:r>
+          <w:rPr>
+            <w:rStyle w:val="Hyperlink"/>
+            <w:rFonts w:ascii="Times New Roman" w:hAnsi="Times New Roman" w:cs="Times New Roman"/>
+            <w:sz w:val="24"/>
+            <w:szCs w:val="24"/>
+          </w:rPr>
+          <w:t>johnsonmugarra@yahoo.com</w:t>
+        </w:r>
+      </w:hyperlink>
+      <w:r>
+        <w:rPr>
+          <w:rFonts w:ascii="Times New Roman" w:hAnsi="Times New Roman" w:cs="Times New Roman"/>
+          <w:sz w:val="24"/>
+          <w:szCs w:val="24"/>
+        </w:rPr>
+        <w:t xml:space="preserve">, </w:t>
+      </w:r>
+      <w:r>
+        <w:rPr>
+          <w:rFonts w:ascii="Times New Roman" w:hAnsi="Times New Roman" w:cs="Times New Roman"/>
+          <w:sz w:val="24"/>
+          <w:szCs w:val="24"/>
+        </w:rPr>
+        <w:t>johnsonmugarr</w:t>
+      </w:r>
+      <w:r>
+        <w:rPr>
+          <w:rFonts w:ascii="Times New Roman" w:hAnsi="Times New Roman" w:cs="Times New Roman"/>
+          <w:sz w:val="24"/>
+          <w:szCs w:val="24"/>
+        </w:rPr>
+        <w:t>a.com</w:t>
+      </w:r>
+      <w:r>
+        <w:rPr>
+          <w:rFonts w:ascii="Times New Roman" w:hAnsi="Times New Roman" w:cs="Times New Roman"/>
+          <w:sz w:val="24"/>
+          <w:szCs w:val="24"/>
+        </w:rPr>
+        <w:t xml:space="preserve"> </w:t>
       </w:r>
     </w:p>
     <w:p>
       <w:pPr>
-        <w:spacing w:after="0" w:line="240" w:lineRule="auto"/>
-        <w:jc w:val="center"/>
-        <w:rPr>
-          <w:rFonts w:ascii="Times New Roman" w:hAnsi="Times New Roman" w:cs="Times New Roman"/>
-          <w:sz w:val="2"/>
-          <w:szCs w:val="2"/>
-        </w:rPr>
-      </w:pPr>
-      <w:r>
-        <w:rPr>
-          <w:sz w:val="8"/>
-        </w:rPr>
-      </w:r>
+        <w:spacing w:after="0" w:line="360" w:lineRule="auto"/>
+        <w:jc w:val="both"/>
+        <w:rPr>
+          <w:rFonts w:ascii="Times New Roman" w:hAnsi="Times New Roman" w:cs="Times New Roman"/>
+          <w:sz w:val="24"/>
+          <w:szCs w:val="24"/>
+        </w:rPr>
+      </w:pPr>
     </w:p>
     <w:p>
       <w:pPr>
-        <w:spacing w:after="0" w:line="240" w:lineRule="auto"/>
-        <w:rPr>
-          <w:rFonts w:ascii="Times New Roman" w:hAnsi="Times New Roman" w:cs="Times New Roman"/>
-          <w:sz w:val="21"/>
-          <w:szCs w:val="21"/>
+        <w:spacing w:after="0" w:line="360" w:lineRule="auto"/>
+        <w:jc w:val="both"/>
+        <w:rPr>
+          <w:rFonts w:ascii="Times New Roman" w:hAnsi="Times New Roman" w:cs="Times New Roman"/>
+          <w:b/>
+          <w:sz w:val="36"/>
+          <w:szCs w:val="36"/>
         </w:rPr>
       </w:pPr>
       <w:r>
         <w:rPr>
           <w:rFonts w:ascii="Times New Roman" w:hAnsi="Times New Roman" w:cs="Times New Roman"/>
           <w:b/>
-          <w:sz w:val="21"/>
-          <w:szCs w:val="21"/>
+          <w:sz w:val="36"/>
+          <w:szCs w:val="36"/>
         </w:rPr>
         <w:t>PROFESSIONAL SUMMARY</w:t>
       </w:r>
     </w:p>
     <w:p>
       <w:pPr>
-        <w:spacing w:after="0" w:line="240" w:lineRule="auto"/>
-        <w:rPr>
-          <w:rFonts w:ascii="Times New Roman" w:hAnsi="Times New Roman" w:cs="Times New Roman"/>
-          <w:sz w:val="21"/>
-          <w:szCs w:val="21"/>
+        <w:spacing w:after="0" w:line="360" w:lineRule="auto"/>
+        <w:jc w:val="both"/>
+        <w:rPr>
+          <w:rFonts w:ascii="Times New Roman" w:hAnsi="Times New Roman" w:cs="Times New Roman"/>
+          <w:sz w:val="24"/>
+          <w:szCs w:val="24"/>
         </w:rPr>
       </w:pPr>
       <w:r>
         <w:rPr>
           <w:rFonts w:ascii="Times New Roman" w:hAnsi="Times New Roman" w:cs="Times New Roman"/>
-          <w:sz w:val="21"/>
-          <w:szCs w:val="21"/>
+          <w:sz w:val="24"/>
+          <w:szCs w:val="24"/>
         </w:rPr>
         <w:t>Data scientist and research consultant with an M.Sc. in Data Science and six years working with field and operational data across East Africa. At Enimiro I design studies (child labor, living income, pollination) and build the pipelines, dashboards, and yield models behind them. At the Center for Research and Communication I coordinate proposals and lead the technical work on evaluations covering design, sampling, tools, data quality, analysis, and reporting. Earlier roles cover vanilla value-chain forecasting with Makerere University and MAAIF, process evaluation at IPA, and field research for USAID SITES.</w:t>
       </w:r>
     </w:p>
     <w:p>
       <w:pPr>
-        <w:spacing w:after="0" w:line="240" w:lineRule="auto"/>
-        <w:rPr>
-          <w:rFonts w:ascii="Times New Roman" w:hAnsi="Times New Roman" w:cs="Times New Roman"/>
-          <w:sz w:val="2"/>
-          <w:szCs w:val="2"/>
-        </w:rPr>
-      </w:pPr>
-      <w:r>
-        <w:rPr>
-          <w:sz w:val="8"/>
-        </w:rPr>
-      </w:r>
+        <w:spacing w:after="0" w:line="360" w:lineRule="auto"/>
+        <w:jc w:val="both"/>
+        <w:rPr>
+          <w:rFonts w:ascii="Times New Roman" w:hAnsi="Times New Roman" w:cs="Times New Roman"/>
+          <w:sz w:val="24"/>
+          <w:szCs w:val="24"/>
+        </w:rPr>
+      </w:pPr>
     </w:p>
     <w:p>
       <w:pPr>
-        <w:spacing w:after="0" w:line="240" w:lineRule="auto"/>
-        <w:rPr>
-          <w:rFonts w:ascii="Times New Roman" w:hAnsi="Times New Roman" w:cs="Times New Roman"/>
-          <w:sz w:val="21"/>
-          <w:szCs w:val="21"/>
+        <w:spacing w:after="0" w:line="360" w:lineRule="auto"/>
+        <w:jc w:val="both"/>
+        <w:rPr>
+          <w:rFonts w:ascii="Times New Roman" w:hAnsi="Times New Roman" w:cs="Times New Roman"/>
+          <w:b/>
+          <w:sz w:val="36"/>
+          <w:szCs w:val="36"/>
         </w:rPr>
       </w:pPr>
       <w:r>
         <w:rPr>
           <w:rFonts w:ascii="Times New Roman" w:hAnsi="Times New Roman" w:cs="Times New Roman"/>
           <w:b/>
-          <w:sz w:val="21"/>
-          <w:szCs w:val="21"/>
+          <w:sz w:val="36"/>
+          <w:szCs w:val="36"/>
         </w:rPr>
         <w:t>CORE SKILLS</w:t>
       </w:r>
@@ -154,18 +193,19 @@
           <w:ilvl w:val="0"/>
           <w:numId w:val="10"/>
         </w:numPr>
-        <w:spacing w:after="0" w:line="240" w:lineRule="auto"/>
-        <w:rPr>
-          <w:rFonts w:ascii="Times New Roman" w:hAnsi="Times New Roman" w:cs="Times New Roman"/>
-          <w:sz w:val="21"/>
-          <w:szCs w:val="21"/>
+        <w:spacing w:after="0" w:line="360" w:lineRule="auto"/>
+        <w:jc w:val="both"/>
+        <w:rPr>
+          <w:rFonts w:ascii="Times New Roman" w:hAnsi="Times New Roman" w:cs="Times New Roman"/>
+          <w:sz w:val="24"/>
+          <w:szCs w:val="24"/>
         </w:rPr>
       </w:pPr>
       <w:r>
         <w:rPr>
           <w:rFonts w:ascii="Times New Roman" w:hAnsi="Times New Roman" w:cs="Times New Roman"/>
-          <w:sz w:val="21"/>
-          <w:szCs w:val="21"/>
+          <w:sz w:val="24"/>
+          <w:szCs w:val="24"/>
         </w:rPr>
         <w:t>Statistical software: Stata, R, Python, SQL, SAS, SPSS, Excel</w:t>
       </w:r>
@@ -177,18 +217,19 @@
           <w:ilvl w:val="0"/>
           <w:numId w:val="10"/>
         </w:numPr>
-        <w:spacing w:after="0" w:line="240" w:lineRule="auto"/>
-        <w:rPr>
-          <w:rFonts w:ascii="Times New Roman" w:hAnsi="Times New Roman" w:cs="Times New Roman"/>
-          <w:sz w:val="21"/>
-          <w:szCs w:val="21"/>
+        <w:spacing w:after="0" w:line="360" w:lineRule="auto"/>
+        <w:jc w:val="both"/>
+        <w:rPr>
+          <w:rFonts w:ascii="Times New Roman" w:hAnsi="Times New Roman" w:cs="Times New Roman"/>
+          <w:sz w:val="24"/>
+          <w:szCs w:val="24"/>
         </w:rPr>
       </w:pPr>
       <w:r>
         <w:rPr>
           <w:rFonts w:ascii="Times New Roman" w:hAnsi="Times New Roman" w:cs="Times New Roman"/>
-          <w:sz w:val="21"/>
-          <w:szCs w:val="21"/>
+          <w:sz w:val="24"/>
+          <w:szCs w:val="24"/>
         </w:rPr>
         <w:t>Research and evaluation: survey design, piloting and translation, computer-assisted interviewing, key informant interviews, focus group discussions, transcription</w:t>
       </w:r>
@@ -200,18 +241,19 @@
           <w:ilvl w:val="0"/>
           <w:numId w:val="10"/>
         </w:numPr>
-        <w:spacing w:after="0" w:line="240" w:lineRule="auto"/>
-        <w:rPr>
-          <w:rFonts w:ascii="Times New Roman" w:hAnsi="Times New Roman" w:cs="Times New Roman"/>
-          <w:sz w:val="21"/>
-          <w:szCs w:val="21"/>
+        <w:spacing w:after="0" w:line="360" w:lineRule="auto"/>
+        <w:jc w:val="both"/>
+        <w:rPr>
+          <w:rFonts w:ascii="Times New Roman" w:hAnsi="Times New Roman" w:cs="Times New Roman"/>
+          <w:sz w:val="24"/>
+          <w:szCs w:val="24"/>
         </w:rPr>
       </w:pPr>
       <w:r>
         <w:rPr>
           <w:rFonts w:ascii="Times New Roman" w:hAnsi="Times New Roman" w:cs="Times New Roman"/>
-          <w:sz w:val="21"/>
-          <w:szCs w:val="21"/>
+          <w:sz w:val="24"/>
+          <w:szCs w:val="24"/>
         </w:rPr>
         <w:t>Data collection and quality: questionnaires, tablet-based collection, enumerator training and supervision, validation, backup and documentation</w:t>
       </w:r>
@@ -223,18 +265,19 @@
           <w:ilvl w:val="0"/>
           <w:numId w:val="10"/>
         </w:numPr>
-        <w:spacing w:after="0" w:line="240" w:lineRule="auto"/>
-        <w:rPr>
-          <w:rFonts w:ascii="Times New Roman" w:hAnsi="Times New Roman" w:cs="Times New Roman"/>
-          <w:sz w:val="21"/>
-          <w:szCs w:val="21"/>
+        <w:spacing w:after="0" w:line="360" w:lineRule="auto"/>
+        <w:jc w:val="both"/>
+        <w:rPr>
+          <w:rFonts w:ascii="Times New Roman" w:hAnsi="Times New Roman" w:cs="Times New Roman"/>
+          <w:sz w:val="24"/>
+          <w:szCs w:val="24"/>
         </w:rPr>
       </w:pPr>
       <w:r>
         <w:rPr>
           <w:rFonts w:ascii="Times New Roman" w:hAnsi="Times New Roman" w:cs="Times New Roman"/>
-          <w:sz w:val="21"/>
-          <w:szCs w:val="21"/>
+          <w:sz w:val="24"/>
+          <w:szCs w:val="24"/>
         </w:rPr>
         <w:t>Visualization and reporting: Power BI, Tableau, dashboards, reports for donors and management</w:t>
       </w:r>
@@ -246,18 +289,19 @@
           <w:ilvl w:val="0"/>
           <w:numId w:val="10"/>
         </w:numPr>
-        <w:spacing w:after="0" w:line="240" w:lineRule="auto"/>
-        <w:rPr>
-          <w:rFonts w:ascii="Times New Roman" w:hAnsi="Times New Roman" w:cs="Times New Roman"/>
-          <w:sz w:val="21"/>
-          <w:szCs w:val="21"/>
+        <w:spacing w:after="0" w:line="360" w:lineRule="auto"/>
+        <w:jc w:val="both"/>
+        <w:rPr>
+          <w:rFonts w:ascii="Times New Roman" w:hAnsi="Times New Roman" w:cs="Times New Roman"/>
+          <w:sz w:val="24"/>
+          <w:szCs w:val="24"/>
         </w:rPr>
       </w:pPr>
       <w:r>
         <w:rPr>
           <w:rFonts w:ascii="Times New Roman" w:hAnsi="Times New Roman" w:cs="Times New Roman"/>
-          <w:sz w:val="21"/>
-          <w:szCs w:val="21"/>
+          <w:sz w:val="24"/>
+          <w:szCs w:val="24"/>
         </w:rPr>
         <w:t>Data systems: SurveyCTO API, PostgreSQL, Google Sheets, ETL pipelines, GeoPandas</w:t>
       </w:r>
@@ -269,18 +313,19 @@
           <w:ilvl w:val="0"/>
           <w:numId w:val="10"/>
         </w:numPr>
-        <w:spacing w:after="0" w:line="240" w:lineRule="auto"/>
-        <w:rPr>
-          <w:rFonts w:ascii="Times New Roman" w:hAnsi="Times New Roman" w:cs="Times New Roman"/>
-          <w:sz w:val="21"/>
-          <w:szCs w:val="21"/>
+        <w:spacing w:after="0" w:line="360" w:lineRule="auto"/>
+        <w:jc w:val="both"/>
+        <w:rPr>
+          <w:rFonts w:ascii="Times New Roman" w:hAnsi="Times New Roman" w:cs="Times New Roman"/>
+          <w:sz w:val="24"/>
+          <w:szCs w:val="24"/>
         </w:rPr>
       </w:pPr>
       <w:r>
         <w:rPr>
           <w:rFonts w:ascii="Times New Roman" w:hAnsi="Times New Roman" w:cs="Times New Roman"/>
-          <w:sz w:val="21"/>
-          <w:szCs w:val="21"/>
+          <w:sz w:val="24"/>
+          <w:szCs w:val="24"/>
         </w:rPr>
         <w:t>Machine learning and AI: scikit-learn, time-series forecasting, neural networks and CNNs in TensorFlow and PyTorch, and daily use of AI tools for cleaning data, writing code, and drafting, with the output checked by hand</w:t>
       </w:r>
@@ -292,119 +337,119 @@
           <w:ilvl w:val="0"/>
           <w:numId w:val="10"/>
         </w:numPr>
-        <w:spacing w:after="0" w:line="240" w:lineRule="auto"/>
-        <w:rPr>
-          <w:rFonts w:ascii="Times New Roman" w:hAnsi="Times New Roman" w:cs="Times New Roman"/>
-          <w:sz w:val="21"/>
-          <w:szCs w:val="21"/>
+        <w:spacing w:after="0" w:line="360" w:lineRule="auto"/>
+        <w:jc w:val="both"/>
+        <w:rPr>
+          <w:rFonts w:ascii="Times New Roman" w:hAnsi="Times New Roman" w:cs="Times New Roman"/>
+          <w:sz w:val="24"/>
+          <w:szCs w:val="24"/>
         </w:rPr>
       </w:pPr>
       <w:r>
         <w:rPr>
           <w:rFonts w:ascii="Times New Roman" w:hAnsi="Times New Roman" w:cs="Times New Roman"/>
-          <w:sz w:val="21"/>
-          <w:szCs w:val="21"/>
+          <w:sz w:val="24"/>
+          <w:szCs w:val="24"/>
         </w:rPr>
         <w:t xml:space="preserve">Proposal </w:t>
       </w:r>
       <w:r>
         <w:rPr>
           <w:rFonts w:ascii="Times New Roman" w:hAnsi="Times New Roman" w:cs="Times New Roman"/>
-          <w:sz w:val="21"/>
-          <w:szCs w:val="21"/>
+          <w:sz w:val="24"/>
+          <w:szCs w:val="24"/>
         </w:rPr>
         <w:t>development</w:t>
       </w:r>
       <w:r>
         <w:rPr>
           <w:rFonts w:ascii="Times New Roman" w:hAnsi="Times New Roman" w:cs="Times New Roman"/>
-          <w:sz w:val="21"/>
-          <w:szCs w:val="21"/>
+          <w:sz w:val="24"/>
+          <w:szCs w:val="24"/>
         </w:rPr>
         <w:t xml:space="preserve">: </w:t>
       </w:r>
       <w:r>
         <w:rPr>
           <w:rFonts w:ascii="Times New Roman" w:hAnsi="Times New Roman" w:cs="Times New Roman"/>
-          <w:sz w:val="21"/>
-          <w:szCs w:val="21"/>
+          <w:sz w:val="24"/>
+          <w:szCs w:val="24"/>
         </w:rPr>
         <w:t xml:space="preserve">concept note, </w:t>
       </w:r>
       <w:r>
         <w:rPr>
           <w:rFonts w:ascii="Times New Roman" w:hAnsi="Times New Roman" w:cs="Times New Roman"/>
-          <w:sz w:val="21"/>
-          <w:szCs w:val="21"/>
+          <w:sz w:val="24"/>
+          <w:szCs w:val="24"/>
         </w:rPr>
         <w:t xml:space="preserve">strategy, </w:t>
       </w:r>
       <w:r>
         <w:rPr>
           <w:rFonts w:ascii="Times New Roman" w:hAnsi="Times New Roman" w:cs="Times New Roman"/>
-          <w:sz w:val="21"/>
-          <w:szCs w:val="21"/>
+          <w:sz w:val="24"/>
+          <w:szCs w:val="24"/>
         </w:rPr>
         <w:t xml:space="preserve">design, </w:t>
       </w:r>
       <w:r>
         <w:rPr>
           <w:rFonts w:ascii="Times New Roman" w:hAnsi="Times New Roman" w:cs="Times New Roman"/>
-          <w:sz w:val="21"/>
-          <w:szCs w:val="21"/>
+          <w:sz w:val="24"/>
+          <w:szCs w:val="24"/>
         </w:rPr>
         <w:t>methods and work plans, budgeting, quality assurance</w:t>
       </w:r>
     </w:p>
     <w:p>
       <w:pPr>
-        <w:spacing w:after="0" w:line="240" w:lineRule="auto"/>
-        <w:rPr>
-          <w:rFonts w:ascii="Times New Roman" w:hAnsi="Times New Roman" w:cs="Times New Roman"/>
-          <w:sz w:val="2"/>
-          <w:szCs w:val="2"/>
-        </w:rPr>
-      </w:pPr>
-      <w:r>
-        <w:rPr>
-          <w:sz w:val="8"/>
-        </w:rPr>
-      </w:r>
+        <w:spacing w:after="0" w:line="360" w:lineRule="auto"/>
+        <w:jc w:val="both"/>
+        <w:rPr>
+          <w:rFonts w:ascii="Times New Roman" w:hAnsi="Times New Roman" w:cs="Times New Roman"/>
+          <w:sz w:val="24"/>
+          <w:szCs w:val="24"/>
+        </w:rPr>
+      </w:pPr>
     </w:p>
     <w:p>
       <w:pPr>
-        <w:spacing w:after="0" w:line="240" w:lineRule="auto"/>
-        <w:rPr>
-          <w:rFonts w:ascii="Times New Roman" w:hAnsi="Times New Roman" w:cs="Times New Roman"/>
-          <w:sz w:val="21"/>
-          <w:szCs w:val="21"/>
+        <w:spacing w:after="0" w:line="360" w:lineRule="auto"/>
+        <w:jc w:val="both"/>
+        <w:rPr>
+          <w:rFonts w:ascii="Times New Roman" w:hAnsi="Times New Roman" w:cs="Times New Roman"/>
+          <w:b/>
+          <w:sz w:val="36"/>
+          <w:szCs w:val="36"/>
         </w:rPr>
       </w:pPr>
       <w:r>
         <w:rPr>
           <w:rFonts w:ascii="Times New Roman" w:hAnsi="Times New Roman" w:cs="Times New Roman"/>
           <w:b/>
-          <w:sz w:val="21"/>
-          <w:szCs w:val="21"/>
+          <w:sz w:val="36"/>
+          <w:szCs w:val="36"/>
         </w:rPr>
         <w:t>WORK EXPERIENCE</w:t>
       </w:r>
     </w:p>
     <w:p>
       <w:pPr>
-        <w:spacing w:after="0" w:line="240" w:lineRule="auto"/>
-        <w:rPr>
-          <w:rFonts w:ascii="Times New Roman" w:hAnsi="Times New Roman" w:cs="Times New Roman"/>
-          <w:sz w:val="21"/>
-          <w:szCs w:val="21"/>
+        <w:spacing w:after="0" w:line="360" w:lineRule="auto"/>
+        <w:jc w:val="both"/>
+        <w:rPr>
+          <w:rFonts w:ascii="Times New Roman" w:hAnsi="Times New Roman" w:cs="Times New Roman"/>
+          <w:sz w:val="32"/>
+          <w:szCs w:val="32"/>
         </w:rPr>
       </w:pPr>
       <w:r>
         <w:rPr>
           <w:rFonts w:ascii="Times New Roman" w:hAnsi="Times New Roman" w:cs="Times New Roman"/>
           <w:b/>
-          <w:sz w:val="21"/>
-          <w:szCs w:val="21"/>
+          <w:sz w:val="32"/>
+          <w:szCs w:val="32"/>
         </w:rPr>
         <w:t xml:space="preserve">Research and Data Consultant, </w:t>
       </w:r>
@@ -412,81 +457,27 @@
         <w:rPr>
           <w:rFonts w:ascii="Times New Roman" w:hAnsi="Times New Roman" w:cs="Times New Roman"/>
           <w:b/>
-          <w:sz w:val="21"/>
-          <w:szCs w:val="21"/>
-        </w:rPr>
-        <w:t>November</w:t>
-      </w:r>
-      <w:r>
-        <w:rPr>
-          <w:rFonts w:ascii="Times New Roman" w:hAnsi="Times New Roman" w:cs="Times New Roman"/>
-          <w:b/>
-          <w:sz w:val="21"/>
-          <w:szCs w:val="21"/>
-        </w:rPr>
-        <w:t xml:space="preserve"> 202</w:t>
-      </w:r>
-      <w:r>
-        <w:rPr>
-          <w:rFonts w:ascii="Times New Roman" w:hAnsi="Times New Roman" w:cs="Times New Roman"/>
-          <w:b/>
-          <w:sz w:val="21"/>
-          <w:szCs w:val="21"/>
-        </w:rPr>
-        <w:t>5</w:t>
-      </w:r>
-      <w:r>
-        <w:rPr>
-          <w:rFonts w:ascii="Times New Roman" w:hAnsi="Times New Roman" w:cs="Times New Roman"/>
-          <w:b/>
-          <w:sz w:val="21"/>
-          <w:szCs w:val="21"/>
-        </w:rPr>
-        <w:t xml:space="preserve"> - </w:t>
-      </w:r>
-      <w:r>
-        <w:rPr>
-          <w:rFonts w:ascii="Times New Roman" w:hAnsi="Times New Roman" w:cs="Times New Roman"/>
-          <w:b/>
-          <w:sz w:val="21"/>
-          <w:szCs w:val="21"/>
-        </w:rPr>
-        <w:t>September</w:t>
-      </w:r>
-      <w:r>
-        <w:rPr>
-          <w:rFonts w:ascii="Times New Roman" w:hAnsi="Times New Roman" w:cs="Times New Roman"/>
-          <w:b/>
-          <w:sz w:val="21"/>
-          <w:szCs w:val="21"/>
-        </w:rPr>
-        <w:t xml:space="preserve"> 202</w:t>
-      </w:r>
-      <w:r>
-        <w:rPr>
-          <w:rFonts w:ascii="Times New Roman" w:hAnsi="Times New Roman" w:cs="Times New Roman"/>
-          <w:b/>
-          <w:sz w:val="21"/>
-          <w:szCs w:val="21"/>
-        </w:rPr>
-        <w:t>6</w:t>
+          <w:sz w:val="32"/>
+          <w:szCs w:val="32"/>
+        </w:rPr>
+        <w:t>November 2025 - October 2026</w:t>
       </w:r>
     </w:p>
     <w:p>
       <w:pPr>
-        <w:spacing w:after="0" w:line="240" w:lineRule="auto"/>
-        <w:rPr>
-          <w:rFonts w:ascii="Times New Roman" w:hAnsi="Times New Roman" w:cs="Times New Roman"/>
-          <w:sz w:val="21"/>
-          <w:szCs w:val="21"/>
+        <w:spacing w:after="0" w:line="360" w:lineRule="auto"/>
+        <w:jc w:val="both"/>
+        <w:rPr>
+          <w:rFonts w:ascii="Times New Roman" w:hAnsi="Times New Roman" w:cs="Times New Roman"/>
+          <w:sz w:val="28"/>
+          <w:szCs w:val="28"/>
         </w:rPr>
       </w:pPr>
       <w:r>
         <w:rPr>
           <w:rFonts w:ascii="Times New Roman" w:hAnsi="Times New Roman" w:cs="Times New Roman"/>
-          <w:i/>
-          <w:sz w:val="21"/>
-          <w:szCs w:val="21"/>
+          <w:sz w:val="28"/>
+          <w:szCs w:val="28"/>
         </w:rPr>
         <w:t>Enimiro Products Uganda Ltd, Kayunga, Uganda</w:t>
       </w:r>
@@ -498,18 +489,19 @@
           <w:ilvl w:val="0"/>
           <w:numId w:val="10"/>
         </w:numPr>
-        <w:spacing w:after="0" w:line="240" w:lineRule="auto"/>
-        <w:rPr>
-          <w:rFonts w:ascii="Times New Roman" w:hAnsi="Times New Roman" w:cs="Times New Roman"/>
-          <w:sz w:val="21"/>
-          <w:szCs w:val="21"/>
+        <w:spacing w:after="0" w:line="360" w:lineRule="auto"/>
+        <w:jc w:val="both"/>
+        <w:rPr>
+          <w:rFonts w:ascii="Times New Roman" w:hAnsi="Times New Roman" w:cs="Times New Roman"/>
+          <w:sz w:val="24"/>
+          <w:szCs w:val="24"/>
         </w:rPr>
       </w:pPr>
       <w:r>
         <w:rPr>
           <w:rFonts w:ascii="Times New Roman" w:hAnsi="Times New Roman" w:cs="Times New Roman"/>
-          <w:sz w:val="21"/>
-          <w:szCs w:val="21"/>
+          <w:sz w:val="24"/>
+          <w:szCs w:val="24"/>
         </w:rPr>
         <w:t>Coordinated the data team on collection, cleaning, and organization of operational data across farmer activities, crop production, sales, and sustainability.</w:t>
       </w:r>
@@ -521,19 +513,21 @@
           <w:ilvl w:val="0"/>
           <w:numId w:val="10"/>
         </w:numPr>
-        <w:spacing w:after="0" w:line="240" w:lineRule="auto"/>
-        <w:rPr>
-          <w:rFonts w:ascii="Times New Roman" w:hAnsi="Times New Roman" w:cs="Times New Roman"/>
-          <w:sz w:val="21"/>
-          <w:szCs w:val="21"/>
+        <w:spacing w:after="0" w:line="360" w:lineRule="auto"/>
+        <w:jc w:val="both"/>
+        <w:rPr>
+          <w:rFonts w:ascii="Times New Roman" w:hAnsi="Times New Roman" w:cs="Times New Roman"/>
+          <w:sz w:val="24"/>
+          <w:szCs w:val="24"/>
         </w:rPr>
       </w:pPr>
       <w:r>
         <w:rPr>
           <w:rFonts w:ascii="Times New Roman" w:hAnsi="Times New Roman" w:cs="Times New Roman"/>
-          <w:sz w:val="21"/>
-          <w:szCs w:val="21"/>
-        </w:rPr>
+          <w:sz w:val="24"/>
+          <w:szCs w:val="24"/>
+        </w:rPr>
+        <w:lastRenderedPageBreak/>
         <w:t>Maintained a Python pipeline moving SurveyCTO submissions into PostgreSQL raw, clean, and analysis tables, with scheduled exports to Google Sheets for dashboards.</w:t>
       </w:r>
     </w:p>
@@ -544,18 +538,19 @@
           <w:ilvl w:val="0"/>
           <w:numId w:val="10"/>
         </w:numPr>
-        <w:spacing w:after="0" w:line="240" w:lineRule="auto"/>
-        <w:rPr>
-          <w:rFonts w:ascii="Times New Roman" w:hAnsi="Times New Roman" w:cs="Times New Roman"/>
-          <w:sz w:val="21"/>
-          <w:szCs w:val="21"/>
+        <w:spacing w:after="0" w:line="360" w:lineRule="auto"/>
+        <w:jc w:val="both"/>
+        <w:rPr>
+          <w:rFonts w:ascii="Times New Roman" w:hAnsi="Times New Roman" w:cs="Times New Roman"/>
+          <w:sz w:val="24"/>
+          <w:szCs w:val="24"/>
         </w:rPr>
       </w:pPr>
       <w:r>
         <w:rPr>
           <w:rFonts w:ascii="Times New Roman" w:hAnsi="Times New Roman" w:cs="Times New Roman"/>
-          <w:sz w:val="21"/>
-          <w:szCs w:val="21"/>
+          <w:sz w:val="24"/>
+          <w:szCs w:val="24"/>
         </w:rPr>
         <w:t>Designed studies from proposal to analysis, including the child labor study, the living income study against Anker benchmarks, pollination and maturity modules, and the M&amp;E measurement plan.</w:t>
       </w:r>
@@ -567,18 +562,19 @@
           <w:ilvl w:val="0"/>
           <w:numId w:val="10"/>
         </w:numPr>
-        <w:spacing w:after="0" w:line="240" w:lineRule="auto"/>
-        <w:rPr>
-          <w:rFonts w:ascii="Times New Roman" w:hAnsi="Times New Roman" w:cs="Times New Roman"/>
-          <w:sz w:val="21"/>
-          <w:szCs w:val="21"/>
+        <w:spacing w:after="0" w:line="360" w:lineRule="auto"/>
+        <w:jc w:val="both"/>
+        <w:rPr>
+          <w:rFonts w:ascii="Times New Roman" w:hAnsi="Times New Roman" w:cs="Times New Roman"/>
+          <w:sz w:val="24"/>
+          <w:szCs w:val="24"/>
         </w:rPr>
       </w:pPr>
       <w:r>
         <w:rPr>
           <w:rFonts w:ascii="Times New Roman" w:hAnsi="Times New Roman" w:cs="Times New Roman"/>
-          <w:sz w:val="21"/>
-          <w:szCs w:val="21"/>
+          <w:sz w:val="24"/>
+          <w:szCs w:val="24"/>
         </w:rPr>
         <w:t>Matched GPS to district boundaries and maintained the farmer master with merge and change logs for audits.</w:t>
       </w:r>
@@ -590,18 +586,19 @@
           <w:ilvl w:val="0"/>
           <w:numId w:val="10"/>
         </w:numPr>
-        <w:spacing w:after="0" w:line="240" w:lineRule="auto"/>
-        <w:rPr>
-          <w:rFonts w:ascii="Times New Roman" w:hAnsi="Times New Roman" w:cs="Times New Roman"/>
-          <w:sz w:val="21"/>
-          <w:szCs w:val="21"/>
+        <w:spacing w:after="0" w:line="360" w:lineRule="auto"/>
+        <w:jc w:val="both"/>
+        <w:rPr>
+          <w:rFonts w:ascii="Times New Roman" w:hAnsi="Times New Roman" w:cs="Times New Roman"/>
+          <w:sz w:val="24"/>
+          <w:szCs w:val="24"/>
         </w:rPr>
       </w:pPr>
       <w:r>
         <w:rPr>
           <w:rFonts w:ascii="Times New Roman" w:hAnsi="Times New Roman" w:cs="Times New Roman"/>
-          <w:sz w:val="21"/>
-          <w:szCs w:val="21"/>
+          <w:sz w:val="24"/>
+          <w:szCs w:val="24"/>
         </w:rPr>
         <w:t>Built dashboards and reports tracking performance indicators for management and the board.</w:t>
       </w:r>
@@ -613,20 +610,39 @@
           <w:ilvl w:val="0"/>
           <w:numId w:val="10"/>
         </w:numPr>
-        <w:spacing w:after="0" w:line="240" w:lineRule="auto"/>
-        <w:rPr>
-          <w:rFonts w:ascii="Times New Roman" w:hAnsi="Times New Roman" w:cs="Times New Roman"/>
-          <w:sz w:val="21"/>
-          <w:szCs w:val="21"/>
+        <w:spacing w:after="0" w:line="360" w:lineRule="auto"/>
+        <w:jc w:val="both"/>
+        <w:rPr>
+          <w:rFonts w:ascii="Times New Roman" w:hAnsi="Times New Roman" w:cs="Times New Roman"/>
+          <w:sz w:val="24"/>
+          <w:szCs w:val="24"/>
         </w:rPr>
       </w:pPr>
       <w:r>
         <w:rPr>
           <w:rFonts w:ascii="Times New Roman" w:hAnsi="Times New Roman" w:cs="Times New Roman"/>
-          <w:sz w:val="21"/>
-          <w:szCs w:val="21"/>
-        </w:rPr>
-        <w:t>Ran statistical and trend checks to flag problems, and turned findings into training manuals and field guidance for staff.</w:t>
+          <w:sz w:val="24"/>
+          <w:szCs w:val="24"/>
+        </w:rPr>
+        <w:t xml:space="preserve">Ran statistical and trend checks to flag </w:t>
+      </w:r>
+      <w:proofErr w:type="gramStart"/>
+      <w:r>
+        <w:rPr>
+          <w:rFonts w:ascii="Times New Roman" w:hAnsi="Times New Roman" w:cs="Times New Roman"/>
+          <w:sz w:val="24"/>
+          <w:szCs w:val="24"/>
+        </w:rPr>
+        <w:t>problems, and</w:t>
+      </w:r>
+      <w:proofErr w:type="gramEnd"/>
+      <w:r>
+        <w:rPr>
+          <w:rFonts w:ascii="Times New Roman" w:hAnsi="Times New Roman" w:cs="Times New Roman"/>
+          <w:sz w:val="24"/>
+          <w:szCs w:val="24"/>
+        </w:rPr>
+        <w:t xml:space="preserve"> turned findings into training manuals and field guidance for staff.</w:t>
       </w:r>
     </w:p>
     <w:p>
@@ -636,20 +652,39 @@
           <w:ilvl w:val="0"/>
           <w:numId w:val="10"/>
         </w:numPr>
-        <w:spacing w:after="0" w:line="240" w:lineRule="auto"/>
-        <w:rPr>
-          <w:rFonts w:ascii="Times New Roman" w:hAnsi="Times New Roman" w:cs="Times New Roman"/>
-          <w:sz w:val="21"/>
-          <w:szCs w:val="21"/>
+        <w:spacing w:after="0" w:line="360" w:lineRule="auto"/>
+        <w:jc w:val="both"/>
+        <w:rPr>
+          <w:rFonts w:ascii="Times New Roman" w:hAnsi="Times New Roman" w:cs="Times New Roman"/>
+          <w:sz w:val="24"/>
+          <w:szCs w:val="24"/>
         </w:rPr>
       </w:pPr>
       <w:r>
         <w:rPr>
           <w:rFonts w:ascii="Times New Roman" w:hAnsi="Times New Roman" w:cs="Times New Roman"/>
-          <w:sz w:val="21"/>
-          <w:szCs w:val="21"/>
-        </w:rPr>
-        <w:t>Directed the data and M&amp;E workstream: built the M&amp;E measurement plan and monitoring toolkit (KPI dashboards, tier trackers, review packs) used across 19 district playbooks, and managed the field-extension restructuring from concept note to roll-out.</w:t>
+          <w:sz w:val="24"/>
+          <w:szCs w:val="24"/>
+        </w:rPr>
+        <w:t xml:space="preserve">Directed the data and M&amp;E workstream: built the M&amp;E measurement plan and monitoring toolkit (KPI dashboards, tier trackers, review packs) used across 19 district </w:t>
+      </w:r>
+      <w:proofErr w:type="gramStart"/>
+      <w:r>
+        <w:rPr>
+          <w:rFonts w:ascii="Times New Roman" w:hAnsi="Times New Roman" w:cs="Times New Roman"/>
+          <w:sz w:val="24"/>
+          <w:szCs w:val="24"/>
+        </w:rPr>
+        <w:t>playbooks, and</w:t>
+      </w:r>
+      <w:proofErr w:type="gramEnd"/>
+      <w:r>
+        <w:rPr>
+          <w:rFonts w:ascii="Times New Roman" w:hAnsi="Times New Roman" w:cs="Times New Roman"/>
+          <w:sz w:val="24"/>
+          <w:szCs w:val="24"/>
+        </w:rPr>
+        <w:t xml:space="preserve"> managed the field-extension restructuring from concept note to roll-out.</w:t>
       </w:r>
     </w:p>
     <w:p>
@@ -659,72 +694,59 @@
           <w:ilvl w:val="0"/>
           <w:numId w:val="10"/>
         </w:numPr>
-        <w:spacing w:after="0" w:line="240" w:lineRule="auto"/>
-        <w:rPr>
-          <w:rFonts w:ascii="Times New Roman" w:hAnsi="Times New Roman" w:cs="Times New Roman"/>
-          <w:sz w:val="21"/>
-          <w:szCs w:val="21"/>
+        <w:spacing w:after="0" w:line="360" w:lineRule="auto"/>
+        <w:jc w:val="both"/>
+        <w:rPr>
+          <w:rFonts w:ascii="Times New Roman" w:hAnsi="Times New Roman" w:cs="Times New Roman"/>
+          <w:sz w:val="24"/>
+          <w:szCs w:val="24"/>
         </w:rPr>
       </w:pPr>
       <w:r>
         <w:rPr>
           <w:rFonts w:ascii="Times New Roman" w:hAnsi="Times New Roman" w:cs="Times New Roman"/>
-          <w:sz w:val="21"/>
-          <w:szCs w:val="21"/>
+          <w:sz w:val="24"/>
+          <w:szCs w:val="24"/>
         </w:rPr>
         <w:t>Supported crop and supply-chain research, updated survey tools, trained staff on data use, and documented methods for donor and certification reporting.</w:t>
       </w:r>
     </w:p>
     <w:p>
       <w:pPr>
-        <w:spacing w:after="0" w:line="240" w:lineRule="auto"/>
+        <w:spacing w:after="0" w:line="360" w:lineRule="auto"/>
+        <w:jc w:val="both"/>
         <w:rPr>
           <w:rFonts w:ascii="Times New Roman" w:hAnsi="Times New Roman" w:cs="Times New Roman"/>
           <w:b/>
-          <w:sz w:val="2"/>
-          <w:szCs w:val="2"/>
+          <w:sz w:val="32"/>
+          <w:szCs w:val="32"/>
         </w:rPr>
       </w:pPr>
       <w:r>
         <w:rPr>
-          <w:sz w:val="8"/>
-        </w:rPr>
+          <w:rFonts w:ascii="Times New Roman" w:hAnsi="Times New Roman" w:cs="Times New Roman"/>
+          <w:b/>
+          <w:sz w:val="32"/>
+          <w:szCs w:val="32"/>
+        </w:rPr>
+        <w:t>Technical Lead Consultant, January 2025 - Present</w:t>
       </w:r>
     </w:p>
     <w:p>
       <w:pPr>
-        <w:spacing w:after="0" w:line="240" w:lineRule="auto"/>
-        <w:rPr>
-          <w:rFonts w:ascii="Times New Roman" w:hAnsi="Times New Roman" w:cs="Times New Roman"/>
-          <w:sz w:val="21"/>
-          <w:szCs w:val="21"/>
+        <w:spacing w:after="0" w:line="360" w:lineRule="auto"/>
+        <w:jc w:val="both"/>
+        <w:rPr>
+          <w:rFonts w:ascii="Times New Roman" w:hAnsi="Times New Roman" w:cs="Times New Roman"/>
+          <w:sz w:val="28"/>
+          <w:szCs w:val="28"/>
         </w:rPr>
       </w:pPr>
       <w:r>
         <w:rPr>
           <w:rFonts w:ascii="Times New Roman" w:hAnsi="Times New Roman" w:cs="Times New Roman"/>
-          <w:b/>
-          <w:sz w:val="21"/>
-          <w:szCs w:val="21"/>
-        </w:rPr>
-        <w:t>Technical Lead Consultant, January 2025 - June 2026</w:t>
-      </w:r>
-    </w:p>
-    <w:p>
-      <w:pPr>
-        <w:spacing w:after="0" w:line="240" w:lineRule="auto"/>
-        <w:rPr>
-          <w:rFonts w:ascii="Times New Roman" w:hAnsi="Times New Roman" w:cs="Times New Roman"/>
-          <w:sz w:val="21"/>
-          <w:szCs w:val="21"/>
-        </w:rPr>
-      </w:pPr>
-      <w:r>
-        <w:rPr>
-          <w:rFonts w:ascii="Times New Roman" w:hAnsi="Times New Roman" w:cs="Times New Roman"/>
-          <w:i/>
-          <w:sz w:val="21"/>
-          <w:szCs w:val="21"/>
+          <w:sz w:val="28"/>
+          <w:szCs w:val="28"/>
         </w:rPr>
         <w:t>Center for Research and Communication (CRC), Remote</w:t>
       </w:r>
@@ -736,20 +758,39 @@
           <w:ilvl w:val="0"/>
           <w:numId w:val="10"/>
         </w:numPr>
-        <w:spacing w:after="0" w:line="240" w:lineRule="auto"/>
-        <w:rPr>
-          <w:rFonts w:ascii="Times New Roman" w:hAnsi="Times New Roman" w:cs="Times New Roman"/>
-          <w:sz w:val="21"/>
-          <w:szCs w:val="21"/>
+        <w:spacing w:after="0" w:line="360" w:lineRule="auto"/>
+        <w:jc w:val="both"/>
+        <w:rPr>
+          <w:rFonts w:ascii="Times New Roman" w:hAnsi="Times New Roman" w:cs="Times New Roman"/>
+          <w:sz w:val="24"/>
+          <w:szCs w:val="24"/>
         </w:rPr>
       </w:pPr>
       <w:r>
         <w:rPr>
           <w:rFonts w:ascii="Times New Roman" w:hAnsi="Times New Roman" w:cs="Times New Roman"/>
-          <w:sz w:val="21"/>
-          <w:szCs w:val="21"/>
-        </w:rPr>
-        <w:t>Reviewed client requirements and evaluation criteria to set the proposal approach, and coordinated specialist inputs against deadlines.</w:t>
+          <w:sz w:val="24"/>
+          <w:szCs w:val="24"/>
+        </w:rPr>
+        <w:t xml:space="preserve">Reviewed client requirements and evaluation criteria to set the proposal </w:t>
+      </w:r>
+      <w:proofErr w:type="gramStart"/>
+      <w:r>
+        <w:rPr>
+          <w:rFonts w:ascii="Times New Roman" w:hAnsi="Times New Roman" w:cs="Times New Roman"/>
+          <w:sz w:val="24"/>
+          <w:szCs w:val="24"/>
+        </w:rPr>
+        <w:t>approach, and</w:t>
+      </w:r>
+      <w:proofErr w:type="gramEnd"/>
+      <w:r>
+        <w:rPr>
+          <w:rFonts w:ascii="Times New Roman" w:hAnsi="Times New Roman" w:cs="Times New Roman"/>
+          <w:sz w:val="24"/>
+          <w:szCs w:val="24"/>
+        </w:rPr>
+        <w:t xml:space="preserve"> coordinated specialist inputs against deadlines.</w:t>
       </w:r>
     </w:p>
     <w:p>
@@ -759,18 +800,19 @@
           <w:ilvl w:val="0"/>
           <w:numId w:val="10"/>
         </w:numPr>
-        <w:spacing w:after="0" w:line="240" w:lineRule="auto"/>
-        <w:rPr>
-          <w:rFonts w:ascii="Times New Roman" w:hAnsi="Times New Roman" w:cs="Times New Roman"/>
-          <w:sz w:val="21"/>
-          <w:szCs w:val="21"/>
+        <w:spacing w:after="0" w:line="360" w:lineRule="auto"/>
+        <w:jc w:val="both"/>
+        <w:rPr>
+          <w:rFonts w:ascii="Times New Roman" w:hAnsi="Times New Roman" w:cs="Times New Roman"/>
+          <w:sz w:val="24"/>
+          <w:szCs w:val="24"/>
         </w:rPr>
       </w:pPr>
       <w:r>
         <w:rPr>
           <w:rFonts w:ascii="Times New Roman" w:hAnsi="Times New Roman" w:cs="Times New Roman"/>
-          <w:sz w:val="21"/>
-          <w:szCs w:val="21"/>
+          <w:sz w:val="24"/>
+          <w:szCs w:val="24"/>
         </w:rPr>
         <w:t>Wrote and edited technical sections, including methods and work plans, and worked with finance to align technical approaches with compliant budgets.</w:t>
       </w:r>
@@ -782,18 +824,19 @@
           <w:ilvl w:val="0"/>
           <w:numId w:val="10"/>
         </w:numPr>
-        <w:spacing w:after="0" w:line="240" w:lineRule="auto"/>
-        <w:rPr>
-          <w:rFonts w:ascii="Times New Roman" w:hAnsi="Times New Roman" w:cs="Times New Roman"/>
-          <w:sz w:val="21"/>
-          <w:szCs w:val="21"/>
+        <w:spacing w:after="0" w:line="360" w:lineRule="auto"/>
+        <w:jc w:val="both"/>
+        <w:rPr>
+          <w:rFonts w:ascii="Times New Roman" w:hAnsi="Times New Roman" w:cs="Times New Roman"/>
+          <w:sz w:val="24"/>
+          <w:szCs w:val="24"/>
         </w:rPr>
       </w:pPr>
       <w:r>
         <w:rPr>
           <w:rFonts w:ascii="Times New Roman" w:hAnsi="Times New Roman" w:cs="Times New Roman"/>
-          <w:sz w:val="21"/>
-          <w:szCs w:val="21"/>
+          <w:sz w:val="24"/>
+          <w:szCs w:val="24"/>
         </w:rPr>
         <w:t>Led the technical work for the IRC MERP endline evaluation, covering design and tools, analysis and synthesis, and integration of qualitative and quantitative findings against the results framework.</w:t>
       </w:r>
@@ -805,18 +848,19 @@
           <w:ilvl w:val="0"/>
           <w:numId w:val="10"/>
         </w:numPr>
-        <w:spacing w:after="0" w:line="240" w:lineRule="auto"/>
-        <w:rPr>
-          <w:rFonts w:ascii="Times New Roman" w:hAnsi="Times New Roman" w:cs="Times New Roman"/>
-          <w:sz w:val="21"/>
-          <w:szCs w:val="21"/>
+        <w:spacing w:after="0" w:line="360" w:lineRule="auto"/>
+        <w:jc w:val="both"/>
+        <w:rPr>
+          <w:rFonts w:ascii="Times New Roman" w:hAnsi="Times New Roman" w:cs="Times New Roman"/>
+          <w:sz w:val="24"/>
+          <w:szCs w:val="24"/>
         </w:rPr>
       </w:pPr>
       <w:r>
         <w:rPr>
           <w:rFonts w:ascii="Times New Roman" w:hAnsi="Times New Roman" w:cs="Times New Roman"/>
-          <w:sz w:val="21"/>
-          <w:szCs w:val="21"/>
+          <w:sz w:val="24"/>
+          <w:szCs w:val="24"/>
         </w:rPr>
         <w:t>Led quantitative inputs for IRC baseline and perception studies: sampling, instrument testing, data-quality checks, and statistical analysis.</w:t>
       </w:r>
@@ -828,74 +872,93 @@
           <w:ilvl w:val="0"/>
           <w:numId w:val="10"/>
         </w:numPr>
-        <w:spacing w:after="0" w:line="240" w:lineRule="auto"/>
-        <w:rPr>
-          <w:rFonts w:ascii="Times New Roman" w:hAnsi="Times New Roman" w:cs="Times New Roman"/>
-          <w:sz w:val="21"/>
-          <w:szCs w:val="21"/>
+        <w:spacing w:after="0" w:line="360" w:lineRule="auto"/>
+        <w:jc w:val="both"/>
+        <w:rPr>
+          <w:rFonts w:ascii="Times New Roman" w:hAnsi="Times New Roman" w:cs="Times New Roman"/>
+          <w:sz w:val="24"/>
+          <w:szCs w:val="24"/>
         </w:rPr>
       </w:pPr>
       <w:r>
         <w:rPr>
           <w:rFonts w:ascii="Times New Roman" w:hAnsi="Times New Roman" w:cs="Times New Roman"/>
-          <w:sz w:val="21"/>
-          <w:szCs w:val="21"/>
+          <w:sz w:val="24"/>
+          <w:szCs w:val="24"/>
         </w:rPr>
         <w:t>Served as data and M&amp;E lead for UNICEF behavior change and awareness studies: tools, trackers, datasets, reach analysis, and report drafting.</w:t>
       </w:r>
     </w:p>
     <w:p>
       <w:pPr>
-        <w:spacing w:after="0" w:line="240" w:lineRule="auto"/>
+        <w:spacing w:after="0" w:line="360" w:lineRule="auto"/>
+        <w:jc w:val="both"/>
         <w:rPr>
           <w:rFonts w:ascii="Times New Roman" w:hAnsi="Times New Roman" w:cs="Times New Roman"/>
           <w:b/>
-          <w:sz w:val="2"/>
-          <w:szCs w:val="2"/>
+          <w:sz w:val="32"/>
+          <w:szCs w:val="32"/>
         </w:rPr>
       </w:pPr>
       <w:r>
         <w:rPr>
-          <w:sz w:val="8"/>
-        </w:rPr>
+          <w:rFonts w:ascii="Times New Roman" w:hAnsi="Times New Roman" w:cs="Times New Roman"/>
+          <w:b/>
+          <w:sz w:val="32"/>
+          <w:szCs w:val="32"/>
+        </w:rPr>
+        <w:t>Researcher / Data Scientist, Vanilla Value-Chain, January 2024 - June 2025</w:t>
       </w:r>
     </w:p>
     <w:p>
       <w:pPr>
-        <w:spacing w:after="0" w:line="240" w:lineRule="auto"/>
-        <w:rPr>
-          <w:rFonts w:ascii="Times New Roman" w:hAnsi="Times New Roman" w:cs="Times New Roman"/>
-          <w:sz w:val="21"/>
-          <w:szCs w:val="21"/>
+        <w:spacing w:after="0" w:line="360" w:lineRule="auto"/>
+        <w:jc w:val="both"/>
+        <w:rPr>
+          <w:rFonts w:ascii="Times New Roman" w:hAnsi="Times New Roman" w:cs="Times New Roman"/>
+          <w:sz w:val="28"/>
+          <w:szCs w:val="28"/>
         </w:rPr>
       </w:pPr>
       <w:r>
         <w:rPr>
           <w:rFonts w:ascii="Times New Roman" w:hAnsi="Times New Roman" w:cs="Times New Roman"/>
-          <w:b/>
-          <w:sz w:val="21"/>
-          <w:szCs w:val="21"/>
-        </w:rPr>
-        <w:t>Researcher / Data Scientist, Vanilla Value-Chain Research, January 2024 - June 2025</w:t>
+          <w:sz w:val="28"/>
+          <w:szCs w:val="28"/>
+        </w:rPr>
+        <w:t xml:space="preserve">Makerere University </w:t>
       </w:r>
-    </w:p>
-    <w:p>
-      <w:pPr>
-        <w:spacing w:after="0" w:line="240" w:lineRule="auto"/>
-        <w:rPr>
-          <w:rFonts w:ascii="Times New Roman" w:hAnsi="Times New Roman" w:cs="Times New Roman"/>
-          <w:sz w:val="21"/>
-          <w:szCs w:val="21"/>
-        </w:rPr>
-      </w:pPr>
       <w:r>
         <w:rPr>
           <w:rFonts w:ascii="Times New Roman" w:hAnsi="Times New Roman" w:cs="Times New Roman"/>
-          <w:i/>
-          <w:sz w:val="21"/>
-          <w:szCs w:val="21"/>
-        </w:rPr>
-        <w:t>Makerere University with MAAIF, Catholic Relief Services, and private sector partners, Uganda</w:t>
+          <w:sz w:val="28"/>
+          <w:szCs w:val="28"/>
+        </w:rPr>
+        <w:t>/</w:t>
+      </w:r>
+      <w:r>
+        <w:rPr>
+          <w:rFonts w:ascii="Times New Roman" w:hAnsi="Times New Roman" w:cs="Times New Roman"/>
+          <w:sz w:val="28"/>
+          <w:szCs w:val="28"/>
+        </w:rPr>
+        <w:t xml:space="preserve"> MAAIF, Catholic Relief Services, and </w:t>
+      </w:r>
+      <w:r>
+        <w:rPr>
+          <w:rFonts w:ascii="Times New Roman" w:hAnsi="Times New Roman" w:cs="Times New Roman"/>
+          <w:sz w:val="28"/>
+          <w:szCs w:val="28"/>
+        </w:rPr>
+        <w:t>sector</w:t>
+      </w:r>
+      <w:r>
+        <w:rPr>
+          <w:rFonts w:ascii="Times New Roman" w:hAnsi="Times New Roman" w:cs="Times New Roman"/>
+          <w:sz w:val="28"/>
+          <w:szCs w:val="28"/>
+        </w:rPr>
+        <w:t xml:space="preserve"> partners, Uganda</w:t>
       </w:r>
     </w:p>
     <w:p>
@@ -905,18 +968,19 @@
           <w:ilvl w:val="0"/>
           <w:numId w:val="10"/>
         </w:numPr>
-        <w:spacing w:after="0" w:line="240" w:lineRule="auto"/>
-        <w:rPr>
-          <w:rFonts w:ascii="Times New Roman" w:hAnsi="Times New Roman" w:cs="Times New Roman"/>
-          <w:sz w:val="21"/>
-          <w:szCs w:val="21"/>
+        <w:spacing w:after="0" w:line="360" w:lineRule="auto"/>
+        <w:jc w:val="both"/>
+        <w:rPr>
+          <w:rFonts w:ascii="Times New Roman" w:hAnsi="Times New Roman" w:cs="Times New Roman"/>
+          <w:sz w:val="24"/>
+          <w:szCs w:val="24"/>
         </w:rPr>
       </w:pPr>
       <w:r>
         <w:rPr>
           <w:rFonts w:ascii="Times New Roman" w:hAnsi="Times New Roman" w:cs="Times New Roman"/>
-          <w:sz w:val="21"/>
-          <w:szCs w:val="21"/>
+          <w:sz w:val="24"/>
+          <w:szCs w:val="24"/>
         </w:rPr>
         <w:t>Researched vanilla maturity and harvest timing for national harvest-declaration considerations, combining field and crop work with statistical modeling and thermal-time analysis.</w:t>
       </w:r>
@@ -928,18 +992,19 @@
           <w:ilvl w:val="0"/>
           <w:numId w:val="10"/>
         </w:numPr>
-        <w:spacing w:after="0" w:line="240" w:lineRule="auto"/>
-        <w:rPr>
-          <w:rFonts w:ascii="Times New Roman" w:hAnsi="Times New Roman" w:cs="Times New Roman"/>
-          <w:sz w:val="21"/>
-          <w:szCs w:val="21"/>
+        <w:spacing w:after="0" w:line="360" w:lineRule="auto"/>
+        <w:jc w:val="both"/>
+        <w:rPr>
+          <w:rFonts w:ascii="Times New Roman" w:hAnsi="Times New Roman" w:cs="Times New Roman"/>
+          <w:sz w:val="24"/>
+          <w:szCs w:val="24"/>
         </w:rPr>
       </w:pPr>
       <w:r>
         <w:rPr>
           <w:rFonts w:ascii="Times New Roman" w:hAnsi="Times New Roman" w:cs="Times New Roman"/>
-          <w:sz w:val="21"/>
-          <w:szCs w:val="21"/>
+          <w:sz w:val="24"/>
+          <w:szCs w:val="24"/>
         </w:rPr>
         <w:t>Integrated field, satellite climate, and survey data and built time-series models to compare maturity-assessment methods and their timing, quality, and price implications.</w:t>
       </w:r>
@@ -951,19 +1016,21 @@
           <w:ilvl w:val="0"/>
           <w:numId w:val="10"/>
         </w:numPr>
-        <w:spacing w:after="0" w:line="240" w:lineRule="auto"/>
-        <w:rPr>
-          <w:rFonts w:ascii="Times New Roman" w:hAnsi="Times New Roman" w:cs="Times New Roman"/>
-          <w:sz w:val="21"/>
-          <w:szCs w:val="21"/>
+        <w:spacing w:after="0" w:line="360" w:lineRule="auto"/>
+        <w:jc w:val="both"/>
+        <w:rPr>
+          <w:rFonts w:ascii="Times New Roman" w:hAnsi="Times New Roman" w:cs="Times New Roman"/>
+          <w:sz w:val="24"/>
+          <w:szCs w:val="24"/>
         </w:rPr>
       </w:pPr>
       <w:r>
         <w:rPr>
           <w:rFonts w:ascii="Times New Roman" w:hAnsi="Times New Roman" w:cs="Times New Roman"/>
-          <w:sz w:val="21"/>
-          <w:szCs w:val="21"/>
-        </w:rPr>
+          <w:sz w:val="24"/>
+          <w:szCs w:val="24"/>
+        </w:rPr>
+        <w:lastRenderedPageBreak/>
         <w:t>Conducted interviews with farmers and partners, field measurements, and seasonal maturity assessments across vanilla-growing districts.</w:t>
       </w:r>
     </w:p>
@@ -974,72 +1041,59 @@
           <w:ilvl w:val="0"/>
           <w:numId w:val="10"/>
         </w:numPr>
-        <w:spacing w:after="0" w:line="240" w:lineRule="auto"/>
-        <w:rPr>
-          <w:rFonts w:ascii="Times New Roman" w:hAnsi="Times New Roman" w:cs="Times New Roman"/>
-          <w:sz w:val="21"/>
-          <w:szCs w:val="21"/>
+        <w:spacing w:after="0" w:line="360" w:lineRule="auto"/>
+        <w:jc w:val="both"/>
+        <w:rPr>
+          <w:rFonts w:ascii="Times New Roman" w:hAnsi="Times New Roman" w:cs="Times New Roman"/>
+          <w:sz w:val="24"/>
+          <w:szCs w:val="24"/>
         </w:rPr>
       </w:pPr>
       <w:r>
         <w:rPr>
           <w:rFonts w:ascii="Times New Roman" w:hAnsi="Times New Roman" w:cs="Times New Roman"/>
-          <w:sz w:val="21"/>
-          <w:szCs w:val="21"/>
+          <w:sz w:val="24"/>
+          <w:szCs w:val="24"/>
         </w:rPr>
         <w:t>Helped establish the Kabanyolo demonstration plot and prepared models, scenario notes, and technical inputs for supervisors and project partners. Work concluded with program funding closure.</w:t>
       </w:r>
     </w:p>
     <w:p>
       <w:pPr>
-        <w:spacing w:after="0" w:line="240" w:lineRule="auto"/>
+        <w:spacing w:after="0" w:line="360" w:lineRule="auto"/>
+        <w:jc w:val="both"/>
         <w:rPr>
           <w:rFonts w:ascii="Times New Roman" w:hAnsi="Times New Roman" w:cs="Times New Roman"/>
           <w:b/>
-          <w:sz w:val="2"/>
-          <w:szCs w:val="2"/>
+          <w:sz w:val="32"/>
+          <w:szCs w:val="32"/>
         </w:rPr>
       </w:pPr>
       <w:r>
         <w:rPr>
-          <w:sz w:val="8"/>
-        </w:rPr>
-      </w:r>
-    </w:p>
-    <w:p>
-      <w:pPr>
-        <w:spacing w:after="0" w:line="240" w:lineRule="auto"/>
-        <w:rPr>
-          <w:rFonts w:ascii="Times New Roman" w:hAnsi="Times New Roman" w:cs="Times New Roman"/>
-          <w:sz w:val="21"/>
-          <w:szCs w:val="21"/>
-        </w:rPr>
-      </w:pPr>
-      <w:r>
-        <w:rPr>
           <w:rFonts w:ascii="Times New Roman" w:hAnsi="Times New Roman" w:cs="Times New Roman"/>
           <w:b/>
-          <w:sz w:val="21"/>
-          <w:szCs w:val="21"/>
+          <w:sz w:val="32"/>
+          <w:szCs w:val="32"/>
         </w:rPr>
         <w:t>Research Associate, February 2023 - November 2023</w:t>
       </w:r>
     </w:p>
     <w:p>
       <w:pPr>
-        <w:spacing w:after="0" w:line="240" w:lineRule="auto"/>
-        <w:rPr>
-          <w:rFonts w:ascii="Times New Roman" w:hAnsi="Times New Roman" w:cs="Times New Roman"/>
-          <w:sz w:val="21"/>
-          <w:szCs w:val="21"/>
+        <w:spacing w:after="0" w:line="360" w:lineRule="auto"/>
+        <w:jc w:val="both"/>
+        <w:rPr>
+          <w:rFonts w:ascii="Times New Roman" w:hAnsi="Times New Roman" w:cs="Times New Roman"/>
+          <w:sz w:val="28"/>
+          <w:szCs w:val="28"/>
         </w:rPr>
       </w:pPr>
       <w:r>
         <w:rPr>
           <w:rFonts w:ascii="Times New Roman" w:hAnsi="Times New Roman" w:cs="Times New Roman"/>
-          <w:i/>
-          <w:sz w:val="21"/>
-          <w:szCs w:val="21"/>
+          <w:sz w:val="28"/>
+          <w:szCs w:val="28"/>
         </w:rPr>
         <w:t>Innovations for Poverty Action (IPA), Kampala, Uganda</w:t>
       </w:r>
@@ -1051,18 +1105,19 @@
           <w:ilvl w:val="0"/>
           <w:numId w:val="10"/>
         </w:numPr>
-        <w:spacing w:after="0" w:line="240" w:lineRule="auto"/>
-        <w:rPr>
-          <w:rFonts w:ascii="Times New Roman" w:hAnsi="Times New Roman" w:cs="Times New Roman"/>
-          <w:sz w:val="21"/>
-          <w:szCs w:val="21"/>
+        <w:spacing w:after="0" w:line="360" w:lineRule="auto"/>
+        <w:jc w:val="both"/>
+        <w:rPr>
+          <w:rFonts w:ascii="Times New Roman" w:hAnsi="Times New Roman" w:cs="Times New Roman"/>
+          <w:sz w:val="24"/>
+          <w:szCs w:val="24"/>
         </w:rPr>
       </w:pPr>
       <w:r>
         <w:rPr>
           <w:rFonts w:ascii="Times New Roman" w:hAnsi="Times New Roman" w:cs="Times New Roman"/>
-          <w:sz w:val="21"/>
-          <w:szCs w:val="21"/>
+          <w:sz w:val="24"/>
+          <w:szCs w:val="24"/>
         </w:rPr>
         <w:t>Supported development and implementation of process evaluation plans with program managers.</w:t>
       </w:r>
@@ -1074,18 +1129,19 @@
           <w:ilvl w:val="0"/>
           <w:numId w:val="10"/>
         </w:numPr>
-        <w:spacing w:after="0" w:line="240" w:lineRule="auto"/>
-        <w:rPr>
-          <w:rFonts w:ascii="Times New Roman" w:hAnsi="Times New Roman" w:cs="Times New Roman"/>
-          <w:sz w:val="21"/>
-          <w:szCs w:val="21"/>
+        <w:spacing w:after="0" w:line="360" w:lineRule="auto"/>
+        <w:jc w:val="both"/>
+        <w:rPr>
+          <w:rFonts w:ascii="Times New Roman" w:hAnsi="Times New Roman" w:cs="Times New Roman"/>
+          <w:sz w:val="24"/>
+          <w:szCs w:val="24"/>
         </w:rPr>
       </w:pPr>
       <w:r>
         <w:rPr>
           <w:rFonts w:ascii="Times New Roman" w:hAnsi="Times New Roman" w:cs="Times New Roman"/>
-          <w:sz w:val="21"/>
-          <w:szCs w:val="21"/>
+          <w:sz w:val="24"/>
+          <w:szCs w:val="24"/>
         </w:rPr>
         <w:t>Designed survey instruments and supported piloting, translation, and computer-assisted interviewing.</w:t>
       </w:r>
@@ -1097,18 +1153,19 @@
           <w:ilvl w:val="0"/>
           <w:numId w:val="10"/>
         </w:numPr>
-        <w:spacing w:after="0" w:line="240" w:lineRule="auto"/>
-        <w:rPr>
-          <w:rFonts w:ascii="Times New Roman" w:hAnsi="Times New Roman" w:cs="Times New Roman"/>
-          <w:sz w:val="21"/>
-          <w:szCs w:val="21"/>
+        <w:spacing w:after="0" w:line="360" w:lineRule="auto"/>
+        <w:jc w:val="both"/>
+        <w:rPr>
+          <w:rFonts w:ascii="Times New Roman" w:hAnsi="Times New Roman" w:cs="Times New Roman"/>
+          <w:sz w:val="24"/>
+          <w:szCs w:val="24"/>
         </w:rPr>
       </w:pPr>
       <w:r>
         <w:rPr>
           <w:rFonts w:ascii="Times New Roman" w:hAnsi="Times New Roman" w:cs="Times New Roman"/>
-          <w:sz w:val="21"/>
-          <w:szCs w:val="21"/>
+          <w:sz w:val="24"/>
+          <w:szCs w:val="24"/>
         </w:rPr>
         <w:t>Coordinated evaluation logistics including timelines, field staffing, and procurement, and managed data entry, cleaning, and analysis.</w:t>
       </w:r>
@@ -1120,18 +1177,19 @@
           <w:ilvl w:val="0"/>
           <w:numId w:val="10"/>
         </w:numPr>
-        <w:spacing w:after="0" w:line="240" w:lineRule="auto"/>
-        <w:rPr>
-          <w:rFonts w:ascii="Times New Roman" w:hAnsi="Times New Roman" w:cs="Times New Roman"/>
-          <w:sz w:val="21"/>
-          <w:szCs w:val="21"/>
+        <w:spacing w:after="0" w:line="360" w:lineRule="auto"/>
+        <w:jc w:val="both"/>
+        <w:rPr>
+          <w:rFonts w:ascii="Times New Roman" w:hAnsi="Times New Roman" w:cs="Times New Roman"/>
+          <w:sz w:val="24"/>
+          <w:szCs w:val="24"/>
         </w:rPr>
       </w:pPr>
       <w:r>
         <w:rPr>
           <w:rFonts w:ascii="Times New Roman" w:hAnsi="Times New Roman" w:cs="Times New Roman"/>
-          <w:sz w:val="21"/>
-          <w:szCs w:val="21"/>
+          <w:sz w:val="24"/>
+          <w:szCs w:val="24"/>
         </w:rPr>
         <w:t>Applied data-quality protocols including enumerator audits and monitoring of data collection.</w:t>
       </w:r>
@@ -1143,74 +1201,61 @@
           <w:ilvl w:val="0"/>
           <w:numId w:val="10"/>
         </w:numPr>
-        <w:spacing w:after="0" w:line="240" w:lineRule="auto"/>
-        <w:rPr>
-          <w:rFonts w:ascii="Times New Roman" w:hAnsi="Times New Roman" w:cs="Times New Roman"/>
-          <w:sz w:val="21"/>
-          <w:szCs w:val="21"/>
+        <w:spacing w:after="0" w:line="360" w:lineRule="auto"/>
+        <w:jc w:val="both"/>
+        <w:rPr>
+          <w:rFonts w:ascii="Times New Roman" w:hAnsi="Times New Roman" w:cs="Times New Roman"/>
+          <w:sz w:val="24"/>
+          <w:szCs w:val="24"/>
         </w:rPr>
       </w:pPr>
       <w:r>
         <w:rPr>
           <w:rFonts w:ascii="Times New Roman" w:hAnsi="Times New Roman" w:cs="Times New Roman"/>
-          <w:sz w:val="21"/>
-          <w:szCs w:val="21"/>
+          <w:sz w:val="24"/>
+          <w:szCs w:val="24"/>
         </w:rPr>
         <w:t>Maintained relationships with partner organizations, contributed to meetings and reports, and supported research approvals and compliance.</w:t>
       </w:r>
     </w:p>
     <w:p>
       <w:pPr>
-        <w:spacing w:after="0" w:line="240" w:lineRule="auto"/>
+        <w:spacing w:after="0" w:line="360" w:lineRule="auto"/>
+        <w:jc w:val="both"/>
         <w:rPr>
           <w:rFonts w:ascii="Times New Roman" w:hAnsi="Times New Roman" w:cs="Times New Roman"/>
           <w:b/>
-          <w:sz w:val="2"/>
-          <w:szCs w:val="2"/>
+          <w:sz w:val="32"/>
+          <w:szCs w:val="32"/>
         </w:rPr>
       </w:pPr>
       <w:r>
         <w:rPr>
-          <w:sz w:val="8"/>
-        </w:rPr>
-      </w:r>
-    </w:p>
-    <w:p>
-      <w:pPr>
-        <w:spacing w:after="0" w:line="240" w:lineRule="auto"/>
-        <w:rPr>
-          <w:rFonts w:ascii="Times New Roman" w:hAnsi="Times New Roman" w:cs="Times New Roman"/>
-          <w:sz w:val="21"/>
-          <w:szCs w:val="21"/>
-        </w:rPr>
-      </w:pPr>
-      <w:r>
-        <w:rPr>
           <w:rFonts w:ascii="Times New Roman" w:hAnsi="Times New Roman" w:cs="Times New Roman"/>
           <w:b/>
-          <w:sz w:val="21"/>
-          <w:szCs w:val="21"/>
+          <w:sz w:val="32"/>
+          <w:szCs w:val="32"/>
         </w:rPr>
         <w:t>Qualitative Research Associate, July 2023 - March 2024</w:t>
       </w:r>
     </w:p>
     <w:p>
       <w:pPr>
-        <w:spacing w:after="0" w:line="240" w:lineRule="auto"/>
-        <w:rPr>
-          <w:rFonts w:ascii="Times New Roman" w:hAnsi="Times New Roman" w:cs="Times New Roman"/>
-          <w:sz w:val="21"/>
-          <w:szCs w:val="21"/>
+        <w:spacing w:after="0" w:line="360" w:lineRule="auto"/>
+        <w:jc w:val="both"/>
+        <w:rPr>
+          <w:rFonts w:ascii="Times New Roman" w:hAnsi="Times New Roman" w:cs="Times New Roman"/>
+          <w:sz w:val="28"/>
+          <w:szCs w:val="28"/>
         </w:rPr>
       </w:pPr>
       <w:r>
         <w:rPr>
           <w:rFonts w:ascii="Times New Roman" w:hAnsi="Times New Roman" w:cs="Times New Roman"/>
-          <w:i/>
-          <w:sz w:val="21"/>
-          <w:szCs w:val="21"/>
-        </w:rPr>
-        <w:t>Social and Scientific Systems for USAID Strategic Information Technical Support (SITES), Uganda</w:t>
+          <w:sz w:val="28"/>
+          <w:szCs w:val="28"/>
+        </w:rPr>
+        <w:t>USAID Strategic Information Technical Support (SITES), Uganda</w:t>
       </w:r>
     </w:p>
     <w:p>
@@ -1220,18 +1265,19 @@
           <w:ilvl w:val="0"/>
           <w:numId w:val="10"/>
         </w:numPr>
-        <w:spacing w:after="0" w:line="240" w:lineRule="auto"/>
-        <w:rPr>
-          <w:rFonts w:ascii="Times New Roman" w:hAnsi="Times New Roman" w:cs="Times New Roman"/>
-          <w:sz w:val="21"/>
-          <w:szCs w:val="21"/>
+        <w:spacing w:after="0" w:line="360" w:lineRule="auto"/>
+        <w:jc w:val="both"/>
+        <w:rPr>
+          <w:rFonts w:ascii="Times New Roman" w:hAnsi="Times New Roman" w:cs="Times New Roman"/>
+          <w:sz w:val="24"/>
+          <w:szCs w:val="24"/>
         </w:rPr>
       </w:pPr>
       <w:r>
         <w:rPr>
           <w:rFonts w:ascii="Times New Roman" w:hAnsi="Times New Roman" w:cs="Times New Roman"/>
-          <w:sz w:val="21"/>
-          <w:szCs w:val="21"/>
+          <w:sz w:val="24"/>
+          <w:szCs w:val="24"/>
         </w:rPr>
         <w:t>Trained on field methods and tools and managed questionnaires and tablets for fieldwork across Eastern and Northern Uganda.</w:t>
       </w:r>
@@ -1243,18 +1289,19 @@
           <w:ilvl w:val="0"/>
           <w:numId w:val="10"/>
         </w:numPr>
-        <w:spacing w:after="0" w:line="240" w:lineRule="auto"/>
-        <w:rPr>
-          <w:rFonts w:ascii="Times New Roman" w:hAnsi="Times New Roman" w:cs="Times New Roman"/>
-          <w:sz w:val="21"/>
-          <w:szCs w:val="21"/>
+        <w:spacing w:after="0" w:line="360" w:lineRule="auto"/>
+        <w:jc w:val="both"/>
+        <w:rPr>
+          <w:rFonts w:ascii="Times New Roman" w:hAnsi="Times New Roman" w:cs="Times New Roman"/>
+          <w:sz w:val="24"/>
+          <w:szCs w:val="24"/>
         </w:rPr>
       </w:pPr>
       <w:r>
         <w:rPr>
           <w:rFonts w:ascii="Times New Roman" w:hAnsi="Times New Roman" w:cs="Times New Roman"/>
-          <w:sz w:val="21"/>
-          <w:szCs w:val="21"/>
+          <w:sz w:val="24"/>
+          <w:szCs w:val="24"/>
         </w:rPr>
         <w:t>Assessed facility readiness for Health Information Exchange and paperless viral load requests, reviewing UgandaEMR records against ART registers.</w:t>
       </w:r>
@@ -1266,18 +1313,19 @@
           <w:ilvl w:val="0"/>
           <w:numId w:val="10"/>
         </w:numPr>
-        <w:spacing w:after="0" w:line="240" w:lineRule="auto"/>
-        <w:rPr>
-          <w:rFonts w:ascii="Times New Roman" w:hAnsi="Times New Roman" w:cs="Times New Roman"/>
-          <w:sz w:val="21"/>
-          <w:szCs w:val="21"/>
+        <w:spacing w:after="0" w:line="360" w:lineRule="auto"/>
+        <w:jc w:val="both"/>
+        <w:rPr>
+          <w:rFonts w:ascii="Times New Roman" w:hAnsi="Times New Roman" w:cs="Times New Roman"/>
+          <w:sz w:val="24"/>
+          <w:szCs w:val="24"/>
         </w:rPr>
       </w:pPr>
       <w:r>
         <w:rPr>
           <w:rFonts w:ascii="Times New Roman" w:hAnsi="Times New Roman" w:cs="Times New Roman"/>
-          <w:sz w:val="21"/>
-          <w:szCs w:val="21"/>
+          <w:sz w:val="24"/>
+          <w:szCs w:val="24"/>
         </w:rPr>
         <w:t>Conducted key informant interviews and FGDs with clinical and data staff and checked data quality across HMIS tools and the EMR.</w:t>
       </w:r>
@@ -1289,18 +1337,19 @@
           <w:ilvl w:val="0"/>
           <w:numId w:val="10"/>
         </w:numPr>
-        <w:spacing w:after="0" w:line="240" w:lineRule="auto"/>
-        <w:rPr>
-          <w:rFonts w:ascii="Times New Roman" w:hAnsi="Times New Roman" w:cs="Times New Roman"/>
-          <w:sz w:val="21"/>
-          <w:szCs w:val="21"/>
+        <w:spacing w:after="0" w:line="360" w:lineRule="auto"/>
+        <w:jc w:val="both"/>
+        <w:rPr>
+          <w:rFonts w:ascii="Times New Roman" w:hAnsi="Times New Roman" w:cs="Times New Roman"/>
+          <w:sz w:val="24"/>
+          <w:szCs w:val="24"/>
         </w:rPr>
       </w:pPr>
       <w:r>
         <w:rPr>
           <w:rFonts w:ascii="Times New Roman" w:hAnsi="Times New Roman" w:cs="Times New Roman"/>
-          <w:sz w:val="21"/>
-          <w:szCs w:val="21"/>
+          <w:sz w:val="24"/>
+          <w:szCs w:val="24"/>
         </w:rPr>
         <w:t>Documented constraints affecting EMR use, including DHIS2 knowledge, internet and power stability, and computer performance, and shared facility-level feedback at each visit.</w:t>
       </w:r>
@@ -1312,72 +1361,77 @@
           <w:ilvl w:val="0"/>
           <w:numId w:val="10"/>
         </w:numPr>
-        <w:spacing w:after="0" w:line="240" w:lineRule="auto"/>
-        <w:rPr>
-          <w:rFonts w:ascii="Times New Roman" w:hAnsi="Times New Roman" w:cs="Times New Roman"/>
-          <w:sz w:val="21"/>
-          <w:szCs w:val="21"/>
+        <w:spacing w:after="0" w:line="360" w:lineRule="auto"/>
+        <w:jc w:val="both"/>
+        <w:rPr>
+          <w:rFonts w:ascii="Times New Roman" w:hAnsi="Times New Roman" w:cs="Times New Roman"/>
+          <w:sz w:val="24"/>
+          <w:szCs w:val="24"/>
         </w:rPr>
       </w:pPr>
       <w:r>
         <w:rPr>
           <w:rFonts w:ascii="Times New Roman" w:hAnsi="Times New Roman" w:cs="Times New Roman"/>
-          <w:sz w:val="21"/>
-          <w:szCs w:val="21"/>
-        </w:rPr>
-        <w:t>Compiled progress and activity reports with safe backup and storage, completing a 12-day assessment in September 2023 within a seven-region exercise covering Kigezi, Ankole, Lango, Acholi, Busoga, Bugisu, and Karamoja.</w:t>
+          <w:sz w:val="24"/>
+          <w:szCs w:val="24"/>
+        </w:rPr>
+        <w:t xml:space="preserve">Compiled progress and activity reports with safe backup and storage, completing a 12-day assessment in September 2023 within a seven-region exercise covering Kigezi, Ankole, Lango, Acholi, Busoga, </w:t>
+      </w:r>
+      <w:proofErr w:type="spellStart"/>
+      <w:r>
+        <w:rPr>
+          <w:rFonts w:ascii="Times New Roman" w:hAnsi="Times New Roman" w:cs="Times New Roman"/>
+          <w:sz w:val="24"/>
+          <w:szCs w:val="24"/>
+        </w:rPr>
+        <w:t>Bugisu</w:t>
+      </w:r>
+      <w:proofErr w:type="spellEnd"/>
+      <w:r>
+        <w:rPr>
+          <w:rFonts w:ascii="Times New Roman" w:hAnsi="Times New Roman" w:cs="Times New Roman"/>
+          <w:sz w:val="24"/>
+          <w:szCs w:val="24"/>
+        </w:rPr>
+        <w:t>, and Karamoja.</w:t>
       </w:r>
     </w:p>
     <w:p>
       <w:pPr>
-        <w:spacing w:after="0" w:line="240" w:lineRule="auto"/>
+        <w:spacing w:after="0" w:line="360" w:lineRule="auto"/>
+        <w:jc w:val="both"/>
         <w:rPr>
           <w:rFonts w:ascii="Times New Roman" w:hAnsi="Times New Roman" w:cs="Times New Roman"/>
           <w:b/>
-          <w:sz w:val="2"/>
-          <w:szCs w:val="2"/>
+          <w:sz w:val="32"/>
+          <w:szCs w:val="32"/>
         </w:rPr>
       </w:pPr>
       <w:r>
         <w:rPr>
-          <w:sz w:val="8"/>
-        </w:rPr>
-      </w:r>
-    </w:p>
-    <w:p>
-      <w:pPr>
-        <w:spacing w:after="0" w:line="240" w:lineRule="auto"/>
-        <w:rPr>
-          <w:rFonts w:ascii="Times New Roman" w:hAnsi="Times New Roman" w:cs="Times New Roman"/>
-          <w:sz w:val="21"/>
-          <w:szCs w:val="21"/>
-        </w:rPr>
-      </w:pPr>
-      <w:r>
-        <w:rPr>
           <w:rFonts w:ascii="Times New Roman" w:hAnsi="Times New Roman" w:cs="Times New Roman"/>
           <w:b/>
-          <w:sz w:val="21"/>
-          <w:szCs w:val="21"/>
+          <w:sz w:val="32"/>
+          <w:szCs w:val="32"/>
         </w:rPr>
         <w:t>Research Associate, September 2021 - January 2023</w:t>
       </w:r>
     </w:p>
     <w:p>
       <w:pPr>
-        <w:spacing w:after="0" w:line="240" w:lineRule="auto"/>
-        <w:rPr>
-          <w:rFonts w:ascii="Times New Roman" w:hAnsi="Times New Roman" w:cs="Times New Roman"/>
-          <w:sz w:val="21"/>
-          <w:szCs w:val="21"/>
+        <w:spacing w:after="0" w:line="360" w:lineRule="auto"/>
+        <w:jc w:val="both"/>
+        <w:rPr>
+          <w:rFonts w:ascii="Times New Roman" w:hAnsi="Times New Roman" w:cs="Times New Roman"/>
+          <w:sz w:val="28"/>
+          <w:szCs w:val="28"/>
         </w:rPr>
       </w:pPr>
       <w:r>
         <w:rPr>
           <w:rFonts w:ascii="Times New Roman" w:hAnsi="Times New Roman" w:cs="Times New Roman"/>
-          <w:i/>
-          <w:sz w:val="21"/>
-          <w:szCs w:val="21"/>
+          <w:sz w:val="28"/>
+          <w:szCs w:val="28"/>
         </w:rPr>
         <w:t>Bronkar (U) Limited, Kampala, Uganda</w:t>
       </w:r>
@@ -1389,18 +1443,19 @@
           <w:ilvl w:val="0"/>
           <w:numId w:val="10"/>
         </w:numPr>
-        <w:spacing w:after="0" w:line="240" w:lineRule="auto"/>
-        <w:rPr>
-          <w:rFonts w:ascii="Times New Roman" w:hAnsi="Times New Roman" w:cs="Times New Roman"/>
-          <w:sz w:val="21"/>
-          <w:szCs w:val="21"/>
+        <w:spacing w:after="0" w:line="360" w:lineRule="auto"/>
+        <w:jc w:val="both"/>
+        <w:rPr>
+          <w:rFonts w:ascii="Times New Roman" w:hAnsi="Times New Roman" w:cs="Times New Roman"/>
+          <w:sz w:val="24"/>
+          <w:szCs w:val="24"/>
         </w:rPr>
       </w:pPr>
       <w:r>
         <w:rPr>
           <w:rFonts w:ascii="Times New Roman" w:hAnsi="Times New Roman" w:cs="Times New Roman"/>
-          <w:sz w:val="21"/>
-          <w:szCs w:val="21"/>
+          <w:sz w:val="24"/>
+          <w:szCs w:val="24"/>
         </w:rPr>
         <w:t>Developed assignment workplans and tracked deliverables across research assignments.</w:t>
       </w:r>
@@ -1412,18 +1467,19 @@
           <w:ilvl w:val="0"/>
           <w:numId w:val="10"/>
         </w:numPr>
-        <w:spacing w:after="0" w:line="240" w:lineRule="auto"/>
-        <w:rPr>
-          <w:rFonts w:ascii="Times New Roman" w:hAnsi="Times New Roman" w:cs="Times New Roman"/>
-          <w:sz w:val="21"/>
-          <w:szCs w:val="21"/>
+        <w:spacing w:after="0" w:line="360" w:lineRule="auto"/>
+        <w:jc w:val="both"/>
+        <w:rPr>
+          <w:rFonts w:ascii="Times New Roman" w:hAnsi="Times New Roman" w:cs="Times New Roman"/>
+          <w:sz w:val="24"/>
+          <w:szCs w:val="24"/>
         </w:rPr>
       </w:pPr>
       <w:r>
         <w:rPr>
           <w:rFonts w:ascii="Times New Roman" w:hAnsi="Times New Roman" w:cs="Times New Roman"/>
-          <w:sz w:val="21"/>
-          <w:szCs w:val="21"/>
+          <w:sz w:val="24"/>
+          <w:szCs w:val="24"/>
         </w:rPr>
         <w:t>Designed methods and survey tools for qualitative and quantitative collection.</w:t>
       </w:r>
@@ -1435,18 +1491,19 @@
           <w:ilvl w:val="0"/>
           <w:numId w:val="10"/>
         </w:numPr>
-        <w:spacing w:after="0" w:line="240" w:lineRule="auto"/>
-        <w:rPr>
-          <w:rFonts w:ascii="Times New Roman" w:hAnsi="Times New Roman" w:cs="Times New Roman"/>
-          <w:sz w:val="21"/>
-          <w:szCs w:val="21"/>
+        <w:spacing w:after="0" w:line="360" w:lineRule="auto"/>
+        <w:jc w:val="both"/>
+        <w:rPr>
+          <w:rFonts w:ascii="Times New Roman" w:hAnsi="Times New Roman" w:cs="Times New Roman"/>
+          <w:sz w:val="24"/>
+          <w:szCs w:val="24"/>
         </w:rPr>
       </w:pPr>
       <w:r>
         <w:rPr>
           <w:rFonts w:ascii="Times New Roman" w:hAnsi="Times New Roman" w:cs="Times New Roman"/>
-          <w:sz w:val="21"/>
-          <w:szCs w:val="21"/>
+          <w:sz w:val="24"/>
+          <w:szCs w:val="24"/>
         </w:rPr>
         <w:t>Trained enumerators and participated in field research including interviews and structured surveys.</w:t>
       </w:r>
@@ -1458,53 +1515,51 @@
           <w:ilvl w:val="0"/>
           <w:numId w:val="10"/>
         </w:numPr>
-        <w:spacing w:after="0" w:line="240" w:lineRule="auto"/>
-        <w:rPr>
-          <w:rFonts w:ascii="Times New Roman" w:hAnsi="Times New Roman" w:cs="Times New Roman"/>
-          <w:sz w:val="21"/>
-          <w:szCs w:val="21"/>
+        <w:spacing w:after="0" w:line="360" w:lineRule="auto"/>
+        <w:jc w:val="both"/>
+        <w:rPr>
+          <w:rFonts w:ascii="Times New Roman" w:hAnsi="Times New Roman" w:cs="Times New Roman"/>
+          <w:sz w:val="24"/>
+          <w:szCs w:val="24"/>
         </w:rPr>
       </w:pPr>
       <w:r>
         <w:rPr>
           <w:rFonts w:ascii="Times New Roman" w:hAnsi="Times New Roman" w:cs="Times New Roman"/>
-          <w:sz w:val="21"/>
-          <w:szCs w:val="21"/>
+          <w:sz w:val="24"/>
+          <w:szCs w:val="24"/>
         </w:rPr>
         <w:t>Cleaned and analyzed survey data and prepared findings for client reports and proposals.</w:t>
       </w:r>
     </w:p>
     <w:p>
       <w:pPr>
-        <w:spacing w:after="0" w:line="240" w:lineRule="auto"/>
-        <w:rPr>
-          <w:rFonts w:ascii="Times New Roman" w:hAnsi="Times New Roman" w:cs="Times New Roman"/>
-          <w:b/>
-          <w:sz w:val="2"/>
-          <w:szCs w:val="2"/>
-        </w:rPr>
-      </w:pPr>
-      <w:r>
-        <w:rPr>
-          <w:sz w:val="8"/>
-        </w:rPr>
-      </w:r>
+        <w:spacing w:after="0" w:line="360" w:lineRule="auto"/>
+        <w:jc w:val="both"/>
+        <w:rPr>
+          <w:rFonts w:ascii="Times New Roman" w:hAnsi="Times New Roman" w:cs="Times New Roman"/>
+          <w:sz w:val="24"/>
+          <w:szCs w:val="24"/>
+        </w:rPr>
+      </w:pPr>
     </w:p>
     <w:p>
       <w:pPr>
-        <w:spacing w:after="0" w:line="240" w:lineRule="auto"/>
-        <w:rPr>
-          <w:rFonts w:ascii="Times New Roman" w:hAnsi="Times New Roman" w:cs="Times New Roman"/>
-          <w:sz w:val="21"/>
-          <w:szCs w:val="21"/>
+        <w:spacing w:after="0" w:line="360" w:lineRule="auto"/>
+        <w:jc w:val="both"/>
+        <w:rPr>
+          <w:rFonts w:ascii="Times New Roman" w:hAnsi="Times New Roman" w:cs="Times New Roman"/>
+          <w:b/>
+          <w:sz w:val="36"/>
+          <w:szCs w:val="36"/>
         </w:rPr>
       </w:pPr>
       <w:r>
         <w:rPr>
           <w:rFonts w:ascii="Times New Roman" w:hAnsi="Times New Roman" w:cs="Times New Roman"/>
           <w:b/>
-          <w:sz w:val="21"/>
-          <w:szCs w:val="21"/>
+          <w:sz w:val="36"/>
+          <w:szCs w:val="36"/>
         </w:rPr>
         <w:t>PORTFOLIO</w:t>
       </w:r>
@@ -1516,18 +1571,19 @@
           <w:ilvl w:val="0"/>
           <w:numId w:val="10"/>
         </w:numPr>
-        <w:spacing w:after="0" w:line="240" w:lineRule="auto"/>
-        <w:rPr>
-          <w:rFonts w:ascii="Times New Roman" w:hAnsi="Times New Roman" w:cs="Times New Roman"/>
-          <w:sz w:val="21"/>
-          <w:szCs w:val="21"/>
+        <w:spacing w:after="0" w:line="360" w:lineRule="auto"/>
+        <w:jc w:val="both"/>
+        <w:rPr>
+          <w:rFonts w:ascii="Times New Roman" w:hAnsi="Times New Roman" w:cs="Times New Roman"/>
+          <w:sz w:val="24"/>
+          <w:szCs w:val="24"/>
         </w:rPr>
       </w:pPr>
       <w:r>
         <w:rPr>
           <w:rFonts w:ascii="Times New Roman" w:hAnsi="Times New Roman" w:cs="Times New Roman"/>
-          <w:sz w:val="21"/>
-          <w:szCs w:val="21"/>
+          <w:sz w:val="24"/>
+          <w:szCs w:val="24"/>
         </w:rPr>
         <w:t>GitHub and portfolio: github.com/mugarrajohnson and johnsonmugarra.com, with repositories, project write-ups, live D3.js analytics, and publications with DOIs.</w:t>
       </w:r>
@@ -1539,18 +1595,19 @@
           <w:ilvl w:val="0"/>
           <w:numId w:val="10"/>
         </w:numPr>
-        <w:spacing w:after="0" w:line="240" w:lineRule="auto"/>
-        <w:rPr>
-          <w:rFonts w:ascii="Times New Roman" w:hAnsi="Times New Roman" w:cs="Times New Roman"/>
-          <w:sz w:val="21"/>
-          <w:szCs w:val="21"/>
+        <w:spacing w:after="0" w:line="360" w:lineRule="auto"/>
+        <w:jc w:val="both"/>
+        <w:rPr>
+          <w:rFonts w:ascii="Times New Roman" w:hAnsi="Times New Roman" w:cs="Times New Roman"/>
+          <w:sz w:val="24"/>
+          <w:szCs w:val="24"/>
         </w:rPr>
       </w:pPr>
       <w:r>
         <w:rPr>
           <w:rFonts w:ascii="Times New Roman" w:hAnsi="Times New Roman" w:cs="Times New Roman"/>
-          <w:sz w:val="21"/>
-          <w:szCs w:val="21"/>
+          <w:sz w:val="24"/>
+          <w:szCs w:val="24"/>
         </w:rPr>
         <w:t>Vanilla forecasting: Prophet and ARIMA models combining NASA POWER climate data with field measurements; interactive harvest model on the website, presented nationally at Makerere.</w:t>
       </w:r>
@@ -1562,18 +1619,19 @@
           <w:ilvl w:val="0"/>
           <w:numId w:val="10"/>
         </w:numPr>
-        <w:spacing w:after="0" w:line="240" w:lineRule="auto"/>
-        <w:rPr>
-          <w:rFonts w:ascii="Times New Roman" w:hAnsi="Times New Roman" w:cs="Times New Roman"/>
-          <w:sz w:val="21"/>
-          <w:szCs w:val="21"/>
+        <w:spacing w:after="0" w:line="360" w:lineRule="auto"/>
+        <w:jc w:val="both"/>
+        <w:rPr>
+          <w:rFonts w:ascii="Times New Roman" w:hAnsi="Times New Roman" w:cs="Times New Roman"/>
+          <w:sz w:val="24"/>
+          <w:szCs w:val="24"/>
         </w:rPr>
       </w:pPr>
       <w:r>
         <w:rPr>
           <w:rFonts w:ascii="Times New Roman" w:hAnsi="Times New Roman" w:cs="Times New Roman"/>
-          <w:sz w:val="21"/>
-          <w:szCs w:val="21"/>
+          <w:sz w:val="24"/>
+          <w:szCs w:val="24"/>
         </w:rPr>
         <w:t>Farm data platform (Enimiro): seven scheduled Python and R pipelines moving SurveyCTO submissions into PostgreSQL, feeding Power BI and Looker dashboards; available as a private walk-through on request.</w:t>
       </w:r>
@@ -1585,167 +1643,183 @@
           <w:ilvl w:val="0"/>
           <w:numId w:val="10"/>
         </w:numPr>
-        <w:spacing w:after="0" w:line="240" w:lineRule="auto"/>
-        <w:rPr>
-          <w:rFonts w:ascii="Times New Roman" w:hAnsi="Times New Roman" w:cs="Times New Roman"/>
-          <w:sz w:val="21"/>
-          <w:szCs w:val="21"/>
+        <w:spacing w:after="0" w:line="360" w:lineRule="auto"/>
+        <w:jc w:val="both"/>
+        <w:rPr>
+          <w:rFonts w:ascii="Times New Roman" w:hAnsi="Times New Roman" w:cs="Times New Roman"/>
+          <w:sz w:val="24"/>
+          <w:szCs w:val="24"/>
         </w:rPr>
       </w:pPr>
       <w:r>
         <w:rPr>
           <w:rFonts w:ascii="Times New Roman" w:hAnsi="Times New Roman" w:cs="Times New Roman"/>
-          <w:sz w:val="21"/>
-          <w:szCs w:val="21"/>
+          <w:sz w:val="24"/>
+          <w:szCs w:val="24"/>
         </w:rPr>
         <w:t>Automated evaluation pipeline: Python ingestion, cleaning, and report generation that makes the recurring evaluation cycle repeatable.</w:t>
       </w:r>
     </w:p>
     <w:p>
       <w:pPr>
-        <w:spacing w:after="0" w:line="240" w:lineRule="auto"/>
-        <w:rPr>
-          <w:rFonts w:ascii="Times New Roman" w:hAnsi="Times New Roman" w:cs="Times New Roman"/>
-          <w:sz w:val="21"/>
-          <w:szCs w:val="21"/>
+        <w:spacing w:after="0" w:line="360" w:lineRule="auto"/>
+        <w:jc w:val="both"/>
+        <w:rPr>
+          <w:rFonts w:ascii="Times New Roman" w:hAnsi="Times New Roman" w:cs="Times New Roman"/>
+          <w:sz w:val="24"/>
+          <w:szCs w:val="24"/>
+        </w:rPr>
+      </w:pPr>
+    </w:p>
+    <w:p>
+      <w:pPr>
+        <w:spacing w:after="0" w:line="360" w:lineRule="auto"/>
+        <w:jc w:val="both"/>
+        <w:rPr>
+          <w:rFonts w:ascii="Times New Roman" w:hAnsi="Times New Roman" w:cs="Times New Roman"/>
+          <w:b/>
+          <w:sz w:val="36"/>
+          <w:szCs w:val="36"/>
         </w:rPr>
       </w:pPr>
       <w:r>
         <w:rPr>
           <w:rFonts w:ascii="Times New Roman" w:hAnsi="Times New Roman" w:cs="Times New Roman"/>
           <w:b/>
-          <w:sz w:val="21"/>
-          <w:szCs w:val="21"/>
+          <w:sz w:val="36"/>
+          <w:szCs w:val="36"/>
         </w:rPr>
         <w:t>EDUCATION</w:t>
       </w:r>
     </w:p>
     <w:p>
       <w:pPr>
-        <w:spacing w:after="0" w:line="240" w:lineRule="auto"/>
-        <w:rPr>
-          <w:rFonts w:ascii="Times New Roman" w:hAnsi="Times New Roman" w:cs="Times New Roman"/>
-          <w:sz w:val="21"/>
-          <w:szCs w:val="21"/>
+        <w:spacing w:after="0" w:line="360" w:lineRule="auto"/>
+        <w:jc w:val="both"/>
+        <w:rPr>
+          <w:rFonts w:ascii="Times New Roman" w:hAnsi="Times New Roman" w:cs="Times New Roman"/>
+          <w:b/>
+          <w:sz w:val="32"/>
+          <w:szCs w:val="32"/>
         </w:rPr>
       </w:pPr>
       <w:r>
         <w:rPr>
           <w:rFonts w:ascii="Times New Roman" w:hAnsi="Times New Roman" w:cs="Times New Roman"/>
           <w:b/>
-          <w:sz w:val="21"/>
-          <w:szCs w:val="21"/>
+          <w:sz w:val="32"/>
+          <w:szCs w:val="32"/>
         </w:rPr>
         <w:t>M.Sc. Data Science, September 2022 - October 2024</w:t>
       </w:r>
     </w:p>
     <w:p>
       <w:pPr>
-        <w:spacing w:after="0" w:line="240" w:lineRule="auto"/>
-        <w:rPr>
-          <w:rFonts w:ascii="Times New Roman" w:hAnsi="Times New Roman" w:cs="Times New Roman"/>
-          <w:sz w:val="21"/>
-          <w:szCs w:val="21"/>
+        <w:spacing w:after="0" w:line="360" w:lineRule="auto"/>
+        <w:jc w:val="both"/>
+        <w:rPr>
+          <w:rFonts w:ascii="Times New Roman" w:hAnsi="Times New Roman" w:cs="Times New Roman"/>
+          <w:sz w:val="28"/>
+          <w:szCs w:val="28"/>
         </w:rPr>
       </w:pPr>
       <w:r>
         <w:rPr>
           <w:rFonts w:ascii="Times New Roman" w:hAnsi="Times New Roman" w:cs="Times New Roman"/>
-          <w:i/>
-          <w:sz w:val="21"/>
-          <w:szCs w:val="21"/>
+          <w:sz w:val="28"/>
+          <w:szCs w:val="28"/>
         </w:rPr>
         <w:t>Manipal Academy of Higher Education (MAHE), Karnataka, India</w:t>
       </w:r>
     </w:p>
     <w:p>
       <w:pPr>
-        <w:spacing w:after="0" w:line="240" w:lineRule="auto"/>
-        <w:rPr>
-          <w:rFonts w:ascii="Times New Roman" w:hAnsi="Times New Roman" w:cs="Times New Roman"/>
-          <w:sz w:val="21"/>
-          <w:szCs w:val="21"/>
+        <w:spacing w:after="0" w:line="360" w:lineRule="auto"/>
+        <w:jc w:val="both"/>
+        <w:rPr>
+          <w:rFonts w:ascii="Times New Roman" w:hAnsi="Times New Roman" w:cs="Times New Roman"/>
+          <w:sz w:val="24"/>
+          <w:szCs w:val="24"/>
         </w:rPr>
       </w:pPr>
       <w:r>
         <w:rPr>
           <w:rFonts w:ascii="Times New Roman" w:hAnsi="Times New Roman" w:cs="Times New Roman"/>
           <w:i/>
-          <w:sz w:val="21"/>
-          <w:szCs w:val="21"/>
+          <w:sz w:val="24"/>
+          <w:szCs w:val="24"/>
         </w:rPr>
         <w:t>Coursework: Machine Learning, Deep Learning, Predictive Analytics, Time-Series Forecasting</w:t>
       </w:r>
     </w:p>
     <w:p>
       <w:pPr>
-        <w:spacing w:after="0" w:line="240" w:lineRule="auto"/>
-        <w:rPr>
-          <w:rFonts w:ascii="Times New Roman" w:hAnsi="Times New Roman" w:cs="Times New Roman"/>
-          <w:sz w:val="21"/>
-          <w:szCs w:val="21"/>
+        <w:spacing w:after="0" w:line="360" w:lineRule="auto"/>
+        <w:jc w:val="both"/>
+        <w:rPr>
+          <w:rFonts w:ascii="Times New Roman" w:hAnsi="Times New Roman" w:cs="Times New Roman"/>
+          <w:b/>
+          <w:sz w:val="32"/>
+          <w:szCs w:val="32"/>
         </w:rPr>
       </w:pPr>
       <w:r>
         <w:rPr>
           <w:rFonts w:ascii="Times New Roman" w:hAnsi="Times New Roman" w:cs="Times New Roman"/>
           <w:b/>
-          <w:sz w:val="21"/>
-          <w:szCs w:val="21"/>
+          <w:sz w:val="32"/>
+          <w:szCs w:val="32"/>
         </w:rPr>
         <w:t>B.Sc. Agriculture Science, August 2016 - May 2021</w:t>
       </w:r>
     </w:p>
     <w:p>
       <w:pPr>
-        <w:spacing w:after="0" w:line="240" w:lineRule="auto"/>
-        <w:rPr>
-          <w:rFonts w:ascii="Times New Roman" w:hAnsi="Times New Roman" w:cs="Times New Roman"/>
-          <w:sz w:val="21"/>
-          <w:szCs w:val="21"/>
+        <w:spacing w:after="0" w:line="360" w:lineRule="auto"/>
+        <w:jc w:val="both"/>
+        <w:rPr>
+          <w:rFonts w:ascii="Times New Roman" w:hAnsi="Times New Roman" w:cs="Times New Roman"/>
+          <w:sz w:val="28"/>
+          <w:szCs w:val="28"/>
         </w:rPr>
       </w:pPr>
       <w:r>
         <w:rPr>
           <w:rFonts w:ascii="Times New Roman" w:hAnsi="Times New Roman" w:cs="Times New Roman"/>
-          <w:i/>
-          <w:sz w:val="21"/>
-          <w:szCs w:val="21"/>
+          <w:sz w:val="28"/>
+          <w:szCs w:val="28"/>
         </w:rPr>
         <w:t>Makerere University, Kampala, Uganda</w:t>
       </w:r>
     </w:p>
     <w:p>
       <w:pPr>
-        <w:spacing w:after="0" w:line="240" w:lineRule="auto"/>
-        <w:rPr>
-          <w:rFonts w:ascii="Times New Roman" w:hAnsi="Times New Roman" w:cs="Times New Roman"/>
-          <w:b/>
-          <w:sz w:val="2"/>
-          <w:szCs w:val="2"/>
-        </w:rPr>
-      </w:pPr>
-      <w:r>
-        <w:rPr>
-          <w:sz w:val="8"/>
-        </w:rPr>
-      </w:r>
+        <w:spacing w:after="0" w:line="360" w:lineRule="auto"/>
+        <w:jc w:val="both"/>
+        <w:rPr>
+          <w:rFonts w:ascii="Times New Roman" w:hAnsi="Times New Roman" w:cs="Times New Roman"/>
+          <w:sz w:val="28"/>
+          <w:szCs w:val="28"/>
+        </w:rPr>
+      </w:pPr>
     </w:p>
     <w:p>
       <w:pPr>
-        <w:spacing w:after="0" w:line="240" w:lineRule="auto"/>
-        <w:rPr>
-          <w:rFonts w:ascii="Times New Roman" w:hAnsi="Times New Roman" w:cs="Times New Roman"/>
-          <w:sz w:val="21"/>
-          <w:szCs w:val="21"/>
+        <w:spacing w:after="0" w:line="360" w:lineRule="auto"/>
+        <w:jc w:val="both"/>
+        <w:rPr>
+          <w:rFonts w:ascii="Times New Roman" w:hAnsi="Times New Roman" w:cs="Times New Roman"/>
+          <w:b/>
+          <w:sz w:val="36"/>
+          <w:szCs w:val="36"/>
         </w:rPr>
       </w:pPr>
       <w:r>
         <w:rPr>
           <w:rFonts w:ascii="Times New Roman" w:hAnsi="Times New Roman" w:cs="Times New Roman"/>
           <w:b/>
-          <w:sz w:val="21"/>
-          <w:szCs w:val="21"/>
+          <w:sz w:val="36"/>
+          <w:szCs w:val="36"/>
         </w:rPr>
         <w:t>CERTIFICATIONS</w:t>
       </w:r>
@@ -1753,18 +1827,23 @@
     <w:p>
       <w:pPr>
         <w:pStyle w:val="ListParagraph"/>
-        <w:spacing w:after="0" w:line="240" w:lineRule="auto"/>
-        <w:rPr>
-          <w:rFonts w:ascii="Times New Roman" w:hAnsi="Times New Roman" w:cs="Times New Roman"/>
-          <w:sz w:val="21"/>
-          <w:szCs w:val="21"/>
+        <w:numPr>
+          <w:ilvl w:val="0"/>
+          <w:numId w:val="14"/>
+        </w:numPr>
+        <w:spacing w:after="0" w:line="360" w:lineRule="auto"/>
+        <w:jc w:val="both"/>
+        <w:rPr>
+          <w:rFonts w:ascii="Times New Roman" w:hAnsi="Times New Roman" w:cs="Times New Roman"/>
+          <w:sz w:val="24"/>
+          <w:szCs w:val="24"/>
         </w:rPr>
       </w:pPr>
       <w:r>
         <w:rPr>
           <w:rFonts w:ascii="Times New Roman" w:hAnsi="Times New Roman" w:cs="Times New Roman"/>
-          <w:sz w:val="21"/>
-          <w:szCs w:val="21"/>
+          <w:sz w:val="24"/>
+          <w:szCs w:val="24"/>
         </w:rPr>
         <w:t>SAS Certified Statistical Business Analyst</w:t>
       </w:r>
@@ -1772,18 +1851,23 @@
     <w:p>
       <w:pPr>
         <w:pStyle w:val="ListParagraph"/>
-        <w:spacing w:after="0" w:line="240" w:lineRule="auto"/>
-        <w:rPr>
-          <w:rFonts w:ascii="Times New Roman" w:hAnsi="Times New Roman" w:cs="Times New Roman"/>
-          <w:sz w:val="21"/>
-          <w:szCs w:val="21"/>
+        <w:numPr>
+          <w:ilvl w:val="0"/>
+          <w:numId w:val="14"/>
+        </w:numPr>
+        <w:spacing w:after="0" w:line="360" w:lineRule="auto"/>
+        <w:jc w:val="both"/>
+        <w:rPr>
+          <w:rFonts w:ascii="Times New Roman" w:hAnsi="Times New Roman" w:cs="Times New Roman"/>
+          <w:sz w:val="24"/>
+          <w:szCs w:val="24"/>
         </w:rPr>
       </w:pPr>
       <w:r>
         <w:rPr>
           <w:rFonts w:ascii="Times New Roman" w:hAnsi="Times New Roman" w:cs="Times New Roman"/>
-          <w:sz w:val="21"/>
-          <w:szCs w:val="21"/>
+          <w:sz w:val="24"/>
+          <w:szCs w:val="24"/>
         </w:rPr>
         <w:t>Microsoft Certified: Power BI Data Analyst Associate</w:t>
       </w:r>
@@ -1791,18 +1875,23 @@
     <w:p>
       <w:pPr>
         <w:pStyle w:val="ListParagraph"/>
-        <w:spacing w:after="0" w:line="240" w:lineRule="auto"/>
-        <w:rPr>
-          <w:rFonts w:ascii="Times New Roman" w:hAnsi="Times New Roman" w:cs="Times New Roman"/>
-          <w:sz w:val="21"/>
-          <w:szCs w:val="21"/>
+        <w:numPr>
+          <w:ilvl w:val="0"/>
+          <w:numId w:val="14"/>
+        </w:numPr>
+        <w:spacing w:after="0" w:line="360" w:lineRule="auto"/>
+        <w:jc w:val="both"/>
+        <w:rPr>
+          <w:rFonts w:ascii="Times New Roman" w:hAnsi="Times New Roman" w:cs="Times New Roman"/>
+          <w:sz w:val="24"/>
+          <w:szCs w:val="24"/>
         </w:rPr>
       </w:pPr>
       <w:r>
         <w:rPr>
           <w:rFonts w:ascii="Times New Roman" w:hAnsi="Times New Roman" w:cs="Times New Roman"/>
-          <w:sz w:val="21"/>
-          <w:szCs w:val="21"/>
+          <w:sz w:val="24"/>
+          <w:szCs w:val="24"/>
         </w:rPr>
         <w:t>Tableau Desktop Specialist</w:t>
       </w:r>
@@ -1810,18 +1899,23 @@
     <w:p>
       <w:pPr>
         <w:pStyle w:val="ListParagraph"/>
-        <w:spacing w:after="0" w:line="240" w:lineRule="auto"/>
-        <w:rPr>
-          <w:rFonts w:ascii="Times New Roman" w:hAnsi="Times New Roman" w:cs="Times New Roman"/>
-          <w:sz w:val="21"/>
-          <w:szCs w:val="21"/>
+        <w:numPr>
+          <w:ilvl w:val="0"/>
+          <w:numId w:val="14"/>
+        </w:numPr>
+        <w:spacing w:after="0" w:line="360" w:lineRule="auto"/>
+        <w:jc w:val="both"/>
+        <w:rPr>
+          <w:rFonts w:ascii="Times New Roman" w:hAnsi="Times New Roman" w:cs="Times New Roman"/>
+          <w:sz w:val="24"/>
+          <w:szCs w:val="24"/>
         </w:rPr>
       </w:pPr>
       <w:r>
         <w:rPr>
           <w:rFonts w:ascii="Times New Roman" w:hAnsi="Times New Roman" w:cs="Times New Roman"/>
-          <w:sz w:val="21"/>
-          <w:szCs w:val="21"/>
+          <w:sz w:val="24"/>
+          <w:szCs w:val="24"/>
         </w:rPr>
         <w:t>Google Project Management Certificate</w:t>
       </w:r>
@@ -1829,54 +1923,55 @@
     <w:p>
       <w:pPr>
         <w:pStyle w:val="ListParagraph"/>
-        <w:spacing w:after="0" w:line="240" w:lineRule="auto"/>
-        <w:rPr>
-          <w:rFonts w:ascii="Times New Roman" w:hAnsi="Times New Roman" w:cs="Times New Roman"/>
-          <w:sz w:val="21"/>
-          <w:szCs w:val="21"/>
+        <w:numPr>
+          <w:ilvl w:val="0"/>
+          <w:numId w:val="14"/>
+        </w:numPr>
+        <w:spacing w:after="0" w:line="360" w:lineRule="auto"/>
+        <w:jc w:val="both"/>
+        <w:rPr>
+          <w:rFonts w:ascii="Times New Roman" w:hAnsi="Times New Roman" w:cs="Times New Roman"/>
+          <w:sz w:val="24"/>
+          <w:szCs w:val="24"/>
         </w:rPr>
       </w:pPr>
       <w:r>
         <w:rPr>
           <w:rFonts w:ascii="Times New Roman" w:hAnsi="Times New Roman" w:cs="Times New Roman"/>
-          <w:sz w:val="21"/>
-          <w:szCs w:val="21"/>
+          <w:sz w:val="24"/>
+          <w:szCs w:val="24"/>
         </w:rPr>
         <w:t>Human Subjects Research (CITI)</w:t>
       </w:r>
     </w:p>
     <w:p>
       <w:pPr>
-        <w:spacing w:after="0" w:line="240" w:lineRule="auto"/>
-        <w:rPr>
-          <w:rFonts w:ascii="Times New Roman" w:hAnsi="Times New Roman" w:cs="Times New Roman"/>
-          <w:b/>
-          <w:sz w:val="2"/>
-          <w:szCs w:val="2"/>
-        </w:rPr>
-      </w:pPr>
-      <w:r>
-        <w:rPr>
-          <w:sz w:val="8"/>
-        </w:rPr>
-      </w:r>
+        <w:spacing w:after="0" w:line="360" w:lineRule="auto"/>
+        <w:jc w:val="both"/>
+        <w:rPr>
+          <w:rFonts w:ascii="Times New Roman" w:hAnsi="Times New Roman" w:cs="Times New Roman"/>
+          <w:sz w:val="24"/>
+          <w:szCs w:val="24"/>
+        </w:rPr>
+      </w:pPr>
     </w:p>
     <w:p>
       <w:pPr>
-        <w:spacing w:after="0" w:line="240" w:lineRule="auto"/>
-        <w:rPr>
-          <w:rFonts w:ascii="Times New Roman" w:hAnsi="Times New Roman" w:cs="Times New Roman"/>
-          <w:sz w:val="21"/>
-          <w:szCs w:val="21"/>
-        </w:rPr>
-        <w:keepNext/>
+        <w:spacing w:after="0" w:line="360" w:lineRule="auto"/>
+        <w:jc w:val="both"/>
+        <w:rPr>
+          <w:rFonts w:ascii="Times New Roman" w:hAnsi="Times New Roman" w:cs="Times New Roman"/>
+          <w:b/>
+          <w:sz w:val="36"/>
+          <w:szCs w:val="36"/>
+        </w:rPr>
       </w:pPr>
       <w:r>
         <w:rPr>
           <w:rFonts w:ascii="Times New Roman" w:hAnsi="Times New Roman" w:cs="Times New Roman"/>
           <w:b/>
-          <w:sz w:val="21"/>
-          <w:szCs w:val="21"/>
+          <w:sz w:val="36"/>
+          <w:szCs w:val="36"/>
         </w:rPr>
         <w:t>REFERENCE</w:t>
       </w:r>
@@ -1888,18 +1983,19 @@
           <w:ilvl w:val="0"/>
           <w:numId w:val="13"/>
         </w:numPr>
-        <w:spacing w:after="0" w:line="240" w:lineRule="auto"/>
-        <w:rPr>
-          <w:rFonts w:ascii="Times New Roman" w:hAnsi="Times New Roman" w:cs="Times New Roman"/>
-          <w:sz w:val="21"/>
-          <w:szCs w:val="21"/>
+        <w:spacing w:after="0" w:line="360" w:lineRule="auto"/>
+        <w:jc w:val="both"/>
+        <w:rPr>
+          <w:rFonts w:ascii="Times New Roman" w:hAnsi="Times New Roman" w:cs="Times New Roman"/>
+          <w:sz w:val="24"/>
+          <w:szCs w:val="24"/>
         </w:rPr>
       </w:pPr>
       <w:r>
         <w:rPr>
           <w:rFonts w:ascii="Times New Roman" w:hAnsi="Times New Roman" w:cs="Times New Roman"/>
-          <w:sz w:val="21"/>
-          <w:szCs w:val="21"/>
+          <w:sz w:val="24"/>
+          <w:szCs w:val="24"/>
         </w:rPr>
         <w:t>Available on request.</w:t>
       </w:r>
@@ -2201,6 +2297,119 @@
     </w:lvl>
   </w:abstractNum>
   <w:abstractNum w:abstractNumId="10" w15:restartNumberingAfterBreak="0">
+    <w:nsid w:val="14DF5B11"/>
+    <w:multiLevelType w:val="hybridMultilevel"/>
+    <w:tmpl w:val="C8FA9D52"/>
+    <w:lvl w:ilvl="0" w:tplc="04090001">
+      <w:start w:val="1"/>
+      <w:numFmt w:val="bullet"/>
+      <w:lvlText w:val=""/>
+      <w:lvlJc w:val="left"/>
+      <w:pPr>
+        <w:ind w:left="360" w:hanging="360"/>
+      </w:pPr>
+      <w:rPr>
+        <w:rFonts w:ascii="Symbol" w:hAnsi="Symbol" w:hint="default"/>
+      </w:rPr>
+    </w:lvl>
+    <w:lvl w:ilvl="1" w:tplc="04090003" w:tentative="1">
+      <w:start w:val="1"/>
+      <w:numFmt w:val="bullet"/>
+      <w:lvlText w:val="o"/>
+      <w:lvlJc w:val="left"/>
+      <w:pPr>
+        <w:ind w:left="1080" w:hanging="360"/>
+      </w:pPr>
+      <w:rPr>
+        <w:rFonts w:ascii="Courier New" w:hAnsi="Courier New" w:hint="default"/>
+      </w:rPr>
+    </w:lvl>
+    <w:lvl w:ilvl="2" w:tplc="04090005" w:tentative="1">
+      <w:start w:val="1"/>
+      <w:numFmt w:val="bullet"/>
+      <w:lvlText w:val=""/>
+      <w:lvlJc w:val="left"/>
+      <w:pPr>
+        <w:ind w:left="1800" w:hanging="360"/>
+      </w:pPr>
+      <w:rPr>
+        <w:rFonts w:ascii="Wingdings" w:hAnsi="Wingdings" w:hint="default"/>
+      </w:rPr>
+    </w:lvl>
+    <w:lvl w:ilvl="3" w:tplc="04090001" w:tentative="1">
+      <w:start w:val="1"/>
+      <w:numFmt w:val="bullet"/>
+      <w:lvlText w:val=""/>
+      <w:lvlJc w:val="left"/>
+      <w:pPr>
+        <w:ind w:left="2520" w:hanging="360"/>
+      </w:pPr>
+      <w:rPr>
+        <w:rFonts w:ascii="Symbol" w:hAnsi="Symbol" w:hint="default"/>
+      </w:rPr>
+    </w:lvl>
+    <w:lvl w:ilvl="4" w:tplc="04090003" w:tentative="1">
+      <w:start w:val="1"/>
+      <w:numFmt w:val="bullet"/>
+      <w:lvlText w:val="o"/>
+      <w:lvlJc w:val="left"/>
+      <w:pPr>
+        <w:ind w:left="3240" w:hanging="360"/>
+      </w:pPr>
+      <w:rPr>
+        <w:rFonts w:ascii="Courier New" w:hAnsi="Courier New" w:hint="default"/>
+      </w:rPr>
+    </w:lvl>
+    <w:lvl w:ilvl="5" w:tplc="04090005" w:tentative="1">
+      <w:start w:val="1"/>
+      <w:numFmt w:val="bullet"/>
+      <w:lvlText w:val=""/>
+      <w:lvlJc w:val="left"/>
+      <w:pPr>
+        <w:ind w:left="3960" w:hanging="360"/>
+      </w:pPr>
+      <w:rPr>
+        <w:rFonts w:ascii="Wingdings" w:hAnsi="Wingdings" w:hint="default"/>
+      </w:rPr>
+    </w:lvl>
+    <w:lvl w:ilvl="6" w:tplc="04090001" w:tentative="1">
+      <w:start w:val="1"/>
+      <w:numFmt w:val="bullet"/>
+      <w:lvlText w:val=""/>
+      <w:lvlJc w:val="left"/>
+      <w:pPr>
+        <w:ind w:left="4680" w:hanging="360"/>
+      </w:pPr>
+      <w:rPr>
+        <w:rFonts w:ascii="Symbol" w:hAnsi="Symbol" w:hint="default"/>
+      </w:rPr>
+    </w:lvl>
+    <w:lvl w:ilvl="7" w:tplc="04090003" w:tentative="1">
+      <w:start w:val="1"/>
+      <w:numFmt w:val="bullet"/>
+      <w:lvlText w:val="o"/>
+      <w:lvlJc w:val="left"/>
+      <w:pPr>
+        <w:ind w:left="5400" w:hanging="360"/>
+      </w:pPr>
+      <w:rPr>
+        <w:rFonts w:ascii="Courier New" w:hAnsi="Courier New" w:hint="default"/>
+      </w:rPr>
+    </w:lvl>
+    <w:lvl w:ilvl="8" w:tplc="04090005" w:tentative="1">
+      <w:start w:val="1"/>
+      <w:numFmt w:val="bullet"/>
+      <w:lvlText w:val=""/>
+      <w:lvlJc w:val="left"/>
+      <w:pPr>
+        <w:ind w:left="6120" w:hanging="360"/>
+      </w:pPr>
+      <w:rPr>
+        <w:rFonts w:ascii="Wingdings" w:hAnsi="Wingdings" w:hint="default"/>
+      </w:rPr>
+    </w:lvl>
+  </w:abstractNum>
+  <w:abstractNum w:abstractNumId="11" w15:restartNumberingAfterBreak="0">
     <w:nsid w:val="171D5E4B"/>
     <w:multiLevelType w:val="hybridMultilevel"/>
     <w:tmpl w:val="F8A8F66A"/>
@@ -2313,7 +2522,7 @@
       </w:rPr>
     </w:lvl>
   </w:abstractNum>
-  <w:abstractNum w:abstractNumId="11" w15:restartNumberingAfterBreak="0">
+  <w:abstractNum w:abstractNumId="12" w15:restartNumberingAfterBreak="0">
     <w:nsid w:val="216C535D"/>
     <w:multiLevelType w:val="hybridMultilevel"/>
     <w:tmpl w:val="96EAF72E"/>
@@ -2426,7 +2635,7 @@
       </w:rPr>
     </w:lvl>
   </w:abstractNum>
-  <w:abstractNum w:abstractNumId="12" w15:restartNumberingAfterBreak="0">
+  <w:abstractNum w:abstractNumId="13" w15:restartNumberingAfterBreak="0">
     <w:nsid w:val="414D6CD6"/>
     <w:multiLevelType w:val="hybridMultilevel"/>
     <w:tmpl w:val="41BAF08A"/>
@@ -2567,15 +2776,18 @@
     <w:abstractNumId w:val="0"/>
   </w:num>
   <w:num w:numId="10" w16cid:durableId="2071224630">
-    <w:abstractNumId w:val="11"/>
+    <w:abstractNumId w:val="12"/>
   </w:num>
   <w:num w:numId="11" w16cid:durableId="589240996">
-    <w:abstractNumId w:val="12"/>
+    <w:abstractNumId w:val="13"/>
   </w:num>
   <w:num w:numId="12" w16cid:durableId="1598514963">
     <w:abstractNumId w:val="9"/>
   </w:num>
   <w:num w:numId="13" w16cid:durableId="1075518739">
+    <w:abstractNumId w:val="11"/>
+  </w:num>
+  <w:num w:numId="14" w16cid:durableId="509608065">
     <w:abstractNumId w:val="10"/>
   </w:num>
 </w:numbering>
@@ -13967,6 +14179,29 @@
       </w:tcPr>
     </w:tblStylePr>
   </w:style>
+  <w:style w:type="character" w:styleId="Hyperlink">
+    <w:name w:val="Hyperlink"/>
+    <w:basedOn w:val="DefaultParagraphFont"/>
+    <w:uiPriority w:val="99"/>
+    <w:unhideWhenUsed/>
+    <w:rsid w:val="00856E7C"/>
+    <w:rPr>
+      <w:color w:val="0000FF" w:themeColor="hyperlink"/>
+      <w:u w:val="single"/>
+    </w:rPr>
+  </w:style>
+  <w:style w:type="character" w:styleId="UnresolvedMention">
+    <w:name w:val="Unresolved Mention"/>
+    <w:basedOn w:val="DefaultParagraphFont"/>
+    <w:uiPriority w:val="99"/>
+    <w:semiHidden/>
+    <w:unhideWhenUsed/>
+    <w:rsid w:val="00856E7C"/>
+    <w:rPr>
+      <w:color w:val="605E5C"/>
+      <w:shd w:val="clear" w:color="auto" w:fill="E1DFDD"/>
+    </w:rPr>
+  </w:style>
 </w:styles>
 </file>
 

--- a/CV_Johnson_Mugarra_Standard.docx
+++ b/CV_Johnson_Mugarra_Standard.docx
@@ -52,55 +52,7 @@
         </w:rPr>
       </w:pPr>
       <w:r>
-        <w:rPr>
-          <w:rFonts w:ascii="Times New Roman" w:hAnsi="Times New Roman" w:cs="Times New Roman"/>
-          <w:sz w:val="24"/>
-          <w:szCs w:val="24"/>
-        </w:rPr>
-        <w:t xml:space="preserve">Kampala, Uganda, +256 702 860 815, </w:t>
-      </w:r>
-      <w:hyperlink r:id="rId6" w:history="1">
-        <w:r>
-          <w:rPr>
-            <w:rStyle w:val="Hyperlink"/>
-            <w:rFonts w:ascii="Times New Roman" w:hAnsi="Times New Roman" w:cs="Times New Roman"/>
-            <w:sz w:val="24"/>
-            <w:szCs w:val="24"/>
-          </w:rPr>
-          <w:t>johnsonmugarra@yahoo.com</w:t>
-        </w:r>
-      </w:hyperlink>
-      <w:r>
-        <w:rPr>
-          <w:rFonts w:ascii="Times New Roman" w:hAnsi="Times New Roman" w:cs="Times New Roman"/>
-          <w:sz w:val="24"/>
-          <w:szCs w:val="24"/>
-        </w:rPr>
-        <w:t xml:space="preserve">, </w:t>
-      </w:r>
-      <w:r>
-        <w:rPr>
-          <w:rFonts w:ascii="Times New Roman" w:hAnsi="Times New Roman" w:cs="Times New Roman"/>
-          <w:sz w:val="24"/>
-          <w:szCs w:val="24"/>
-        </w:rPr>
-        <w:t>johnsonmugarr</w:t>
-      </w:r>
-      <w:r>
-        <w:rPr>
-          <w:rFonts w:ascii="Times New Roman" w:hAnsi="Times New Roman" w:cs="Times New Roman"/>
-          <w:sz w:val="24"/>
-          <w:szCs w:val="24"/>
-        </w:rPr>
-        <w:t>a.com</w:t>
-      </w:r>
-      <w:r>
-        <w:rPr>
-          <w:rFonts w:ascii="Times New Roman" w:hAnsi="Times New Roman" w:cs="Times New Roman"/>
-          <w:sz w:val="24"/>
-          <w:szCs w:val="24"/>
-        </w:rPr>
-        <w:t xml:space="preserve"> </w:t>
+        <w:t>Kampala, Uganda, +256 702 860 815, johnsonmugarra@yahoo.com, johnsonmugarra.com, github.com/mugarrajohnson, linkedin.com/in/johnsonmugarra</w:t>
       </w:r>
     </w:p>
     <w:p>
@@ -233,6 +185,9 @@
         </w:rPr>
         <w:t>Research and evaluation: survey design, piloting and translation, computer-assisted interviewing, key informant interviews, focus group discussions, transcription</w:t>
       </w:r>
+      <w:r>
+        <w:t>, process and impact evaluation, monitoring and evaluation frameworks, indicator tracking</w:t>
+      </w:r>
     </w:p>
     <w:p>
       <w:pPr>
@@ -1530,6 +1485,134 @@
           <w:szCs w:val="24"/>
         </w:rPr>
         <w:t>Cleaned and analyzed survey data and prepared findings for client reports and proposals.</w:t>
+      </w:r>
+    </w:p>
+    <w:p>
+      <w:pPr>
+        <w:spacing w:after="0" w:line="360" w:lineRule="auto"/>
+        <w:jc w:val="both"/>
+        <w:rPr>
+          <w:rFonts w:ascii="Times New Roman" w:hAnsi="Times New Roman" w:cs="Times New Roman"/>
+          <w:b/>
+          <w:sz w:val="32"/>
+          <w:szCs w:val="32"/>
+        </w:rPr>
+      </w:pPr>
+      <w:r>
+        <w:rPr>
+          <w:rFonts w:ascii="Times New Roman" w:hAnsi="Times New Roman" w:cs="Times New Roman"/>
+          <w:b/>
+          <w:sz w:val="32"/>
+          <w:szCs w:val="32"/>
+        </w:rPr>
+        <w:t>Research Assistant, April 2021 - June 2021</w:t>
+      </w:r>
+    </w:p>
+    <w:p>
+      <w:pPr>
+        <w:spacing w:after="0" w:line="360" w:lineRule="auto"/>
+        <w:jc w:val="both"/>
+        <w:rPr>
+          <w:rFonts w:ascii="Times New Roman" w:hAnsi="Times New Roman" w:cs="Times New Roman"/>
+          <w:sz w:val="28"/>
+          <w:szCs w:val="28"/>
+        </w:rPr>
+      </w:pPr>
+      <w:r>
+        <w:rPr>
+          <w:rFonts w:ascii="Times New Roman" w:hAnsi="Times New Roman" w:cs="Times New Roman"/>
+          <w:sz w:val="28"/>
+          <w:szCs w:val="28"/>
+        </w:rPr>
+        <w:t>Makerere University Agricultural Research Institute, Wakiso, Uganda</w:t>
+      </w:r>
+    </w:p>
+    <w:p>
+      <w:pPr>
+        <w:pStyle w:val="ListParagraph"/>
+        <w:numPr>
+          <w:ilvl w:val="0"/>
+          <w:numId w:val="10"/>
+        </w:numPr>
+        <w:spacing w:after="0" w:line="360" w:lineRule="auto"/>
+        <w:jc w:val="both"/>
+        <w:rPr>
+          <w:rFonts w:ascii="Times New Roman" w:hAnsi="Times New Roman" w:cs="Times New Roman"/>
+          <w:sz w:val="24"/>
+          <w:szCs w:val="24"/>
+        </w:rPr>
+      </w:pPr>
+      <w:r>
+        <w:rPr>
+          <w:rFonts w:ascii="Times New Roman" w:hAnsi="Times New Roman" w:cs="Times New Roman"/>
+          <w:sz w:val="24"/>
+          <w:szCs w:val="24"/>
+        </w:rPr>
+        <w:t>Collected data from field trials and cleaned data in Excel for analysis.</w:t>
+      </w:r>
+    </w:p>
+    <w:p>
+      <w:pPr>
+        <w:spacing w:after="0" w:line="360" w:lineRule="auto"/>
+        <w:jc w:val="both"/>
+        <w:rPr>
+          <w:rFonts w:ascii="Times New Roman" w:hAnsi="Times New Roman" w:cs="Times New Roman"/>
+          <w:b/>
+          <w:sz w:val="32"/>
+          <w:szCs w:val="32"/>
+        </w:rPr>
+      </w:pPr>
+      <w:r>
+        <w:rPr>
+          <w:rFonts w:ascii="Times New Roman" w:hAnsi="Times New Roman" w:cs="Times New Roman"/>
+          <w:b/>
+          <w:sz w:val="32"/>
+          <w:szCs w:val="32"/>
+        </w:rPr>
+        <w:t>Data Entry Clerk, January 2021 - February 2021</w:t>
+      </w:r>
+    </w:p>
+    <w:p>
+      <w:pPr>
+        <w:spacing w:after="0" w:line="360" w:lineRule="auto"/>
+        <w:jc w:val="both"/>
+        <w:rPr>
+          <w:rFonts w:ascii="Times New Roman" w:hAnsi="Times New Roman" w:cs="Times New Roman"/>
+          <w:sz w:val="28"/>
+          <w:szCs w:val="28"/>
+        </w:rPr>
+      </w:pPr>
+      <w:r>
+        <w:rPr>
+          <w:rFonts w:ascii="Times New Roman" w:hAnsi="Times New Roman" w:cs="Times New Roman"/>
+          <w:sz w:val="28"/>
+          <w:szCs w:val="28"/>
+        </w:rPr>
+        <w:t>UNYFA, Kampala, Uganda</w:t>
+      </w:r>
+    </w:p>
+    <w:p>
+      <w:pPr>
+        <w:pStyle w:val="ListParagraph"/>
+        <w:numPr>
+          <w:ilvl w:val="0"/>
+          <w:numId w:val="10"/>
+        </w:numPr>
+        <w:spacing w:after="0" w:line="360" w:lineRule="auto"/>
+        <w:jc w:val="both"/>
+        <w:rPr>
+          <w:rFonts w:ascii="Times New Roman" w:hAnsi="Times New Roman" w:cs="Times New Roman"/>
+          <w:sz w:val="24"/>
+          <w:szCs w:val="24"/>
+        </w:rPr>
+      </w:pPr>
+      <w:r>
+        <w:rPr>
+          <w:rFonts w:ascii="Times New Roman" w:hAnsi="Times New Roman" w:cs="Times New Roman"/>
+          <w:sz w:val="24"/>
+          <w:szCs w:val="24"/>
+        </w:rPr>
+        <w:t>Entered and checked survey data for organizational databases, and ran quality audits to keep records complete before analysis.</w:t>
       </w:r>
     </w:p>
     <w:p>

--- a/CV_Johnson_Mugarra_Standard.docx
+++ b/CV_Johnson_Mugarra_Standard.docx
@@ -8,16 +8,16 @@
         <w:jc w:val="both"/>
         <w:rPr>
           <w:rFonts w:ascii="Times New Roman" w:hAnsi="Times New Roman" w:cs="Times New Roman"/>
-          <w:sz w:val="36"/>
-          <w:szCs w:val="36"/>
+          <w:sz w:val="32"/>
+          <w:szCs w:val="32"/>
         </w:rPr>
       </w:pPr>
       <w:r>
         <w:rPr>
           <w:rFonts w:ascii="Times New Roman" w:hAnsi="Times New Roman" w:cs="Times New Roman"/>
           <w:b/>
-          <w:sz w:val="36"/>
-          <w:szCs w:val="36"/>
+          <w:sz w:val="32"/>
+          <w:szCs w:val="32"/>
         </w:rPr>
         <w:t>JOHNSON MUGARRA</w:t>
       </w:r>
@@ -28,15 +28,15 @@
         <w:jc w:val="both"/>
         <w:rPr>
           <w:rFonts w:ascii="Times New Roman" w:hAnsi="Times New Roman" w:cs="Times New Roman"/>
-          <w:sz w:val="28"/>
-          <w:szCs w:val="28"/>
+          <w:sz w:val="24"/>
+          <w:szCs w:val="24"/>
         </w:rPr>
       </w:pPr>
       <w:r>
         <w:rPr>
           <w:rFonts w:ascii="Times New Roman" w:hAnsi="Times New Roman" w:cs="Times New Roman"/>
-          <w:sz w:val="28"/>
-          <w:szCs w:val="28"/>
+          <w:sz w:val="24"/>
+          <w:szCs w:val="24"/>
         </w:rPr>
         <w:t>Data Scientist and Research Consultant</w:t>
       </w:r>
@@ -47,12 +47,15 @@
         <w:jc w:val="both"/>
         <w:rPr>
           <w:rFonts w:ascii="Times New Roman" w:hAnsi="Times New Roman" w:cs="Times New Roman"/>
-          <w:sz w:val="24"/>
-          <w:szCs w:val="24"/>
         </w:rPr>
       </w:pPr>
       <w:r>
-        <w:t>Kampala, Uganda, +256 702 860 815, johnsonmugarra@yahoo.com, johnsonmugarra.com, github.com/mugarrajohnson, linkedin.com/in/johnsonmugarra</w:t>
+        <w:rPr>
+          <w:rFonts w:ascii="Times New Roman" w:hAnsi="Times New Roman" w:cs="Times New Roman"/>
+          <w:sz w:val="21"/>
+          <w:szCs w:val="21"/>
+        </w:rPr>
+        <w:t>Kampala, Uganda, +256 702 860 815, johnsonmugarra@yahoo.com, johnsonmugarra.com</w:t>
       </w:r>
     </w:p>
     <w:p>
@@ -61,8 +64,6 @@
         <w:jc w:val="both"/>
         <w:rPr>
           <w:rFonts w:ascii="Times New Roman" w:hAnsi="Times New Roman" w:cs="Times New Roman"/>
-          <w:sz w:val="24"/>
-          <w:szCs w:val="24"/>
         </w:rPr>
       </w:pPr>
     </w:p>
@@ -73,16 +74,16 @@
         <w:rPr>
           <w:rFonts w:ascii="Times New Roman" w:hAnsi="Times New Roman" w:cs="Times New Roman"/>
           <w:b/>
-          <w:sz w:val="36"/>
-          <w:szCs w:val="36"/>
+          <w:sz w:val="32"/>
+          <w:szCs w:val="32"/>
         </w:rPr>
       </w:pPr>
       <w:r>
         <w:rPr>
           <w:rFonts w:ascii="Times New Roman" w:hAnsi="Times New Roman" w:cs="Times New Roman"/>
           <w:b/>
-          <w:sz w:val="36"/>
-          <w:szCs w:val="36"/>
+          <w:sz w:val="32"/>
+          <w:szCs w:val="32"/>
         </w:rPr>
         <w:t>PROFESSIONAL SUMMARY</w:t>
       </w:r>
@@ -112,28 +113,17 @@
         <w:jc w:val="both"/>
         <w:rPr>
           <w:rFonts w:ascii="Times New Roman" w:hAnsi="Times New Roman" w:cs="Times New Roman"/>
-          <w:sz w:val="24"/>
-          <w:szCs w:val="24"/>
-        </w:rPr>
-      </w:pPr>
-    </w:p>
-    <w:p>
-      <w:pPr>
-        <w:spacing w:after="0" w:line="360" w:lineRule="auto"/>
-        <w:jc w:val="both"/>
-        <w:rPr>
-          <w:rFonts w:ascii="Times New Roman" w:hAnsi="Times New Roman" w:cs="Times New Roman"/>
           <w:b/>
-          <w:sz w:val="36"/>
-          <w:szCs w:val="36"/>
+          <w:sz w:val="32"/>
+          <w:szCs w:val="32"/>
         </w:rPr>
       </w:pPr>
       <w:r>
         <w:rPr>
           <w:rFonts w:ascii="Times New Roman" w:hAnsi="Times New Roman" w:cs="Times New Roman"/>
           <w:b/>
-          <w:sz w:val="36"/>
-          <w:szCs w:val="36"/>
+          <w:sz w:val="32"/>
+          <w:szCs w:val="32"/>
         </w:rPr>
         <w:t>CORE SKILLS</w:t>
       </w:r>
@@ -183,10 +173,7 @@
           <w:sz w:val="24"/>
           <w:szCs w:val="24"/>
         </w:rPr>
-        <w:t>Research and evaluation: survey design, piloting and translation, computer-assisted interviewing, key informant interviews, focus group discussions, transcription</w:t>
-      </w:r>
-      <w:r>
-        <w:t>, process and impact evaluation, monitoring and evaluation frameworks, indicator tracking</w:t>
+        <w:t>Research and evaluation: survey design, piloting and translation, computer-assisted interviewing, key informant interviews, focus group discussions, transcription, process and impact evaluation, monitoring and evaluation frameworks, indicator tracking</w:t>
       </w:r>
     </w:p>
     <w:p>
@@ -363,28 +350,17 @@
         <w:jc w:val="both"/>
         <w:rPr>
           <w:rFonts w:ascii="Times New Roman" w:hAnsi="Times New Roman" w:cs="Times New Roman"/>
-          <w:sz w:val="24"/>
-          <w:szCs w:val="24"/>
-        </w:rPr>
-      </w:pPr>
-    </w:p>
-    <w:p>
-      <w:pPr>
-        <w:spacing w:after="0" w:line="360" w:lineRule="auto"/>
-        <w:jc w:val="both"/>
-        <w:rPr>
-          <w:rFonts w:ascii="Times New Roman" w:hAnsi="Times New Roman" w:cs="Times New Roman"/>
           <w:b/>
-          <w:sz w:val="36"/>
-          <w:szCs w:val="36"/>
+          <w:sz w:val="32"/>
+          <w:szCs w:val="32"/>
         </w:rPr>
       </w:pPr>
       <w:r>
         <w:rPr>
           <w:rFonts w:ascii="Times New Roman" w:hAnsi="Times New Roman" w:cs="Times New Roman"/>
           <w:b/>
-          <w:sz w:val="36"/>
-          <w:szCs w:val="36"/>
+          <w:sz w:val="32"/>
+          <w:szCs w:val="32"/>
         </w:rPr>
         <w:t>WORK EXPERIENCE</w:t>
       </w:r>
@@ -395,16 +371,16 @@
         <w:jc w:val="both"/>
         <w:rPr>
           <w:rFonts w:ascii="Times New Roman" w:hAnsi="Times New Roman" w:cs="Times New Roman"/>
-          <w:sz w:val="32"/>
-          <w:szCs w:val="32"/>
+          <w:sz w:val="28"/>
+          <w:szCs w:val="28"/>
         </w:rPr>
       </w:pPr>
       <w:r>
         <w:rPr>
           <w:rFonts w:ascii="Times New Roman" w:hAnsi="Times New Roman" w:cs="Times New Roman"/>
           <w:b/>
-          <w:sz w:val="32"/>
-          <w:szCs w:val="32"/>
+          <w:sz w:val="28"/>
+          <w:szCs w:val="28"/>
         </w:rPr>
         <w:t xml:space="preserve">Research and Data Consultant, </w:t>
       </w:r>
@@ -412,8 +388,8 @@
         <w:rPr>
           <w:rFonts w:ascii="Times New Roman" w:hAnsi="Times New Roman" w:cs="Times New Roman"/>
           <w:b/>
-          <w:sz w:val="32"/>
-          <w:szCs w:val="32"/>
+          <w:sz w:val="28"/>
+          <w:szCs w:val="28"/>
         </w:rPr>
         <w:t>November 2025 - October 2026</w:t>
       </w:r>
@@ -424,15 +400,15 @@
         <w:jc w:val="both"/>
         <w:rPr>
           <w:rFonts w:ascii="Times New Roman" w:hAnsi="Times New Roman" w:cs="Times New Roman"/>
-          <w:sz w:val="28"/>
-          <w:szCs w:val="28"/>
+          <w:sz w:val="24"/>
+          <w:szCs w:val="24"/>
         </w:rPr>
       </w:pPr>
       <w:r>
         <w:rPr>
           <w:rFonts w:ascii="Times New Roman" w:hAnsi="Times New Roman" w:cs="Times New Roman"/>
-          <w:sz w:val="28"/>
-          <w:szCs w:val="28"/>
+          <w:sz w:val="24"/>
+          <w:szCs w:val="24"/>
         </w:rPr>
         <w:t>Enimiro Products Uganda Ltd, Kayunga, Uganda</w:t>
       </w:r>
@@ -482,7 +458,6 @@
           <w:sz w:val="24"/>
           <w:szCs w:val="24"/>
         </w:rPr>
-        <w:lastRenderedPageBreak/>
         <w:t>Maintained a Python pipeline moving SurveyCTO submissions into PostgreSQL raw, clean, and analysis tables, with scheduled exports to Google Sheets for dashboards.</w:t>
       </w:r>
     </w:p>
@@ -507,6 +482,7 @@
           <w:sz w:val="24"/>
           <w:szCs w:val="24"/>
         </w:rPr>
+        <w:lastRenderedPageBreak/>
         <w:t>Designed studies from proposal to analysis, including the child labor study, the living income study against Anker benchmarks, pollination and maturity modules, and the M&amp;E measurement plan.</w:t>
       </w:r>
     </w:p>
@@ -579,25 +555,23 @@
           <w:sz w:val="24"/>
           <w:szCs w:val="24"/>
         </w:rPr>
-        <w:t xml:space="preserve">Ran statistical and trend checks to flag </w:t>
+        <w:t>Ran statistical and trend checks to flag problems</w:t>
       </w:r>
-      <w:proofErr w:type="gramStart"/>
       <w:r>
         <w:rPr>
           <w:rFonts w:ascii="Times New Roman" w:hAnsi="Times New Roman" w:cs="Times New Roman"/>
           <w:sz w:val="24"/>
           <w:szCs w:val="24"/>
         </w:rPr>
-        <w:t>problems, and</w:t>
+        <w:t xml:space="preserve"> </w:t>
       </w:r>
-      <w:proofErr w:type="gramEnd"/>
       <w:r>
         <w:rPr>
           <w:rFonts w:ascii="Times New Roman" w:hAnsi="Times New Roman" w:cs="Times New Roman"/>
           <w:sz w:val="24"/>
           <w:szCs w:val="24"/>
         </w:rPr>
-        <w:t xml:space="preserve"> turned findings into training manuals and field guidance for staff.</w:t>
+        <w:t>and turned findings into training manuals and field guidance for staff.</w:t>
       </w:r>
     </w:p>
     <w:p>
@@ -621,25 +595,31 @@
           <w:sz w:val="24"/>
           <w:szCs w:val="24"/>
         </w:rPr>
-        <w:t xml:space="preserve">Directed the data and M&amp;E workstream: built the M&amp;E measurement plan and monitoring toolkit (KPI dashboards, tier trackers, review packs) used across 19 district </w:t>
+        <w:t>Built</w:t>
       </w:r>
-      <w:proofErr w:type="gramStart"/>
       <w:r>
         <w:rPr>
           <w:rFonts w:ascii="Times New Roman" w:hAnsi="Times New Roman" w:cs="Times New Roman"/>
           <w:sz w:val="24"/>
           <w:szCs w:val="24"/>
         </w:rPr>
-        <w:t>playbooks, and</w:t>
+        <w:t xml:space="preserve"> the data and M&amp;E workstream: built the M&amp;E measurement plan and monitoring toolkit (KPI dashboards, tier trackers, review packs) used across 19 district</w:t>
       </w:r>
-      <w:proofErr w:type="gramEnd"/>
       <w:r>
         <w:rPr>
           <w:rFonts w:ascii="Times New Roman" w:hAnsi="Times New Roman" w:cs="Times New Roman"/>
           <w:sz w:val="24"/>
           <w:szCs w:val="24"/>
         </w:rPr>
-        <w:t xml:space="preserve"> managed the field-extension restructuring from concept note to roll-out.</w:t>
+        <w:t xml:space="preserve"> </w:t>
+      </w:r>
+      <w:r>
+        <w:rPr>
+          <w:rFonts w:ascii="Times New Roman" w:hAnsi="Times New Roman" w:cs="Times New Roman"/>
+          <w:sz w:val="24"/>
+          <w:szCs w:val="24"/>
+        </w:rPr>
+        <w:t>and managed the field-extension restructuring from concept note to roll-out.</w:t>
       </w:r>
     </w:p>
     <w:p>
@@ -673,16 +653,16 @@
         <w:rPr>
           <w:rFonts w:ascii="Times New Roman" w:hAnsi="Times New Roman" w:cs="Times New Roman"/>
           <w:b/>
-          <w:sz w:val="32"/>
-          <w:szCs w:val="32"/>
+          <w:sz w:val="28"/>
+          <w:szCs w:val="28"/>
         </w:rPr>
       </w:pPr>
       <w:r>
         <w:rPr>
           <w:rFonts w:ascii="Times New Roman" w:hAnsi="Times New Roman" w:cs="Times New Roman"/>
           <w:b/>
-          <w:sz w:val="32"/>
-          <w:szCs w:val="32"/>
+          <w:sz w:val="28"/>
+          <w:szCs w:val="28"/>
         </w:rPr>
         <w:t>Technical Lead Consultant, January 2025 - Present</w:t>
       </w:r>
@@ -693,15 +673,15 @@
         <w:jc w:val="both"/>
         <w:rPr>
           <w:rFonts w:ascii="Times New Roman" w:hAnsi="Times New Roman" w:cs="Times New Roman"/>
-          <w:sz w:val="28"/>
-          <w:szCs w:val="28"/>
+          <w:sz w:val="24"/>
+          <w:szCs w:val="24"/>
         </w:rPr>
       </w:pPr>
       <w:r>
         <w:rPr>
           <w:rFonts w:ascii="Times New Roman" w:hAnsi="Times New Roman" w:cs="Times New Roman"/>
-          <w:sz w:val="28"/>
-          <w:szCs w:val="28"/>
+          <w:sz w:val="24"/>
+          <w:szCs w:val="24"/>
         </w:rPr>
         <w:t>Center for Research and Communication (CRC), Remote</w:t>
       </w:r>
@@ -729,16 +709,14 @@
         </w:rPr>
         <w:t xml:space="preserve">Reviewed client requirements and evaluation criteria to set the proposal </w:t>
       </w:r>
-      <w:proofErr w:type="gramStart"/>
       <w:r>
         <w:rPr>
           <w:rFonts w:ascii="Times New Roman" w:hAnsi="Times New Roman" w:cs="Times New Roman"/>
           <w:sz w:val="24"/>
           <w:szCs w:val="24"/>
         </w:rPr>
-        <w:t>approach, and</w:t>
+        <w:t>approach and</w:t>
       </w:r>
-      <w:proofErr w:type="gramEnd"/>
       <w:r>
         <w:rPr>
           <w:rFonts w:ascii="Times New Roman" w:hAnsi="Times New Roman" w:cs="Times New Roman"/>
@@ -851,16 +829,16 @@
         <w:rPr>
           <w:rFonts w:ascii="Times New Roman" w:hAnsi="Times New Roman" w:cs="Times New Roman"/>
           <w:b/>
-          <w:sz w:val="32"/>
-          <w:szCs w:val="32"/>
+          <w:sz w:val="28"/>
+          <w:szCs w:val="28"/>
         </w:rPr>
       </w:pPr>
       <w:r>
         <w:rPr>
           <w:rFonts w:ascii="Times New Roman" w:hAnsi="Times New Roman" w:cs="Times New Roman"/>
           <w:b/>
-          <w:sz w:val="32"/>
-          <w:szCs w:val="32"/>
+          <w:sz w:val="28"/>
+          <w:szCs w:val="28"/>
         </w:rPr>
         <w:t>Researcher / Data Scientist, Vanilla Value-Chain, January 2024 - June 2025</w:t>
       </w:r>
@@ -871,47 +849,47 @@
         <w:jc w:val="both"/>
         <w:rPr>
           <w:rFonts w:ascii="Times New Roman" w:hAnsi="Times New Roman" w:cs="Times New Roman"/>
-          <w:sz w:val="28"/>
-          <w:szCs w:val="28"/>
+          <w:sz w:val="24"/>
+          <w:szCs w:val="24"/>
         </w:rPr>
       </w:pPr>
       <w:r>
         <w:rPr>
           <w:rFonts w:ascii="Times New Roman" w:hAnsi="Times New Roman" w:cs="Times New Roman"/>
-          <w:sz w:val="28"/>
-          <w:szCs w:val="28"/>
+          <w:sz w:val="24"/>
+          <w:szCs w:val="24"/>
         </w:rPr>
         <w:t xml:space="preserve">Makerere University </w:t>
       </w:r>
       <w:r>
         <w:rPr>
           <w:rFonts w:ascii="Times New Roman" w:hAnsi="Times New Roman" w:cs="Times New Roman"/>
-          <w:sz w:val="28"/>
-          <w:szCs w:val="28"/>
+          <w:sz w:val="24"/>
+          <w:szCs w:val="24"/>
         </w:rPr>
         <w:t>/</w:t>
       </w:r>
       <w:r>
         <w:rPr>
           <w:rFonts w:ascii="Times New Roman" w:hAnsi="Times New Roman" w:cs="Times New Roman"/>
-          <w:sz w:val="28"/>
-          <w:szCs w:val="28"/>
+          <w:sz w:val="24"/>
+          <w:szCs w:val="24"/>
         </w:rPr>
         <w:t xml:space="preserve"> MAAIF, Catholic Relief Services, and </w:t>
       </w:r>
       <w:r>
         <w:rPr>
           <w:rFonts w:ascii="Times New Roman" w:hAnsi="Times New Roman" w:cs="Times New Roman"/>
-          <w:sz w:val="28"/>
-          <w:szCs w:val="28"/>
+          <w:sz w:val="24"/>
+          <w:szCs w:val="24"/>
         </w:rPr>
         <w:t>sector</w:t>
       </w:r>
       <w:r>
         <w:rPr>
           <w:rFonts w:ascii="Times New Roman" w:hAnsi="Times New Roman" w:cs="Times New Roman"/>
-          <w:sz w:val="28"/>
-          <w:szCs w:val="28"/>
+          <w:sz w:val="24"/>
+          <w:szCs w:val="24"/>
         </w:rPr>
         <w:t xml:space="preserve"> partners, Uganda</w:t>
       </w:r>
@@ -985,7 +963,6 @@
           <w:sz w:val="24"/>
           <w:szCs w:val="24"/>
         </w:rPr>
-        <w:lastRenderedPageBreak/>
         <w:t>Conducted interviews with farmers and partners, field measurements, and seasonal maturity assessments across vanilla-growing districts.</w:t>
       </w:r>
     </w:p>
@@ -1010,6 +987,7 @@
           <w:sz w:val="24"/>
           <w:szCs w:val="24"/>
         </w:rPr>
+        <w:lastRenderedPageBreak/>
         <w:t>Helped establish the Kabanyolo demonstration plot and prepared models, scenario notes, and technical inputs for supervisors and project partners. Work concluded with program funding closure.</w:t>
       </w:r>
     </w:p>
@@ -1020,16 +998,16 @@
         <w:rPr>
           <w:rFonts w:ascii="Times New Roman" w:hAnsi="Times New Roman" w:cs="Times New Roman"/>
           <w:b/>
-          <w:sz w:val="32"/>
-          <w:szCs w:val="32"/>
+          <w:sz w:val="28"/>
+          <w:szCs w:val="28"/>
         </w:rPr>
       </w:pPr>
       <w:r>
         <w:rPr>
           <w:rFonts w:ascii="Times New Roman" w:hAnsi="Times New Roman" w:cs="Times New Roman"/>
           <w:b/>
-          <w:sz w:val="32"/>
-          <w:szCs w:val="32"/>
+          <w:sz w:val="28"/>
+          <w:szCs w:val="28"/>
         </w:rPr>
         <w:t>Research Associate, February 2023 - November 2023</w:t>
       </w:r>
@@ -1040,15 +1018,15 @@
         <w:jc w:val="both"/>
         <w:rPr>
           <w:rFonts w:ascii="Times New Roman" w:hAnsi="Times New Roman" w:cs="Times New Roman"/>
-          <w:sz w:val="28"/>
-          <w:szCs w:val="28"/>
+          <w:sz w:val="24"/>
+          <w:szCs w:val="24"/>
         </w:rPr>
       </w:pPr>
       <w:r>
         <w:rPr>
           <w:rFonts w:ascii="Times New Roman" w:hAnsi="Times New Roman" w:cs="Times New Roman"/>
-          <w:sz w:val="28"/>
-          <w:szCs w:val="28"/>
+          <w:sz w:val="24"/>
+          <w:szCs w:val="24"/>
         </w:rPr>
         <w:t>Innovations for Poverty Action (IPA), Kampala, Uganda</w:t>
       </w:r>
@@ -1180,16 +1158,16 @@
         <w:rPr>
           <w:rFonts w:ascii="Times New Roman" w:hAnsi="Times New Roman" w:cs="Times New Roman"/>
           <w:b/>
-          <w:sz w:val="32"/>
-          <w:szCs w:val="32"/>
+          <w:sz w:val="28"/>
+          <w:szCs w:val="28"/>
         </w:rPr>
       </w:pPr>
       <w:r>
         <w:rPr>
           <w:rFonts w:ascii="Times New Roman" w:hAnsi="Times New Roman" w:cs="Times New Roman"/>
           <w:b/>
-          <w:sz w:val="32"/>
-          <w:szCs w:val="32"/>
+          <w:sz w:val="28"/>
+          <w:szCs w:val="28"/>
         </w:rPr>
         <w:t>Qualitative Research Associate, July 2023 - March 2024</w:t>
       </w:r>
@@ -1200,15 +1178,15 @@
         <w:jc w:val="both"/>
         <w:rPr>
           <w:rFonts w:ascii="Times New Roman" w:hAnsi="Times New Roman" w:cs="Times New Roman"/>
-          <w:sz w:val="28"/>
-          <w:szCs w:val="28"/>
+          <w:sz w:val="24"/>
+          <w:szCs w:val="24"/>
         </w:rPr>
       </w:pPr>
       <w:r>
         <w:rPr>
           <w:rFonts w:ascii="Times New Roman" w:hAnsi="Times New Roman" w:cs="Times New Roman"/>
-          <w:sz w:val="28"/>
-          <w:szCs w:val="28"/>
+          <w:sz w:val="24"/>
+          <w:szCs w:val="24"/>
         </w:rPr>
         <w:t>USAID Strategic Information Technical Support (SITES), Uganda</w:t>
       </w:r>
@@ -1358,16 +1336,16 @@
         <w:rPr>
           <w:rFonts w:ascii="Times New Roman" w:hAnsi="Times New Roman" w:cs="Times New Roman"/>
           <w:b/>
-          <w:sz w:val="32"/>
-          <w:szCs w:val="32"/>
+          <w:sz w:val="28"/>
+          <w:szCs w:val="28"/>
         </w:rPr>
       </w:pPr>
       <w:r>
         <w:rPr>
           <w:rFonts w:ascii="Times New Roman" w:hAnsi="Times New Roman" w:cs="Times New Roman"/>
           <w:b/>
-          <w:sz w:val="32"/>
-          <w:szCs w:val="32"/>
+          <w:sz w:val="28"/>
+          <w:szCs w:val="28"/>
         </w:rPr>
         <w:t>Research Associate, September 2021 - January 2023</w:t>
       </w:r>
@@ -1378,15 +1356,15 @@
         <w:jc w:val="both"/>
         <w:rPr>
           <w:rFonts w:ascii="Times New Roman" w:hAnsi="Times New Roman" w:cs="Times New Roman"/>
-          <w:sz w:val="28"/>
-          <w:szCs w:val="28"/>
+          <w:sz w:val="24"/>
+          <w:szCs w:val="24"/>
         </w:rPr>
       </w:pPr>
       <w:r>
         <w:rPr>
           <w:rFonts w:ascii="Times New Roman" w:hAnsi="Times New Roman" w:cs="Times New Roman"/>
-          <w:sz w:val="28"/>
-          <w:szCs w:val="28"/>
+          <w:sz w:val="24"/>
+          <w:szCs w:val="24"/>
         </w:rPr>
         <w:t>Bronkar (U) Limited, Kampala, Uganda</w:t>
       </w:r>
@@ -1494,16 +1472,16 @@
         <w:rPr>
           <w:rFonts w:ascii="Times New Roman" w:hAnsi="Times New Roman" w:cs="Times New Roman"/>
           <w:b/>
-          <w:sz w:val="32"/>
-          <w:szCs w:val="32"/>
+          <w:sz w:val="28"/>
+          <w:szCs w:val="28"/>
         </w:rPr>
       </w:pPr>
       <w:r>
         <w:rPr>
           <w:rFonts w:ascii="Times New Roman" w:hAnsi="Times New Roman" w:cs="Times New Roman"/>
           <w:b/>
-          <w:sz w:val="32"/>
-          <w:szCs w:val="32"/>
+          <w:sz w:val="28"/>
+          <w:szCs w:val="28"/>
         </w:rPr>
         <w:t>Research Assistant, April 2021 - June 2021</w:t>
       </w:r>
@@ -1514,15 +1492,15 @@
         <w:jc w:val="both"/>
         <w:rPr>
           <w:rFonts w:ascii="Times New Roman" w:hAnsi="Times New Roman" w:cs="Times New Roman"/>
-          <w:sz w:val="28"/>
-          <w:szCs w:val="28"/>
+          <w:sz w:val="24"/>
+          <w:szCs w:val="24"/>
         </w:rPr>
       </w:pPr>
       <w:r>
         <w:rPr>
           <w:rFonts w:ascii="Times New Roman" w:hAnsi="Times New Roman" w:cs="Times New Roman"/>
-          <w:sz w:val="28"/>
-          <w:szCs w:val="28"/>
+          <w:sz w:val="24"/>
+          <w:szCs w:val="24"/>
         </w:rPr>
         <w:t>Makerere University Agricultural Research Institute, Wakiso, Uganda</w:t>
       </w:r>
@@ -1558,17 +1536,18 @@
         <w:rPr>
           <w:rFonts w:ascii="Times New Roman" w:hAnsi="Times New Roman" w:cs="Times New Roman"/>
           <w:b/>
-          <w:sz w:val="32"/>
-          <w:szCs w:val="32"/>
+          <w:sz w:val="28"/>
+          <w:szCs w:val="28"/>
         </w:rPr>
       </w:pPr>
       <w:r>
         <w:rPr>
           <w:rFonts w:ascii="Times New Roman" w:hAnsi="Times New Roman" w:cs="Times New Roman"/>
           <w:b/>
-          <w:sz w:val="32"/>
-          <w:szCs w:val="32"/>
-        </w:rPr>
+          <w:sz w:val="28"/>
+          <w:szCs w:val="28"/>
+        </w:rPr>
+        <w:lastRenderedPageBreak/>
         <w:t>Data Entry Clerk, January 2021 - February 2021</w:t>
       </w:r>
     </w:p>
@@ -1578,15 +1557,15 @@
         <w:jc w:val="both"/>
         <w:rPr>
           <w:rFonts w:ascii="Times New Roman" w:hAnsi="Times New Roman" w:cs="Times New Roman"/>
-          <w:sz w:val="28"/>
-          <w:szCs w:val="28"/>
+          <w:sz w:val="24"/>
+          <w:szCs w:val="24"/>
         </w:rPr>
       </w:pPr>
       <w:r>
         <w:rPr>
           <w:rFonts w:ascii="Times New Roman" w:hAnsi="Times New Roman" w:cs="Times New Roman"/>
-          <w:sz w:val="28"/>
-          <w:szCs w:val="28"/>
+          <w:sz w:val="24"/>
+          <w:szCs w:val="24"/>
         </w:rPr>
         <w:t>UNYFA, Kampala, Uganda</w:t>
       </w:r>
@@ -1612,7 +1591,23 @@
           <w:sz w:val="24"/>
           <w:szCs w:val="24"/>
         </w:rPr>
-        <w:t>Entered and checked survey data for organizational databases, and ran quality audits to keep records complete before analysis.</w:t>
+        <w:t xml:space="preserve">Entered and checked survey data for organizational </w:t>
+      </w:r>
+      <w:r>
+        <w:rPr>
+          <w:rFonts w:ascii="Times New Roman" w:hAnsi="Times New Roman" w:cs="Times New Roman"/>
+          <w:sz w:val="24"/>
+          <w:szCs w:val="24"/>
+        </w:rPr>
+        <w:t>databases and</w:t>
+      </w:r>
+      <w:r>
+        <w:rPr>
+          <w:rFonts w:ascii="Times New Roman" w:hAnsi="Times New Roman" w:cs="Times New Roman"/>
+          <w:sz w:val="24"/>
+          <w:szCs w:val="24"/>
+        </w:rPr>
+        <w:t xml:space="preserve"> ran quality audits to keep records complete before analysis.</w:t>
       </w:r>
     </w:p>
     <w:p>
@@ -1621,28 +1616,17 @@
         <w:jc w:val="both"/>
         <w:rPr>
           <w:rFonts w:ascii="Times New Roman" w:hAnsi="Times New Roman" w:cs="Times New Roman"/>
-          <w:sz w:val="24"/>
-          <w:szCs w:val="24"/>
-        </w:rPr>
-      </w:pPr>
-    </w:p>
-    <w:p>
-      <w:pPr>
-        <w:spacing w:after="0" w:line="360" w:lineRule="auto"/>
-        <w:jc w:val="both"/>
-        <w:rPr>
-          <w:rFonts w:ascii="Times New Roman" w:hAnsi="Times New Roman" w:cs="Times New Roman"/>
           <w:b/>
-          <w:sz w:val="36"/>
-          <w:szCs w:val="36"/>
+          <w:sz w:val="32"/>
+          <w:szCs w:val="32"/>
         </w:rPr>
       </w:pPr>
       <w:r>
         <w:rPr>
           <w:rFonts w:ascii="Times New Roman" w:hAnsi="Times New Roman" w:cs="Times New Roman"/>
           <w:b/>
-          <w:sz w:val="36"/>
-          <w:szCs w:val="36"/>
+          <w:sz w:val="32"/>
+          <w:szCs w:val="32"/>
         </w:rPr>
         <w:t>PORTFOLIO</w:t>
       </w:r>
@@ -1749,28 +1733,17 @@
         <w:jc w:val="both"/>
         <w:rPr>
           <w:rFonts w:ascii="Times New Roman" w:hAnsi="Times New Roman" w:cs="Times New Roman"/>
-          <w:sz w:val="24"/>
-          <w:szCs w:val="24"/>
-        </w:rPr>
-      </w:pPr>
-    </w:p>
-    <w:p>
-      <w:pPr>
-        <w:spacing w:after="0" w:line="360" w:lineRule="auto"/>
-        <w:jc w:val="both"/>
-        <w:rPr>
-          <w:rFonts w:ascii="Times New Roman" w:hAnsi="Times New Roman" w:cs="Times New Roman"/>
           <w:b/>
-          <w:sz w:val="36"/>
-          <w:szCs w:val="36"/>
+          <w:sz w:val="32"/>
+          <w:szCs w:val="32"/>
         </w:rPr>
       </w:pPr>
       <w:r>
         <w:rPr>
           <w:rFonts w:ascii="Times New Roman" w:hAnsi="Times New Roman" w:cs="Times New Roman"/>
           <w:b/>
-          <w:sz w:val="36"/>
-          <w:szCs w:val="36"/>
+          <w:sz w:val="32"/>
+          <w:szCs w:val="32"/>
         </w:rPr>
         <w:t>EDUCATION</w:t>
       </w:r>
@@ -1782,16 +1755,16 @@
         <w:rPr>
           <w:rFonts w:ascii="Times New Roman" w:hAnsi="Times New Roman" w:cs="Times New Roman"/>
           <w:b/>
-          <w:sz w:val="32"/>
-          <w:szCs w:val="32"/>
+          <w:sz w:val="28"/>
+          <w:szCs w:val="28"/>
         </w:rPr>
       </w:pPr>
       <w:r>
         <w:rPr>
           <w:rFonts w:ascii="Times New Roman" w:hAnsi="Times New Roman" w:cs="Times New Roman"/>
           <w:b/>
-          <w:sz w:val="32"/>
-          <w:szCs w:val="32"/>
+          <w:sz w:val="28"/>
+          <w:szCs w:val="28"/>
         </w:rPr>
         <w:t>M.Sc. Data Science, September 2022 - October 2024</w:t>
       </w:r>
@@ -1802,15 +1775,15 @@
         <w:jc w:val="both"/>
         <w:rPr>
           <w:rFonts w:ascii="Times New Roman" w:hAnsi="Times New Roman" w:cs="Times New Roman"/>
-          <w:sz w:val="28"/>
-          <w:szCs w:val="28"/>
+          <w:sz w:val="24"/>
+          <w:szCs w:val="24"/>
         </w:rPr>
       </w:pPr>
       <w:r>
         <w:rPr>
           <w:rFonts w:ascii="Times New Roman" w:hAnsi="Times New Roman" w:cs="Times New Roman"/>
-          <w:sz w:val="28"/>
-          <w:szCs w:val="28"/>
+          <w:sz w:val="24"/>
+          <w:szCs w:val="24"/>
         </w:rPr>
         <w:t>Manipal Academy of Higher Education (MAHE), Karnataka, India</w:t>
       </w:r>
@@ -1821,16 +1794,12 @@
         <w:jc w:val="both"/>
         <w:rPr>
           <w:rFonts w:ascii="Times New Roman" w:hAnsi="Times New Roman" w:cs="Times New Roman"/>
-          <w:sz w:val="24"/>
-          <w:szCs w:val="24"/>
         </w:rPr>
       </w:pPr>
       <w:r>
         <w:rPr>
           <w:rFonts w:ascii="Times New Roman" w:hAnsi="Times New Roman" w:cs="Times New Roman"/>
           <w:i/>
-          <w:sz w:val="24"/>
-          <w:szCs w:val="24"/>
         </w:rPr>
         <w:t>Coursework: Machine Learning, Deep Learning, Predictive Analytics, Time-Series Forecasting</w:t>
       </w:r>
@@ -1842,16 +1811,16 @@
         <w:rPr>
           <w:rFonts w:ascii="Times New Roman" w:hAnsi="Times New Roman" w:cs="Times New Roman"/>
           <w:b/>
-          <w:sz w:val="32"/>
-          <w:szCs w:val="32"/>
+          <w:sz w:val="28"/>
+          <w:szCs w:val="28"/>
         </w:rPr>
       </w:pPr>
       <w:r>
         <w:rPr>
           <w:rFonts w:ascii="Times New Roman" w:hAnsi="Times New Roman" w:cs="Times New Roman"/>
           <w:b/>
-          <w:sz w:val="32"/>
-          <w:szCs w:val="32"/>
+          <w:sz w:val="28"/>
+          <w:szCs w:val="28"/>
         </w:rPr>
         <w:t>B.Sc. Agriculture Science, August 2016 - May 2021</w:t>
       </w:r>
@@ -1862,15 +1831,15 @@
         <w:jc w:val="both"/>
         <w:rPr>
           <w:rFonts w:ascii="Times New Roman" w:hAnsi="Times New Roman" w:cs="Times New Roman"/>
-          <w:sz w:val="28"/>
-          <w:szCs w:val="28"/>
+          <w:sz w:val="24"/>
+          <w:szCs w:val="24"/>
         </w:rPr>
       </w:pPr>
       <w:r>
         <w:rPr>
           <w:rFonts w:ascii="Times New Roman" w:hAnsi="Times New Roman" w:cs="Times New Roman"/>
-          <w:sz w:val="28"/>
-          <w:szCs w:val="28"/>
+          <w:sz w:val="24"/>
+          <w:szCs w:val="24"/>
         </w:rPr>
         <w:t>Makerere University, Kampala, Uganda</w:t>
       </w:r>
@@ -1881,28 +1850,17 @@
         <w:jc w:val="both"/>
         <w:rPr>
           <w:rFonts w:ascii="Times New Roman" w:hAnsi="Times New Roman" w:cs="Times New Roman"/>
-          <w:sz w:val="28"/>
-          <w:szCs w:val="28"/>
-        </w:rPr>
-      </w:pPr>
-    </w:p>
-    <w:p>
-      <w:pPr>
-        <w:spacing w:after="0" w:line="360" w:lineRule="auto"/>
-        <w:jc w:val="both"/>
-        <w:rPr>
-          <w:rFonts w:ascii="Times New Roman" w:hAnsi="Times New Roman" w:cs="Times New Roman"/>
           <w:b/>
-          <w:sz w:val="36"/>
-          <w:szCs w:val="36"/>
+          <w:sz w:val="32"/>
+          <w:szCs w:val="32"/>
         </w:rPr>
       </w:pPr>
       <w:r>
         <w:rPr>
           <w:rFonts w:ascii="Times New Roman" w:hAnsi="Times New Roman" w:cs="Times New Roman"/>
           <w:b/>
-          <w:sz w:val="36"/>
-          <w:szCs w:val="36"/>
+          <w:sz w:val="32"/>
+          <w:szCs w:val="32"/>
         </w:rPr>
         <w:t>CERTIFICATIONS</w:t>
       </w:r>
@@ -2033,8 +1991,6 @@
         <w:jc w:val="both"/>
         <w:rPr>
           <w:rFonts w:ascii="Times New Roman" w:hAnsi="Times New Roman" w:cs="Times New Roman"/>
-          <w:sz w:val="24"/>
-          <w:szCs w:val="24"/>
         </w:rPr>
       </w:pPr>
     </w:p>
@@ -2045,16 +2001,16 @@
         <w:rPr>
           <w:rFonts w:ascii="Times New Roman" w:hAnsi="Times New Roman" w:cs="Times New Roman"/>
           <w:b/>
-          <w:sz w:val="36"/>
-          <w:szCs w:val="36"/>
+          <w:sz w:val="32"/>
+          <w:szCs w:val="32"/>
         </w:rPr>
       </w:pPr>
       <w:r>
         <w:rPr>
           <w:rFonts w:ascii="Times New Roman" w:hAnsi="Times New Roman" w:cs="Times New Roman"/>
           <w:b/>
-          <w:sz w:val="36"/>
-          <w:szCs w:val="36"/>
+          <w:sz w:val="32"/>
+          <w:szCs w:val="32"/>
         </w:rPr>
         <w:t>REFERENCE</w:t>
       </w:r>

--- a/CV_Johnson_Mugarra_Standard.docx
+++ b/CV_Johnson_Mugarra_Standard.docx
@@ -595,7 +595,7 @@
           <w:sz w:val="24"/>
           <w:szCs w:val="24"/>
         </w:rPr>
-        <w:t>Built</w:t>
+        <w:t>Led the data and M&amp;E workstream: built</w:t>
       </w:r>
       <w:r>
         <w:rPr>
@@ -603,7 +603,7 @@
           <w:sz w:val="24"/>
           <w:szCs w:val="24"/>
         </w:rPr>
-        <w:t xml:space="preserve"> the data and M&amp;E workstream: built the M&amp;E measurement plan and monitoring toolkit (KPI dashboards, tier trackers, review packs) used across 19 district</w:t>
+        <w:t xml:space="preserve"> the M&amp;E measurement plan and monitoring toolkit (KPI dashboards, tier trackers, review packs) used across 19 districts, and managed</w:t>
       </w:r>
       <w:r>
         <w:rPr>
@@ -611,7 +611,6 @@
           <w:sz w:val="24"/>
           <w:szCs w:val="24"/>
         </w:rPr>
-        <w:t xml:space="preserve"> </w:t>
       </w:r>
       <w:r>
         <w:rPr>
@@ -619,7 +618,7 @@
           <w:sz w:val="24"/>
           <w:szCs w:val="24"/>
         </w:rPr>
-        <w:t>and managed the field-extension restructuring from concept note to roll-out.</w:t>
+        <w:t xml:space="preserve"> the field-extension restructuring from concept note to roll-out.</w:t>
       </w:r>
     </w:p>
     <w:p>
@@ -643,7 +642,7 @@
           <w:sz w:val="24"/>
           <w:szCs w:val="24"/>
         </w:rPr>
-        <w:t>Supported crop and supply-chain research, updated survey tools, trained staff on data use, and documented methods for donor and certification reporting.</w:t>
+        <w:t>Ran crop and supply-chain research, updated survey tools, trained staff on data use, and documented methods for donor and certification reporting.</w:t>
       </w:r>
     </w:p>
     <w:p>
@@ -987,8 +986,7 @@
           <w:sz w:val="24"/>
           <w:szCs w:val="24"/>
         </w:rPr>
-        <w:lastRenderedPageBreak/>
-        <w:t>Helped establish the Kabanyolo demonstration plot and prepared models, scenario notes, and technical inputs for supervisors and project partners. Work concluded with program funding closure.</w:t>
+        <w:t>Established the Kabanyolo demonstration plot with the project team and prepared models, scenario notes, and technical inputs for supervisors and project partners. Work concluded with program funding closure.</w:t>
       </w:r>
     </w:p>
     <w:p>
@@ -1052,7 +1050,7 @@
           <w:sz w:val="24"/>
           <w:szCs w:val="24"/>
         </w:rPr>
-        <w:t>Supported development and implementation of process evaluation plans with program managers.</w:t>
+        <w:t>Developed and implemented process evaluation plans with program managers.</w:t>
       </w:r>
     </w:p>
     <w:p>
@@ -1438,7 +1436,7 @@
           <w:sz w:val="24"/>
           <w:szCs w:val="24"/>
         </w:rPr>
-        <w:t>Trained enumerators and participated in field research including interviews and structured surveys.</w:t>
+        <w:t>Trained enumerators and conducted field research including interviews and structured surveys.</w:t>
       </w:r>
     </w:p>
     <w:p>

--- a/CV_Johnson_Mugarra_Standard.docx
+++ b/CV_Johnson_Mugarra_Standard.docx
@@ -4,10 +4,12 @@
   <w:body>
     <w:p>
       <w:pPr>
-        <w:spacing w:after="0" w:line="360" w:lineRule="auto"/>
-        <w:jc w:val="both"/>
-        <w:rPr>
-          <w:rFonts w:ascii="Times New Roman" w:hAnsi="Times New Roman" w:cs="Times New Roman"/>
+        <w:pStyle w:val="NoSpacing"/>
+        <w:spacing w:line="360" w:lineRule="auto"/>
+        <w:rPr>
+          <w:rFonts w:ascii="Times New Roman" w:hAnsi="Times New Roman" w:cs="Times New Roman"/>
+          <w:b/>
+          <w:bCs/>
           <w:sz w:val="32"/>
           <w:szCs w:val="32"/>
         </w:rPr>
@@ -16,6 +18,7 @@
         <w:rPr>
           <w:rFonts w:ascii="Times New Roman" w:hAnsi="Times New Roman" w:cs="Times New Roman"/>
           <w:b/>
+          <w:bCs/>
           <w:sz w:val="32"/>
           <w:szCs w:val="32"/>
         </w:rPr>
@@ -24,8 +27,8 @@
     </w:p>
     <w:p>
       <w:pPr>
-        <w:spacing w:after="0" w:line="360" w:lineRule="auto"/>
-        <w:jc w:val="both"/>
+        <w:pStyle w:val="NoSpacing"/>
+        <w:spacing w:line="360" w:lineRule="auto"/>
         <w:rPr>
           <w:rFonts w:ascii="Times New Roman" w:hAnsi="Times New Roman" w:cs="Times New Roman"/>
           <w:sz w:val="24"/>
@@ -38,59 +41,56 @@
           <w:sz w:val="24"/>
           <w:szCs w:val="24"/>
         </w:rPr>
-        <w:t>Data Scientist and Research Consultant</w:t>
+        <w:t>Data Scientist, Research and Data Consultant, Technical Lead Consultant</w:t>
       </w:r>
     </w:p>
     <w:p>
       <w:pPr>
-        <w:spacing w:after="0" w:line="360" w:lineRule="auto"/>
-        <w:jc w:val="both"/>
-        <w:rPr>
-          <w:rFonts w:ascii="Times New Roman" w:hAnsi="Times New Roman" w:cs="Times New Roman"/>
+        <w:pStyle w:val="NoSpacing"/>
+        <w:spacing w:line="360" w:lineRule="auto"/>
+        <w:rPr>
+          <w:rFonts w:ascii="Times New Roman" w:hAnsi="Times New Roman" w:cs="Times New Roman"/>
+          <w:sz w:val="24"/>
+          <w:szCs w:val="24"/>
         </w:rPr>
       </w:pPr>
       <w:r>
         <w:rPr>
           <w:rFonts w:ascii="Times New Roman" w:hAnsi="Times New Roman" w:cs="Times New Roman"/>
-          <w:sz w:val="21"/>
-          <w:szCs w:val="21"/>
+          <w:sz w:val="24"/>
+          <w:szCs w:val="24"/>
         </w:rPr>
         <w:t>Kampala, Uganda, +256 702 860 815, johnsonmugarra@yahoo.com, johnsonmugarra.com</w:t>
       </w:r>
     </w:p>
     <w:p>
       <w:pPr>
-        <w:spacing w:after="0" w:line="360" w:lineRule="auto"/>
+        <w:pStyle w:val="NoSpacing"/>
+        <w:spacing w:line="360" w:lineRule="auto"/>
         <w:jc w:val="both"/>
         <w:rPr>
           <w:rFonts w:ascii="Times New Roman" w:hAnsi="Times New Roman" w:cs="Times New Roman"/>
-        </w:rPr>
-      </w:pPr>
-    </w:p>
-    <w:p>
-      <w:pPr>
-        <w:spacing w:after="0" w:line="360" w:lineRule="auto"/>
-        <w:jc w:val="both"/>
-        <w:rPr>
-          <w:rFonts w:ascii="Times New Roman" w:hAnsi="Times New Roman" w:cs="Times New Roman"/>
           <w:b/>
-          <w:sz w:val="32"/>
-          <w:szCs w:val="32"/>
+          <w:bCs/>
+          <w:sz w:val="24"/>
+          <w:szCs w:val="24"/>
         </w:rPr>
       </w:pPr>
       <w:r>
         <w:rPr>
           <w:rFonts w:ascii="Times New Roman" w:hAnsi="Times New Roman" w:cs="Times New Roman"/>
           <w:b/>
-          <w:sz w:val="32"/>
-          <w:szCs w:val="32"/>
+          <w:bCs/>
+          <w:sz w:val="24"/>
+          <w:szCs w:val="24"/>
         </w:rPr>
         <w:t>PROFESSIONAL SUMMARY</w:t>
       </w:r>
     </w:p>
     <w:p>
       <w:pPr>
-        <w:spacing w:after="0" w:line="360" w:lineRule="auto"/>
+        <w:pStyle w:val="NoSpacing"/>
+        <w:spacing w:line="360" w:lineRule="auto"/>
         <w:jc w:val="both"/>
         <w:rPr>
           <w:rFonts w:ascii="Times New Roman" w:hAnsi="Times New Roman" w:cs="Times New Roman"/>
@@ -104,38 +104,73 @@
           <w:sz w:val="24"/>
           <w:szCs w:val="24"/>
         </w:rPr>
-        <w:t>Data scientist and research consultant with an M.Sc. in Data Science and six years working with field and operational data across East Africa. At Enimiro I design studies (child labor, living income, pollination) and build the pipelines, dashboards, and yield models behind them. At the Center for Research and Communication I coordinate proposals and lead the technical work on evaluations covering design, sampling, tools, data quality, analysis, and reporting. Earlier roles cover vanilla value-chain forecasting with Makerere University and MAAIF, process evaluation at IPA, and field research for USAID SITES.</w:t>
+        <w:t xml:space="preserve">Data scientist and research consultant with an M.Sc. in Data Science and six years working with field and operational data across East Africa. At Enimiro I design studies and build the pipelines, dashboards, and models behind them. At the Center for Research and Communication I </w:t>
+      </w:r>
+      <w:r>
+        <w:rPr>
+          <w:rFonts w:ascii="Times New Roman" w:hAnsi="Times New Roman" w:cs="Times New Roman"/>
+          <w:sz w:val="24"/>
+          <w:szCs w:val="24"/>
+        </w:rPr>
+        <w:t>develop</w:t>
+      </w:r>
+      <w:r>
+        <w:rPr>
+          <w:rFonts w:ascii="Times New Roman" w:hAnsi="Times New Roman" w:cs="Times New Roman"/>
+          <w:sz w:val="24"/>
+          <w:szCs w:val="24"/>
+        </w:rPr>
+        <w:t xml:space="preserve"> proposals and lead the technical work on evaluations covering design, sampling, tools, data quality, analysis, and reporting. Earlier roles cover vanilla value-chain </w:t>
+      </w:r>
+      <w:r>
+        <w:rPr>
+          <w:rFonts w:ascii="Times New Roman" w:hAnsi="Times New Roman" w:cs="Times New Roman"/>
+          <w:sz w:val="24"/>
+          <w:szCs w:val="24"/>
+        </w:rPr>
+        <w:t>predictive analytics</w:t>
+      </w:r>
+      <w:r>
+        <w:rPr>
+          <w:rFonts w:ascii="Times New Roman" w:hAnsi="Times New Roman" w:cs="Times New Roman"/>
+          <w:sz w:val="24"/>
+          <w:szCs w:val="24"/>
+        </w:rPr>
+        <w:t xml:space="preserve"> with Makerere University and MAAIF, process evaluation at IPA, and field research for USAID SITES.</w:t>
       </w:r>
     </w:p>
     <w:p>
       <w:pPr>
-        <w:spacing w:after="0" w:line="360" w:lineRule="auto"/>
+        <w:pStyle w:val="NoSpacing"/>
+        <w:spacing w:line="360" w:lineRule="auto"/>
         <w:jc w:val="both"/>
         <w:rPr>
           <w:rFonts w:ascii="Times New Roman" w:hAnsi="Times New Roman" w:cs="Times New Roman"/>
           <w:b/>
-          <w:sz w:val="32"/>
-          <w:szCs w:val="32"/>
+          <w:bCs/>
+          <w:sz w:val="24"/>
+          <w:szCs w:val="24"/>
         </w:rPr>
       </w:pPr>
       <w:r>
         <w:rPr>
           <w:rFonts w:ascii="Times New Roman" w:hAnsi="Times New Roman" w:cs="Times New Roman"/>
           <w:b/>
-          <w:sz w:val="32"/>
-          <w:szCs w:val="32"/>
+          <w:bCs/>
+          <w:sz w:val="24"/>
+          <w:szCs w:val="24"/>
         </w:rPr>
         <w:t>CORE SKILLS</w:t>
       </w:r>
     </w:p>
     <w:p>
       <w:pPr>
-        <w:pStyle w:val="ListParagraph"/>
+        <w:pStyle w:val="NoSpacing"/>
         <w:numPr>
           <w:ilvl w:val="0"/>
-          <w:numId w:val="10"/>
+          <w:numId w:val="15"/>
         </w:numPr>
-        <w:spacing w:after="0" w:line="360" w:lineRule="auto"/>
+        <w:spacing w:line="360" w:lineRule="auto"/>
         <w:jc w:val="both"/>
         <w:rPr>
           <w:rFonts w:ascii="Times New Roman" w:hAnsi="Times New Roman" w:cs="Times New Roman"/>
@@ -154,12 +189,12 @@
     </w:p>
     <w:p>
       <w:pPr>
-        <w:pStyle w:val="ListParagraph"/>
+        <w:pStyle w:val="NoSpacing"/>
         <w:numPr>
           <w:ilvl w:val="0"/>
-          <w:numId w:val="10"/>
+          <w:numId w:val="15"/>
         </w:numPr>
-        <w:spacing w:after="0" w:line="360" w:lineRule="auto"/>
+        <w:spacing w:line="360" w:lineRule="auto"/>
         <w:jc w:val="both"/>
         <w:rPr>
           <w:rFonts w:ascii="Times New Roman" w:hAnsi="Times New Roman" w:cs="Times New Roman"/>
@@ -173,17 +208,17 @@
           <w:sz w:val="24"/>
           <w:szCs w:val="24"/>
         </w:rPr>
-        <w:t>Research and evaluation: survey design, piloting and translation, computer-assisted interviewing, key informant interviews, focus group discussions, transcription, process and impact evaluation, monitoring and evaluation frameworks, indicator tracking</w:t>
+        <w:t>Research and evaluation: survey design, key informant interviews, focus group discussions, transcription, process and impact evaluation, monitoring and evaluation frameworks, indicator tracking</w:t>
       </w:r>
     </w:p>
     <w:p>
       <w:pPr>
-        <w:pStyle w:val="ListParagraph"/>
+        <w:pStyle w:val="NoSpacing"/>
         <w:numPr>
           <w:ilvl w:val="0"/>
-          <w:numId w:val="10"/>
+          <w:numId w:val="15"/>
         </w:numPr>
-        <w:spacing w:after="0" w:line="360" w:lineRule="auto"/>
+        <w:spacing w:line="360" w:lineRule="auto"/>
         <w:jc w:val="both"/>
         <w:rPr>
           <w:rFonts w:ascii="Times New Roman" w:hAnsi="Times New Roman" w:cs="Times New Roman"/>
@@ -202,12 +237,12 @@
     </w:p>
     <w:p>
       <w:pPr>
-        <w:pStyle w:val="ListParagraph"/>
+        <w:pStyle w:val="NoSpacing"/>
         <w:numPr>
           <w:ilvl w:val="0"/>
-          <w:numId w:val="10"/>
+          <w:numId w:val="15"/>
         </w:numPr>
-        <w:spacing w:after="0" w:line="360" w:lineRule="auto"/>
+        <w:spacing w:line="360" w:lineRule="auto"/>
         <w:jc w:val="both"/>
         <w:rPr>
           <w:rFonts w:ascii="Times New Roman" w:hAnsi="Times New Roman" w:cs="Times New Roman"/>
@@ -221,17 +256,33 @@
           <w:sz w:val="24"/>
           <w:szCs w:val="24"/>
         </w:rPr>
-        <w:t>Visualization and reporting: Power BI, Tableau, dashboards, reports for donors and management</w:t>
+        <w:t xml:space="preserve">Visualization and reporting: Power BI, Tableau, </w:t>
+      </w:r>
+      <w:r>
+        <w:rPr>
+          <w:rFonts w:ascii="Times New Roman" w:hAnsi="Times New Roman" w:cs="Times New Roman"/>
+          <w:sz w:val="24"/>
+          <w:szCs w:val="24"/>
+        </w:rPr>
+        <w:t xml:space="preserve">D3, </w:t>
+      </w:r>
+      <w:r>
+        <w:rPr>
+          <w:rFonts w:ascii="Times New Roman" w:hAnsi="Times New Roman" w:cs="Times New Roman"/>
+          <w:sz w:val="24"/>
+          <w:szCs w:val="24"/>
+        </w:rPr>
+        <w:t>dashboards, reports for donors and management</w:t>
       </w:r>
     </w:p>
     <w:p>
       <w:pPr>
-        <w:pStyle w:val="ListParagraph"/>
+        <w:pStyle w:val="NoSpacing"/>
         <w:numPr>
           <w:ilvl w:val="0"/>
-          <w:numId w:val="10"/>
+          <w:numId w:val="15"/>
         </w:numPr>
-        <w:spacing w:after="0" w:line="360" w:lineRule="auto"/>
+        <w:spacing w:line="360" w:lineRule="auto"/>
         <w:jc w:val="both"/>
         <w:rPr>
           <w:rFonts w:ascii="Times New Roman" w:hAnsi="Times New Roman" w:cs="Times New Roman"/>
@@ -250,12 +301,12 @@
     </w:p>
     <w:p>
       <w:pPr>
-        <w:pStyle w:val="ListParagraph"/>
+        <w:pStyle w:val="NoSpacing"/>
         <w:numPr>
           <w:ilvl w:val="0"/>
-          <w:numId w:val="10"/>
+          <w:numId w:val="15"/>
         </w:numPr>
-        <w:spacing w:after="0" w:line="360" w:lineRule="auto"/>
+        <w:spacing w:line="360" w:lineRule="auto"/>
         <w:jc w:val="both"/>
         <w:rPr>
           <w:rFonts w:ascii="Times New Roman" w:hAnsi="Times New Roman" w:cs="Times New Roman"/>
@@ -269,17 +320,25 @@
           <w:sz w:val="24"/>
           <w:szCs w:val="24"/>
         </w:rPr>
-        <w:t>Machine learning and AI: scikit-learn, time-series forecasting, neural networks and CNNs in TensorFlow and PyTorch, and daily use of AI tools for cleaning data, writing code, and drafting, with the output checked by hand</w:t>
+        <w:t>Machine learning and AI: scikit-learn, time-series forecasting, neural networks and CNNs in TensorFlow and PyTorch, writing code</w:t>
+      </w:r>
+      <w:r>
+        <w:rPr>
+          <w:rFonts w:ascii="Times New Roman" w:hAnsi="Times New Roman" w:cs="Times New Roman"/>
+          <w:sz w:val="24"/>
+          <w:szCs w:val="24"/>
+        </w:rPr>
+        <w:t>.</w:t>
       </w:r>
     </w:p>
     <w:p>
       <w:pPr>
-        <w:pStyle w:val="ListParagraph"/>
+        <w:pStyle w:val="NoSpacing"/>
         <w:numPr>
           <w:ilvl w:val="0"/>
-          <w:numId w:val="10"/>
+          <w:numId w:val="15"/>
         </w:numPr>
-        <w:spacing w:after="0" w:line="360" w:lineRule="auto"/>
+        <w:spacing w:line="360" w:lineRule="auto"/>
         <w:jc w:val="both"/>
         <w:rPr>
           <w:rFonts w:ascii="Times New Roman" w:hAnsi="Times New Roman" w:cs="Times New Roman"/>
@@ -341,65 +400,94 @@
           <w:sz w:val="24"/>
           <w:szCs w:val="24"/>
         </w:rPr>
-        <w:t>methods and work plans, budgeting, quality assurance</w:t>
+        <w:t>method</w:t>
+      </w:r>
+      <w:r>
+        <w:rPr>
+          <w:rFonts w:ascii="Times New Roman" w:hAnsi="Times New Roman" w:cs="Times New Roman"/>
+          <w:sz w:val="24"/>
+          <w:szCs w:val="24"/>
+        </w:rPr>
+        <w:t>ology</w:t>
+      </w:r>
+      <w:r>
+        <w:rPr>
+          <w:rFonts w:ascii="Times New Roman" w:hAnsi="Times New Roman" w:cs="Times New Roman"/>
+          <w:sz w:val="24"/>
+          <w:szCs w:val="24"/>
+        </w:rPr>
+        <w:t>, budgeting, quality assurance</w:t>
       </w:r>
     </w:p>
     <w:p>
       <w:pPr>
-        <w:spacing w:after="0" w:line="360" w:lineRule="auto"/>
+        <w:pStyle w:val="NoSpacing"/>
+        <w:spacing w:line="360" w:lineRule="auto"/>
         <w:jc w:val="both"/>
         <w:rPr>
           <w:rFonts w:ascii="Times New Roman" w:hAnsi="Times New Roman" w:cs="Times New Roman"/>
           <w:b/>
-          <w:sz w:val="32"/>
-          <w:szCs w:val="32"/>
+          <w:bCs/>
+          <w:sz w:val="24"/>
+          <w:szCs w:val="24"/>
         </w:rPr>
       </w:pPr>
       <w:r>
         <w:rPr>
           <w:rFonts w:ascii="Times New Roman" w:hAnsi="Times New Roman" w:cs="Times New Roman"/>
           <w:b/>
-          <w:sz w:val="32"/>
-          <w:szCs w:val="32"/>
+          <w:bCs/>
+          <w:sz w:val="24"/>
+          <w:szCs w:val="24"/>
         </w:rPr>
         <w:t>WORK EXPERIENCE</w:t>
       </w:r>
     </w:p>
     <w:p>
       <w:pPr>
-        <w:spacing w:after="0" w:line="360" w:lineRule="auto"/>
+        <w:pStyle w:val="NoSpacing"/>
+        <w:spacing w:line="360" w:lineRule="auto"/>
         <w:jc w:val="both"/>
         <w:rPr>
           <w:rFonts w:ascii="Times New Roman" w:hAnsi="Times New Roman" w:cs="Times New Roman"/>
-          <w:sz w:val="28"/>
-          <w:szCs w:val="28"/>
+          <w:sz w:val="24"/>
+          <w:szCs w:val="24"/>
         </w:rPr>
       </w:pPr>
       <w:r>
         <w:rPr>
           <w:rFonts w:ascii="Times New Roman" w:hAnsi="Times New Roman" w:cs="Times New Roman"/>
-          <w:b/>
-          <w:sz w:val="28"/>
-          <w:szCs w:val="28"/>
+          <w:sz w:val="24"/>
+          <w:szCs w:val="24"/>
         </w:rPr>
         <w:t xml:space="preserve">Research and Data Consultant, </w:t>
       </w:r>
       <w:r>
         <w:rPr>
           <w:rFonts w:ascii="Times New Roman" w:hAnsi="Times New Roman" w:cs="Times New Roman"/>
-          <w:b/>
-          <w:sz w:val="28"/>
-          <w:szCs w:val="28"/>
-        </w:rPr>
-        <w:t>November 2025 - October 2026</w:t>
+          <w:sz w:val="24"/>
+          <w:szCs w:val="24"/>
+        </w:rPr>
+        <w:t xml:space="preserve">November 2025 - </w:t>
+      </w:r>
+      <w:r>
+        <w:rPr>
+          <w:rFonts w:ascii="Times New Roman" w:hAnsi="Times New Roman" w:cs="Times New Roman"/>
+          <w:sz w:val="24"/>
+          <w:szCs w:val="24"/>
+        </w:rPr>
+        <w:t>Present</w:t>
       </w:r>
     </w:p>
     <w:p>
       <w:pPr>
-        <w:spacing w:after="0" w:line="360" w:lineRule="auto"/>
+        <w:pStyle w:val="NoSpacing"/>
+        <w:spacing w:line="360" w:lineRule="auto"/>
         <w:jc w:val="both"/>
         <w:rPr>
           <w:rFonts w:ascii="Times New Roman" w:hAnsi="Times New Roman" w:cs="Times New Roman"/>
+          <w:b/>
+          <w:bCs/>
           <w:sz w:val="24"/>
           <w:szCs w:val="24"/>
         </w:rPr>
@@ -407,6 +495,9 @@
       <w:r>
         <w:rPr>
           <w:rFonts w:ascii="Times New Roman" w:hAnsi="Times New Roman" w:cs="Times New Roman"/>
+          <w:b/>
+          <w:bCs/>
+          <w:i/>
           <w:sz w:val="24"/>
           <w:szCs w:val="24"/>
         </w:rPr>
@@ -415,12 +506,12 @@
     </w:p>
     <w:p>
       <w:pPr>
-        <w:pStyle w:val="ListParagraph"/>
+        <w:pStyle w:val="NoSpacing"/>
         <w:numPr>
           <w:ilvl w:val="0"/>
-          <w:numId w:val="10"/>
+          <w:numId w:val="17"/>
         </w:numPr>
-        <w:spacing w:after="0" w:line="360" w:lineRule="auto"/>
+        <w:spacing w:line="360" w:lineRule="auto"/>
         <w:jc w:val="both"/>
         <w:rPr>
           <w:rFonts w:ascii="Times New Roman" w:hAnsi="Times New Roman" w:cs="Times New Roman"/>
@@ -439,12 +530,12 @@
     </w:p>
     <w:p>
       <w:pPr>
-        <w:pStyle w:val="ListParagraph"/>
+        <w:pStyle w:val="NoSpacing"/>
         <w:numPr>
           <w:ilvl w:val="0"/>
-          <w:numId w:val="10"/>
+          <w:numId w:val="17"/>
         </w:numPr>
-        <w:spacing w:after="0" w:line="360" w:lineRule="auto"/>
+        <w:spacing w:line="360" w:lineRule="auto"/>
         <w:jc w:val="both"/>
         <w:rPr>
           <w:rFonts w:ascii="Times New Roman" w:hAnsi="Times New Roman" w:cs="Times New Roman"/>
@@ -463,12 +554,12 @@
     </w:p>
     <w:p>
       <w:pPr>
-        <w:pStyle w:val="ListParagraph"/>
+        <w:pStyle w:val="NoSpacing"/>
         <w:numPr>
           <w:ilvl w:val="0"/>
-          <w:numId w:val="10"/>
+          <w:numId w:val="17"/>
         </w:numPr>
-        <w:spacing w:after="0" w:line="360" w:lineRule="auto"/>
+        <w:spacing w:line="360" w:lineRule="auto"/>
         <w:jc w:val="both"/>
         <w:rPr>
           <w:rFonts w:ascii="Times New Roman" w:hAnsi="Times New Roman" w:cs="Times New Roman"/>
@@ -482,42 +573,17 @@
           <w:sz w:val="24"/>
           <w:szCs w:val="24"/>
         </w:rPr>
-        <w:lastRenderedPageBreak/>
         <w:t>Designed studies from proposal to analysis, including the child labor study, the living income study against Anker benchmarks, pollination and maturity modules, and the M&amp;E measurement plan.</w:t>
       </w:r>
     </w:p>
     <w:p>
       <w:pPr>
-        <w:pStyle w:val="ListParagraph"/>
+        <w:pStyle w:val="NoSpacing"/>
         <w:numPr>
           <w:ilvl w:val="0"/>
-          <w:numId w:val="10"/>
+          <w:numId w:val="17"/>
         </w:numPr>
-        <w:spacing w:after="0" w:line="360" w:lineRule="auto"/>
-        <w:jc w:val="both"/>
-        <w:rPr>
-          <w:rFonts w:ascii="Times New Roman" w:hAnsi="Times New Roman" w:cs="Times New Roman"/>
-          <w:sz w:val="24"/>
-          <w:szCs w:val="24"/>
-        </w:rPr>
-      </w:pPr>
-      <w:r>
-        <w:rPr>
-          <w:rFonts w:ascii="Times New Roman" w:hAnsi="Times New Roman" w:cs="Times New Roman"/>
-          <w:sz w:val="24"/>
-          <w:szCs w:val="24"/>
-        </w:rPr>
-        <w:t>Matched GPS to district boundaries and maintained the farmer master with merge and change logs for audits.</w:t>
-      </w:r>
-    </w:p>
-    <w:p>
-      <w:pPr>
-        <w:pStyle w:val="ListParagraph"/>
-        <w:numPr>
-          <w:ilvl w:val="0"/>
-          <w:numId w:val="10"/>
-        </w:numPr>
-        <w:spacing w:after="0" w:line="360" w:lineRule="auto"/>
+        <w:spacing w:line="360" w:lineRule="auto"/>
         <w:jc w:val="both"/>
         <w:rPr>
           <w:rFonts w:ascii="Times New Roman" w:hAnsi="Times New Roman" w:cs="Times New Roman"/>
@@ -536,12 +602,12 @@
     </w:p>
     <w:p>
       <w:pPr>
-        <w:pStyle w:val="ListParagraph"/>
+        <w:pStyle w:val="NoSpacing"/>
         <w:numPr>
           <w:ilvl w:val="0"/>
-          <w:numId w:val="10"/>
+          <w:numId w:val="17"/>
         </w:numPr>
-        <w:spacing w:after="0" w:line="360" w:lineRule="auto"/>
+        <w:spacing w:line="360" w:lineRule="auto"/>
         <w:jc w:val="both"/>
         <w:rPr>
           <w:rFonts w:ascii="Times New Roman" w:hAnsi="Times New Roman" w:cs="Times New Roman"/>
@@ -555,33 +621,17 @@
           <w:sz w:val="24"/>
           <w:szCs w:val="24"/>
         </w:rPr>
-        <w:t>Ran statistical and trend checks to flag problems</w:t>
-      </w:r>
-      <w:r>
-        <w:rPr>
-          <w:rFonts w:ascii="Times New Roman" w:hAnsi="Times New Roman" w:cs="Times New Roman"/>
-          <w:sz w:val="24"/>
-          <w:szCs w:val="24"/>
-        </w:rPr>
-        <w:t xml:space="preserve"> </w:t>
-      </w:r>
-      <w:r>
-        <w:rPr>
-          <w:rFonts w:ascii="Times New Roman" w:hAnsi="Times New Roman" w:cs="Times New Roman"/>
-          <w:sz w:val="24"/>
-          <w:szCs w:val="24"/>
-        </w:rPr>
-        <w:t>and turned findings into training manuals and field guidance for staff.</w:t>
+        <w:t>Ran statistical and trend checks to flag problems and turned findings into training manuals and field guidance for staff.</w:t>
       </w:r>
     </w:p>
     <w:p>
       <w:pPr>
-        <w:pStyle w:val="ListParagraph"/>
+        <w:pStyle w:val="NoSpacing"/>
         <w:numPr>
           <w:ilvl w:val="0"/>
-          <w:numId w:val="10"/>
+          <w:numId w:val="17"/>
         </w:numPr>
-        <w:spacing w:after="0" w:line="360" w:lineRule="auto"/>
+        <w:spacing w:line="360" w:lineRule="auto"/>
         <w:jc w:val="both"/>
         <w:rPr>
           <w:rFonts w:ascii="Times New Roman" w:hAnsi="Times New Roman" w:cs="Times New Roman"/>
@@ -595,7 +645,8 @@
           <w:sz w:val="24"/>
           <w:szCs w:val="24"/>
         </w:rPr>
-        <w:t>Led the data and M&amp;E workstream: built</w:t>
+        <w:lastRenderedPageBreak/>
+        <w:t xml:space="preserve">Led the data and M&amp;E </w:t>
       </w:r>
       <w:r>
         <w:rPr>
@@ -603,7 +654,7 @@
           <w:sz w:val="24"/>
           <w:szCs w:val="24"/>
         </w:rPr>
-        <w:t xml:space="preserve"> the M&amp;E measurement plan and monitoring toolkit (KPI dashboards, tier trackers, review packs) used across 19 districts, and managed</w:t>
+        <w:t>phases</w:t>
       </w:r>
       <w:r>
         <w:rPr>
@@ -611,24 +662,17 @@
           <w:sz w:val="24"/>
           <w:szCs w:val="24"/>
         </w:rPr>
-      </w:r>
-      <w:r>
-        <w:rPr>
-          <w:rFonts w:ascii="Times New Roman" w:hAnsi="Times New Roman" w:cs="Times New Roman"/>
-          <w:sz w:val="24"/>
-          <w:szCs w:val="24"/>
-        </w:rPr>
-        <w:t xml:space="preserve"> the field-extension restructuring from concept note to roll-out.</w:t>
+        <w:t>: built the M&amp;E measurement plan and monitoring toolkit (KPI dashboards, tier trackers, review packs) used across 19 districts, and project-managed the field-extension restructuring from concept note to roll-out.</w:t>
       </w:r>
     </w:p>
     <w:p>
       <w:pPr>
-        <w:pStyle w:val="ListParagraph"/>
+        <w:pStyle w:val="NoSpacing"/>
         <w:numPr>
           <w:ilvl w:val="0"/>
-          <w:numId w:val="10"/>
+          <w:numId w:val="17"/>
         </w:numPr>
-        <w:spacing w:after="0" w:line="360" w:lineRule="auto"/>
+        <w:spacing w:line="360" w:lineRule="auto"/>
         <w:jc w:val="both"/>
         <w:rPr>
           <w:rFonts w:ascii="Times New Roman" w:hAnsi="Times New Roman" w:cs="Times New Roman"/>
@@ -647,31 +691,33 @@
     </w:p>
     <w:p>
       <w:pPr>
-        <w:spacing w:after="0" w:line="360" w:lineRule="auto"/>
+        <w:pStyle w:val="NoSpacing"/>
+        <w:spacing w:line="360" w:lineRule="auto"/>
         <w:jc w:val="both"/>
         <w:rPr>
           <w:rFonts w:ascii="Times New Roman" w:hAnsi="Times New Roman" w:cs="Times New Roman"/>
-          <w:b/>
-          <w:sz w:val="28"/>
-          <w:szCs w:val="28"/>
+          <w:sz w:val="24"/>
+          <w:szCs w:val="24"/>
         </w:rPr>
       </w:pPr>
       <w:r>
         <w:rPr>
           <w:rFonts w:ascii="Times New Roman" w:hAnsi="Times New Roman" w:cs="Times New Roman"/>
-          <w:b/>
-          <w:sz w:val="28"/>
-          <w:szCs w:val="28"/>
+          <w:sz w:val="24"/>
+          <w:szCs w:val="24"/>
         </w:rPr>
         <w:t>Technical Lead Consultant, January 2025 - Present</w:t>
       </w:r>
     </w:p>
     <w:p>
       <w:pPr>
-        <w:spacing w:after="0" w:line="360" w:lineRule="auto"/>
+        <w:pStyle w:val="NoSpacing"/>
+        <w:spacing w:line="360" w:lineRule="auto"/>
         <w:jc w:val="both"/>
         <w:rPr>
           <w:rFonts w:ascii="Times New Roman" w:hAnsi="Times New Roman" w:cs="Times New Roman"/>
+          <w:b/>
+          <w:bCs/>
           <w:sz w:val="24"/>
           <w:szCs w:val="24"/>
         </w:rPr>
@@ -679,6 +725,9 @@
       <w:r>
         <w:rPr>
           <w:rFonts w:ascii="Times New Roman" w:hAnsi="Times New Roman" w:cs="Times New Roman"/>
+          <w:b/>
+          <w:bCs/>
+          <w:i/>
           <w:sz w:val="24"/>
           <w:szCs w:val="24"/>
         </w:rPr>
@@ -687,12 +736,12 @@
     </w:p>
     <w:p>
       <w:pPr>
-        <w:pStyle w:val="ListParagraph"/>
+        <w:pStyle w:val="NoSpacing"/>
         <w:numPr>
           <w:ilvl w:val="0"/>
-          <w:numId w:val="10"/>
+          <w:numId w:val="17"/>
         </w:numPr>
-        <w:spacing w:after="0" w:line="360" w:lineRule="auto"/>
+        <w:spacing w:line="360" w:lineRule="auto"/>
         <w:jc w:val="both"/>
         <w:rPr>
           <w:rFonts w:ascii="Times New Roman" w:hAnsi="Times New Roman" w:cs="Times New Roman"/>
@@ -706,33 +755,17 @@
           <w:sz w:val="24"/>
           <w:szCs w:val="24"/>
         </w:rPr>
-        <w:t xml:space="preserve">Reviewed client requirements and evaluation criteria to set the proposal </w:t>
-      </w:r>
-      <w:r>
-        <w:rPr>
-          <w:rFonts w:ascii="Times New Roman" w:hAnsi="Times New Roman" w:cs="Times New Roman"/>
-          <w:sz w:val="24"/>
-          <w:szCs w:val="24"/>
-        </w:rPr>
-        <w:t>approach and</w:t>
-      </w:r>
-      <w:r>
-        <w:rPr>
-          <w:rFonts w:ascii="Times New Roman" w:hAnsi="Times New Roman" w:cs="Times New Roman"/>
-          <w:sz w:val="24"/>
-          <w:szCs w:val="24"/>
-        </w:rPr>
-        <w:t xml:space="preserve"> coordinated specialist inputs against deadlines.</w:t>
+        <w:t>Reviewed client requirements and evaluation criteria to set the proposal approach and coordinated specialist inputs against deadlines.</w:t>
       </w:r>
     </w:p>
     <w:p>
       <w:pPr>
-        <w:pStyle w:val="ListParagraph"/>
+        <w:pStyle w:val="NoSpacing"/>
         <w:numPr>
           <w:ilvl w:val="0"/>
-          <w:numId w:val="10"/>
+          <w:numId w:val="17"/>
         </w:numPr>
-        <w:spacing w:after="0" w:line="360" w:lineRule="auto"/>
+        <w:spacing w:line="360" w:lineRule="auto"/>
         <w:jc w:val="both"/>
         <w:rPr>
           <w:rFonts w:ascii="Times New Roman" w:hAnsi="Times New Roman" w:cs="Times New Roman"/>
@@ -751,12 +784,12 @@
     </w:p>
     <w:p>
       <w:pPr>
-        <w:pStyle w:val="ListParagraph"/>
+        <w:pStyle w:val="NoSpacing"/>
         <w:numPr>
           <w:ilvl w:val="0"/>
-          <w:numId w:val="10"/>
+          <w:numId w:val="17"/>
         </w:numPr>
-        <w:spacing w:after="0" w:line="360" w:lineRule="auto"/>
+        <w:spacing w:line="360" w:lineRule="auto"/>
         <w:jc w:val="both"/>
         <w:rPr>
           <w:rFonts w:ascii="Times New Roman" w:hAnsi="Times New Roman" w:cs="Times New Roman"/>
@@ -775,12 +808,12 @@
     </w:p>
     <w:p>
       <w:pPr>
-        <w:pStyle w:val="ListParagraph"/>
+        <w:pStyle w:val="NoSpacing"/>
         <w:numPr>
           <w:ilvl w:val="0"/>
-          <w:numId w:val="10"/>
+          <w:numId w:val="17"/>
         </w:numPr>
-        <w:spacing w:after="0" w:line="360" w:lineRule="auto"/>
+        <w:spacing w:line="360" w:lineRule="auto"/>
         <w:jc w:val="both"/>
         <w:rPr>
           <w:rFonts w:ascii="Times New Roman" w:hAnsi="Times New Roman" w:cs="Times New Roman"/>
@@ -799,12 +832,12 @@
     </w:p>
     <w:p>
       <w:pPr>
-        <w:pStyle w:val="ListParagraph"/>
+        <w:pStyle w:val="NoSpacing"/>
         <w:numPr>
           <w:ilvl w:val="0"/>
-          <w:numId w:val="10"/>
+          <w:numId w:val="17"/>
         </w:numPr>
-        <w:spacing w:after="0" w:line="360" w:lineRule="auto"/>
+        <w:spacing w:line="360" w:lineRule="auto"/>
         <w:jc w:val="both"/>
         <w:rPr>
           <w:rFonts w:ascii="Times New Roman" w:hAnsi="Times New Roman" w:cs="Times New Roman"/>
@@ -823,31 +856,33 @@
     </w:p>
     <w:p>
       <w:pPr>
-        <w:spacing w:after="0" w:line="360" w:lineRule="auto"/>
+        <w:pStyle w:val="NoSpacing"/>
+        <w:spacing w:line="360" w:lineRule="auto"/>
         <w:jc w:val="both"/>
         <w:rPr>
           <w:rFonts w:ascii="Times New Roman" w:hAnsi="Times New Roman" w:cs="Times New Roman"/>
-          <w:b/>
-          <w:sz w:val="28"/>
-          <w:szCs w:val="28"/>
+          <w:sz w:val="24"/>
+          <w:szCs w:val="24"/>
         </w:rPr>
       </w:pPr>
       <w:r>
         <w:rPr>
           <w:rFonts w:ascii="Times New Roman" w:hAnsi="Times New Roman" w:cs="Times New Roman"/>
-          <w:b/>
-          <w:sz w:val="28"/>
-          <w:szCs w:val="28"/>
-        </w:rPr>
-        <w:t>Researcher / Data Scientist, Vanilla Value-Chain, January 2024 - June 2025</w:t>
+          <w:sz w:val="24"/>
+          <w:szCs w:val="24"/>
+        </w:rPr>
+        <w:t>Researcher / Data Scientist, Vanilla Value-Chain Research, January 2024 - June 2025</w:t>
       </w:r>
     </w:p>
     <w:p>
       <w:pPr>
-        <w:spacing w:after="0" w:line="360" w:lineRule="auto"/>
+        <w:pStyle w:val="NoSpacing"/>
+        <w:spacing w:line="360" w:lineRule="auto"/>
         <w:jc w:val="both"/>
         <w:rPr>
           <w:rFonts w:ascii="Times New Roman" w:hAnsi="Times New Roman" w:cs="Times New Roman"/>
+          <w:b/>
+          <w:bCs/>
           <w:sz w:val="24"/>
           <w:szCs w:val="24"/>
         </w:rPr>
@@ -855,52 +890,23 @@
       <w:r>
         <w:rPr>
           <w:rFonts w:ascii="Times New Roman" w:hAnsi="Times New Roman" w:cs="Times New Roman"/>
-          <w:sz w:val="24"/>
-          <w:szCs w:val="24"/>
-        </w:rPr>
-        <w:t xml:space="preserve">Makerere University </w:t>
-      </w:r>
-      <w:r>
-        <w:rPr>
-          <w:rFonts w:ascii="Times New Roman" w:hAnsi="Times New Roman" w:cs="Times New Roman"/>
-          <w:sz w:val="24"/>
-          <w:szCs w:val="24"/>
-        </w:rPr>
-        <w:t>/</w:t>
-      </w:r>
-      <w:r>
-        <w:rPr>
-          <w:rFonts w:ascii="Times New Roman" w:hAnsi="Times New Roman" w:cs="Times New Roman"/>
-          <w:sz w:val="24"/>
-          <w:szCs w:val="24"/>
-        </w:rPr>
-        <w:t xml:space="preserve"> MAAIF, Catholic Relief Services, and </w:t>
-      </w:r>
-      <w:r>
-        <w:rPr>
-          <w:rFonts w:ascii="Times New Roman" w:hAnsi="Times New Roman" w:cs="Times New Roman"/>
-          <w:sz w:val="24"/>
-          <w:szCs w:val="24"/>
-        </w:rPr>
-        <w:t>sector</w:t>
-      </w:r>
-      <w:r>
-        <w:rPr>
-          <w:rFonts w:ascii="Times New Roman" w:hAnsi="Times New Roman" w:cs="Times New Roman"/>
-          <w:sz w:val="24"/>
-          <w:szCs w:val="24"/>
-        </w:rPr>
-        <w:t xml:space="preserve"> partners, Uganda</w:t>
+          <w:b/>
+          <w:bCs/>
+          <w:i/>
+          <w:sz w:val="24"/>
+          <w:szCs w:val="24"/>
+        </w:rPr>
+        <w:t>Makerere University with MAAIF, Catholic Relief Services, and private sector partners, Uganda</w:t>
       </w:r>
     </w:p>
     <w:p>
       <w:pPr>
-        <w:pStyle w:val="ListParagraph"/>
+        <w:pStyle w:val="NoSpacing"/>
         <w:numPr>
           <w:ilvl w:val="0"/>
-          <w:numId w:val="10"/>
+          <w:numId w:val="17"/>
         </w:numPr>
-        <w:spacing w:after="0" w:line="360" w:lineRule="auto"/>
+        <w:spacing w:line="360" w:lineRule="auto"/>
         <w:jc w:val="both"/>
         <w:rPr>
           <w:rFonts w:ascii="Times New Roman" w:hAnsi="Times New Roman" w:cs="Times New Roman"/>
@@ -919,12 +925,12 @@
     </w:p>
     <w:p>
       <w:pPr>
-        <w:pStyle w:val="ListParagraph"/>
+        <w:pStyle w:val="NoSpacing"/>
         <w:numPr>
           <w:ilvl w:val="0"/>
-          <w:numId w:val="10"/>
+          <w:numId w:val="17"/>
         </w:numPr>
-        <w:spacing w:after="0" w:line="360" w:lineRule="auto"/>
+        <w:spacing w:line="360" w:lineRule="auto"/>
         <w:jc w:val="both"/>
         <w:rPr>
           <w:rFonts w:ascii="Times New Roman" w:hAnsi="Times New Roman" w:cs="Times New Roman"/>
@@ -943,12 +949,12 @@
     </w:p>
     <w:p>
       <w:pPr>
-        <w:pStyle w:val="ListParagraph"/>
+        <w:pStyle w:val="NoSpacing"/>
         <w:numPr>
           <w:ilvl w:val="0"/>
-          <w:numId w:val="10"/>
+          <w:numId w:val="17"/>
         </w:numPr>
-        <w:spacing w:after="0" w:line="360" w:lineRule="auto"/>
+        <w:spacing w:line="360" w:lineRule="auto"/>
         <w:jc w:val="both"/>
         <w:rPr>
           <w:rFonts w:ascii="Times New Roman" w:hAnsi="Times New Roman" w:cs="Times New Roman"/>
@@ -967,12 +973,12 @@
     </w:p>
     <w:p>
       <w:pPr>
-        <w:pStyle w:val="ListParagraph"/>
+        <w:pStyle w:val="NoSpacing"/>
         <w:numPr>
           <w:ilvl w:val="0"/>
-          <w:numId w:val="10"/>
+          <w:numId w:val="17"/>
         </w:numPr>
-        <w:spacing w:after="0" w:line="360" w:lineRule="auto"/>
+        <w:spacing w:line="360" w:lineRule="auto"/>
         <w:jc w:val="both"/>
         <w:rPr>
           <w:rFonts w:ascii="Times New Roman" w:hAnsi="Times New Roman" w:cs="Times New Roman"/>
@@ -986,36 +992,38 @@
           <w:sz w:val="24"/>
           <w:szCs w:val="24"/>
         </w:rPr>
-        <w:t>Established the Kabanyolo demonstration plot with the project team and prepared models, scenario notes, and technical inputs for supervisors and project partners. Work concluded with program funding closure.</w:t>
+        <w:t>Established the Kabanyolo demonstration plot with the project team and prepared models, and technical inputs for supervisors and project partners. Work concluded with program funding closure.</w:t>
       </w:r>
     </w:p>
     <w:p>
       <w:pPr>
-        <w:spacing w:after="0" w:line="360" w:lineRule="auto"/>
+        <w:pStyle w:val="NoSpacing"/>
+        <w:spacing w:line="360" w:lineRule="auto"/>
         <w:jc w:val="both"/>
         <w:rPr>
           <w:rFonts w:ascii="Times New Roman" w:hAnsi="Times New Roman" w:cs="Times New Roman"/>
-          <w:b/>
-          <w:sz w:val="28"/>
-          <w:szCs w:val="28"/>
+          <w:sz w:val="24"/>
+          <w:szCs w:val="24"/>
         </w:rPr>
       </w:pPr>
       <w:r>
         <w:rPr>
           <w:rFonts w:ascii="Times New Roman" w:hAnsi="Times New Roman" w:cs="Times New Roman"/>
-          <w:b/>
-          <w:sz w:val="28"/>
-          <w:szCs w:val="28"/>
+          <w:sz w:val="24"/>
+          <w:szCs w:val="24"/>
         </w:rPr>
         <w:t>Research Associate, February 2023 - November 2023</w:t>
       </w:r>
     </w:p>
     <w:p>
       <w:pPr>
-        <w:spacing w:after="0" w:line="360" w:lineRule="auto"/>
+        <w:pStyle w:val="NoSpacing"/>
+        <w:spacing w:line="360" w:lineRule="auto"/>
         <w:jc w:val="both"/>
         <w:rPr>
           <w:rFonts w:ascii="Times New Roman" w:hAnsi="Times New Roman" w:cs="Times New Roman"/>
+          <w:b/>
+          <w:bCs/>
           <w:sz w:val="24"/>
           <w:szCs w:val="24"/>
         </w:rPr>
@@ -1023,6 +1031,9 @@
       <w:r>
         <w:rPr>
           <w:rFonts w:ascii="Times New Roman" w:hAnsi="Times New Roman" w:cs="Times New Roman"/>
+          <w:b/>
+          <w:bCs/>
+          <w:i/>
           <w:sz w:val="24"/>
           <w:szCs w:val="24"/>
         </w:rPr>
@@ -1031,12 +1042,12 @@
     </w:p>
     <w:p>
       <w:pPr>
-        <w:pStyle w:val="ListParagraph"/>
+        <w:pStyle w:val="NoSpacing"/>
         <w:numPr>
           <w:ilvl w:val="0"/>
-          <w:numId w:val="10"/>
+          <w:numId w:val="17"/>
         </w:numPr>
-        <w:spacing w:after="0" w:line="360" w:lineRule="auto"/>
+        <w:spacing w:line="360" w:lineRule="auto"/>
         <w:jc w:val="both"/>
         <w:rPr>
           <w:rFonts w:ascii="Times New Roman" w:hAnsi="Times New Roman" w:cs="Times New Roman"/>
@@ -1055,12 +1066,12 @@
     </w:p>
     <w:p>
       <w:pPr>
-        <w:pStyle w:val="ListParagraph"/>
+        <w:pStyle w:val="NoSpacing"/>
         <w:numPr>
           <w:ilvl w:val="0"/>
-          <w:numId w:val="10"/>
+          <w:numId w:val="17"/>
         </w:numPr>
-        <w:spacing w:after="0" w:line="360" w:lineRule="auto"/>
+        <w:spacing w:line="360" w:lineRule="auto"/>
         <w:jc w:val="both"/>
         <w:rPr>
           <w:rFonts w:ascii="Times New Roman" w:hAnsi="Times New Roman" w:cs="Times New Roman"/>
@@ -1079,12 +1090,12 @@
     </w:p>
     <w:p>
       <w:pPr>
-        <w:pStyle w:val="ListParagraph"/>
+        <w:pStyle w:val="NoSpacing"/>
         <w:numPr>
           <w:ilvl w:val="0"/>
-          <w:numId w:val="10"/>
+          <w:numId w:val="17"/>
         </w:numPr>
-        <w:spacing w:after="0" w:line="360" w:lineRule="auto"/>
+        <w:spacing w:line="360" w:lineRule="auto"/>
         <w:jc w:val="both"/>
         <w:rPr>
           <w:rFonts w:ascii="Times New Roman" w:hAnsi="Times New Roman" w:cs="Times New Roman"/>
@@ -1098,17 +1109,25 @@
           <w:sz w:val="24"/>
           <w:szCs w:val="24"/>
         </w:rPr>
-        <w:t>Coordinated evaluation logistics including timelines, field staffing, and procurement, and managed data entry, cleaning, and analysis.</w:t>
+        <w:t>Coordinated evaluation logistics including timelines, field staffing, and procurement</w:t>
+      </w:r>
+      <w:r>
+        <w:rPr>
+          <w:rFonts w:ascii="Times New Roman" w:hAnsi="Times New Roman" w:cs="Times New Roman"/>
+          <w:sz w:val="24"/>
+          <w:szCs w:val="24"/>
+        </w:rPr>
+        <w:t>.</w:t>
       </w:r>
     </w:p>
     <w:p>
       <w:pPr>
-        <w:pStyle w:val="ListParagraph"/>
+        <w:pStyle w:val="NoSpacing"/>
         <w:numPr>
           <w:ilvl w:val="0"/>
-          <w:numId w:val="10"/>
+          <w:numId w:val="17"/>
         </w:numPr>
-        <w:spacing w:after="0" w:line="360" w:lineRule="auto"/>
+        <w:spacing w:line="360" w:lineRule="auto"/>
         <w:jc w:val="both"/>
         <w:rPr>
           <w:rFonts w:ascii="Times New Roman" w:hAnsi="Times New Roman" w:cs="Times New Roman"/>
@@ -1127,12 +1146,12 @@
     </w:p>
     <w:p>
       <w:pPr>
-        <w:pStyle w:val="ListParagraph"/>
+        <w:pStyle w:val="NoSpacing"/>
         <w:numPr>
           <w:ilvl w:val="0"/>
-          <w:numId w:val="10"/>
+          <w:numId w:val="17"/>
         </w:numPr>
-        <w:spacing w:after="0" w:line="360" w:lineRule="auto"/>
+        <w:spacing w:line="360" w:lineRule="auto"/>
         <w:jc w:val="both"/>
         <w:rPr>
           <w:rFonts w:ascii="Times New Roman" w:hAnsi="Times New Roman" w:cs="Times New Roman"/>
@@ -1146,36 +1165,39 @@
           <w:sz w:val="24"/>
           <w:szCs w:val="24"/>
         </w:rPr>
+        <w:lastRenderedPageBreak/>
         <w:t>Maintained relationships with partner organizations, contributed to meetings and reports, and supported research approvals and compliance.</w:t>
       </w:r>
     </w:p>
     <w:p>
       <w:pPr>
-        <w:spacing w:after="0" w:line="360" w:lineRule="auto"/>
+        <w:pStyle w:val="NoSpacing"/>
+        <w:spacing w:line="360" w:lineRule="auto"/>
         <w:jc w:val="both"/>
         <w:rPr>
           <w:rFonts w:ascii="Times New Roman" w:hAnsi="Times New Roman" w:cs="Times New Roman"/>
-          <w:b/>
-          <w:sz w:val="28"/>
-          <w:szCs w:val="28"/>
+          <w:sz w:val="24"/>
+          <w:szCs w:val="24"/>
         </w:rPr>
       </w:pPr>
       <w:r>
         <w:rPr>
           <w:rFonts w:ascii="Times New Roman" w:hAnsi="Times New Roman" w:cs="Times New Roman"/>
-          <w:b/>
-          <w:sz w:val="28"/>
-          <w:szCs w:val="28"/>
+          <w:sz w:val="24"/>
+          <w:szCs w:val="24"/>
         </w:rPr>
         <w:t>Qualitative Research Associate, July 2023 - March 2024</w:t>
       </w:r>
     </w:p>
     <w:p>
       <w:pPr>
-        <w:spacing w:after="0" w:line="360" w:lineRule="auto"/>
+        <w:pStyle w:val="NoSpacing"/>
+        <w:spacing w:line="360" w:lineRule="auto"/>
         <w:jc w:val="both"/>
         <w:rPr>
           <w:rFonts w:ascii="Times New Roman" w:hAnsi="Times New Roman" w:cs="Times New Roman"/>
+          <w:b/>
+          <w:bCs/>
           <w:sz w:val="24"/>
           <w:szCs w:val="24"/>
         </w:rPr>
@@ -1183,20 +1205,23 @@
       <w:r>
         <w:rPr>
           <w:rFonts w:ascii="Times New Roman" w:hAnsi="Times New Roman" w:cs="Times New Roman"/>
-          <w:sz w:val="24"/>
-          <w:szCs w:val="24"/>
-        </w:rPr>
-        <w:t>USAID Strategic Information Technical Support (SITES), Uganda</w:t>
+          <w:b/>
+          <w:bCs/>
+          <w:i/>
+          <w:sz w:val="24"/>
+          <w:szCs w:val="24"/>
+        </w:rPr>
+        <w:t>Social and Scientific Systems for USAID Strategic Information Technical Support (SITES), Uganda</w:t>
       </w:r>
     </w:p>
     <w:p>
       <w:pPr>
-        <w:pStyle w:val="ListParagraph"/>
+        <w:pStyle w:val="NoSpacing"/>
         <w:numPr>
           <w:ilvl w:val="0"/>
-          <w:numId w:val="10"/>
+          <w:numId w:val="17"/>
         </w:numPr>
-        <w:spacing w:after="0" w:line="360" w:lineRule="auto"/>
+        <w:spacing w:line="360" w:lineRule="auto"/>
         <w:jc w:val="both"/>
         <w:rPr>
           <w:rFonts w:ascii="Times New Roman" w:hAnsi="Times New Roman" w:cs="Times New Roman"/>
@@ -1210,17 +1235,25 @@
           <w:sz w:val="24"/>
           <w:szCs w:val="24"/>
         </w:rPr>
-        <w:t>Trained on field methods and tools and managed questionnaires and tablets for fieldwork across Eastern and Northern Uganda.</w:t>
+        <w:t>Trained on field methods and tools and managed questionnaires and tablets for fieldwork</w:t>
+      </w:r>
+      <w:r>
+        <w:rPr>
+          <w:rFonts w:ascii="Times New Roman" w:hAnsi="Times New Roman" w:cs="Times New Roman"/>
+          <w:sz w:val="24"/>
+          <w:szCs w:val="24"/>
+        </w:rPr>
+        <w:t>.</w:t>
       </w:r>
     </w:p>
     <w:p>
       <w:pPr>
-        <w:pStyle w:val="ListParagraph"/>
+        <w:pStyle w:val="NoSpacing"/>
         <w:numPr>
           <w:ilvl w:val="0"/>
-          <w:numId w:val="10"/>
+          <w:numId w:val="17"/>
         </w:numPr>
-        <w:spacing w:after="0" w:line="360" w:lineRule="auto"/>
+        <w:spacing w:line="360" w:lineRule="auto"/>
         <w:jc w:val="both"/>
         <w:rPr>
           <w:rFonts w:ascii="Times New Roman" w:hAnsi="Times New Roman" w:cs="Times New Roman"/>
@@ -1239,12 +1272,12 @@
     </w:p>
     <w:p>
       <w:pPr>
-        <w:pStyle w:val="ListParagraph"/>
+        <w:pStyle w:val="NoSpacing"/>
         <w:numPr>
           <w:ilvl w:val="0"/>
-          <w:numId w:val="10"/>
+          <w:numId w:val="17"/>
         </w:numPr>
-        <w:spacing w:after="0" w:line="360" w:lineRule="auto"/>
+        <w:spacing w:line="360" w:lineRule="auto"/>
         <w:jc w:val="both"/>
         <w:rPr>
           <w:rFonts w:ascii="Times New Roman" w:hAnsi="Times New Roman" w:cs="Times New Roman"/>
@@ -1263,12 +1296,12 @@
     </w:p>
     <w:p>
       <w:pPr>
-        <w:pStyle w:val="ListParagraph"/>
+        <w:pStyle w:val="NoSpacing"/>
         <w:numPr>
           <w:ilvl w:val="0"/>
-          <w:numId w:val="10"/>
+          <w:numId w:val="17"/>
         </w:numPr>
-        <w:spacing w:after="0" w:line="360" w:lineRule="auto"/>
+        <w:spacing w:line="360" w:lineRule="auto"/>
         <w:jc w:val="both"/>
         <w:rPr>
           <w:rFonts w:ascii="Times New Roman" w:hAnsi="Times New Roman" w:cs="Times New Roman"/>
@@ -1287,12 +1320,12 @@
     </w:p>
     <w:p>
       <w:pPr>
-        <w:pStyle w:val="ListParagraph"/>
+        <w:pStyle w:val="NoSpacing"/>
         <w:numPr>
           <w:ilvl w:val="0"/>
-          <w:numId w:val="10"/>
+          <w:numId w:val="17"/>
         </w:numPr>
-        <w:spacing w:after="0" w:line="360" w:lineRule="auto"/>
+        <w:spacing w:line="360" w:lineRule="auto"/>
         <w:jc w:val="both"/>
         <w:rPr>
           <w:rFonts w:ascii="Times New Roman" w:hAnsi="Times New Roman" w:cs="Times New Roman"/>
@@ -1306,7 +1339,23 @@
           <w:sz w:val="24"/>
           <w:szCs w:val="24"/>
         </w:rPr>
-        <w:t xml:space="preserve">Compiled progress and activity reports with safe backup and storage, completing a 12-day assessment in September 2023 within a seven-region exercise covering Kigezi, Ankole, Lango, Acholi, Busoga, </w:t>
+        <w:t>Compiled progress and activity reports with safe backup and storage, completing assessment</w:t>
+      </w:r>
+      <w:r>
+        <w:rPr>
+          <w:rFonts w:ascii="Times New Roman" w:hAnsi="Times New Roman" w:cs="Times New Roman"/>
+          <w:sz w:val="24"/>
+          <w:szCs w:val="24"/>
+        </w:rPr>
+        <w:t>s</w:t>
+      </w:r>
+      <w:r>
+        <w:rPr>
+          <w:rFonts w:ascii="Times New Roman" w:hAnsi="Times New Roman" w:cs="Times New Roman"/>
+          <w:sz w:val="24"/>
+          <w:szCs w:val="24"/>
+        </w:rPr>
+        <w:t xml:space="preserve"> covering Kigezi, Ankole, Lango, Acholi, Busoga, </w:t>
       </w:r>
       <w:proofErr w:type="spellStart"/>
       <w:r>
@@ -1329,31 +1378,33 @@
     </w:p>
     <w:p>
       <w:pPr>
-        <w:spacing w:after="0" w:line="360" w:lineRule="auto"/>
+        <w:pStyle w:val="NoSpacing"/>
+        <w:spacing w:line="360" w:lineRule="auto"/>
         <w:jc w:val="both"/>
         <w:rPr>
           <w:rFonts w:ascii="Times New Roman" w:hAnsi="Times New Roman" w:cs="Times New Roman"/>
-          <w:b/>
-          <w:sz w:val="28"/>
-          <w:szCs w:val="28"/>
+          <w:sz w:val="24"/>
+          <w:szCs w:val="24"/>
         </w:rPr>
       </w:pPr>
       <w:r>
         <w:rPr>
           <w:rFonts w:ascii="Times New Roman" w:hAnsi="Times New Roman" w:cs="Times New Roman"/>
-          <w:b/>
-          <w:sz w:val="28"/>
-          <w:szCs w:val="28"/>
+          <w:sz w:val="24"/>
+          <w:szCs w:val="24"/>
         </w:rPr>
         <w:t>Research Associate, September 2021 - January 2023</w:t>
       </w:r>
     </w:p>
     <w:p>
       <w:pPr>
-        <w:spacing w:after="0" w:line="360" w:lineRule="auto"/>
+        <w:pStyle w:val="NoSpacing"/>
+        <w:spacing w:line="360" w:lineRule="auto"/>
         <w:jc w:val="both"/>
         <w:rPr>
           <w:rFonts w:ascii="Times New Roman" w:hAnsi="Times New Roman" w:cs="Times New Roman"/>
+          <w:b/>
+          <w:bCs/>
           <w:sz w:val="24"/>
           <w:szCs w:val="24"/>
         </w:rPr>
@@ -1361,6 +1412,9 @@
       <w:r>
         <w:rPr>
           <w:rFonts w:ascii="Times New Roman" w:hAnsi="Times New Roman" w:cs="Times New Roman"/>
+          <w:b/>
+          <w:bCs/>
+          <w:i/>
           <w:sz w:val="24"/>
           <w:szCs w:val="24"/>
         </w:rPr>
@@ -1369,12 +1423,12 @@
     </w:p>
     <w:p>
       <w:pPr>
-        <w:pStyle w:val="ListParagraph"/>
+        <w:pStyle w:val="NoSpacing"/>
         <w:numPr>
           <w:ilvl w:val="0"/>
-          <w:numId w:val="10"/>
+          <w:numId w:val="17"/>
         </w:numPr>
-        <w:spacing w:after="0" w:line="360" w:lineRule="auto"/>
+        <w:spacing w:line="360" w:lineRule="auto"/>
         <w:jc w:val="both"/>
         <w:rPr>
           <w:rFonts w:ascii="Times New Roman" w:hAnsi="Times New Roman" w:cs="Times New Roman"/>
@@ -1393,12 +1447,12 @@
     </w:p>
     <w:p>
       <w:pPr>
-        <w:pStyle w:val="ListParagraph"/>
+        <w:pStyle w:val="NoSpacing"/>
         <w:numPr>
           <w:ilvl w:val="0"/>
-          <w:numId w:val="10"/>
+          <w:numId w:val="17"/>
         </w:numPr>
-        <w:spacing w:after="0" w:line="360" w:lineRule="auto"/>
+        <w:spacing w:line="360" w:lineRule="auto"/>
         <w:jc w:val="both"/>
         <w:rPr>
           <w:rFonts w:ascii="Times New Roman" w:hAnsi="Times New Roman" w:cs="Times New Roman"/>
@@ -1417,12 +1471,12 @@
     </w:p>
     <w:p>
       <w:pPr>
-        <w:pStyle w:val="ListParagraph"/>
+        <w:pStyle w:val="NoSpacing"/>
         <w:numPr>
           <w:ilvl w:val="0"/>
-          <w:numId w:val="10"/>
+          <w:numId w:val="17"/>
         </w:numPr>
-        <w:spacing w:after="0" w:line="360" w:lineRule="auto"/>
+        <w:spacing w:line="360" w:lineRule="auto"/>
         <w:jc w:val="both"/>
         <w:rPr>
           <w:rFonts w:ascii="Times New Roman" w:hAnsi="Times New Roman" w:cs="Times New Roman"/>
@@ -1441,12 +1495,12 @@
     </w:p>
     <w:p>
       <w:pPr>
-        <w:pStyle w:val="ListParagraph"/>
+        <w:pStyle w:val="NoSpacing"/>
         <w:numPr>
           <w:ilvl w:val="0"/>
-          <w:numId w:val="10"/>
+          <w:numId w:val="17"/>
         </w:numPr>
-        <w:spacing w:after="0" w:line="360" w:lineRule="auto"/>
+        <w:spacing w:line="360" w:lineRule="auto"/>
         <w:jc w:val="both"/>
         <w:rPr>
           <w:rFonts w:ascii="Times New Roman" w:hAnsi="Times New Roman" w:cs="Times New Roman"/>
@@ -1465,31 +1519,33 @@
     </w:p>
     <w:p>
       <w:pPr>
-        <w:spacing w:after="0" w:line="360" w:lineRule="auto"/>
+        <w:pStyle w:val="NoSpacing"/>
+        <w:spacing w:line="360" w:lineRule="auto"/>
         <w:jc w:val="both"/>
         <w:rPr>
           <w:rFonts w:ascii="Times New Roman" w:hAnsi="Times New Roman" w:cs="Times New Roman"/>
-          <w:b/>
-          <w:sz w:val="28"/>
-          <w:szCs w:val="28"/>
+          <w:sz w:val="24"/>
+          <w:szCs w:val="24"/>
         </w:rPr>
       </w:pPr>
       <w:r>
         <w:rPr>
           <w:rFonts w:ascii="Times New Roman" w:hAnsi="Times New Roman" w:cs="Times New Roman"/>
-          <w:b/>
-          <w:sz w:val="28"/>
-          <w:szCs w:val="28"/>
+          <w:sz w:val="24"/>
+          <w:szCs w:val="24"/>
         </w:rPr>
         <w:t>Research Assistant, April 2021 - June 2021</w:t>
       </w:r>
     </w:p>
     <w:p>
       <w:pPr>
-        <w:spacing w:after="0" w:line="360" w:lineRule="auto"/>
+        <w:pStyle w:val="NoSpacing"/>
+        <w:spacing w:line="360" w:lineRule="auto"/>
         <w:jc w:val="both"/>
         <w:rPr>
           <w:rFonts w:ascii="Times New Roman" w:hAnsi="Times New Roman" w:cs="Times New Roman"/>
+          <w:b/>
+          <w:bCs/>
           <w:sz w:val="24"/>
           <w:szCs w:val="24"/>
         </w:rPr>
@@ -1497,6 +1553,9 @@
       <w:r>
         <w:rPr>
           <w:rFonts w:ascii="Times New Roman" w:hAnsi="Times New Roman" w:cs="Times New Roman"/>
+          <w:b/>
+          <w:bCs/>
+          <w:i/>
           <w:sz w:val="24"/>
           <w:szCs w:val="24"/>
         </w:rPr>
@@ -1505,12 +1564,12 @@
     </w:p>
     <w:p>
       <w:pPr>
-        <w:pStyle w:val="ListParagraph"/>
+        <w:pStyle w:val="NoSpacing"/>
         <w:numPr>
           <w:ilvl w:val="0"/>
-          <w:numId w:val="10"/>
+          <w:numId w:val="17"/>
         </w:numPr>
-        <w:spacing w:after="0" w:line="360" w:lineRule="auto"/>
+        <w:spacing w:line="360" w:lineRule="auto"/>
         <w:jc w:val="both"/>
         <w:rPr>
           <w:rFonts w:ascii="Times New Roman" w:hAnsi="Times New Roman" w:cs="Times New Roman"/>
@@ -1529,32 +1588,33 @@
     </w:p>
     <w:p>
       <w:pPr>
-        <w:spacing w:after="0" w:line="360" w:lineRule="auto"/>
+        <w:pStyle w:val="NoSpacing"/>
+        <w:spacing w:line="360" w:lineRule="auto"/>
         <w:jc w:val="both"/>
         <w:rPr>
           <w:rFonts w:ascii="Times New Roman" w:hAnsi="Times New Roman" w:cs="Times New Roman"/>
-          <w:b/>
-          <w:sz w:val="28"/>
-          <w:szCs w:val="28"/>
+          <w:sz w:val="24"/>
+          <w:szCs w:val="24"/>
         </w:rPr>
       </w:pPr>
       <w:r>
         <w:rPr>
           <w:rFonts w:ascii="Times New Roman" w:hAnsi="Times New Roman" w:cs="Times New Roman"/>
-          <w:b/>
-          <w:sz w:val="28"/>
-          <w:szCs w:val="28"/>
-        </w:rPr>
-        <w:lastRenderedPageBreak/>
+          <w:sz w:val="24"/>
+          <w:szCs w:val="24"/>
+        </w:rPr>
         <w:t>Data Entry Clerk, January 2021 - February 2021</w:t>
       </w:r>
     </w:p>
     <w:p>
       <w:pPr>
-        <w:spacing w:after="0" w:line="360" w:lineRule="auto"/>
+        <w:pStyle w:val="NoSpacing"/>
+        <w:spacing w:line="360" w:lineRule="auto"/>
         <w:jc w:val="both"/>
         <w:rPr>
           <w:rFonts w:ascii="Times New Roman" w:hAnsi="Times New Roman" w:cs="Times New Roman"/>
+          <w:b/>
+          <w:bCs/>
           <w:sz w:val="24"/>
           <w:szCs w:val="24"/>
         </w:rPr>
@@ -1562,6 +1622,9 @@
       <w:r>
         <w:rPr>
           <w:rFonts w:ascii="Times New Roman" w:hAnsi="Times New Roman" w:cs="Times New Roman"/>
+          <w:b/>
+          <w:bCs/>
+          <w:i/>
           <w:sz w:val="24"/>
           <w:szCs w:val="24"/>
         </w:rPr>
@@ -1570,12 +1633,12 @@
     </w:p>
     <w:p>
       <w:pPr>
-        <w:pStyle w:val="ListParagraph"/>
+        <w:pStyle w:val="NoSpacing"/>
         <w:numPr>
           <w:ilvl w:val="0"/>
-          <w:numId w:val="10"/>
+          <w:numId w:val="17"/>
         </w:numPr>
-        <w:spacing w:after="0" w:line="360" w:lineRule="auto"/>
+        <w:spacing w:line="360" w:lineRule="auto"/>
         <w:jc w:val="both"/>
         <w:rPr>
           <w:rFonts w:ascii="Times New Roman" w:hAnsi="Times New Roman" w:cs="Times New Roman"/>
@@ -1589,54 +1652,41 @@
           <w:sz w:val="24"/>
           <w:szCs w:val="24"/>
         </w:rPr>
-        <w:t xml:space="preserve">Entered and checked survey data for organizational </w:t>
-      </w:r>
-      <w:r>
-        <w:rPr>
-          <w:rFonts w:ascii="Times New Roman" w:hAnsi="Times New Roman" w:cs="Times New Roman"/>
-          <w:sz w:val="24"/>
-          <w:szCs w:val="24"/>
-        </w:rPr>
-        <w:t>databases and</w:t>
-      </w:r>
-      <w:r>
-        <w:rPr>
-          <w:rFonts w:ascii="Times New Roman" w:hAnsi="Times New Roman" w:cs="Times New Roman"/>
-          <w:sz w:val="24"/>
-          <w:szCs w:val="24"/>
-        </w:rPr>
-        <w:t xml:space="preserve"> ran quality audits to keep records complete before analysis.</w:t>
+        <w:t>Entered survey data for databases and ran quality audits to keep records complete before analysis.</w:t>
       </w:r>
     </w:p>
     <w:p>
       <w:pPr>
-        <w:spacing w:after="0" w:line="360" w:lineRule="auto"/>
+        <w:pStyle w:val="NoSpacing"/>
+        <w:spacing w:line="360" w:lineRule="auto"/>
         <w:jc w:val="both"/>
         <w:rPr>
           <w:rFonts w:ascii="Times New Roman" w:hAnsi="Times New Roman" w:cs="Times New Roman"/>
           <w:b/>
-          <w:sz w:val="32"/>
-          <w:szCs w:val="32"/>
+          <w:bCs/>
+          <w:sz w:val="24"/>
+          <w:szCs w:val="24"/>
         </w:rPr>
       </w:pPr>
       <w:r>
         <w:rPr>
           <w:rFonts w:ascii="Times New Roman" w:hAnsi="Times New Roman" w:cs="Times New Roman"/>
           <w:b/>
-          <w:sz w:val="32"/>
-          <w:szCs w:val="32"/>
+          <w:bCs/>
+          <w:sz w:val="24"/>
+          <w:szCs w:val="24"/>
         </w:rPr>
         <w:t>PORTFOLIO</w:t>
       </w:r>
     </w:p>
     <w:p>
       <w:pPr>
-        <w:pStyle w:val="ListParagraph"/>
+        <w:pStyle w:val="NoSpacing"/>
         <w:numPr>
           <w:ilvl w:val="0"/>
-          <w:numId w:val="10"/>
+          <w:numId w:val="17"/>
         </w:numPr>
-        <w:spacing w:after="0" w:line="360" w:lineRule="auto"/>
+        <w:spacing w:line="360" w:lineRule="auto"/>
         <w:jc w:val="both"/>
         <w:rPr>
           <w:rFonts w:ascii="Times New Roman" w:hAnsi="Times New Roman" w:cs="Times New Roman"/>
@@ -1655,12 +1705,12 @@
     </w:p>
     <w:p>
       <w:pPr>
-        <w:pStyle w:val="ListParagraph"/>
+        <w:pStyle w:val="NoSpacing"/>
         <w:numPr>
           <w:ilvl w:val="0"/>
-          <w:numId w:val="10"/>
+          <w:numId w:val="17"/>
         </w:numPr>
-        <w:spacing w:after="0" w:line="360" w:lineRule="auto"/>
+        <w:spacing w:line="360" w:lineRule="auto"/>
         <w:jc w:val="both"/>
         <w:rPr>
           <w:rFonts w:ascii="Times New Roman" w:hAnsi="Times New Roman" w:cs="Times New Roman"/>
@@ -1674,17 +1724,25 @@
           <w:sz w:val="24"/>
           <w:szCs w:val="24"/>
         </w:rPr>
-        <w:t>Vanilla forecasting: Prophet and ARIMA models combining NASA POWER climate data with field measurements; interactive harvest model on the website, presented nationally at Makerere.</w:t>
+        <w:t>Vanilla forecasting: Prophet and ARIMA models combining NASA POWER climate data</w:t>
+      </w:r>
+      <w:r>
+        <w:rPr>
+          <w:rFonts w:ascii="Times New Roman" w:hAnsi="Times New Roman" w:cs="Times New Roman"/>
+          <w:sz w:val="24"/>
+          <w:szCs w:val="24"/>
+        </w:rPr>
+        <w:t>.</w:t>
       </w:r>
     </w:p>
     <w:p>
       <w:pPr>
-        <w:pStyle w:val="ListParagraph"/>
+        <w:pStyle w:val="NoSpacing"/>
         <w:numPr>
           <w:ilvl w:val="0"/>
-          <w:numId w:val="10"/>
+          <w:numId w:val="17"/>
         </w:numPr>
-        <w:spacing w:after="0" w:line="360" w:lineRule="auto"/>
+        <w:spacing w:line="360" w:lineRule="auto"/>
         <w:jc w:val="both"/>
         <w:rPr>
           <w:rFonts w:ascii="Times New Roman" w:hAnsi="Times New Roman" w:cs="Times New Roman"/>
@@ -1698,17 +1756,25 @@
           <w:sz w:val="24"/>
           <w:szCs w:val="24"/>
         </w:rPr>
-        <w:t>Farm data platform (Enimiro): seven scheduled Python and R pipelines moving SurveyCTO submissions into PostgreSQL, feeding Power BI and Looker dashboards; available as a private walk-through on request.</w:t>
+        <w:t>D</w:t>
+      </w:r>
+      <w:r>
+        <w:rPr>
+          <w:rFonts w:ascii="Times New Roman" w:hAnsi="Times New Roman" w:cs="Times New Roman"/>
+          <w:sz w:val="24"/>
+          <w:szCs w:val="24"/>
+        </w:rPr>
+        <w:t>ata platform (Enimiro): seven scheduled Python and R pipelines moving SurveyCTO submissions into PostgreSQL, feeding Power BI and Looker dashboards; available as a private walk-through on request.</w:t>
       </w:r>
     </w:p>
     <w:p>
       <w:pPr>
-        <w:pStyle w:val="ListParagraph"/>
+        <w:pStyle w:val="NoSpacing"/>
         <w:numPr>
           <w:ilvl w:val="0"/>
-          <w:numId w:val="10"/>
+          <w:numId w:val="17"/>
         </w:numPr>
-        <w:spacing w:after="0" w:line="360" w:lineRule="auto"/>
+        <w:spacing w:line="360" w:lineRule="auto"/>
         <w:jc w:val="both"/>
         <w:rPr>
           <w:rFonts w:ascii="Times New Roman" w:hAnsi="Times New Roman" w:cs="Times New Roman"/>
@@ -1727,49 +1793,53 @@
     </w:p>
     <w:p>
       <w:pPr>
-        <w:spacing w:after="0" w:line="360" w:lineRule="auto"/>
+        <w:pStyle w:val="NoSpacing"/>
+        <w:spacing w:line="360" w:lineRule="auto"/>
         <w:jc w:val="both"/>
         <w:rPr>
           <w:rFonts w:ascii="Times New Roman" w:hAnsi="Times New Roman" w:cs="Times New Roman"/>
           <w:b/>
-          <w:sz w:val="32"/>
-          <w:szCs w:val="32"/>
+          <w:bCs/>
+          <w:sz w:val="24"/>
+          <w:szCs w:val="24"/>
         </w:rPr>
       </w:pPr>
       <w:r>
         <w:rPr>
           <w:rFonts w:ascii="Times New Roman" w:hAnsi="Times New Roman" w:cs="Times New Roman"/>
           <w:b/>
-          <w:sz w:val="32"/>
-          <w:szCs w:val="32"/>
-        </w:rPr>
+          <w:bCs/>
+          <w:sz w:val="24"/>
+          <w:szCs w:val="24"/>
+        </w:rPr>
+        <w:lastRenderedPageBreak/>
         <w:t>EDUCATION</w:t>
       </w:r>
     </w:p>
     <w:p>
       <w:pPr>
-        <w:spacing w:after="0" w:line="360" w:lineRule="auto"/>
+        <w:pStyle w:val="NoSpacing"/>
+        <w:spacing w:line="360" w:lineRule="auto"/>
         <w:jc w:val="both"/>
         <w:rPr>
           <w:rFonts w:ascii="Times New Roman" w:hAnsi="Times New Roman" w:cs="Times New Roman"/>
-          <w:b/>
-          <w:sz w:val="28"/>
-          <w:szCs w:val="28"/>
+          <w:sz w:val="24"/>
+          <w:szCs w:val="24"/>
         </w:rPr>
       </w:pPr>
       <w:r>
         <w:rPr>
           <w:rFonts w:ascii="Times New Roman" w:hAnsi="Times New Roman" w:cs="Times New Roman"/>
-          <w:b/>
-          <w:sz w:val="28"/>
-          <w:szCs w:val="28"/>
+          <w:sz w:val="24"/>
+          <w:szCs w:val="24"/>
         </w:rPr>
         <w:t>M.Sc. Data Science, September 2022 - October 2024</w:t>
       </w:r>
     </w:p>
     <w:p>
       <w:pPr>
-        <w:spacing w:after="0" w:line="360" w:lineRule="auto"/>
+        <w:pStyle w:val="NoSpacing"/>
+        <w:spacing w:line="360" w:lineRule="auto"/>
         <w:jc w:val="both"/>
         <w:rPr>
           <w:rFonts w:ascii="Times New Roman" w:hAnsi="Times New Roman" w:cs="Times New Roman"/>
@@ -1780,6 +1850,7 @@
       <w:r>
         <w:rPr>
           <w:rFonts w:ascii="Times New Roman" w:hAnsi="Times New Roman" w:cs="Times New Roman"/>
+          <w:i/>
           <w:sz w:val="24"/>
           <w:szCs w:val="24"/>
         </w:rPr>
@@ -1788,44 +1859,49 @@
     </w:p>
     <w:p>
       <w:pPr>
-        <w:spacing w:after="0" w:line="360" w:lineRule="auto"/>
+        <w:pStyle w:val="NoSpacing"/>
+        <w:spacing w:line="360" w:lineRule="auto"/>
         <w:jc w:val="both"/>
         <w:rPr>
           <w:rFonts w:ascii="Times New Roman" w:hAnsi="Times New Roman" w:cs="Times New Roman"/>
+          <w:sz w:val="24"/>
+          <w:szCs w:val="24"/>
         </w:rPr>
       </w:pPr>
       <w:r>
         <w:rPr>
           <w:rFonts w:ascii="Times New Roman" w:hAnsi="Times New Roman" w:cs="Times New Roman"/>
           <w:i/>
+          <w:sz w:val="24"/>
+          <w:szCs w:val="24"/>
         </w:rPr>
         <w:t>Coursework: Machine Learning, Deep Learning, Predictive Analytics, Time-Series Forecasting</w:t>
       </w:r>
     </w:p>
     <w:p>
       <w:pPr>
-        <w:spacing w:after="0" w:line="360" w:lineRule="auto"/>
+        <w:pStyle w:val="NoSpacing"/>
+        <w:spacing w:line="360" w:lineRule="auto"/>
         <w:jc w:val="both"/>
         <w:rPr>
           <w:rFonts w:ascii="Times New Roman" w:hAnsi="Times New Roman" w:cs="Times New Roman"/>
-          <w:b/>
-          <w:sz w:val="28"/>
-          <w:szCs w:val="28"/>
+          <w:sz w:val="24"/>
+          <w:szCs w:val="24"/>
         </w:rPr>
       </w:pPr>
       <w:r>
         <w:rPr>
           <w:rFonts w:ascii="Times New Roman" w:hAnsi="Times New Roman" w:cs="Times New Roman"/>
-          <w:b/>
-          <w:sz w:val="28"/>
-          <w:szCs w:val="28"/>
+          <w:sz w:val="24"/>
+          <w:szCs w:val="24"/>
         </w:rPr>
         <w:t>B.Sc. Agriculture Science, August 2016 - May 2021</w:t>
       </w:r>
     </w:p>
     <w:p>
       <w:pPr>
-        <w:spacing w:after="0" w:line="360" w:lineRule="auto"/>
+        <w:pStyle w:val="NoSpacing"/>
+        <w:spacing w:line="360" w:lineRule="auto"/>
         <w:jc w:val="both"/>
         <w:rPr>
           <w:rFonts w:ascii="Times New Roman" w:hAnsi="Times New Roman" w:cs="Times New Roman"/>
@@ -1836,6 +1912,7 @@
       <w:r>
         <w:rPr>
           <w:rFonts w:ascii="Times New Roman" w:hAnsi="Times New Roman" w:cs="Times New Roman"/>
+          <w:i/>
           <w:sz w:val="24"/>
           <w:szCs w:val="24"/>
         </w:rPr>
@@ -1844,33 +1921,32 @@
     </w:p>
     <w:p>
       <w:pPr>
-        <w:spacing w:after="0" w:line="360" w:lineRule="auto"/>
+        <w:pStyle w:val="NoSpacing"/>
+        <w:spacing w:line="360" w:lineRule="auto"/>
         <w:jc w:val="both"/>
         <w:rPr>
           <w:rFonts w:ascii="Times New Roman" w:hAnsi="Times New Roman" w:cs="Times New Roman"/>
           <w:b/>
-          <w:sz w:val="32"/>
-          <w:szCs w:val="32"/>
+          <w:bCs/>
+          <w:sz w:val="24"/>
+          <w:szCs w:val="24"/>
         </w:rPr>
       </w:pPr>
       <w:r>
         <w:rPr>
           <w:rFonts w:ascii="Times New Roman" w:hAnsi="Times New Roman" w:cs="Times New Roman"/>
           <w:b/>
-          <w:sz w:val="32"/>
-          <w:szCs w:val="32"/>
+          <w:bCs/>
+          <w:sz w:val="24"/>
+          <w:szCs w:val="24"/>
         </w:rPr>
         <w:t>CERTIFICATIONS</w:t>
       </w:r>
     </w:p>
     <w:p>
       <w:pPr>
-        <w:pStyle w:val="ListParagraph"/>
-        <w:numPr>
-          <w:ilvl w:val="0"/>
-          <w:numId w:val="14"/>
-        </w:numPr>
-        <w:spacing w:after="0" w:line="360" w:lineRule="auto"/>
+        <w:pStyle w:val="NoSpacing"/>
+        <w:spacing w:line="360" w:lineRule="auto"/>
         <w:jc w:val="both"/>
         <w:rPr>
           <w:rFonts w:ascii="Times New Roman" w:hAnsi="Times New Roman" w:cs="Times New Roman"/>
@@ -1889,12 +1965,8 @@
     </w:p>
     <w:p>
       <w:pPr>
-        <w:pStyle w:val="ListParagraph"/>
-        <w:numPr>
-          <w:ilvl w:val="0"/>
-          <w:numId w:val="14"/>
-        </w:numPr>
-        <w:spacing w:after="0" w:line="360" w:lineRule="auto"/>
+        <w:pStyle w:val="NoSpacing"/>
+        <w:spacing w:line="360" w:lineRule="auto"/>
         <w:jc w:val="both"/>
         <w:rPr>
           <w:rFonts w:ascii="Times New Roman" w:hAnsi="Times New Roman" w:cs="Times New Roman"/>
@@ -1913,12 +1985,8 @@
     </w:p>
     <w:p>
       <w:pPr>
-        <w:pStyle w:val="ListParagraph"/>
-        <w:numPr>
-          <w:ilvl w:val="0"/>
-          <w:numId w:val="14"/>
-        </w:numPr>
-        <w:spacing w:after="0" w:line="360" w:lineRule="auto"/>
+        <w:pStyle w:val="NoSpacing"/>
+        <w:spacing w:line="360" w:lineRule="auto"/>
         <w:jc w:val="both"/>
         <w:rPr>
           <w:rFonts w:ascii="Times New Roman" w:hAnsi="Times New Roman" w:cs="Times New Roman"/>
@@ -1937,12 +2005,8 @@
     </w:p>
     <w:p>
       <w:pPr>
-        <w:pStyle w:val="ListParagraph"/>
-        <w:numPr>
-          <w:ilvl w:val="0"/>
-          <w:numId w:val="14"/>
-        </w:numPr>
-        <w:spacing w:after="0" w:line="360" w:lineRule="auto"/>
+        <w:pStyle w:val="NoSpacing"/>
+        <w:spacing w:line="360" w:lineRule="auto"/>
         <w:jc w:val="both"/>
         <w:rPr>
           <w:rFonts w:ascii="Times New Roman" w:hAnsi="Times New Roman" w:cs="Times New Roman"/>
@@ -1961,15 +2025,13 @@
     </w:p>
     <w:p>
       <w:pPr>
-        <w:pStyle w:val="ListParagraph"/>
-        <w:numPr>
-          <w:ilvl w:val="0"/>
-          <w:numId w:val="14"/>
-        </w:numPr>
-        <w:spacing w:after="0" w:line="360" w:lineRule="auto"/>
+        <w:pStyle w:val="NoSpacing"/>
+        <w:spacing w:line="360" w:lineRule="auto"/>
         <w:jc w:val="both"/>
         <w:rPr>
           <w:rFonts w:ascii="Times New Roman" w:hAnsi="Times New Roman" w:cs="Times New Roman"/>
+          <w:b/>
+          <w:bCs/>
           <w:sz w:val="24"/>
           <w:szCs w:val="24"/>
         </w:rPr>
@@ -1977,50 +2039,18 @@
       <w:r>
         <w:rPr>
           <w:rFonts w:ascii="Times New Roman" w:hAnsi="Times New Roman" w:cs="Times New Roman"/>
-          <w:sz w:val="24"/>
-          <w:szCs w:val="24"/>
-        </w:rPr>
-        <w:t>Human Subjects Research (CITI)</w:t>
-      </w:r>
-    </w:p>
-    <w:p>
-      <w:pPr>
-        <w:spacing w:after="0" w:line="360" w:lineRule="auto"/>
-        <w:jc w:val="both"/>
-        <w:rPr>
-          <w:rFonts w:ascii="Times New Roman" w:hAnsi="Times New Roman" w:cs="Times New Roman"/>
-        </w:rPr>
-      </w:pPr>
-    </w:p>
-    <w:p>
-      <w:pPr>
-        <w:spacing w:after="0" w:line="360" w:lineRule="auto"/>
-        <w:jc w:val="both"/>
-        <w:rPr>
-          <w:rFonts w:ascii="Times New Roman" w:hAnsi="Times New Roman" w:cs="Times New Roman"/>
           <w:b/>
-          <w:sz w:val="32"/>
-          <w:szCs w:val="32"/>
-        </w:rPr>
-      </w:pPr>
-      <w:r>
-        <w:rPr>
-          <w:rFonts w:ascii="Times New Roman" w:hAnsi="Times New Roman" w:cs="Times New Roman"/>
-          <w:b/>
-          <w:sz w:val="32"/>
-          <w:szCs w:val="32"/>
+          <w:bCs/>
+          <w:sz w:val="24"/>
+          <w:szCs w:val="24"/>
         </w:rPr>
         <w:t>REFERENCE</w:t>
       </w:r>
     </w:p>
     <w:p>
       <w:pPr>
-        <w:pStyle w:val="ListParagraph"/>
-        <w:numPr>
-          <w:ilvl w:val="0"/>
-          <w:numId w:val="13"/>
-        </w:numPr>
-        <w:spacing w:after="0" w:line="360" w:lineRule="auto"/>
+        <w:pStyle w:val="NoSpacing"/>
+        <w:spacing w:line="360" w:lineRule="auto"/>
         <w:jc w:val="both"/>
         <w:rPr>
           <w:rFonts w:ascii="Times New Roman" w:hAnsi="Times New Roman" w:cs="Times New Roman"/>
@@ -2334,119 +2364,6 @@
     </w:lvl>
   </w:abstractNum>
   <w:abstractNum w:abstractNumId="10" w15:restartNumberingAfterBreak="0">
-    <w:nsid w:val="14DF5B11"/>
-    <w:multiLevelType w:val="hybridMultilevel"/>
-    <w:tmpl w:val="C8FA9D52"/>
-    <w:lvl w:ilvl="0" w:tplc="04090001">
-      <w:start w:val="1"/>
-      <w:numFmt w:val="bullet"/>
-      <w:lvlText w:val=""/>
-      <w:lvlJc w:val="left"/>
-      <w:pPr>
-        <w:ind w:left="360" w:hanging="360"/>
-      </w:pPr>
-      <w:rPr>
-        <w:rFonts w:ascii="Symbol" w:hAnsi="Symbol" w:hint="default"/>
-      </w:rPr>
-    </w:lvl>
-    <w:lvl w:ilvl="1" w:tplc="04090003" w:tentative="1">
-      <w:start w:val="1"/>
-      <w:numFmt w:val="bullet"/>
-      <w:lvlText w:val="o"/>
-      <w:lvlJc w:val="left"/>
-      <w:pPr>
-        <w:ind w:left="1080" w:hanging="360"/>
-      </w:pPr>
-      <w:rPr>
-        <w:rFonts w:ascii="Courier New" w:hAnsi="Courier New" w:hint="default"/>
-      </w:rPr>
-    </w:lvl>
-    <w:lvl w:ilvl="2" w:tplc="04090005" w:tentative="1">
-      <w:start w:val="1"/>
-      <w:numFmt w:val="bullet"/>
-      <w:lvlText w:val=""/>
-      <w:lvlJc w:val="left"/>
-      <w:pPr>
-        <w:ind w:left="1800" w:hanging="360"/>
-      </w:pPr>
-      <w:rPr>
-        <w:rFonts w:ascii="Wingdings" w:hAnsi="Wingdings" w:hint="default"/>
-      </w:rPr>
-    </w:lvl>
-    <w:lvl w:ilvl="3" w:tplc="04090001" w:tentative="1">
-      <w:start w:val="1"/>
-      <w:numFmt w:val="bullet"/>
-      <w:lvlText w:val=""/>
-      <w:lvlJc w:val="left"/>
-      <w:pPr>
-        <w:ind w:left="2520" w:hanging="360"/>
-      </w:pPr>
-      <w:rPr>
-        <w:rFonts w:ascii="Symbol" w:hAnsi="Symbol" w:hint="default"/>
-      </w:rPr>
-    </w:lvl>
-    <w:lvl w:ilvl="4" w:tplc="04090003" w:tentative="1">
-      <w:start w:val="1"/>
-      <w:numFmt w:val="bullet"/>
-      <w:lvlText w:val="o"/>
-      <w:lvlJc w:val="left"/>
-      <w:pPr>
-        <w:ind w:left="3240" w:hanging="360"/>
-      </w:pPr>
-      <w:rPr>
-        <w:rFonts w:ascii="Courier New" w:hAnsi="Courier New" w:hint="default"/>
-      </w:rPr>
-    </w:lvl>
-    <w:lvl w:ilvl="5" w:tplc="04090005" w:tentative="1">
-      <w:start w:val="1"/>
-      <w:numFmt w:val="bullet"/>
-      <w:lvlText w:val=""/>
-      <w:lvlJc w:val="left"/>
-      <w:pPr>
-        <w:ind w:left="3960" w:hanging="360"/>
-      </w:pPr>
-      <w:rPr>
-        <w:rFonts w:ascii="Wingdings" w:hAnsi="Wingdings" w:hint="default"/>
-      </w:rPr>
-    </w:lvl>
-    <w:lvl w:ilvl="6" w:tplc="04090001" w:tentative="1">
-      <w:start w:val="1"/>
-      <w:numFmt w:val="bullet"/>
-      <w:lvlText w:val=""/>
-      <w:lvlJc w:val="left"/>
-      <w:pPr>
-        <w:ind w:left="4680" w:hanging="360"/>
-      </w:pPr>
-      <w:rPr>
-        <w:rFonts w:ascii="Symbol" w:hAnsi="Symbol" w:hint="default"/>
-      </w:rPr>
-    </w:lvl>
-    <w:lvl w:ilvl="7" w:tplc="04090003" w:tentative="1">
-      <w:start w:val="1"/>
-      <w:numFmt w:val="bullet"/>
-      <w:lvlText w:val="o"/>
-      <w:lvlJc w:val="left"/>
-      <w:pPr>
-        <w:ind w:left="5400" w:hanging="360"/>
-      </w:pPr>
-      <w:rPr>
-        <w:rFonts w:ascii="Courier New" w:hAnsi="Courier New" w:hint="default"/>
-      </w:rPr>
-    </w:lvl>
-    <w:lvl w:ilvl="8" w:tplc="04090005" w:tentative="1">
-      <w:start w:val="1"/>
-      <w:numFmt w:val="bullet"/>
-      <w:lvlText w:val=""/>
-      <w:lvlJc w:val="left"/>
-      <w:pPr>
-        <w:ind w:left="6120" w:hanging="360"/>
-      </w:pPr>
-      <w:rPr>
-        <w:rFonts w:ascii="Wingdings" w:hAnsi="Wingdings" w:hint="default"/>
-      </w:rPr>
-    </w:lvl>
-  </w:abstractNum>
-  <w:abstractNum w:abstractNumId="11" w15:restartNumberingAfterBreak="0">
     <w:nsid w:val="171D5E4B"/>
     <w:multiLevelType w:val="hybridMultilevel"/>
     <w:tmpl w:val="F8A8F66A"/>
@@ -2559,7 +2476,7 @@
       </w:rPr>
     </w:lvl>
   </w:abstractNum>
-  <w:abstractNum w:abstractNumId="12" w15:restartNumberingAfterBreak="0">
+  <w:abstractNum w:abstractNumId="11" w15:restartNumberingAfterBreak="0">
     <w:nsid w:val="216C535D"/>
     <w:multiLevelType w:val="hybridMultilevel"/>
     <w:tmpl w:val="96EAF72E"/>
@@ -2672,10 +2589,462 @@
       </w:rPr>
     </w:lvl>
   </w:abstractNum>
+  <w:abstractNum w:abstractNumId="12" w15:restartNumberingAfterBreak="0">
+    <w:nsid w:val="236767B1"/>
+    <w:multiLevelType w:val="hybridMultilevel"/>
+    <w:tmpl w:val="A3044108"/>
+    <w:lvl w:ilvl="0" w:tplc="04090001">
+      <w:start w:val="1"/>
+      <w:numFmt w:val="bullet"/>
+      <w:lvlText w:val=""/>
+      <w:lvlJc w:val="left"/>
+      <w:pPr>
+        <w:ind w:left="720" w:hanging="360"/>
+      </w:pPr>
+      <w:rPr>
+        <w:rFonts w:ascii="Symbol" w:hAnsi="Symbol" w:hint="default"/>
+      </w:rPr>
+    </w:lvl>
+    <w:lvl w:ilvl="1" w:tplc="04090003" w:tentative="1">
+      <w:start w:val="1"/>
+      <w:numFmt w:val="bullet"/>
+      <w:lvlText w:val="o"/>
+      <w:lvlJc w:val="left"/>
+      <w:pPr>
+        <w:ind w:left="1440" w:hanging="360"/>
+      </w:pPr>
+      <w:rPr>
+        <w:rFonts w:ascii="Courier New" w:hAnsi="Courier New" w:hint="default"/>
+      </w:rPr>
+    </w:lvl>
+    <w:lvl w:ilvl="2" w:tplc="04090005" w:tentative="1">
+      <w:start w:val="1"/>
+      <w:numFmt w:val="bullet"/>
+      <w:lvlText w:val=""/>
+      <w:lvlJc w:val="left"/>
+      <w:pPr>
+        <w:ind w:left="2160" w:hanging="360"/>
+      </w:pPr>
+      <w:rPr>
+        <w:rFonts w:ascii="Wingdings" w:hAnsi="Wingdings" w:hint="default"/>
+      </w:rPr>
+    </w:lvl>
+    <w:lvl w:ilvl="3" w:tplc="04090001" w:tentative="1">
+      <w:start w:val="1"/>
+      <w:numFmt w:val="bullet"/>
+      <w:lvlText w:val=""/>
+      <w:lvlJc w:val="left"/>
+      <w:pPr>
+        <w:ind w:left="2880" w:hanging="360"/>
+      </w:pPr>
+      <w:rPr>
+        <w:rFonts w:ascii="Symbol" w:hAnsi="Symbol" w:hint="default"/>
+      </w:rPr>
+    </w:lvl>
+    <w:lvl w:ilvl="4" w:tplc="04090003" w:tentative="1">
+      <w:start w:val="1"/>
+      <w:numFmt w:val="bullet"/>
+      <w:lvlText w:val="o"/>
+      <w:lvlJc w:val="left"/>
+      <w:pPr>
+        <w:ind w:left="3600" w:hanging="360"/>
+      </w:pPr>
+      <w:rPr>
+        <w:rFonts w:ascii="Courier New" w:hAnsi="Courier New" w:hint="default"/>
+      </w:rPr>
+    </w:lvl>
+    <w:lvl w:ilvl="5" w:tplc="04090005" w:tentative="1">
+      <w:start w:val="1"/>
+      <w:numFmt w:val="bullet"/>
+      <w:lvlText w:val=""/>
+      <w:lvlJc w:val="left"/>
+      <w:pPr>
+        <w:ind w:left="4320" w:hanging="360"/>
+      </w:pPr>
+      <w:rPr>
+        <w:rFonts w:ascii="Wingdings" w:hAnsi="Wingdings" w:hint="default"/>
+      </w:rPr>
+    </w:lvl>
+    <w:lvl w:ilvl="6" w:tplc="04090001" w:tentative="1">
+      <w:start w:val="1"/>
+      <w:numFmt w:val="bullet"/>
+      <w:lvlText w:val=""/>
+      <w:lvlJc w:val="left"/>
+      <w:pPr>
+        <w:ind w:left="5040" w:hanging="360"/>
+      </w:pPr>
+      <w:rPr>
+        <w:rFonts w:ascii="Symbol" w:hAnsi="Symbol" w:hint="default"/>
+      </w:rPr>
+    </w:lvl>
+    <w:lvl w:ilvl="7" w:tplc="04090003" w:tentative="1">
+      <w:start w:val="1"/>
+      <w:numFmt w:val="bullet"/>
+      <w:lvlText w:val="o"/>
+      <w:lvlJc w:val="left"/>
+      <w:pPr>
+        <w:ind w:left="5760" w:hanging="360"/>
+      </w:pPr>
+      <w:rPr>
+        <w:rFonts w:ascii="Courier New" w:hAnsi="Courier New" w:hint="default"/>
+      </w:rPr>
+    </w:lvl>
+    <w:lvl w:ilvl="8" w:tplc="04090005" w:tentative="1">
+      <w:start w:val="1"/>
+      <w:numFmt w:val="bullet"/>
+      <w:lvlText w:val=""/>
+      <w:lvlJc w:val="left"/>
+      <w:pPr>
+        <w:ind w:left="6480" w:hanging="360"/>
+      </w:pPr>
+      <w:rPr>
+        <w:rFonts w:ascii="Wingdings" w:hAnsi="Wingdings" w:hint="default"/>
+      </w:rPr>
+    </w:lvl>
+  </w:abstractNum>
   <w:abstractNum w:abstractNumId="13" w15:restartNumberingAfterBreak="0">
+    <w:nsid w:val="34C34C79"/>
+    <w:multiLevelType w:val="hybridMultilevel"/>
+    <w:tmpl w:val="06927A2E"/>
+    <w:lvl w:ilvl="0" w:tplc="04090001">
+      <w:start w:val="1"/>
+      <w:numFmt w:val="bullet"/>
+      <w:lvlText w:val=""/>
+      <w:lvlJc w:val="left"/>
+      <w:pPr>
+        <w:ind w:left="360" w:hanging="360"/>
+      </w:pPr>
+      <w:rPr>
+        <w:rFonts w:ascii="Symbol" w:hAnsi="Symbol" w:hint="default"/>
+      </w:rPr>
+    </w:lvl>
+    <w:lvl w:ilvl="1" w:tplc="04090003" w:tentative="1">
+      <w:start w:val="1"/>
+      <w:numFmt w:val="bullet"/>
+      <w:lvlText w:val="o"/>
+      <w:lvlJc w:val="left"/>
+      <w:pPr>
+        <w:ind w:left="1080" w:hanging="360"/>
+      </w:pPr>
+      <w:rPr>
+        <w:rFonts w:ascii="Courier New" w:hAnsi="Courier New" w:hint="default"/>
+      </w:rPr>
+    </w:lvl>
+    <w:lvl w:ilvl="2" w:tplc="04090005" w:tentative="1">
+      <w:start w:val="1"/>
+      <w:numFmt w:val="bullet"/>
+      <w:lvlText w:val=""/>
+      <w:lvlJc w:val="left"/>
+      <w:pPr>
+        <w:ind w:left="1800" w:hanging="360"/>
+      </w:pPr>
+      <w:rPr>
+        <w:rFonts w:ascii="Wingdings" w:hAnsi="Wingdings" w:hint="default"/>
+      </w:rPr>
+    </w:lvl>
+    <w:lvl w:ilvl="3" w:tplc="04090001" w:tentative="1">
+      <w:start w:val="1"/>
+      <w:numFmt w:val="bullet"/>
+      <w:lvlText w:val=""/>
+      <w:lvlJc w:val="left"/>
+      <w:pPr>
+        <w:ind w:left="2520" w:hanging="360"/>
+      </w:pPr>
+      <w:rPr>
+        <w:rFonts w:ascii="Symbol" w:hAnsi="Symbol" w:hint="default"/>
+      </w:rPr>
+    </w:lvl>
+    <w:lvl w:ilvl="4" w:tplc="04090003" w:tentative="1">
+      <w:start w:val="1"/>
+      <w:numFmt w:val="bullet"/>
+      <w:lvlText w:val="o"/>
+      <w:lvlJc w:val="left"/>
+      <w:pPr>
+        <w:ind w:left="3240" w:hanging="360"/>
+      </w:pPr>
+      <w:rPr>
+        <w:rFonts w:ascii="Courier New" w:hAnsi="Courier New" w:hint="default"/>
+      </w:rPr>
+    </w:lvl>
+    <w:lvl w:ilvl="5" w:tplc="04090005" w:tentative="1">
+      <w:start w:val="1"/>
+      <w:numFmt w:val="bullet"/>
+      <w:lvlText w:val=""/>
+      <w:lvlJc w:val="left"/>
+      <w:pPr>
+        <w:ind w:left="3960" w:hanging="360"/>
+      </w:pPr>
+      <w:rPr>
+        <w:rFonts w:ascii="Wingdings" w:hAnsi="Wingdings" w:hint="default"/>
+      </w:rPr>
+    </w:lvl>
+    <w:lvl w:ilvl="6" w:tplc="04090001" w:tentative="1">
+      <w:start w:val="1"/>
+      <w:numFmt w:val="bullet"/>
+      <w:lvlText w:val=""/>
+      <w:lvlJc w:val="left"/>
+      <w:pPr>
+        <w:ind w:left="4680" w:hanging="360"/>
+      </w:pPr>
+      <w:rPr>
+        <w:rFonts w:ascii="Symbol" w:hAnsi="Symbol" w:hint="default"/>
+      </w:rPr>
+    </w:lvl>
+    <w:lvl w:ilvl="7" w:tplc="04090003" w:tentative="1">
+      <w:start w:val="1"/>
+      <w:numFmt w:val="bullet"/>
+      <w:lvlText w:val="o"/>
+      <w:lvlJc w:val="left"/>
+      <w:pPr>
+        <w:ind w:left="5400" w:hanging="360"/>
+      </w:pPr>
+      <w:rPr>
+        <w:rFonts w:ascii="Courier New" w:hAnsi="Courier New" w:hint="default"/>
+      </w:rPr>
+    </w:lvl>
+    <w:lvl w:ilvl="8" w:tplc="04090005" w:tentative="1">
+      <w:start w:val="1"/>
+      <w:numFmt w:val="bullet"/>
+      <w:lvlText w:val=""/>
+      <w:lvlJc w:val="left"/>
+      <w:pPr>
+        <w:ind w:left="6120" w:hanging="360"/>
+      </w:pPr>
+      <w:rPr>
+        <w:rFonts w:ascii="Wingdings" w:hAnsi="Wingdings" w:hint="default"/>
+      </w:rPr>
+    </w:lvl>
+  </w:abstractNum>
+  <w:abstractNum w:abstractNumId="14" w15:restartNumberingAfterBreak="0">
     <w:nsid w:val="414D6CD6"/>
     <w:multiLevelType w:val="hybridMultilevel"/>
     <w:tmpl w:val="41BAF08A"/>
+    <w:lvl w:ilvl="0" w:tplc="04090001">
+      <w:start w:val="1"/>
+      <w:numFmt w:val="bullet"/>
+      <w:lvlText w:val=""/>
+      <w:lvlJc w:val="left"/>
+      <w:pPr>
+        <w:ind w:left="360" w:hanging="360"/>
+      </w:pPr>
+      <w:rPr>
+        <w:rFonts w:ascii="Symbol" w:hAnsi="Symbol" w:hint="default"/>
+      </w:rPr>
+    </w:lvl>
+    <w:lvl w:ilvl="1" w:tplc="04090003" w:tentative="1">
+      <w:start w:val="1"/>
+      <w:numFmt w:val="bullet"/>
+      <w:lvlText w:val="o"/>
+      <w:lvlJc w:val="left"/>
+      <w:pPr>
+        <w:ind w:left="1080" w:hanging="360"/>
+      </w:pPr>
+      <w:rPr>
+        <w:rFonts w:ascii="Courier New" w:hAnsi="Courier New" w:hint="default"/>
+      </w:rPr>
+    </w:lvl>
+    <w:lvl w:ilvl="2" w:tplc="04090005" w:tentative="1">
+      <w:start w:val="1"/>
+      <w:numFmt w:val="bullet"/>
+      <w:lvlText w:val=""/>
+      <w:lvlJc w:val="left"/>
+      <w:pPr>
+        <w:ind w:left="1800" w:hanging="360"/>
+      </w:pPr>
+      <w:rPr>
+        <w:rFonts w:ascii="Wingdings" w:hAnsi="Wingdings" w:hint="default"/>
+      </w:rPr>
+    </w:lvl>
+    <w:lvl w:ilvl="3" w:tplc="04090001" w:tentative="1">
+      <w:start w:val="1"/>
+      <w:numFmt w:val="bullet"/>
+      <w:lvlText w:val=""/>
+      <w:lvlJc w:val="left"/>
+      <w:pPr>
+        <w:ind w:left="2520" w:hanging="360"/>
+      </w:pPr>
+      <w:rPr>
+        <w:rFonts w:ascii="Symbol" w:hAnsi="Symbol" w:hint="default"/>
+      </w:rPr>
+    </w:lvl>
+    <w:lvl w:ilvl="4" w:tplc="04090003" w:tentative="1">
+      <w:start w:val="1"/>
+      <w:numFmt w:val="bullet"/>
+      <w:lvlText w:val="o"/>
+      <w:lvlJc w:val="left"/>
+      <w:pPr>
+        <w:ind w:left="3240" w:hanging="360"/>
+      </w:pPr>
+      <w:rPr>
+        <w:rFonts w:ascii="Courier New" w:hAnsi="Courier New" w:hint="default"/>
+      </w:rPr>
+    </w:lvl>
+    <w:lvl w:ilvl="5" w:tplc="04090005" w:tentative="1">
+      <w:start w:val="1"/>
+      <w:numFmt w:val="bullet"/>
+      <w:lvlText w:val=""/>
+      <w:lvlJc w:val="left"/>
+      <w:pPr>
+        <w:ind w:left="3960" w:hanging="360"/>
+      </w:pPr>
+      <w:rPr>
+        <w:rFonts w:ascii="Wingdings" w:hAnsi="Wingdings" w:hint="default"/>
+      </w:rPr>
+    </w:lvl>
+    <w:lvl w:ilvl="6" w:tplc="04090001" w:tentative="1">
+      <w:start w:val="1"/>
+      <w:numFmt w:val="bullet"/>
+      <w:lvlText w:val=""/>
+      <w:lvlJc w:val="left"/>
+      <w:pPr>
+        <w:ind w:left="4680" w:hanging="360"/>
+      </w:pPr>
+      <w:rPr>
+        <w:rFonts w:ascii="Symbol" w:hAnsi="Symbol" w:hint="default"/>
+      </w:rPr>
+    </w:lvl>
+    <w:lvl w:ilvl="7" w:tplc="04090003" w:tentative="1">
+      <w:start w:val="1"/>
+      <w:numFmt w:val="bullet"/>
+      <w:lvlText w:val="o"/>
+      <w:lvlJc w:val="left"/>
+      <w:pPr>
+        <w:ind w:left="5400" w:hanging="360"/>
+      </w:pPr>
+      <w:rPr>
+        <w:rFonts w:ascii="Courier New" w:hAnsi="Courier New" w:hint="default"/>
+      </w:rPr>
+    </w:lvl>
+    <w:lvl w:ilvl="8" w:tplc="04090005" w:tentative="1">
+      <w:start w:val="1"/>
+      <w:numFmt w:val="bullet"/>
+      <w:lvlText w:val=""/>
+      <w:lvlJc w:val="left"/>
+      <w:pPr>
+        <w:ind w:left="6120" w:hanging="360"/>
+      </w:pPr>
+      <w:rPr>
+        <w:rFonts w:ascii="Wingdings" w:hAnsi="Wingdings" w:hint="default"/>
+      </w:rPr>
+    </w:lvl>
+  </w:abstractNum>
+  <w:abstractNum w:abstractNumId="15" w15:restartNumberingAfterBreak="0">
+    <w:nsid w:val="628A06AF"/>
+    <w:multiLevelType w:val="hybridMultilevel"/>
+    <w:tmpl w:val="4DAEA334"/>
+    <w:lvl w:ilvl="0" w:tplc="04090001">
+      <w:start w:val="1"/>
+      <w:numFmt w:val="bullet"/>
+      <w:lvlText w:val=""/>
+      <w:lvlJc w:val="left"/>
+      <w:pPr>
+        <w:ind w:left="360" w:hanging="360"/>
+      </w:pPr>
+      <w:rPr>
+        <w:rFonts w:ascii="Symbol" w:hAnsi="Symbol" w:hint="default"/>
+      </w:rPr>
+    </w:lvl>
+    <w:lvl w:ilvl="1" w:tplc="04090003" w:tentative="1">
+      <w:start w:val="1"/>
+      <w:numFmt w:val="bullet"/>
+      <w:lvlText w:val="o"/>
+      <w:lvlJc w:val="left"/>
+      <w:pPr>
+        <w:ind w:left="1080" w:hanging="360"/>
+      </w:pPr>
+      <w:rPr>
+        <w:rFonts w:ascii="Courier New" w:hAnsi="Courier New" w:hint="default"/>
+      </w:rPr>
+    </w:lvl>
+    <w:lvl w:ilvl="2" w:tplc="04090005" w:tentative="1">
+      <w:start w:val="1"/>
+      <w:numFmt w:val="bullet"/>
+      <w:lvlText w:val=""/>
+      <w:lvlJc w:val="left"/>
+      <w:pPr>
+        <w:ind w:left="1800" w:hanging="360"/>
+      </w:pPr>
+      <w:rPr>
+        <w:rFonts w:ascii="Wingdings" w:hAnsi="Wingdings" w:hint="default"/>
+      </w:rPr>
+    </w:lvl>
+    <w:lvl w:ilvl="3" w:tplc="04090001" w:tentative="1">
+      <w:start w:val="1"/>
+      <w:numFmt w:val="bullet"/>
+      <w:lvlText w:val=""/>
+      <w:lvlJc w:val="left"/>
+      <w:pPr>
+        <w:ind w:left="2520" w:hanging="360"/>
+      </w:pPr>
+      <w:rPr>
+        <w:rFonts w:ascii="Symbol" w:hAnsi="Symbol" w:hint="default"/>
+      </w:rPr>
+    </w:lvl>
+    <w:lvl w:ilvl="4" w:tplc="04090003" w:tentative="1">
+      <w:start w:val="1"/>
+      <w:numFmt w:val="bullet"/>
+      <w:lvlText w:val="o"/>
+      <w:lvlJc w:val="left"/>
+      <w:pPr>
+        <w:ind w:left="3240" w:hanging="360"/>
+      </w:pPr>
+      <w:rPr>
+        <w:rFonts w:ascii="Courier New" w:hAnsi="Courier New" w:hint="default"/>
+      </w:rPr>
+    </w:lvl>
+    <w:lvl w:ilvl="5" w:tplc="04090005" w:tentative="1">
+      <w:start w:val="1"/>
+      <w:numFmt w:val="bullet"/>
+      <w:lvlText w:val=""/>
+      <w:lvlJc w:val="left"/>
+      <w:pPr>
+        <w:ind w:left="3960" w:hanging="360"/>
+      </w:pPr>
+      <w:rPr>
+        <w:rFonts w:ascii="Wingdings" w:hAnsi="Wingdings" w:hint="default"/>
+      </w:rPr>
+    </w:lvl>
+    <w:lvl w:ilvl="6" w:tplc="04090001" w:tentative="1">
+      <w:start w:val="1"/>
+      <w:numFmt w:val="bullet"/>
+      <w:lvlText w:val=""/>
+      <w:lvlJc w:val="left"/>
+      <w:pPr>
+        <w:ind w:left="4680" w:hanging="360"/>
+      </w:pPr>
+      <w:rPr>
+        <w:rFonts w:ascii="Symbol" w:hAnsi="Symbol" w:hint="default"/>
+      </w:rPr>
+    </w:lvl>
+    <w:lvl w:ilvl="7" w:tplc="04090003" w:tentative="1">
+      <w:start w:val="1"/>
+      <w:numFmt w:val="bullet"/>
+      <w:lvlText w:val="o"/>
+      <w:lvlJc w:val="left"/>
+      <w:pPr>
+        <w:ind w:left="5400" w:hanging="360"/>
+      </w:pPr>
+      <w:rPr>
+        <w:rFonts w:ascii="Courier New" w:hAnsi="Courier New" w:hint="default"/>
+      </w:rPr>
+    </w:lvl>
+    <w:lvl w:ilvl="8" w:tplc="04090005" w:tentative="1">
+      <w:start w:val="1"/>
+      <w:numFmt w:val="bullet"/>
+      <w:lvlText w:val=""/>
+      <w:lvlJc w:val="left"/>
+      <w:pPr>
+        <w:ind w:left="6120" w:hanging="360"/>
+      </w:pPr>
+      <w:rPr>
+        <w:rFonts w:ascii="Wingdings" w:hAnsi="Wingdings" w:hint="default"/>
+      </w:rPr>
+    </w:lvl>
+  </w:abstractNum>
+  <w:abstractNum w:abstractNumId="16" w15:restartNumberingAfterBreak="0">
+    <w:nsid w:val="79CB3D17"/>
+    <w:multiLevelType w:val="hybridMultilevel"/>
+    <w:tmpl w:val="AA10BBC6"/>
     <w:lvl w:ilvl="0" w:tplc="04090001">
       <w:start w:val="1"/>
       <w:numFmt w:val="bullet"/>
@@ -2813,19 +3182,28 @@
     <w:abstractNumId w:val="0"/>
   </w:num>
   <w:num w:numId="10" w16cid:durableId="2071224630">
-    <w:abstractNumId w:val="12"/>
+    <w:abstractNumId w:val="11"/>
   </w:num>
   <w:num w:numId="11" w16cid:durableId="589240996">
-    <w:abstractNumId w:val="13"/>
+    <w:abstractNumId w:val="14"/>
   </w:num>
   <w:num w:numId="12" w16cid:durableId="1598514963">
     <w:abstractNumId w:val="9"/>
   </w:num>
   <w:num w:numId="13" w16cid:durableId="1075518739">
-    <w:abstractNumId w:val="11"/>
+    <w:abstractNumId w:val="10"/>
   </w:num>
-  <w:num w:numId="14" w16cid:durableId="509608065">
-    <w:abstractNumId w:val="10"/>
+  <w:num w:numId="14" w16cid:durableId="667370508">
+    <w:abstractNumId w:val="13"/>
+  </w:num>
+  <w:num w:numId="15" w16cid:durableId="2002346072">
+    <w:abstractNumId w:val="15"/>
+  </w:num>
+  <w:num w:numId="16" w16cid:durableId="389038378">
+    <w:abstractNumId w:val="12"/>
+  </w:num>
+  <w:num w:numId="17" w16cid:durableId="784226632">
+    <w:abstractNumId w:val="16"/>
   </w:num>
 </w:numbering>
 </file>
@@ -14221,7 +14599,7 @@
     <w:basedOn w:val="DefaultParagraphFont"/>
     <w:uiPriority w:val="99"/>
     <w:unhideWhenUsed/>
-    <w:rsid w:val="00856E7C"/>
+    <w:rsid w:val="005D36CF"/>
     <w:rPr>
       <w:color w:val="0000FF" w:themeColor="hyperlink"/>
       <w:u w:val="single"/>
@@ -14233,10 +14611,22 @@
     <w:uiPriority w:val="99"/>
     <w:semiHidden/>
     <w:unhideWhenUsed/>
-    <w:rsid w:val="00856E7C"/>
+    <w:rsid w:val="005D36CF"/>
     <w:rPr>
       <w:color w:val="605E5C"/>
       <w:shd w:val="clear" w:color="auto" w:fill="E1DFDD"/>
+    </w:rPr>
+  </w:style>
+  <w:style w:type="character" w:styleId="FollowedHyperlink">
+    <w:name w:val="FollowedHyperlink"/>
+    <w:basedOn w:val="DefaultParagraphFont"/>
+    <w:uiPriority w:val="99"/>
+    <w:semiHidden/>
+    <w:unhideWhenUsed/>
+    <w:rsid w:val="005D36CF"/>
+    <w:rPr>
+      <w:color w:val="800080" w:themeColor="followedHyperlink"/>
+      <w:u w:val="single"/>
     </w:rPr>
   </w:style>
 </w:styles>
